--- a/Relazione_Progetto_ASD.docx
+++ b/Relazione_Progetto_ASD.docx
@@ -1,20 +1,6640 @@
 
 <file path=word/document.xml><?xml version="1.0" encoding="utf-8"?>
-<w:document xmlns:wpc="http://schemas.microsoft.com/office/word/2010/wordprocessingCanvas" xmlns:cx="http://schemas.microsoft.com/office/drawing/2014/chartex" xmlns:cx1="http://schemas.microsoft.com/office/drawing/2015/9/8/chartex" xmlns:cx2="http://schemas.microsoft.com/office/drawing/2015/10/21/chartex" xmlns:cx3="http://schemas.microsoft.com/office/drawing/2016/5/9/chartex" xmlns:cx4="http://schemas.microsoft.com/office/drawing/2016/5/10/chartex" xmlns:cx5="http://schemas.microsoft.com/office/drawing/2016/5/11/chartex" xmlns:cx6="http://schemas.microsoft.com/office/drawing/2016/5/12/chartex" xmlns:cx7="http://schemas.microsoft.com/office/drawing/2016/5/13/chartex" xmlns:cx8="http://schemas.microsoft.com/office/drawing/2016/5/14/chartex" xmlns:mc="http://schemas.openxmlformats.org/markup-compatibility/2006" xmlns:aink="http://schemas.microsoft.com/office/drawing/2016/ink" xmlns:am3d="http://schemas.microsoft.com/office/drawing/2017/model3d" xmlns:o="urn:schemas-microsoft-com:office:office" xmlns:oel="http://schemas.microsoft.com/office/2019/extlst" xmlns:r="http://schemas.openxmlformats.org/officeDocument/2006/relationships" xmlns:m="http://schemas.openxmlformats.org/officeDocument/2006/math" xmlns:v="urn:schemas-microsoft-com:vml" xmlns:wp14="http://schemas.microsoft.com/office/word/2010/wordprocessingDrawing" xmlns:wp="http://schemas.openxmlformats.org/drawingml/2006/wordprocessingDrawing" xmlns:w10="urn:schemas-microsoft-com:office:word" xmlns:w="http://schemas.openxmlformats.org/wordprocessingml/2006/main" xmlns:w14="http://schemas.microsoft.com/office/word/2010/wordml" xmlns:w15="http://schemas.microsoft.com/office/word/2012/wordml" xmlns:w16cex="http://schemas.microsoft.com/office/word/2018/wordml/cex" xmlns:w16cid="http://schemas.microsoft.com/office/word/2016/wordml/cid" xmlns:w16="http://schemas.microsoft.com/office/word/2018/wordml" xmlns:w16du="http://schemas.microsoft.com/office/word/2023/wordml/word16du" xmlns:w16sdtdh="http://schemas.microsoft.com/office/word/2020/wordml/sdtdatahash" xmlns:w16sdtfl="http://schemas.microsoft.com/office/word/2024/wordml/sdtformatlock" xmlns:w16se="http://schemas.microsoft.com/office/word/2015/wordml/symex" xmlns:wpg="http://schemas.microsoft.com/office/word/2010/wordprocessingGroup" xmlns:wpi="http://schemas.microsoft.com/office/word/2010/wordprocessingInk" xmlns:wne="http://schemas.microsoft.com/office/word/2006/wordml" xmlns:wps="http://schemas.microsoft.com/office/word/2010/wordprocessingShape" mc:Ignorable="w14 w15 w16se w16cid w16 w16cex w16sdtdh w16sdtfl w16du wp14">
+<w:document xmlns:wpc="http://schemas.microsoft.com/office/word/2010/wordprocessingCanvas" xmlns:cx="http://schemas.microsoft.com/office/drawing/2014/chartex" xmlns:cx1="http://schemas.microsoft.com/office/drawing/2015/9/8/chartex" xmlns:cx2="http://schemas.microsoft.com/office/drawing/2015/10/21/chartex" xmlns:cx3="http://schemas.microsoft.com/office/drawing/2016/5/9/chartex" xmlns:cx4="http://schemas.microsoft.com/office/drawing/2016/5/10/chartex" xmlns:cx5="http://schemas.microsoft.com/office/drawing/2016/5/11/chartex" xmlns:cx6="http://schemas.microsoft.com/office/drawing/2016/5/12/chartex" xmlns:cx7="http://schemas.microsoft.com/office/drawing/2016/5/13/chartex" xmlns:cx8="http://schemas.microsoft.com/office/drawing/2016/5/14/chartex" xmlns:mc="http://schemas.openxmlformats.org/markup-compatibility/2006" xmlns:m="http://schemas.openxmlformats.org/officeDocument/2006/math" xmlns:aink="http://schemas.microsoft.com/office/drawing/2016/ink" xmlns:am3d="http://schemas.microsoft.com/office/drawing/2017/model3d" xmlns:oel="http://schemas.microsoft.com/office/2019/extlst" xmlns:r="http://schemas.openxmlformats.org/officeDocument/2006/relationships" xmlns:wp14="http://schemas.microsoft.com/office/word/2010/wordprocessingDrawing" xmlns:wp="http://schemas.openxmlformats.org/drawingml/2006/wordprocessingDrawing" xmlns:wpg="http://schemas.microsoft.com/office/word/2010/wordprocessingGroup" xmlns:wpi="http://schemas.microsoft.com/office/word/2010/wordprocessingInk" xmlns:wps="http://schemas.microsoft.com/office/word/2010/wordprocessingShape" xmlns:o="urn:schemas-microsoft-com:office:office" xmlns:v="urn:schemas-microsoft-com:vml" xmlns:w10="urn:schemas-microsoft-com:office:word" xmlns:w="http://schemas.openxmlformats.org/wordprocessingml/2006/main" xmlns:w14="http://schemas.microsoft.com/office/word/2010/wordml" xmlns:w15="http://schemas.microsoft.com/office/word/2012/wordml" xmlns:w16cex="http://schemas.microsoft.com/office/word/2018/wordml/cex" xmlns:w16cid="http://schemas.microsoft.com/office/word/2016/wordml/cid" xmlns:w16="http://schemas.microsoft.com/office/word/2018/wordml" xmlns:w16sdtdh="http://schemas.microsoft.com/office/word/2020/wordml/sdtdatahash" xmlns:w16sdtfl="http://schemas.microsoft.com/office/word/2024/wordml/sdtformatlock" xmlns:w16se="http://schemas.microsoft.com/office/word/2015/wordml/symex" xmlns:w16du="http://schemas.microsoft.com/office/word/2023/wordml/word16du" xmlns:wne="http://schemas.microsoft.com/office/word/2006/wordml" mc:Ignorable="w14 w15 w16se w16cid w16 w16cex w16sdtdh w16sdtfl w16du wp14">
   <w:body>
+    <w:p>
+      <w:pPr>
+        <w:pStyle w:val="NormalWeb"/>
+        <w:spacing w:before="2400" w:beforeAutospacing="0" w:after="200" w:afterAutospacing="0"/>
+        <w:jc w:val="center"/>
+        <w:rPr>
+          <w:rFonts w:asciiTheme="minorHAnsi" w:hAnsiTheme="minorHAnsi" w:cstheme="minorHAnsi"/>
+        </w:rPr>
+      </w:pPr>
+      <w:r>
+        <w:rPr>
+          <w:rFonts w:asciiTheme="minorHAnsi" w:hAnsiTheme="minorHAnsi" w:cstheme="minorHAnsi"/>
+          <w:b/>
+          <w:bCs/>
+          <w:color w:val="000000"/>
+          <w:sz w:val="32"/>
+          <w:szCs w:val="32"/>
+        </w:rPr>
+        <w:t>Confronto sperimentale tra Binary Search Trees,</w:t>
+      </w:r>
+    </w:p>
+    <w:p>
+      <w:pPr>
+        <w:pStyle w:val="NormalWeb"/>
+        <w:spacing w:before="0" w:beforeAutospacing="0" w:after="800" w:afterAutospacing="0"/>
+        <w:jc w:val="center"/>
+        <w:rPr>
+          <w:rFonts w:asciiTheme="minorHAnsi" w:hAnsiTheme="minorHAnsi" w:cstheme="minorHAnsi"/>
+        </w:rPr>
+      </w:pPr>
+      <w:r>
+        <w:rPr>
+          <w:rFonts w:asciiTheme="minorHAnsi" w:hAnsiTheme="minorHAnsi" w:cstheme="minorHAnsi"/>
+          <w:b/>
+          <w:bCs/>
+          <w:color w:val="000000"/>
+          <w:sz w:val="32"/>
+          <w:szCs w:val="32"/>
+        </w:rPr>
+        <w:t>AVL e Red-Black Trees: tempi di inserimento al variare di n</w:t>
+      </w:r>
+    </w:p>
+    <w:p>
+      <w:pPr>
+        <w:pStyle w:val="NormalWeb"/>
+        <w:spacing w:before="0" w:beforeAutospacing="0" w:after="800" w:afterAutospacing="0"/>
+        <w:jc w:val="center"/>
+        <w:rPr>
+          <w:rFonts w:asciiTheme="minorHAnsi" w:hAnsiTheme="minorHAnsi" w:cstheme="minorHAnsi"/>
+        </w:rPr>
+      </w:pPr>
+      <w:r>
+        <w:rPr>
+          <w:rFonts w:asciiTheme="minorHAnsi" w:hAnsiTheme="minorHAnsi" w:cstheme="minorHAnsi"/>
+          <w:color w:val="000000"/>
+          <w:sz w:val="22"/>
+          <w:szCs w:val="22"/>
+        </w:rPr>
+        <w:t> </w:t>
+      </w:r>
+    </w:p>
+    <w:p>
+      <w:pPr>
+        <w:pStyle w:val="NormalWeb"/>
+        <w:spacing w:before="0" w:beforeAutospacing="0" w:after="500" w:afterAutospacing="0"/>
+        <w:jc w:val="center"/>
+        <w:rPr>
+          <w:rFonts w:asciiTheme="minorHAnsi" w:hAnsiTheme="minorHAnsi" w:cstheme="minorHAnsi"/>
+        </w:rPr>
+      </w:pPr>
+      <w:r>
+        <w:rPr>
+          <w:rFonts w:asciiTheme="minorHAnsi" w:hAnsiTheme="minorHAnsi" w:cstheme="minorHAnsi"/>
+          <w:color w:val="000000"/>
+        </w:rPr>
+        <w:t>Relazione di progetto — Laboratorio di Algoritmi e Strutture Dati</w:t>
+      </w:r>
+    </w:p>
+    <w:p>
+      <w:pPr>
+        <w:pStyle w:val="NormalWeb"/>
+        <w:spacing w:before="0" w:beforeAutospacing="0" w:after="800" w:afterAutospacing="0"/>
+        <w:jc w:val="center"/>
+        <w:rPr>
+          <w:rFonts w:asciiTheme="minorHAnsi" w:hAnsiTheme="minorHAnsi" w:cstheme="minorHAnsi"/>
+        </w:rPr>
+      </w:pPr>
+      <w:r>
+        <w:rPr>
+          <w:rFonts w:asciiTheme="minorHAnsi" w:hAnsiTheme="minorHAnsi" w:cstheme="minorHAnsi"/>
+          <w:color w:val="000000"/>
+          <w:sz w:val="22"/>
+          <w:szCs w:val="22"/>
+        </w:rPr>
+        <w:t>Enrico Calderan, Matteo Dalla Silvestra, Edoardo Sartori</w:t>
+      </w:r>
+    </w:p>
+    <w:p>
+      <w:pPr>
+        <w:pStyle w:val="NormalWeb"/>
+        <w:spacing w:before="0" w:beforeAutospacing="0" w:after="800" w:afterAutospacing="0"/>
+        <w:jc w:val="center"/>
+        <w:rPr>
+          <w:rFonts w:asciiTheme="minorHAnsi" w:hAnsiTheme="minorHAnsi" w:cstheme="minorHAnsi"/>
+        </w:rPr>
+      </w:pPr>
+      <w:r>
+        <w:rPr>
+          <w:rFonts w:asciiTheme="minorHAnsi" w:hAnsiTheme="minorHAnsi" w:cstheme="minorHAnsi"/>
+          <w:color w:val="000000"/>
+          <w:sz w:val="22"/>
+          <w:szCs w:val="22"/>
+        </w:rPr>
+        <w:t> </w:t>
+      </w:r>
+    </w:p>
+    <w:p>
+      <w:pPr>
+        <w:pStyle w:val="NormalWeb"/>
+        <w:spacing w:before="0" w:beforeAutospacing="0" w:after="200" w:afterAutospacing="0"/>
+        <w:jc w:val="center"/>
+        <w:rPr>
+          <w:rFonts w:asciiTheme="minorHAnsi" w:hAnsiTheme="minorHAnsi" w:cstheme="minorHAnsi"/>
+        </w:rPr>
+      </w:pPr>
+      <w:r>
+        <w:rPr>
+          <w:rFonts w:asciiTheme="minorHAnsi" w:hAnsiTheme="minorHAnsi" w:cstheme="minorHAnsi"/>
+          <w:color w:val="000000"/>
+          <w:sz w:val="22"/>
+          <w:szCs w:val="22"/>
+        </w:rPr>
+        <w:t>Università degli Studi di Udine — A.A. 2025/2026</w:t>
+      </w:r>
+    </w:p>
+    <w:p>
+      <w:pPr>
+        <w:pStyle w:val="NormalWeb"/>
+        <w:spacing w:before="0" w:beforeAutospacing="0" w:after="200" w:afterAutospacing="0"/>
+        <w:jc w:val="center"/>
+        <w:rPr>
+          <w:rFonts w:asciiTheme="minorHAnsi" w:hAnsiTheme="minorHAnsi" w:cstheme="minorHAnsi"/>
+        </w:rPr>
+      </w:pPr>
+      <w:r>
+        <w:rPr>
+          <w:rFonts w:asciiTheme="minorHAnsi" w:hAnsiTheme="minorHAnsi" w:cstheme="minorHAnsi"/>
+          <w:color w:val="000000"/>
+          <w:sz w:val="22"/>
+          <w:szCs w:val="22"/>
+        </w:rPr>
+        <w:t> </w:t>
+      </w:r>
+    </w:p>
+    <w:p>
+      <w:pPr>
+        <w:pStyle w:val="NormalWeb"/>
+        <w:spacing w:before="0" w:beforeAutospacing="0" w:after="1200" w:afterAutospacing="0"/>
+        <w:jc w:val="center"/>
+        <w:rPr>
+          <w:rFonts w:asciiTheme="minorHAnsi" w:hAnsiTheme="minorHAnsi" w:cstheme="minorHAnsi"/>
+        </w:rPr>
+      </w:pPr>
+      <w:r>
+        <w:rPr>
+          <w:rFonts w:asciiTheme="minorHAnsi" w:hAnsiTheme="minorHAnsi" w:cstheme="minorHAnsi"/>
+          <w:color w:val="000000"/>
+          <w:sz w:val="22"/>
+          <w:szCs w:val="22"/>
+        </w:rPr>
+        <w:t> </w:t>
+      </w:r>
+    </w:p>
+    <w:p>
+      <w:pPr>
+        <w:pStyle w:val="NormalWeb"/>
+        <w:spacing w:before="0" w:beforeAutospacing="0" w:after="1200" w:afterAutospacing="0"/>
+        <w:jc w:val="both"/>
+        <w:rPr>
+          <w:rFonts w:asciiTheme="minorHAnsi" w:hAnsiTheme="minorHAnsi" w:cstheme="minorHAnsi"/>
+          <w:color w:val="EE0000"/>
+          <w:sz w:val="44"/>
+          <w:szCs w:val="44"/>
+        </w:rPr>
+      </w:pPr>
+    </w:p>
+    <w:p>
+      <w:pPr>
+        <w:pStyle w:val="NormalWeb"/>
+        <w:spacing w:before="0" w:beforeAutospacing="0" w:after="1200" w:afterAutospacing="0"/>
+        <w:jc w:val="both"/>
+        <w:rPr>
+          <w:rFonts w:asciiTheme="minorHAnsi" w:hAnsiTheme="minorHAnsi" w:cstheme="minorHAnsi"/>
+        </w:rPr>
+      </w:pPr>
+      <w:r>
+        <w:rPr>
+          <w:rFonts w:asciiTheme="minorHAnsi" w:hAnsiTheme="minorHAnsi" w:cstheme="minorHAnsi"/>
+          <w:color w:val="000000"/>
+          <w:sz w:val="22"/>
+          <w:szCs w:val="22"/>
+        </w:rPr>
+        <w:t> </w:t>
+      </w:r>
+    </w:p>
+    <w:p>
+      <w:pPr>
+        <w:pStyle w:val="Heading1"/>
+      </w:pPr>
+      <w:r>
+        <w:lastRenderedPageBreak/>
+        <w:t>1. Introduzione ed obiettivi</w:t>
+      </w:r>
+    </w:p>
+    <w:p>
+      <w:pPr>
+        <w:pStyle w:val="NormalWeb"/>
+        <w:spacing w:before="0" w:beforeAutospacing="0" w:after="160" w:afterAutospacing="0"/>
+        <w:jc w:val="both"/>
+        <w:rPr>
+          <w:rFonts w:asciiTheme="minorHAnsi" w:hAnsiTheme="minorHAnsi" w:cstheme="minorHAnsi"/>
+        </w:rPr>
+      </w:pPr>
+      <w:r>
+        <w:rPr>
+          <w:rFonts w:asciiTheme="minorHAnsi" w:hAnsiTheme="minorHAnsi" w:cstheme="minorHAnsi"/>
+          <w:color w:val="000000"/>
+          <w:sz w:val="22"/>
+          <w:szCs w:val="22"/>
+        </w:rPr>
+        <w:t xml:space="preserve">Questo progetto ha lo scopo di confrontare sperimentalmente il costo dell'operazione di inserimento di una nuova chiave su tre varianti di alberi binari di ricerca: l'albero binario di ricerca BST (l’unico non bilanciato dei tre), l'albero AVL e l'albero Red-Black. In particolare, indichiamo con </w:t>
+      </w:r>
+      <w:r>
+        <w:rPr>
+          <w:rFonts w:asciiTheme="minorHAnsi" w:hAnsiTheme="minorHAnsi" w:cstheme="minorHAnsi"/>
+          <w:b/>
+          <w:bCs/>
+          <w:i/>
+          <w:iCs/>
+          <w:color w:val="000000"/>
+          <w:sz w:val="22"/>
+          <w:szCs w:val="22"/>
+        </w:rPr>
+        <w:t>T(n)</w:t>
+      </w:r>
+      <w:r>
+        <w:rPr>
+          <w:rFonts w:asciiTheme="minorHAnsi" w:hAnsiTheme="minorHAnsi" w:cstheme="minorHAnsi"/>
+          <w:color w:val="000000"/>
+          <w:sz w:val="22"/>
+          <w:szCs w:val="22"/>
+        </w:rPr>
+        <w:t xml:space="preserve"> il tempo medio dell'operazione </w:t>
+      </w:r>
+      <w:r>
+        <w:rPr>
+          <w:rFonts w:asciiTheme="minorHAnsi" w:hAnsiTheme="minorHAnsi" w:cstheme="minorHAnsi"/>
+          <w:b/>
+          <w:bCs/>
+          <w:i/>
+          <w:iCs/>
+          <w:color w:val="000000"/>
+          <w:sz w:val="22"/>
+          <w:szCs w:val="22"/>
+        </w:rPr>
+        <w:t>insert(node)</w:t>
+      </w:r>
+      <w:r>
+        <w:rPr>
+          <w:rFonts w:asciiTheme="minorHAnsi" w:hAnsiTheme="minorHAnsi" w:cstheme="minorHAnsi"/>
+          <w:color w:val="000000"/>
+          <w:sz w:val="22"/>
+          <w:szCs w:val="22"/>
+        </w:rPr>
+        <w:t xml:space="preserve"> eseguita su un albero che contiene esattamente </w:t>
+      </w:r>
+      <w:r>
+        <w:rPr>
+          <w:rFonts w:asciiTheme="minorHAnsi" w:hAnsiTheme="minorHAnsi" w:cstheme="minorHAnsi"/>
+          <w:b/>
+          <w:bCs/>
+          <w:i/>
+          <w:iCs/>
+          <w:color w:val="000000"/>
+          <w:sz w:val="22"/>
+          <w:szCs w:val="22"/>
+        </w:rPr>
+        <w:t>n</w:t>
+      </w:r>
+      <w:r>
+        <w:rPr>
+          <w:rFonts w:asciiTheme="minorHAnsi" w:hAnsiTheme="minorHAnsi" w:cstheme="minorHAnsi"/>
+          <w:color w:val="000000"/>
+          <w:sz w:val="22"/>
+          <w:szCs w:val="22"/>
+        </w:rPr>
+        <w:t xml:space="preserve"> chiavi, dove </w:t>
+      </w:r>
+      <w:r>
+        <w:rPr>
+          <w:rFonts w:asciiTheme="minorHAnsi" w:hAnsiTheme="minorHAnsi" w:cstheme="minorHAnsi"/>
+          <w:b/>
+          <w:bCs/>
+          <w:i/>
+          <w:iCs/>
+          <w:color w:val="000000"/>
+          <w:sz w:val="22"/>
+          <w:szCs w:val="22"/>
+        </w:rPr>
+        <w:t>k</w:t>
+      </w:r>
+      <w:r>
+        <w:rPr>
+          <w:rFonts w:asciiTheme="minorHAnsi" w:hAnsiTheme="minorHAnsi" w:cstheme="minorHAnsi"/>
+          <w:color w:val="000000"/>
+          <w:sz w:val="22"/>
+          <w:szCs w:val="22"/>
+        </w:rPr>
+        <w:t xml:space="preserve"> è una chiave non ancora presente nell'albero.</w:t>
+      </w:r>
+    </w:p>
+    <w:p>
+      <w:pPr>
+        <w:pStyle w:val="NormalWeb"/>
+        <w:spacing w:before="0" w:beforeAutospacing="0" w:after="160" w:afterAutospacing="0"/>
+        <w:jc w:val="both"/>
+        <w:rPr>
+          <w:rFonts w:asciiTheme="minorHAnsi" w:hAnsiTheme="minorHAnsi" w:cstheme="minorHAnsi"/>
+        </w:rPr>
+      </w:pPr>
+      <w:r>
+        <w:rPr>
+          <w:rFonts w:asciiTheme="minorHAnsi" w:hAnsiTheme="minorHAnsi" w:cstheme="minorHAnsi"/>
+          <w:color w:val="000000"/>
+          <w:sz w:val="22"/>
+          <w:szCs w:val="22"/>
+        </w:rPr>
+        <w:t xml:space="preserve">L'obiettivo della relazione è duplice: da un lato presentare il metodo sperimentale adottato per ottenere stime robuste di </w:t>
+      </w:r>
+      <w:r>
+        <w:rPr>
+          <w:rFonts w:asciiTheme="minorHAnsi" w:hAnsiTheme="minorHAnsi" w:cstheme="minorHAnsi"/>
+          <w:i/>
+          <w:iCs/>
+          <w:color w:val="000000"/>
+          <w:sz w:val="22"/>
+          <w:szCs w:val="22"/>
+        </w:rPr>
+        <w:t>T(n)</w:t>
+      </w:r>
+      <w:r>
+        <w:rPr>
+          <w:rFonts w:asciiTheme="minorHAnsi" w:hAnsiTheme="minorHAnsi" w:cstheme="minorHAnsi"/>
+          <w:color w:val="000000"/>
+          <w:sz w:val="22"/>
+          <w:szCs w:val="22"/>
+        </w:rPr>
+        <w:t xml:space="preserve"> al variare di </w:t>
+      </w:r>
+      <w:r>
+        <w:rPr>
+          <w:rFonts w:asciiTheme="minorHAnsi" w:hAnsiTheme="minorHAnsi" w:cstheme="minorHAnsi"/>
+          <w:i/>
+          <w:iCs/>
+          <w:color w:val="000000"/>
+          <w:sz w:val="22"/>
+          <w:szCs w:val="22"/>
+        </w:rPr>
+        <w:t>n</w:t>
+      </w:r>
+      <w:r>
+        <w:rPr>
+          <w:rFonts w:asciiTheme="minorHAnsi" w:hAnsiTheme="minorHAnsi" w:cstheme="minorHAnsi"/>
+          <w:color w:val="000000"/>
+          <w:sz w:val="22"/>
+          <w:szCs w:val="22"/>
+        </w:rPr>
+        <w:t xml:space="preserve">, dall'altro confrontare l'andamento osservato con la complessità asintotica attesa dalla teoria, pari a </w:t>
+      </w:r>
+      <w:r>
+        <w:rPr>
+          <w:rFonts w:asciiTheme="minorHAnsi" w:hAnsiTheme="minorHAnsi" w:cstheme="minorHAnsi"/>
+          <w:i/>
+          <w:iCs/>
+          <w:color w:val="000000"/>
+          <w:sz w:val="22"/>
+          <w:szCs w:val="22"/>
+        </w:rPr>
+        <w:t>O(log n)</w:t>
+      </w:r>
+      <w:r>
+        <w:rPr>
+          <w:rFonts w:asciiTheme="minorHAnsi" w:hAnsiTheme="minorHAnsi" w:cstheme="minorHAnsi"/>
+          <w:color w:val="000000"/>
+          <w:sz w:val="22"/>
+          <w:szCs w:val="22"/>
+        </w:rPr>
+        <w:t xml:space="preserve"> per tutte le strutture bilanciate (AVL, Red-Black), variabile invece per il BST che risulta dipendente dalla forma che assume l’albero in seguito agli inserimenti casuali.</w:t>
+      </w:r>
+    </w:p>
+    <w:p>
+      <w:pPr>
+        <w:pStyle w:val="NormalWeb"/>
+        <w:spacing w:before="0" w:beforeAutospacing="0" w:after="160" w:afterAutospacing="0"/>
+        <w:jc w:val="both"/>
+        <w:rPr>
+          <w:rFonts w:asciiTheme="minorHAnsi" w:hAnsiTheme="minorHAnsi" w:cstheme="minorHAnsi"/>
+        </w:rPr>
+      </w:pPr>
+      <w:r>
+        <w:rPr>
+          <w:rFonts w:asciiTheme="minorHAnsi" w:hAnsiTheme="minorHAnsi" w:cstheme="minorHAnsi"/>
+          <w:color w:val="000000"/>
+          <w:sz w:val="22"/>
+          <w:szCs w:val="22"/>
+        </w:rPr>
+        <w:t xml:space="preserve">Tutte le strutture dati sono state implementate in Python come durante le lezioni tenute in laboratorio, le tre implementazioni condividono una stessa interfaccia </w:t>
+      </w:r>
+      <w:r>
+        <w:rPr>
+          <w:rFonts w:asciiTheme="minorHAnsi" w:hAnsiTheme="minorHAnsi" w:cstheme="minorHAnsi"/>
+          <w:i/>
+          <w:iCs/>
+          <w:color w:val="000000"/>
+          <w:sz w:val="22"/>
+          <w:szCs w:val="22"/>
+        </w:rPr>
+        <w:t>insert(node), remove(node),</w:t>
+      </w:r>
+      <w:r>
+        <w:rPr>
+          <w:rFonts w:asciiTheme="minorHAnsi" w:hAnsiTheme="minorHAnsi" w:cstheme="minorHAnsi"/>
+          <w:color w:val="000000"/>
+          <w:sz w:val="22"/>
+          <w:szCs w:val="22"/>
+        </w:rPr>
+        <w:t xml:space="preserve"> basata sulla classe TreeNode, ottenuta tramite ereditarietà dalla classe BST comune, una scelta dettata soprattutto da motivi pratici: avere la stessa struttura di base ci ha permesso di riusare lo stesso codice di misurazione per tutte e tre le strutture, senza doverne scrivere una versione diversa per ognuna</w:t>
+      </w:r>
+      <w:r>
+        <w:rPr>
+          <w:rFonts w:asciiTheme="minorHAnsi" w:hAnsiTheme="minorHAnsi" w:cstheme="minorHAnsi"/>
+          <w:color w:val="000000"/>
+          <w:sz w:val="22"/>
+          <w:szCs w:val="22"/>
+        </w:rPr>
+        <w:t>, che in casi di manutenzione del codice risulterebbe poco pratico</w:t>
+      </w:r>
+      <w:r>
+        <w:rPr>
+          <w:rFonts w:asciiTheme="minorHAnsi" w:hAnsiTheme="minorHAnsi" w:cstheme="minorHAnsi"/>
+          <w:color w:val="000000"/>
+          <w:sz w:val="22"/>
+          <w:szCs w:val="22"/>
+        </w:rPr>
+        <w:t>.</w:t>
+      </w:r>
+    </w:p>
+    <w:p>
+      <w:pPr>
+        <w:pStyle w:val="NormalWeb"/>
+        <w:spacing w:before="0" w:beforeAutospacing="0" w:after="160" w:afterAutospacing="0"/>
+        <w:jc w:val="both"/>
+        <w:rPr>
+          <w:rFonts w:asciiTheme="minorHAnsi" w:hAnsiTheme="minorHAnsi" w:cstheme="minorHAnsi"/>
+        </w:rPr>
+      </w:pPr>
+      <w:r>
+        <w:rPr>
+          <w:rFonts w:asciiTheme="minorHAnsi" w:hAnsiTheme="minorHAnsi" w:cstheme="minorHAnsi"/>
+          <w:color w:val="EE0000"/>
+          <w:sz w:val="22"/>
+          <w:szCs w:val="22"/>
+        </w:rPr>
+        <w:t> </w:t>
+      </w:r>
+    </w:p>
+    <w:p>
+      <w:pPr>
+        <w:pStyle w:val="Heading1"/>
+      </w:pPr>
+      <w:r>
+        <w:t>2. Strutture dati implementate</w:t>
+      </w:r>
+    </w:p>
+    <w:p>
+      <w:pPr>
+        <w:pStyle w:val="Heading2"/>
+      </w:pPr>
+      <w:r>
+        <w:t>2.1 Albero binario di ricerca (BST)</w:t>
+      </w:r>
+    </w:p>
+    <w:p>
+      <w:pPr>
+        <w:pStyle w:val="NormalWeb"/>
+        <w:spacing w:before="0" w:beforeAutospacing="0" w:after="160" w:afterAutospacing="0"/>
+        <w:jc w:val="both"/>
+        <w:rPr>
+          <w:rFonts w:asciiTheme="minorHAnsi" w:hAnsiTheme="minorHAnsi" w:cstheme="minorHAnsi"/>
+        </w:rPr>
+      </w:pPr>
+      <w:r>
+        <w:rPr>
+          <w:rFonts w:asciiTheme="minorHAnsi" w:hAnsiTheme="minorHAnsi" w:cstheme="minorHAnsi"/>
+          <w:color w:val="000000"/>
+          <w:sz w:val="22"/>
+          <w:szCs w:val="22"/>
+        </w:rPr>
+        <w:t xml:space="preserve">L'albero binario di ricerca mantiene l'invariante per cui, per ogni nodo, tutte le chiavi nel sottoalbero sinistro sono minori della chiave del nodo e tutte quelle nel sottoalbero destro sono maggiori o uguali. Le operazioni di ricerca, inserimento e rimozione hanno costo </w:t>
+      </w:r>
+      <w:r>
+        <w:rPr>
+          <w:rFonts w:asciiTheme="minorHAnsi" w:hAnsiTheme="minorHAnsi" w:cstheme="minorHAnsi"/>
+          <w:i/>
+          <w:iCs/>
+          <w:color w:val="000000"/>
+          <w:sz w:val="22"/>
+          <w:szCs w:val="22"/>
+        </w:rPr>
+        <w:t>O(h)</w:t>
+      </w:r>
+      <w:r>
+        <w:rPr>
+          <w:rFonts w:asciiTheme="minorHAnsi" w:hAnsiTheme="minorHAnsi" w:cstheme="minorHAnsi"/>
+          <w:color w:val="000000"/>
+          <w:sz w:val="22"/>
+          <w:szCs w:val="22"/>
+        </w:rPr>
+        <w:t xml:space="preserve">, dove </w:t>
+      </w:r>
+      <w:r>
+        <w:rPr>
+          <w:rFonts w:asciiTheme="minorHAnsi" w:hAnsiTheme="minorHAnsi" w:cstheme="minorHAnsi"/>
+          <w:i/>
+          <w:iCs/>
+          <w:color w:val="000000"/>
+          <w:sz w:val="22"/>
+          <w:szCs w:val="22"/>
+        </w:rPr>
+        <w:t>h</w:t>
+      </w:r>
+      <w:r>
+        <w:rPr>
+          <w:rFonts w:asciiTheme="minorHAnsi" w:hAnsiTheme="minorHAnsi" w:cstheme="minorHAnsi"/>
+          <w:color w:val="000000"/>
+          <w:sz w:val="22"/>
+          <w:szCs w:val="22"/>
+        </w:rPr>
+        <w:t xml:space="preserve"> è l'altezza dell'albero: nel caso medio, con inserimenti in ordine casuale, </w:t>
+      </w:r>
+      <w:r>
+        <w:rPr>
+          <w:rFonts w:asciiTheme="minorHAnsi" w:hAnsiTheme="minorHAnsi" w:cstheme="minorHAnsi"/>
+          <w:i/>
+          <w:iCs/>
+          <w:color w:val="000000"/>
+          <w:sz w:val="22"/>
+          <w:szCs w:val="22"/>
+        </w:rPr>
+        <w:t>h</w:t>
+      </w:r>
+      <w:r>
+        <w:rPr>
+          <w:rFonts w:asciiTheme="minorHAnsi" w:hAnsiTheme="minorHAnsi" w:cstheme="minorHAnsi"/>
+          <w:color w:val="000000"/>
+          <w:sz w:val="22"/>
+          <w:szCs w:val="22"/>
+        </w:rPr>
+        <w:t xml:space="preserve"> è nell’ordine di </w:t>
+      </w:r>
+      <w:r>
+        <w:rPr>
+          <w:rFonts w:asciiTheme="minorHAnsi" w:hAnsiTheme="minorHAnsi" w:cstheme="minorHAnsi"/>
+          <w:i/>
+          <w:iCs/>
+          <w:color w:val="000000"/>
+          <w:sz w:val="22"/>
+          <w:szCs w:val="22"/>
+        </w:rPr>
+        <w:t>O(log n)</w:t>
+      </w:r>
+      <w:r>
+        <w:rPr>
+          <w:rFonts w:asciiTheme="minorHAnsi" w:hAnsiTheme="minorHAnsi" w:cstheme="minorHAnsi"/>
+          <w:color w:val="000000"/>
+          <w:sz w:val="22"/>
+          <w:szCs w:val="22"/>
+        </w:rPr>
+        <w:t xml:space="preserve">, ma nel caso peggiore può degenerare a </w:t>
+      </w:r>
+      <w:r>
+        <w:rPr>
+          <w:rFonts w:asciiTheme="minorHAnsi" w:hAnsiTheme="minorHAnsi" w:cstheme="minorHAnsi"/>
+          <w:i/>
+          <w:iCs/>
+          <w:color w:val="000000"/>
+          <w:sz w:val="22"/>
+          <w:szCs w:val="22"/>
+        </w:rPr>
+        <w:t>O(n).</w:t>
+      </w:r>
+      <w:r>
+        <w:rPr>
+          <w:rFonts w:asciiTheme="minorHAnsi" w:hAnsiTheme="minorHAnsi" w:cstheme="minorHAnsi"/>
+          <w:color w:val="000000"/>
+          <w:sz w:val="22"/>
+          <w:szCs w:val="22"/>
+        </w:rPr>
+        <w:t xml:space="preserve"> In pratica il BST resta la versione più semplice delle tre da scrivere e da capire: è stato il nostro punto di partenza prima di passare alle versioni con bilanciamento.</w:t>
+      </w:r>
+    </w:p>
+    <w:p>
+      <w:pPr>
+        <w:pStyle w:val="NormalWeb"/>
+        <w:spacing w:before="120" w:beforeAutospacing="0" w:after="80" w:afterAutospacing="0"/>
+        <w:jc w:val="both"/>
+        <w:rPr>
+          <w:rFonts w:asciiTheme="minorHAnsi" w:hAnsiTheme="minorHAnsi" w:cstheme="minorHAnsi"/>
+        </w:rPr>
+      </w:pPr>
+      <w:r>
+        <w:rPr>
+          <w:rFonts w:asciiTheme="minorHAnsi" w:hAnsiTheme="minorHAnsi" w:cstheme="minorHAnsi"/>
+          <w:color w:val="000000"/>
+          <w:sz w:val="20"/>
+          <w:szCs w:val="20"/>
+        </w:rPr>
+        <w:t>L’estratto seguente mostra la classe TreeNode e il metodo di inserimento iterativo della classe BST:</w:t>
+      </w:r>
+    </w:p>
+    <w:p>
+      <w:pPr>
+        <w:pStyle w:val="NormalWeb"/>
+        <w:shd w:val="clear" w:color="auto" w:fill="F5F5F5"/>
+        <w:spacing w:before="0" w:beforeAutospacing="0" w:after="0" w:afterAutospacing="0"/>
+        <w:ind w:left="280"/>
+        <w:jc w:val="both"/>
+        <w:rPr>
+          <w:rFonts w:asciiTheme="minorHAnsi" w:hAnsiTheme="minorHAnsi" w:cstheme="minorHAnsi"/>
+        </w:rPr>
+      </w:pPr>
+      <w:r>
+        <w:rPr>
+          <w:rFonts w:asciiTheme="minorHAnsi" w:hAnsiTheme="minorHAnsi" w:cstheme="minorHAnsi"/>
+          <w:color w:val="000000"/>
+          <w:sz w:val="17"/>
+          <w:szCs w:val="17"/>
+        </w:rPr>
+        <w:t>class TreeNode:</w:t>
+      </w:r>
+    </w:p>
+    <w:p>
+      <w:pPr>
+        <w:pStyle w:val="NormalWeb"/>
+        <w:shd w:val="clear" w:color="auto" w:fill="F5F5F5"/>
+        <w:spacing w:before="0" w:beforeAutospacing="0" w:after="0" w:afterAutospacing="0"/>
+        <w:ind w:left="280"/>
+        <w:jc w:val="both"/>
+        <w:rPr>
+          <w:rFonts w:asciiTheme="minorHAnsi" w:hAnsiTheme="minorHAnsi" w:cstheme="minorHAnsi"/>
+        </w:rPr>
+      </w:pPr>
+      <w:r>
+        <w:rPr>
+          <w:rStyle w:val="apple-tab-span"/>
+          <w:rFonts w:asciiTheme="minorHAnsi" w:hAnsiTheme="minorHAnsi" w:cstheme="minorHAnsi"/>
+          <w:color w:val="000000"/>
+          <w:sz w:val="17"/>
+          <w:szCs w:val="17"/>
+        </w:rPr>
+        <w:tab/>
+      </w:r>
+      <w:r>
+        <w:rPr>
+          <w:rFonts w:asciiTheme="minorHAnsi" w:hAnsiTheme="minorHAnsi" w:cstheme="minorHAnsi"/>
+          <w:color w:val="000000"/>
+          <w:sz w:val="17"/>
+          <w:szCs w:val="17"/>
+        </w:rPr>
+        <w:t>def __init__(self, key, left=None, right=None):</w:t>
+      </w:r>
+    </w:p>
+    <w:p>
+      <w:pPr>
+        <w:pStyle w:val="NormalWeb"/>
+        <w:shd w:val="clear" w:color="auto" w:fill="F5F5F5"/>
+        <w:spacing w:before="0" w:beforeAutospacing="0" w:after="0" w:afterAutospacing="0"/>
+        <w:ind w:left="280"/>
+        <w:jc w:val="both"/>
+        <w:rPr>
+          <w:rFonts w:asciiTheme="minorHAnsi" w:hAnsiTheme="minorHAnsi" w:cstheme="minorHAnsi"/>
+        </w:rPr>
+      </w:pPr>
+      <w:r>
+        <w:rPr>
+          <w:rFonts w:asciiTheme="minorHAnsi" w:hAnsiTheme="minorHAnsi" w:cstheme="minorHAnsi"/>
+          <w:color w:val="000000"/>
+          <w:sz w:val="17"/>
+          <w:szCs w:val="17"/>
+        </w:rPr>
+        <w:t>        self.key = key</w:t>
+      </w:r>
+    </w:p>
+    <w:p>
+      <w:pPr>
+        <w:pStyle w:val="NormalWeb"/>
+        <w:shd w:val="clear" w:color="auto" w:fill="F5F5F5"/>
+        <w:spacing w:before="0" w:beforeAutospacing="0" w:after="0" w:afterAutospacing="0"/>
+        <w:ind w:left="280"/>
+        <w:jc w:val="both"/>
+        <w:rPr>
+          <w:rFonts w:asciiTheme="minorHAnsi" w:hAnsiTheme="minorHAnsi" w:cstheme="minorHAnsi"/>
+        </w:rPr>
+      </w:pPr>
+      <w:r>
+        <w:rPr>
+          <w:rFonts w:asciiTheme="minorHAnsi" w:hAnsiTheme="minorHAnsi" w:cstheme="minorHAnsi"/>
+          <w:color w:val="000000"/>
+          <w:sz w:val="17"/>
+          <w:szCs w:val="17"/>
+        </w:rPr>
+        <w:t>        self.left = left</w:t>
+      </w:r>
+    </w:p>
+    <w:p>
+      <w:pPr>
+        <w:pStyle w:val="NormalWeb"/>
+        <w:shd w:val="clear" w:color="auto" w:fill="F5F5F5"/>
+        <w:spacing w:before="0" w:beforeAutospacing="0" w:after="0" w:afterAutospacing="0"/>
+        <w:ind w:left="280"/>
+        <w:jc w:val="both"/>
+        <w:rPr>
+          <w:rFonts w:asciiTheme="minorHAnsi" w:hAnsiTheme="minorHAnsi" w:cstheme="minorHAnsi"/>
+        </w:rPr>
+      </w:pPr>
+      <w:r>
+        <w:rPr>
+          <w:rFonts w:asciiTheme="minorHAnsi" w:hAnsiTheme="minorHAnsi" w:cstheme="minorHAnsi"/>
+          <w:color w:val="000000"/>
+          <w:sz w:val="17"/>
+          <w:szCs w:val="17"/>
+        </w:rPr>
+        <w:t>        self.right = right</w:t>
+      </w:r>
+    </w:p>
+    <w:p>
+      <w:pPr>
+        <w:pStyle w:val="NormalWeb"/>
+        <w:shd w:val="clear" w:color="auto" w:fill="F5F5F5"/>
+        <w:spacing w:before="0" w:beforeAutospacing="0" w:after="0" w:afterAutospacing="0"/>
+        <w:ind w:left="280"/>
+        <w:jc w:val="both"/>
+        <w:rPr>
+          <w:rFonts w:asciiTheme="minorHAnsi" w:hAnsiTheme="minorHAnsi" w:cstheme="minorHAnsi"/>
+        </w:rPr>
+      </w:pPr>
+      <w:r>
+        <w:rPr>
+          <w:rFonts w:asciiTheme="minorHAnsi" w:hAnsiTheme="minorHAnsi" w:cstheme="minorHAnsi"/>
+          <w:color w:val="000000"/>
+          <w:sz w:val="17"/>
+          <w:szCs w:val="17"/>
+        </w:rPr>
+        <w:t>        self.parent = None</w:t>
+      </w:r>
+    </w:p>
+    <w:p>
+      <w:pPr>
+        <w:pStyle w:val="NormalWeb"/>
+        <w:shd w:val="clear" w:color="auto" w:fill="F5F5F5"/>
+        <w:spacing w:before="0" w:beforeAutospacing="0" w:after="0" w:afterAutospacing="0"/>
+        <w:ind w:left="280"/>
+        <w:jc w:val="both"/>
+        <w:rPr>
+          <w:rFonts w:asciiTheme="minorHAnsi" w:hAnsiTheme="minorHAnsi" w:cstheme="minorHAnsi"/>
+        </w:rPr>
+      </w:pPr>
+      <w:r>
+        <w:rPr>
+          <w:rFonts w:asciiTheme="minorHAnsi" w:hAnsiTheme="minorHAnsi" w:cstheme="minorHAnsi"/>
+          <w:color w:val="000000"/>
+          <w:sz w:val="17"/>
+          <w:szCs w:val="17"/>
+        </w:rPr>
+        <w:t> </w:t>
+      </w:r>
+    </w:p>
+    <w:p>
+      <w:pPr>
+        <w:pStyle w:val="NormalWeb"/>
+        <w:shd w:val="clear" w:color="auto" w:fill="F5F5F5"/>
+        <w:spacing w:before="0" w:beforeAutospacing="0" w:after="0" w:afterAutospacing="0"/>
+        <w:ind w:left="280"/>
+        <w:jc w:val="both"/>
+        <w:rPr>
+          <w:rFonts w:asciiTheme="minorHAnsi" w:hAnsiTheme="minorHAnsi" w:cstheme="minorHAnsi"/>
+        </w:rPr>
+      </w:pPr>
+      <w:r>
+        <w:rPr>
+          <w:rFonts w:asciiTheme="minorHAnsi" w:hAnsiTheme="minorHAnsi" w:cstheme="minorHAnsi"/>
+          <w:color w:val="000000"/>
+          <w:sz w:val="17"/>
+          <w:szCs w:val="17"/>
+        </w:rPr>
+        <w:t>class BST():</w:t>
+      </w:r>
+    </w:p>
+    <w:p>
+      <w:pPr>
+        <w:pStyle w:val="NormalWeb"/>
+        <w:shd w:val="clear" w:color="auto" w:fill="F5F5F5"/>
+        <w:spacing w:before="0" w:beforeAutospacing="0" w:after="0" w:afterAutospacing="0"/>
+        <w:ind w:left="280"/>
+        <w:jc w:val="both"/>
+        <w:rPr>
+          <w:rFonts w:asciiTheme="minorHAnsi" w:hAnsiTheme="minorHAnsi" w:cstheme="minorHAnsi"/>
+        </w:rPr>
+      </w:pPr>
+      <w:r>
+        <w:rPr>
+          <w:rStyle w:val="apple-tab-span"/>
+          <w:rFonts w:asciiTheme="minorHAnsi" w:hAnsiTheme="minorHAnsi" w:cstheme="minorHAnsi"/>
+          <w:color w:val="000000"/>
+          <w:sz w:val="17"/>
+          <w:szCs w:val="17"/>
+        </w:rPr>
+        <w:tab/>
+      </w:r>
+      <w:r>
+        <w:rPr>
+          <w:rFonts w:asciiTheme="minorHAnsi" w:hAnsiTheme="minorHAnsi" w:cstheme="minorHAnsi"/>
+          <w:color w:val="000000"/>
+          <w:sz w:val="17"/>
+          <w:szCs w:val="17"/>
+        </w:rPr>
+        <w:t>def __init__(self, root=None):</w:t>
+      </w:r>
+    </w:p>
+    <w:p>
+      <w:pPr>
+        <w:pStyle w:val="NormalWeb"/>
+        <w:shd w:val="clear" w:color="auto" w:fill="F5F5F5"/>
+        <w:spacing w:before="0" w:beforeAutospacing="0" w:after="0" w:afterAutospacing="0"/>
+        <w:ind w:left="280"/>
+        <w:jc w:val="both"/>
+        <w:rPr>
+          <w:rFonts w:asciiTheme="minorHAnsi" w:hAnsiTheme="minorHAnsi" w:cstheme="minorHAnsi"/>
+        </w:rPr>
+      </w:pPr>
+      <w:r>
+        <w:rPr>
+          <w:rFonts w:asciiTheme="minorHAnsi" w:hAnsiTheme="minorHAnsi" w:cstheme="minorHAnsi"/>
+          <w:color w:val="000000"/>
+          <w:sz w:val="17"/>
+          <w:szCs w:val="17"/>
+        </w:rPr>
+        <w:t>        self.root = root</w:t>
+      </w:r>
+    </w:p>
+    <w:p>
+      <w:pPr>
+        <w:pStyle w:val="NormalWeb"/>
+        <w:shd w:val="clear" w:color="auto" w:fill="F5F5F5"/>
+        <w:spacing w:before="0" w:beforeAutospacing="0" w:after="0" w:afterAutospacing="0"/>
+        <w:ind w:left="280"/>
+        <w:jc w:val="both"/>
+        <w:rPr>
+          <w:rFonts w:asciiTheme="minorHAnsi" w:hAnsiTheme="minorHAnsi" w:cstheme="minorHAnsi"/>
+        </w:rPr>
+      </w:pPr>
+      <w:r>
+        <w:rPr>
+          <w:rFonts w:asciiTheme="minorHAnsi" w:hAnsiTheme="minorHAnsi" w:cstheme="minorHAnsi"/>
+          <w:color w:val="000000"/>
+          <w:sz w:val="17"/>
+          <w:szCs w:val="17"/>
+        </w:rPr>
+        <w:t> </w:t>
+      </w:r>
+    </w:p>
+    <w:p>
+      <w:pPr>
+        <w:pStyle w:val="NormalWeb"/>
+        <w:shd w:val="clear" w:color="auto" w:fill="F5F5F5"/>
+        <w:spacing w:before="0" w:beforeAutospacing="0" w:after="0" w:afterAutospacing="0"/>
+        <w:ind w:left="280"/>
+        <w:jc w:val="both"/>
+        <w:rPr>
+          <w:rFonts w:asciiTheme="minorHAnsi" w:hAnsiTheme="minorHAnsi" w:cstheme="minorHAnsi"/>
+        </w:rPr>
+      </w:pPr>
+      <w:r>
+        <w:rPr>
+          <w:rStyle w:val="apple-tab-span"/>
+          <w:rFonts w:asciiTheme="minorHAnsi" w:hAnsiTheme="minorHAnsi" w:cstheme="minorHAnsi"/>
+          <w:color w:val="000000"/>
+          <w:sz w:val="17"/>
+          <w:szCs w:val="17"/>
+        </w:rPr>
+        <w:tab/>
+      </w:r>
+      <w:r>
+        <w:rPr>
+          <w:rFonts w:asciiTheme="minorHAnsi" w:hAnsiTheme="minorHAnsi" w:cstheme="minorHAnsi"/>
+          <w:color w:val="000000"/>
+          <w:sz w:val="17"/>
+          <w:szCs w:val="17"/>
+        </w:rPr>
+        <w:t>def insert(self, node):</w:t>
+      </w:r>
+    </w:p>
+    <w:p>
+      <w:pPr>
+        <w:pStyle w:val="NormalWeb"/>
+        <w:shd w:val="clear" w:color="auto" w:fill="F5F5F5"/>
+        <w:spacing w:before="0" w:beforeAutospacing="0" w:after="0" w:afterAutospacing="0"/>
+        <w:ind w:left="280"/>
+        <w:jc w:val="both"/>
+        <w:rPr>
+          <w:rFonts w:asciiTheme="minorHAnsi" w:hAnsiTheme="minorHAnsi" w:cstheme="minorHAnsi"/>
+        </w:rPr>
+      </w:pPr>
+      <w:r>
+        <w:rPr>
+          <w:rFonts w:asciiTheme="minorHAnsi" w:hAnsiTheme="minorHAnsi" w:cstheme="minorHAnsi"/>
+          <w:color w:val="000000"/>
+          <w:sz w:val="17"/>
+          <w:szCs w:val="17"/>
+        </w:rPr>
+        <w:t>        node.parent = None</w:t>
+      </w:r>
+    </w:p>
+    <w:p>
+      <w:pPr>
+        <w:pStyle w:val="NormalWeb"/>
+        <w:shd w:val="clear" w:color="auto" w:fill="F5F5F5"/>
+        <w:spacing w:before="0" w:beforeAutospacing="0" w:after="0" w:afterAutospacing="0"/>
+        <w:ind w:left="280"/>
+        <w:jc w:val="both"/>
+        <w:rPr>
+          <w:rFonts w:asciiTheme="minorHAnsi" w:hAnsiTheme="minorHAnsi" w:cstheme="minorHAnsi"/>
+        </w:rPr>
+      </w:pPr>
+      <w:r>
+        <w:rPr>
+          <w:rFonts w:asciiTheme="minorHAnsi" w:hAnsiTheme="minorHAnsi" w:cstheme="minorHAnsi"/>
+          <w:color w:val="000000"/>
+          <w:sz w:val="17"/>
+          <w:szCs w:val="17"/>
+        </w:rPr>
+        <w:t>        node.left = None</w:t>
+      </w:r>
+    </w:p>
+    <w:p>
+      <w:pPr>
+        <w:pStyle w:val="NormalWeb"/>
+        <w:shd w:val="clear" w:color="auto" w:fill="F5F5F5"/>
+        <w:spacing w:before="0" w:beforeAutospacing="0" w:after="0" w:afterAutospacing="0"/>
+        <w:ind w:left="280"/>
+        <w:jc w:val="both"/>
+        <w:rPr>
+          <w:rFonts w:asciiTheme="minorHAnsi" w:hAnsiTheme="minorHAnsi" w:cstheme="minorHAnsi"/>
+        </w:rPr>
+      </w:pPr>
+      <w:r>
+        <w:rPr>
+          <w:rFonts w:asciiTheme="minorHAnsi" w:hAnsiTheme="minorHAnsi" w:cstheme="minorHAnsi"/>
+          <w:color w:val="000000"/>
+          <w:sz w:val="17"/>
+          <w:szCs w:val="17"/>
+        </w:rPr>
+        <w:t>        node.right = None</w:t>
+      </w:r>
+    </w:p>
+    <w:p>
+      <w:pPr>
+        <w:pStyle w:val="NormalWeb"/>
+        <w:shd w:val="clear" w:color="auto" w:fill="F5F5F5"/>
+        <w:spacing w:before="0" w:beforeAutospacing="0" w:after="0" w:afterAutospacing="0"/>
+        <w:ind w:left="280"/>
+        <w:jc w:val="both"/>
+        <w:rPr>
+          <w:rFonts w:asciiTheme="minorHAnsi" w:hAnsiTheme="minorHAnsi" w:cstheme="minorHAnsi"/>
+        </w:rPr>
+      </w:pPr>
+      <w:r>
+        <w:rPr>
+          <w:rFonts w:asciiTheme="minorHAnsi" w:hAnsiTheme="minorHAnsi" w:cstheme="minorHAnsi"/>
+          <w:color w:val="000000"/>
+          <w:sz w:val="17"/>
+          <w:szCs w:val="17"/>
+        </w:rPr>
+        <w:t>    </w:t>
+      </w:r>
+      <w:r>
+        <w:rPr>
+          <w:rStyle w:val="apple-tab-span"/>
+          <w:rFonts w:asciiTheme="minorHAnsi" w:hAnsiTheme="minorHAnsi" w:cstheme="minorHAnsi"/>
+          <w:color w:val="000000"/>
+          <w:sz w:val="17"/>
+          <w:szCs w:val="17"/>
+        </w:rPr>
+        <w:tab/>
+      </w:r>
+      <w:r>
+        <w:rPr>
+          <w:rFonts w:asciiTheme="minorHAnsi" w:hAnsiTheme="minorHAnsi" w:cstheme="minorHAnsi"/>
+          <w:color w:val="000000"/>
+          <w:sz w:val="17"/>
+          <w:szCs w:val="17"/>
+        </w:rPr>
+        <w:t>if self.root is None:</w:t>
+      </w:r>
+    </w:p>
+    <w:p>
+      <w:pPr>
+        <w:pStyle w:val="NormalWeb"/>
+        <w:shd w:val="clear" w:color="auto" w:fill="F5F5F5"/>
+        <w:spacing w:before="0" w:beforeAutospacing="0" w:after="0" w:afterAutospacing="0"/>
+        <w:ind w:left="280"/>
+        <w:jc w:val="both"/>
+        <w:rPr>
+          <w:rFonts w:asciiTheme="minorHAnsi" w:hAnsiTheme="minorHAnsi" w:cstheme="minorHAnsi"/>
+        </w:rPr>
+      </w:pPr>
+      <w:r>
+        <w:rPr>
+          <w:rFonts w:asciiTheme="minorHAnsi" w:hAnsiTheme="minorHAnsi" w:cstheme="minorHAnsi"/>
+          <w:color w:val="000000"/>
+          <w:sz w:val="17"/>
+          <w:szCs w:val="17"/>
+        </w:rPr>
+        <w:t>            self.root = node</w:t>
+      </w:r>
+    </w:p>
+    <w:p>
+      <w:pPr>
+        <w:pStyle w:val="NormalWeb"/>
+        <w:shd w:val="clear" w:color="auto" w:fill="F5F5F5"/>
+        <w:spacing w:before="0" w:beforeAutospacing="0" w:after="0" w:afterAutospacing="0"/>
+        <w:ind w:left="280"/>
+        <w:jc w:val="both"/>
+        <w:rPr>
+          <w:rFonts w:asciiTheme="minorHAnsi" w:hAnsiTheme="minorHAnsi" w:cstheme="minorHAnsi"/>
+        </w:rPr>
+      </w:pPr>
+      <w:r>
+        <w:rPr>
+          <w:rFonts w:asciiTheme="minorHAnsi" w:hAnsiTheme="minorHAnsi" w:cstheme="minorHAnsi"/>
+          <w:color w:val="000000"/>
+          <w:sz w:val="17"/>
+          <w:szCs w:val="17"/>
+        </w:rPr>
+        <w:t>            return</w:t>
+      </w:r>
+    </w:p>
+    <w:p>
+      <w:pPr>
+        <w:pStyle w:val="NormalWeb"/>
+        <w:shd w:val="clear" w:color="auto" w:fill="F5F5F5"/>
+        <w:spacing w:before="0" w:beforeAutospacing="0" w:after="0" w:afterAutospacing="0"/>
+        <w:ind w:left="280"/>
+        <w:jc w:val="both"/>
+        <w:rPr>
+          <w:rFonts w:asciiTheme="minorHAnsi" w:hAnsiTheme="minorHAnsi" w:cstheme="minorHAnsi"/>
+        </w:rPr>
+      </w:pPr>
+      <w:r>
+        <w:rPr>
+          <w:rFonts w:asciiTheme="minorHAnsi" w:hAnsiTheme="minorHAnsi" w:cstheme="minorHAnsi"/>
+          <w:color w:val="000000"/>
+          <w:sz w:val="17"/>
+          <w:szCs w:val="17"/>
+        </w:rPr>
+        <w:t>    </w:t>
+      </w:r>
+      <w:r>
+        <w:rPr>
+          <w:rStyle w:val="apple-tab-span"/>
+          <w:rFonts w:asciiTheme="minorHAnsi" w:hAnsiTheme="minorHAnsi" w:cstheme="minorHAnsi"/>
+          <w:color w:val="000000"/>
+          <w:sz w:val="17"/>
+          <w:szCs w:val="17"/>
+        </w:rPr>
+        <w:tab/>
+      </w:r>
+      <w:r>
+        <w:rPr>
+          <w:rFonts w:asciiTheme="minorHAnsi" w:hAnsiTheme="minorHAnsi" w:cstheme="minorHAnsi"/>
+          <w:color w:val="000000"/>
+          <w:sz w:val="17"/>
+          <w:szCs w:val="17"/>
+        </w:rPr>
+        <w:t>curr = self.root</w:t>
+      </w:r>
+    </w:p>
+    <w:p>
+      <w:pPr>
+        <w:pStyle w:val="NormalWeb"/>
+        <w:shd w:val="clear" w:color="auto" w:fill="F5F5F5"/>
+        <w:spacing w:before="0" w:beforeAutospacing="0" w:after="0" w:afterAutospacing="0"/>
+        <w:ind w:left="280"/>
+        <w:jc w:val="both"/>
+        <w:rPr>
+          <w:rFonts w:asciiTheme="minorHAnsi" w:hAnsiTheme="minorHAnsi" w:cstheme="minorHAnsi"/>
+        </w:rPr>
+      </w:pPr>
+      <w:r>
+        <w:rPr>
+          <w:rFonts w:asciiTheme="minorHAnsi" w:hAnsiTheme="minorHAnsi" w:cstheme="minorHAnsi"/>
+          <w:color w:val="000000"/>
+          <w:sz w:val="17"/>
+          <w:szCs w:val="17"/>
+        </w:rPr>
+        <w:lastRenderedPageBreak/>
+        <w:t>    </w:t>
+      </w:r>
+      <w:r>
+        <w:rPr>
+          <w:rStyle w:val="apple-tab-span"/>
+          <w:rFonts w:asciiTheme="minorHAnsi" w:hAnsiTheme="minorHAnsi" w:cstheme="minorHAnsi"/>
+          <w:color w:val="000000"/>
+          <w:sz w:val="17"/>
+          <w:szCs w:val="17"/>
+        </w:rPr>
+        <w:tab/>
+      </w:r>
+      <w:r>
+        <w:rPr>
+          <w:rFonts w:asciiTheme="minorHAnsi" w:hAnsiTheme="minorHAnsi" w:cstheme="minorHAnsi"/>
+          <w:color w:val="000000"/>
+          <w:sz w:val="17"/>
+          <w:szCs w:val="17"/>
+        </w:rPr>
+        <w:t>while True:</w:t>
+      </w:r>
+    </w:p>
+    <w:p>
+      <w:pPr>
+        <w:pStyle w:val="NormalWeb"/>
+        <w:shd w:val="clear" w:color="auto" w:fill="F5F5F5"/>
+        <w:spacing w:before="0" w:beforeAutospacing="0" w:after="0" w:afterAutospacing="0"/>
+        <w:ind w:left="280"/>
+        <w:jc w:val="both"/>
+        <w:rPr>
+          <w:rFonts w:asciiTheme="minorHAnsi" w:hAnsiTheme="minorHAnsi" w:cstheme="minorHAnsi"/>
+        </w:rPr>
+      </w:pPr>
+      <w:r>
+        <w:rPr>
+          <w:rFonts w:asciiTheme="minorHAnsi" w:hAnsiTheme="minorHAnsi" w:cstheme="minorHAnsi"/>
+          <w:color w:val="000000"/>
+          <w:sz w:val="17"/>
+          <w:szCs w:val="17"/>
+        </w:rPr>
+        <w:t>        </w:t>
+      </w:r>
+      <w:r>
+        <w:rPr>
+          <w:rStyle w:val="apple-tab-span"/>
+          <w:rFonts w:asciiTheme="minorHAnsi" w:hAnsiTheme="minorHAnsi" w:cstheme="minorHAnsi"/>
+          <w:color w:val="000000"/>
+          <w:sz w:val="17"/>
+          <w:szCs w:val="17"/>
+        </w:rPr>
+        <w:tab/>
+      </w:r>
+      <w:r>
+        <w:rPr>
+          <w:rFonts w:asciiTheme="minorHAnsi" w:hAnsiTheme="minorHAnsi" w:cstheme="minorHAnsi"/>
+          <w:color w:val="000000"/>
+          <w:sz w:val="17"/>
+          <w:szCs w:val="17"/>
+        </w:rPr>
+        <w:t>if node.key &lt; curr.key:</w:t>
+      </w:r>
+    </w:p>
+    <w:p>
+      <w:pPr>
+        <w:pStyle w:val="NormalWeb"/>
+        <w:shd w:val="clear" w:color="auto" w:fill="F5F5F5"/>
+        <w:spacing w:before="0" w:beforeAutospacing="0" w:after="0" w:afterAutospacing="0"/>
+        <w:ind w:left="280"/>
+        <w:jc w:val="both"/>
+        <w:rPr>
+          <w:rFonts w:asciiTheme="minorHAnsi" w:hAnsiTheme="minorHAnsi" w:cstheme="minorHAnsi"/>
+        </w:rPr>
+      </w:pPr>
+      <w:r>
+        <w:rPr>
+          <w:rFonts w:asciiTheme="minorHAnsi" w:hAnsiTheme="minorHAnsi" w:cstheme="minorHAnsi"/>
+          <w:color w:val="000000"/>
+          <w:sz w:val="17"/>
+          <w:szCs w:val="17"/>
+        </w:rPr>
+        <w:t>                if curr.left is None:</w:t>
+      </w:r>
+    </w:p>
+    <w:p>
+      <w:pPr>
+        <w:pStyle w:val="NormalWeb"/>
+        <w:shd w:val="clear" w:color="auto" w:fill="F5F5F5"/>
+        <w:spacing w:before="0" w:beforeAutospacing="0" w:after="0" w:afterAutospacing="0"/>
+        <w:ind w:left="280"/>
+        <w:jc w:val="both"/>
+        <w:rPr>
+          <w:rFonts w:asciiTheme="minorHAnsi" w:hAnsiTheme="minorHAnsi" w:cstheme="minorHAnsi"/>
+        </w:rPr>
+      </w:pPr>
+      <w:r>
+        <w:rPr>
+          <w:rFonts w:asciiTheme="minorHAnsi" w:hAnsiTheme="minorHAnsi" w:cstheme="minorHAnsi"/>
+          <w:color w:val="000000"/>
+          <w:sz w:val="17"/>
+          <w:szCs w:val="17"/>
+        </w:rPr>
+        <w:t>                    self.attach_left(curr, node)</w:t>
+      </w:r>
+    </w:p>
+    <w:p>
+      <w:pPr>
+        <w:pStyle w:val="NormalWeb"/>
+        <w:shd w:val="clear" w:color="auto" w:fill="F5F5F5"/>
+        <w:spacing w:before="0" w:beforeAutospacing="0" w:after="0" w:afterAutospacing="0"/>
+        <w:ind w:left="280"/>
+        <w:jc w:val="both"/>
+        <w:rPr>
+          <w:rFonts w:asciiTheme="minorHAnsi" w:hAnsiTheme="minorHAnsi" w:cstheme="minorHAnsi"/>
+        </w:rPr>
+      </w:pPr>
+      <w:r>
+        <w:rPr>
+          <w:rFonts w:asciiTheme="minorHAnsi" w:hAnsiTheme="minorHAnsi" w:cstheme="minorHAnsi"/>
+          <w:color w:val="000000"/>
+          <w:sz w:val="17"/>
+          <w:szCs w:val="17"/>
+        </w:rPr>
+        <w:t>                    break</w:t>
+      </w:r>
+    </w:p>
+    <w:p>
+      <w:pPr>
+        <w:pStyle w:val="NormalWeb"/>
+        <w:shd w:val="clear" w:color="auto" w:fill="F5F5F5"/>
+        <w:spacing w:before="0" w:beforeAutospacing="0" w:after="0" w:afterAutospacing="0"/>
+        <w:ind w:left="280"/>
+        <w:jc w:val="both"/>
+        <w:rPr>
+          <w:rFonts w:asciiTheme="minorHAnsi" w:hAnsiTheme="minorHAnsi" w:cstheme="minorHAnsi"/>
+        </w:rPr>
+      </w:pPr>
+      <w:r>
+        <w:rPr>
+          <w:rFonts w:asciiTheme="minorHAnsi" w:hAnsiTheme="minorHAnsi" w:cstheme="minorHAnsi"/>
+          <w:color w:val="000000"/>
+          <w:sz w:val="17"/>
+          <w:szCs w:val="17"/>
+        </w:rPr>
+        <w:t>                else: curr = curr.left</w:t>
+      </w:r>
+    </w:p>
+    <w:p>
+      <w:pPr>
+        <w:pStyle w:val="NormalWeb"/>
+        <w:shd w:val="clear" w:color="auto" w:fill="F5F5F5"/>
+        <w:spacing w:before="0" w:beforeAutospacing="0" w:after="0" w:afterAutospacing="0"/>
+        <w:ind w:left="280"/>
+        <w:jc w:val="both"/>
+        <w:rPr>
+          <w:rFonts w:asciiTheme="minorHAnsi" w:hAnsiTheme="minorHAnsi" w:cstheme="minorHAnsi"/>
+        </w:rPr>
+      </w:pPr>
+      <w:r>
+        <w:rPr>
+          <w:rFonts w:asciiTheme="minorHAnsi" w:hAnsiTheme="minorHAnsi" w:cstheme="minorHAnsi"/>
+          <w:color w:val="000000"/>
+          <w:sz w:val="17"/>
+          <w:szCs w:val="17"/>
+        </w:rPr>
+        <w:t>            else:</w:t>
+      </w:r>
+    </w:p>
+    <w:p>
+      <w:pPr>
+        <w:pStyle w:val="NormalWeb"/>
+        <w:shd w:val="clear" w:color="auto" w:fill="F5F5F5"/>
+        <w:spacing w:before="0" w:beforeAutospacing="0" w:after="0" w:afterAutospacing="0"/>
+        <w:ind w:left="280"/>
+        <w:jc w:val="both"/>
+        <w:rPr>
+          <w:rFonts w:asciiTheme="minorHAnsi" w:hAnsiTheme="minorHAnsi" w:cstheme="minorHAnsi"/>
+        </w:rPr>
+      </w:pPr>
+      <w:r>
+        <w:rPr>
+          <w:rFonts w:asciiTheme="minorHAnsi" w:hAnsiTheme="minorHAnsi" w:cstheme="minorHAnsi"/>
+          <w:color w:val="000000"/>
+          <w:sz w:val="17"/>
+          <w:szCs w:val="17"/>
+        </w:rPr>
+        <w:t>                if curr.right is None:</w:t>
+      </w:r>
+    </w:p>
+    <w:p>
+      <w:pPr>
+        <w:pStyle w:val="NormalWeb"/>
+        <w:shd w:val="clear" w:color="auto" w:fill="F5F5F5"/>
+        <w:spacing w:before="0" w:beforeAutospacing="0" w:after="0" w:afterAutospacing="0"/>
+        <w:ind w:left="280"/>
+        <w:jc w:val="both"/>
+        <w:rPr>
+          <w:rFonts w:asciiTheme="minorHAnsi" w:hAnsiTheme="minorHAnsi" w:cstheme="minorHAnsi"/>
+        </w:rPr>
+      </w:pPr>
+      <w:r>
+        <w:rPr>
+          <w:rFonts w:asciiTheme="minorHAnsi" w:hAnsiTheme="minorHAnsi" w:cstheme="minorHAnsi"/>
+          <w:color w:val="000000"/>
+          <w:sz w:val="17"/>
+          <w:szCs w:val="17"/>
+        </w:rPr>
+        <w:t>                    self.attach_right(curr, node)</w:t>
+      </w:r>
+    </w:p>
+    <w:p>
+      <w:pPr>
+        <w:pStyle w:val="NormalWeb"/>
+        <w:shd w:val="clear" w:color="auto" w:fill="F5F5F5"/>
+        <w:spacing w:before="0" w:beforeAutospacing="0" w:after="0" w:afterAutospacing="0"/>
+        <w:ind w:left="280"/>
+        <w:jc w:val="both"/>
+        <w:rPr>
+          <w:rFonts w:asciiTheme="minorHAnsi" w:hAnsiTheme="minorHAnsi" w:cstheme="minorHAnsi"/>
+        </w:rPr>
+      </w:pPr>
+      <w:r>
+        <w:rPr>
+          <w:rFonts w:asciiTheme="minorHAnsi" w:hAnsiTheme="minorHAnsi" w:cstheme="minorHAnsi"/>
+          <w:color w:val="000000"/>
+          <w:sz w:val="17"/>
+          <w:szCs w:val="17"/>
+        </w:rPr>
+        <w:t>                    break</w:t>
+      </w:r>
+    </w:p>
+    <w:p>
+      <w:pPr>
+        <w:pStyle w:val="NormalWeb"/>
+        <w:shd w:val="clear" w:color="auto" w:fill="F5F5F5"/>
+        <w:spacing w:before="0" w:beforeAutospacing="0" w:after="160" w:afterAutospacing="0"/>
+        <w:ind w:left="280"/>
+        <w:jc w:val="both"/>
+        <w:rPr>
+          <w:rFonts w:asciiTheme="minorHAnsi" w:hAnsiTheme="minorHAnsi" w:cstheme="minorHAnsi"/>
+        </w:rPr>
+      </w:pPr>
+      <w:r>
+        <w:rPr>
+          <w:rFonts w:asciiTheme="minorHAnsi" w:hAnsiTheme="minorHAnsi" w:cstheme="minorHAnsi"/>
+          <w:color w:val="000000"/>
+          <w:sz w:val="17"/>
+          <w:szCs w:val="17"/>
+        </w:rPr>
+        <w:t>                else: curr = curr.right</w:t>
+      </w:r>
+    </w:p>
+    <w:p>
+      <w:pPr>
+        <w:pStyle w:val="Heading2"/>
+        <w:rPr>
+          <w:lang w:val="en-GB"/>
+        </w:rPr>
+      </w:pPr>
+    </w:p>
+    <w:p>
+      <w:pPr>
+        <w:pStyle w:val="Heading2"/>
+        <w:rPr>
+          <w:lang w:val="en-GB"/>
+        </w:rPr>
+      </w:pPr>
+      <w:r>
+        <w:rPr>
+          <w:lang w:val="en-GB"/>
+        </w:rPr>
+        <w:t>2.2 Albero AVL</w:t>
+      </w:r>
+    </w:p>
+    <w:p>
+      <w:pPr>
+        <w:pStyle w:val="NormalWeb"/>
+        <w:spacing w:before="0" w:beforeAutospacing="0" w:after="160" w:afterAutospacing="0"/>
+        <w:jc w:val="both"/>
+        <w:rPr>
+          <w:rFonts w:asciiTheme="minorHAnsi" w:hAnsiTheme="minorHAnsi" w:cstheme="minorHAnsi"/>
+        </w:rPr>
+      </w:pPr>
+      <w:r>
+        <w:rPr>
+          <w:rFonts w:asciiTheme="minorHAnsi" w:hAnsiTheme="minorHAnsi" w:cstheme="minorHAnsi"/>
+          <w:color w:val="000000"/>
+          <w:sz w:val="22"/>
+          <w:szCs w:val="22"/>
+        </w:rPr>
+        <w:t xml:space="preserve">L'albero AVL è un BST auto-bilanciante che mantiene, per ogni nodo, la proprietà che le altezze dei due sottoalberi figli differiscono al più di 1 (fattore di bilanciamento in {-1,0,1}). Dopo ogni inserimento o rimozione, l'albero viene riequilibrato tramite rotazioni semplici o doppie risalendo dal nodo modificato verso la radice. Questo garantisce un'altezza </w:t>
+      </w:r>
+      <w:r>
+        <w:rPr>
+          <w:rFonts w:asciiTheme="minorHAnsi" w:hAnsiTheme="minorHAnsi" w:cstheme="minorHAnsi"/>
+          <w:i/>
+          <w:iCs/>
+          <w:color w:val="000000"/>
+          <w:sz w:val="22"/>
+          <w:szCs w:val="22"/>
+        </w:rPr>
+        <w:t>O(log n)</w:t>
+      </w:r>
+      <w:r>
+        <w:rPr>
+          <w:rFonts w:asciiTheme="minorHAnsi" w:hAnsiTheme="minorHAnsi" w:cstheme="minorHAnsi"/>
+          <w:color w:val="000000"/>
+          <w:sz w:val="22"/>
+          <w:szCs w:val="22"/>
+        </w:rPr>
+        <w:t xml:space="preserve"> nel caso peggiore, a fronte di un overhead di gestione costante per il controllo e l'eventuale ribilanciamento ad ogni livello.</w:t>
+      </w:r>
+    </w:p>
+    <w:p>
+      <w:pPr>
+        <w:pStyle w:val="NormalWeb"/>
+        <w:spacing w:before="0" w:beforeAutospacing="0" w:after="160" w:afterAutospacing="0"/>
+        <w:jc w:val="both"/>
+        <w:rPr>
+          <w:rFonts w:asciiTheme="minorHAnsi" w:hAnsiTheme="minorHAnsi" w:cstheme="minorHAnsi"/>
+        </w:rPr>
+      </w:pPr>
+      <w:r>
+        <w:rPr>
+          <w:rFonts w:asciiTheme="minorHAnsi" w:hAnsiTheme="minorHAnsi" w:cstheme="minorHAnsi"/>
+          <w:color w:val="000000"/>
+          <w:sz w:val="22"/>
+          <w:szCs w:val="22"/>
+        </w:rPr>
+        <w:t>Questo controllo continuo ha un costo: come vedremo più avanti nei risultati, l’AVL è sempre la struttura che impiega più tempo a inserire una nuova chiave, proprio per questo lavoro extra di verifica e ribilanciamento.</w:t>
+      </w:r>
+    </w:p>
+    <w:p>
+      <w:pPr>
+        <w:pStyle w:val="NormalWeb"/>
+        <w:spacing w:before="120" w:beforeAutospacing="0" w:after="80" w:afterAutospacing="0"/>
+        <w:rPr>
+          <w:rFonts w:asciiTheme="minorHAnsi" w:hAnsiTheme="minorHAnsi" w:cstheme="minorHAnsi"/>
+        </w:rPr>
+      </w:pPr>
+      <w:r>
+        <w:rPr>
+          <w:rFonts w:asciiTheme="minorHAnsi" w:hAnsiTheme="minorHAnsi" w:cstheme="minorHAnsi"/>
+          <w:color w:val="000000"/>
+          <w:sz w:val="20"/>
+          <w:szCs w:val="20"/>
+        </w:rPr>
+        <w:t xml:space="preserve">La classe AVL estende BST e sovrascrive il metodo </w:t>
+      </w:r>
+      <w:r>
+        <w:rPr>
+          <w:rFonts w:asciiTheme="minorHAnsi" w:hAnsiTheme="minorHAnsi" w:cstheme="minorHAnsi"/>
+          <w:i/>
+          <w:iCs/>
+          <w:color w:val="000000"/>
+          <w:sz w:val="20"/>
+          <w:szCs w:val="20"/>
+        </w:rPr>
+        <w:t>insert</w:t>
+      </w:r>
+      <w:r>
+        <w:rPr>
+          <w:rFonts w:asciiTheme="minorHAnsi" w:hAnsiTheme="minorHAnsi" w:cstheme="minorHAnsi"/>
+          <w:color w:val="000000"/>
+          <w:sz w:val="20"/>
+          <w:szCs w:val="20"/>
+        </w:rPr>
+        <w:t xml:space="preserve"> aggiungendo il ribilanciamento. Il metodo </w:t>
+      </w:r>
+      <w:r>
+        <w:rPr>
+          <w:rFonts w:asciiTheme="minorHAnsi" w:hAnsiTheme="minorHAnsi" w:cstheme="minorHAnsi"/>
+          <w:i/>
+          <w:iCs/>
+          <w:color w:val="000000"/>
+          <w:sz w:val="20"/>
+          <w:szCs w:val="20"/>
+        </w:rPr>
+        <w:t>rebalance</w:t>
+      </w:r>
+      <w:r>
+        <w:rPr>
+          <w:rFonts w:asciiTheme="minorHAnsi" w:hAnsiTheme="minorHAnsi" w:cstheme="minorHAnsi"/>
+          <w:color w:val="000000"/>
+          <w:sz w:val="20"/>
+          <w:szCs w:val="20"/>
+        </w:rPr>
+        <w:t xml:space="preserve"> risale l’albero controllando il fattore di bilanciamento ad ogni livello:</w:t>
+      </w:r>
+    </w:p>
+    <w:p>
+      <w:pPr>
+        <w:pStyle w:val="NormalWeb"/>
+        <w:shd w:val="clear" w:color="auto" w:fill="F5F5F5"/>
+        <w:spacing w:before="0" w:beforeAutospacing="0" w:after="0" w:afterAutospacing="0"/>
+        <w:ind w:left="280"/>
+        <w:jc w:val="both"/>
+        <w:rPr>
+          <w:rFonts w:asciiTheme="minorHAnsi" w:hAnsiTheme="minorHAnsi" w:cstheme="minorHAnsi"/>
+        </w:rPr>
+      </w:pPr>
+      <w:r>
+        <w:rPr>
+          <w:rFonts w:asciiTheme="minorHAnsi" w:hAnsiTheme="minorHAnsi" w:cstheme="minorHAnsi"/>
+          <w:color w:val="000000"/>
+          <w:sz w:val="17"/>
+          <w:szCs w:val="17"/>
+        </w:rPr>
+        <w:t>class AVL(BST):</w:t>
+      </w:r>
+    </w:p>
+    <w:p>
+      <w:pPr>
+        <w:pStyle w:val="NormalWeb"/>
+        <w:shd w:val="clear" w:color="auto" w:fill="F5F5F5"/>
+        <w:spacing w:before="0" w:beforeAutospacing="0" w:after="0" w:afterAutospacing="0"/>
+        <w:ind w:left="280"/>
+        <w:jc w:val="both"/>
+        <w:rPr>
+          <w:rFonts w:asciiTheme="minorHAnsi" w:hAnsiTheme="minorHAnsi" w:cstheme="minorHAnsi"/>
+        </w:rPr>
+      </w:pPr>
+      <w:r>
+        <w:rPr>
+          <w:rStyle w:val="apple-tab-span"/>
+          <w:rFonts w:asciiTheme="minorHAnsi" w:hAnsiTheme="minorHAnsi" w:cstheme="minorHAnsi"/>
+          <w:color w:val="000000"/>
+          <w:sz w:val="17"/>
+          <w:szCs w:val="17"/>
+        </w:rPr>
+        <w:tab/>
+      </w:r>
+      <w:r>
+        <w:rPr>
+          <w:rFonts w:asciiTheme="minorHAnsi" w:hAnsiTheme="minorHAnsi" w:cstheme="minorHAnsi"/>
+          <w:color w:val="000000"/>
+          <w:sz w:val="17"/>
+          <w:szCs w:val="17"/>
+        </w:rPr>
+        <w:t>def insert(self, node):</w:t>
+      </w:r>
+    </w:p>
+    <w:p>
+      <w:pPr>
+        <w:pStyle w:val="NormalWeb"/>
+        <w:shd w:val="clear" w:color="auto" w:fill="F5F5F5"/>
+        <w:spacing w:before="0" w:beforeAutospacing="0" w:after="0" w:afterAutospacing="0"/>
+        <w:ind w:left="280"/>
+        <w:jc w:val="both"/>
+        <w:rPr>
+          <w:rFonts w:asciiTheme="minorHAnsi" w:hAnsiTheme="minorHAnsi" w:cstheme="minorHAnsi"/>
+        </w:rPr>
+      </w:pPr>
+      <w:r>
+        <w:rPr>
+          <w:rFonts w:asciiTheme="minorHAnsi" w:hAnsiTheme="minorHAnsi" w:cstheme="minorHAnsi"/>
+          <w:color w:val="000000"/>
+          <w:sz w:val="17"/>
+          <w:szCs w:val="17"/>
+        </w:rPr>
+        <w:t>        super().insert(node)</w:t>
+      </w:r>
+    </w:p>
+    <w:p>
+      <w:pPr>
+        <w:pStyle w:val="NormalWeb"/>
+        <w:shd w:val="clear" w:color="auto" w:fill="F5F5F5"/>
+        <w:spacing w:before="0" w:beforeAutospacing="0" w:after="0" w:afterAutospacing="0"/>
+        <w:ind w:left="280"/>
+        <w:jc w:val="both"/>
+        <w:rPr>
+          <w:rFonts w:asciiTheme="minorHAnsi" w:hAnsiTheme="minorHAnsi" w:cstheme="minorHAnsi"/>
+        </w:rPr>
+      </w:pPr>
+      <w:r>
+        <w:rPr>
+          <w:rFonts w:asciiTheme="minorHAnsi" w:hAnsiTheme="minorHAnsi" w:cstheme="minorHAnsi"/>
+          <w:color w:val="000000"/>
+          <w:sz w:val="17"/>
+          <w:szCs w:val="17"/>
+        </w:rPr>
+        <w:t>        self.rebalance(node)</w:t>
+      </w:r>
+    </w:p>
+    <w:p>
+      <w:pPr>
+        <w:pStyle w:val="NormalWeb"/>
+        <w:shd w:val="clear" w:color="auto" w:fill="F5F5F5"/>
+        <w:spacing w:before="0" w:beforeAutospacing="0" w:after="0" w:afterAutospacing="0"/>
+        <w:ind w:left="280"/>
+        <w:jc w:val="both"/>
+        <w:rPr>
+          <w:rFonts w:asciiTheme="minorHAnsi" w:hAnsiTheme="minorHAnsi" w:cstheme="minorHAnsi"/>
+        </w:rPr>
+      </w:pPr>
+      <w:r>
+        <w:rPr>
+          <w:rFonts w:asciiTheme="minorHAnsi" w:hAnsiTheme="minorHAnsi" w:cstheme="minorHAnsi"/>
+          <w:color w:val="000000"/>
+          <w:sz w:val="17"/>
+          <w:szCs w:val="17"/>
+        </w:rPr>
+        <w:t> </w:t>
+      </w:r>
+    </w:p>
+    <w:p>
+      <w:pPr>
+        <w:pStyle w:val="NormalWeb"/>
+        <w:shd w:val="clear" w:color="auto" w:fill="F5F5F5"/>
+        <w:spacing w:before="0" w:beforeAutospacing="0" w:after="0" w:afterAutospacing="0"/>
+        <w:ind w:left="280"/>
+        <w:jc w:val="both"/>
+        <w:rPr>
+          <w:rFonts w:asciiTheme="minorHAnsi" w:hAnsiTheme="minorHAnsi" w:cstheme="minorHAnsi"/>
+        </w:rPr>
+      </w:pPr>
+      <w:r>
+        <w:rPr>
+          <w:rStyle w:val="apple-tab-span"/>
+          <w:rFonts w:asciiTheme="minorHAnsi" w:hAnsiTheme="minorHAnsi" w:cstheme="minorHAnsi"/>
+          <w:color w:val="000000"/>
+          <w:sz w:val="17"/>
+          <w:szCs w:val="17"/>
+        </w:rPr>
+        <w:tab/>
+      </w:r>
+      <w:r>
+        <w:rPr>
+          <w:rFonts w:asciiTheme="minorHAnsi" w:hAnsiTheme="minorHAnsi" w:cstheme="minorHAnsi"/>
+          <w:color w:val="000000"/>
+          <w:sz w:val="17"/>
+          <w:szCs w:val="17"/>
+        </w:rPr>
+        <w:t>def rebalance(self, node):</w:t>
+      </w:r>
+    </w:p>
+    <w:p>
+      <w:pPr>
+        <w:pStyle w:val="NormalWeb"/>
+        <w:shd w:val="clear" w:color="auto" w:fill="F5F5F5"/>
+        <w:spacing w:before="0" w:beforeAutospacing="0" w:after="0" w:afterAutospacing="0"/>
+        <w:ind w:left="280"/>
+        <w:jc w:val="both"/>
+        <w:rPr>
+          <w:rFonts w:asciiTheme="minorHAnsi" w:hAnsiTheme="minorHAnsi" w:cstheme="minorHAnsi"/>
+        </w:rPr>
+      </w:pPr>
+      <w:r>
+        <w:rPr>
+          <w:rFonts w:asciiTheme="minorHAnsi" w:hAnsiTheme="minorHAnsi" w:cstheme="minorHAnsi"/>
+          <w:color w:val="000000"/>
+          <w:sz w:val="17"/>
+          <w:szCs w:val="17"/>
+        </w:rPr>
+        <w:t>        invalidate_height(node)</w:t>
+      </w:r>
+    </w:p>
+    <w:p>
+      <w:pPr>
+        <w:pStyle w:val="NormalWeb"/>
+        <w:shd w:val="clear" w:color="auto" w:fill="F5F5F5"/>
+        <w:spacing w:before="0" w:beforeAutospacing="0" w:after="0" w:afterAutospacing="0"/>
+        <w:ind w:left="280"/>
+        <w:jc w:val="both"/>
+        <w:rPr>
+          <w:rFonts w:asciiTheme="minorHAnsi" w:hAnsiTheme="minorHAnsi" w:cstheme="minorHAnsi"/>
+        </w:rPr>
+      </w:pPr>
+      <w:r>
+        <w:rPr>
+          <w:rFonts w:asciiTheme="minorHAnsi" w:hAnsiTheme="minorHAnsi" w:cstheme="minorHAnsi"/>
+          <w:color w:val="000000"/>
+          <w:sz w:val="17"/>
+          <w:szCs w:val="17"/>
+        </w:rPr>
+        <w:t>    </w:t>
+      </w:r>
+      <w:r>
+        <w:rPr>
+          <w:rStyle w:val="apple-tab-span"/>
+          <w:rFonts w:asciiTheme="minorHAnsi" w:hAnsiTheme="minorHAnsi" w:cstheme="minorHAnsi"/>
+          <w:color w:val="000000"/>
+          <w:sz w:val="17"/>
+          <w:szCs w:val="17"/>
+        </w:rPr>
+        <w:tab/>
+      </w:r>
+      <w:r>
+        <w:rPr>
+          <w:rFonts w:asciiTheme="minorHAnsi" w:hAnsiTheme="minorHAnsi" w:cstheme="minorHAnsi"/>
+          <w:color w:val="000000"/>
+          <w:sz w:val="17"/>
+          <w:szCs w:val="17"/>
+        </w:rPr>
+        <w:t>while node is not None:</w:t>
+      </w:r>
+    </w:p>
+    <w:p>
+      <w:pPr>
+        <w:pStyle w:val="NormalWeb"/>
+        <w:shd w:val="clear" w:color="auto" w:fill="F5F5F5"/>
+        <w:spacing w:before="0" w:beforeAutospacing="0" w:after="0" w:afterAutospacing="0"/>
+        <w:ind w:left="280"/>
+        <w:jc w:val="both"/>
+        <w:rPr>
+          <w:rFonts w:asciiTheme="minorHAnsi" w:hAnsiTheme="minorHAnsi" w:cstheme="minorHAnsi"/>
+        </w:rPr>
+      </w:pPr>
+      <w:r>
+        <w:rPr>
+          <w:rFonts w:asciiTheme="minorHAnsi" w:hAnsiTheme="minorHAnsi" w:cstheme="minorHAnsi"/>
+          <w:color w:val="000000"/>
+          <w:sz w:val="17"/>
+          <w:szCs w:val="17"/>
+        </w:rPr>
+        <w:t>            parent = node.parent</w:t>
+      </w:r>
+    </w:p>
+    <w:p>
+      <w:pPr>
+        <w:pStyle w:val="NormalWeb"/>
+        <w:shd w:val="clear" w:color="auto" w:fill="F5F5F5"/>
+        <w:spacing w:before="0" w:beforeAutospacing="0" w:after="0" w:afterAutospacing="0"/>
+        <w:ind w:left="280"/>
+        <w:jc w:val="both"/>
+        <w:rPr>
+          <w:rFonts w:asciiTheme="minorHAnsi" w:hAnsiTheme="minorHAnsi" w:cstheme="minorHAnsi"/>
+        </w:rPr>
+      </w:pPr>
+      <w:r>
+        <w:rPr>
+          <w:rFonts w:asciiTheme="minorHAnsi" w:hAnsiTheme="minorHAnsi" w:cstheme="minorHAnsi"/>
+          <w:color w:val="000000"/>
+          <w:sz w:val="17"/>
+          <w:szCs w:val="17"/>
+        </w:rPr>
+        <w:t>            balance = self.balance_factor(node)</w:t>
+      </w:r>
+    </w:p>
+    <w:p>
+      <w:pPr>
+        <w:pStyle w:val="NormalWeb"/>
+        <w:shd w:val="clear" w:color="auto" w:fill="F5F5F5"/>
+        <w:spacing w:before="0" w:beforeAutospacing="0" w:after="0" w:afterAutospacing="0"/>
+        <w:ind w:left="280"/>
+        <w:jc w:val="both"/>
+        <w:rPr>
+          <w:rFonts w:asciiTheme="minorHAnsi" w:hAnsiTheme="minorHAnsi" w:cstheme="minorHAnsi"/>
+        </w:rPr>
+      </w:pPr>
+      <w:r>
+        <w:rPr>
+          <w:rFonts w:asciiTheme="minorHAnsi" w:hAnsiTheme="minorHAnsi" w:cstheme="minorHAnsi"/>
+          <w:color w:val="000000"/>
+          <w:sz w:val="17"/>
+          <w:szCs w:val="17"/>
+        </w:rPr>
+        <w:t>        </w:t>
+      </w:r>
+      <w:r>
+        <w:rPr>
+          <w:rStyle w:val="apple-tab-span"/>
+          <w:rFonts w:asciiTheme="minorHAnsi" w:hAnsiTheme="minorHAnsi" w:cstheme="minorHAnsi"/>
+          <w:color w:val="000000"/>
+          <w:sz w:val="17"/>
+          <w:szCs w:val="17"/>
+        </w:rPr>
+        <w:tab/>
+      </w:r>
+      <w:r>
+        <w:rPr>
+          <w:rFonts w:asciiTheme="minorHAnsi" w:hAnsiTheme="minorHAnsi" w:cstheme="minorHAnsi"/>
+          <w:color w:val="000000"/>
+          <w:sz w:val="17"/>
+          <w:szCs w:val="17"/>
+        </w:rPr>
+        <w:t>if balance &gt; 1:</w:t>
+      </w:r>
+    </w:p>
+    <w:p>
+      <w:pPr>
+        <w:pStyle w:val="NormalWeb"/>
+        <w:shd w:val="clear" w:color="auto" w:fill="F5F5F5"/>
+        <w:spacing w:before="0" w:beforeAutospacing="0" w:after="0" w:afterAutospacing="0"/>
+        <w:ind w:left="280"/>
+        <w:jc w:val="both"/>
+        <w:rPr>
+          <w:rFonts w:asciiTheme="minorHAnsi" w:hAnsiTheme="minorHAnsi" w:cstheme="minorHAnsi"/>
+        </w:rPr>
+      </w:pPr>
+      <w:r>
+        <w:rPr>
+          <w:rFonts w:asciiTheme="minorHAnsi" w:hAnsiTheme="minorHAnsi" w:cstheme="minorHAnsi"/>
+          <w:color w:val="000000"/>
+          <w:sz w:val="17"/>
+          <w:szCs w:val="17"/>
+        </w:rPr>
+        <w:t>                if self.balance_factor(node.left) &lt; 0:</w:t>
+      </w:r>
+    </w:p>
+    <w:p>
+      <w:pPr>
+        <w:pStyle w:val="NormalWeb"/>
+        <w:shd w:val="clear" w:color="auto" w:fill="F5F5F5"/>
+        <w:spacing w:before="0" w:beforeAutospacing="0" w:after="0" w:afterAutospacing="0"/>
+        <w:ind w:left="280"/>
+        <w:jc w:val="both"/>
+        <w:rPr>
+          <w:rFonts w:asciiTheme="minorHAnsi" w:hAnsiTheme="minorHAnsi" w:cstheme="minorHAnsi"/>
+        </w:rPr>
+      </w:pPr>
+      <w:r>
+        <w:rPr>
+          <w:rFonts w:asciiTheme="minorHAnsi" w:hAnsiTheme="minorHAnsi" w:cstheme="minorHAnsi"/>
+          <w:color w:val="000000"/>
+          <w:sz w:val="17"/>
+          <w:szCs w:val="17"/>
+        </w:rPr>
+        <w:t>                    self.rotate_left(node.left)</w:t>
+      </w:r>
+    </w:p>
+    <w:p>
+      <w:pPr>
+        <w:pStyle w:val="NormalWeb"/>
+        <w:shd w:val="clear" w:color="auto" w:fill="F5F5F5"/>
+        <w:spacing w:before="0" w:beforeAutospacing="0" w:after="0" w:afterAutospacing="0"/>
+        <w:ind w:left="280"/>
+        <w:jc w:val="both"/>
+        <w:rPr>
+          <w:rFonts w:asciiTheme="minorHAnsi" w:hAnsiTheme="minorHAnsi" w:cstheme="minorHAnsi"/>
+        </w:rPr>
+      </w:pPr>
+      <w:r>
+        <w:rPr>
+          <w:rFonts w:asciiTheme="minorHAnsi" w:hAnsiTheme="minorHAnsi" w:cstheme="minorHAnsi"/>
+          <w:color w:val="000000"/>
+          <w:sz w:val="17"/>
+          <w:szCs w:val="17"/>
+        </w:rPr>
+        <w:t>                self.rotate_right(node)</w:t>
+      </w:r>
+    </w:p>
+    <w:p>
+      <w:pPr>
+        <w:pStyle w:val="NormalWeb"/>
+        <w:shd w:val="clear" w:color="auto" w:fill="F5F5F5"/>
+        <w:spacing w:before="0" w:beforeAutospacing="0" w:after="0" w:afterAutospacing="0"/>
+        <w:ind w:left="280"/>
+        <w:jc w:val="both"/>
+        <w:rPr>
+          <w:rFonts w:asciiTheme="minorHAnsi" w:hAnsiTheme="minorHAnsi" w:cstheme="minorHAnsi"/>
+        </w:rPr>
+      </w:pPr>
+      <w:r>
+        <w:rPr>
+          <w:rFonts w:asciiTheme="minorHAnsi" w:hAnsiTheme="minorHAnsi" w:cstheme="minorHAnsi"/>
+          <w:color w:val="000000"/>
+          <w:sz w:val="17"/>
+          <w:szCs w:val="17"/>
+        </w:rPr>
+        <w:t>                invalidate_height(parent if parent else self.root)</w:t>
+      </w:r>
+    </w:p>
+    <w:p>
+      <w:pPr>
+        <w:pStyle w:val="NormalWeb"/>
+        <w:shd w:val="clear" w:color="auto" w:fill="F5F5F5"/>
+        <w:spacing w:before="0" w:beforeAutospacing="0" w:after="0" w:afterAutospacing="0"/>
+        <w:ind w:left="280"/>
+        <w:jc w:val="both"/>
+        <w:rPr>
+          <w:rFonts w:asciiTheme="minorHAnsi" w:hAnsiTheme="minorHAnsi" w:cstheme="minorHAnsi"/>
+        </w:rPr>
+      </w:pPr>
+      <w:r>
+        <w:rPr>
+          <w:rFonts w:asciiTheme="minorHAnsi" w:hAnsiTheme="minorHAnsi" w:cstheme="minorHAnsi"/>
+          <w:color w:val="000000"/>
+          <w:sz w:val="17"/>
+          <w:szCs w:val="17"/>
+        </w:rPr>
+        <w:t>            elif balance &lt; -1:</w:t>
+      </w:r>
+    </w:p>
+    <w:p>
+      <w:pPr>
+        <w:pStyle w:val="NormalWeb"/>
+        <w:shd w:val="clear" w:color="auto" w:fill="F5F5F5"/>
+        <w:spacing w:before="0" w:beforeAutospacing="0" w:after="0" w:afterAutospacing="0"/>
+        <w:ind w:left="280"/>
+        <w:jc w:val="both"/>
+        <w:rPr>
+          <w:rFonts w:asciiTheme="minorHAnsi" w:hAnsiTheme="minorHAnsi" w:cstheme="minorHAnsi"/>
+        </w:rPr>
+      </w:pPr>
+      <w:r>
+        <w:rPr>
+          <w:rFonts w:asciiTheme="minorHAnsi" w:hAnsiTheme="minorHAnsi" w:cstheme="minorHAnsi"/>
+          <w:color w:val="000000"/>
+          <w:sz w:val="17"/>
+          <w:szCs w:val="17"/>
+        </w:rPr>
+        <w:t>                if self.balance_factor(node.right) &gt; 0:</w:t>
+      </w:r>
+    </w:p>
+    <w:p>
+      <w:pPr>
+        <w:pStyle w:val="NormalWeb"/>
+        <w:shd w:val="clear" w:color="auto" w:fill="F5F5F5"/>
+        <w:spacing w:before="0" w:beforeAutospacing="0" w:after="0" w:afterAutospacing="0"/>
+        <w:ind w:left="280"/>
+        <w:jc w:val="both"/>
+        <w:rPr>
+          <w:rFonts w:asciiTheme="minorHAnsi" w:hAnsiTheme="minorHAnsi" w:cstheme="minorHAnsi"/>
+        </w:rPr>
+      </w:pPr>
+      <w:r>
+        <w:rPr>
+          <w:rFonts w:asciiTheme="minorHAnsi" w:hAnsiTheme="minorHAnsi" w:cstheme="minorHAnsi"/>
+          <w:color w:val="000000"/>
+          <w:sz w:val="17"/>
+          <w:szCs w:val="17"/>
+        </w:rPr>
+        <w:t>                    self.rotate_right(node.right)</w:t>
+      </w:r>
+    </w:p>
+    <w:p>
+      <w:pPr>
+        <w:pStyle w:val="NormalWeb"/>
+        <w:shd w:val="clear" w:color="auto" w:fill="F5F5F5"/>
+        <w:spacing w:before="0" w:beforeAutospacing="0" w:after="0" w:afterAutospacing="0"/>
+        <w:ind w:left="280"/>
+        <w:jc w:val="both"/>
+        <w:rPr>
+          <w:rFonts w:asciiTheme="minorHAnsi" w:hAnsiTheme="minorHAnsi" w:cstheme="minorHAnsi"/>
+        </w:rPr>
+      </w:pPr>
+      <w:r>
+        <w:rPr>
+          <w:rFonts w:asciiTheme="minorHAnsi" w:hAnsiTheme="minorHAnsi" w:cstheme="minorHAnsi"/>
+          <w:color w:val="000000"/>
+          <w:sz w:val="17"/>
+          <w:szCs w:val="17"/>
+        </w:rPr>
+        <w:t>                self.rotate_left(node)</w:t>
+      </w:r>
+    </w:p>
+    <w:p>
+      <w:pPr>
+        <w:pStyle w:val="NormalWeb"/>
+        <w:shd w:val="clear" w:color="auto" w:fill="F5F5F5"/>
+        <w:spacing w:before="0" w:beforeAutospacing="0" w:after="0" w:afterAutospacing="0"/>
+        <w:ind w:left="280"/>
+        <w:jc w:val="both"/>
+        <w:rPr>
+          <w:rFonts w:asciiTheme="minorHAnsi" w:hAnsiTheme="minorHAnsi" w:cstheme="minorHAnsi"/>
+        </w:rPr>
+      </w:pPr>
+      <w:r>
+        <w:rPr>
+          <w:rFonts w:asciiTheme="minorHAnsi" w:hAnsiTheme="minorHAnsi" w:cstheme="minorHAnsi"/>
+          <w:color w:val="000000"/>
+          <w:sz w:val="17"/>
+          <w:szCs w:val="17"/>
+        </w:rPr>
+        <w:t>                invalidate_height(parent if parent else self.root)</w:t>
+      </w:r>
+    </w:p>
+    <w:p>
+      <w:pPr>
+        <w:pStyle w:val="NormalWeb"/>
+        <w:shd w:val="clear" w:color="auto" w:fill="F5F5F5"/>
+        <w:spacing w:before="0" w:beforeAutospacing="0" w:after="160" w:afterAutospacing="0"/>
+        <w:ind w:left="280"/>
+        <w:jc w:val="both"/>
+        <w:rPr>
+          <w:rFonts w:asciiTheme="minorHAnsi" w:hAnsiTheme="minorHAnsi" w:cstheme="minorHAnsi"/>
+        </w:rPr>
+      </w:pPr>
+      <w:r>
+        <w:rPr>
+          <w:rFonts w:asciiTheme="minorHAnsi" w:hAnsiTheme="minorHAnsi" w:cstheme="minorHAnsi"/>
+          <w:color w:val="000000"/>
+          <w:sz w:val="17"/>
+          <w:szCs w:val="17"/>
+        </w:rPr>
+        <w:t>            node = parent</w:t>
+      </w:r>
+    </w:p>
+    <w:p>
+      <w:pPr>
+        <w:pStyle w:val="NormalWeb"/>
+        <w:spacing w:before="0" w:beforeAutospacing="0" w:after="160" w:afterAutospacing="0"/>
+        <w:jc w:val="both"/>
+        <w:rPr>
+          <w:rFonts w:asciiTheme="minorHAnsi" w:hAnsiTheme="minorHAnsi" w:cstheme="minorHAnsi"/>
+        </w:rPr>
+      </w:pPr>
+      <w:r>
+        <w:rPr>
+          <w:rFonts w:asciiTheme="minorHAnsi" w:hAnsiTheme="minorHAnsi" w:cstheme="minorHAnsi"/>
+          <w:color w:val="000000"/>
+          <w:sz w:val="22"/>
+          <w:szCs w:val="22"/>
+        </w:rPr>
+        <w:t> </w:t>
+      </w:r>
+    </w:p>
+    <w:p>
+      <w:pPr>
+        <w:pStyle w:val="Heading2"/>
+      </w:pPr>
+      <w:r>
+        <w:t>2.3 Albero Red-Black</w:t>
+      </w:r>
+    </w:p>
+    <w:p>
+      <w:pPr>
+        <w:pStyle w:val="NormalWeb"/>
+        <w:spacing w:before="0" w:beforeAutospacing="0" w:after="160" w:afterAutospacing="0"/>
+        <w:jc w:val="both"/>
+        <w:rPr>
+          <w:rFonts w:asciiTheme="minorHAnsi" w:hAnsiTheme="minorHAnsi" w:cstheme="minorHAnsi"/>
+        </w:rPr>
+      </w:pPr>
+      <w:r>
+        <w:rPr>
+          <w:rFonts w:asciiTheme="minorHAnsi" w:hAnsiTheme="minorHAnsi" w:cstheme="minorHAnsi"/>
+          <w:color w:val="000000"/>
+          <w:sz w:val="22"/>
+          <w:szCs w:val="22"/>
+        </w:rPr>
+        <w:t xml:space="preserve">L'albero Red-Black è un'altra famiglia di BST auto-bilancianti, che mantiene l'equilibrio colorando i nodi di rosso o nero e rispettando un insieme di proprietà che garantiscono un'altezza </w:t>
+      </w:r>
+      <w:r>
+        <w:rPr>
+          <w:rFonts w:asciiTheme="minorHAnsi" w:hAnsiTheme="minorHAnsi" w:cstheme="minorHAnsi"/>
+          <w:i/>
+          <w:iCs/>
+          <w:color w:val="000000"/>
+          <w:sz w:val="22"/>
+          <w:szCs w:val="22"/>
+        </w:rPr>
+        <w:t>O(log n)</w:t>
+      </w:r>
+      <w:r>
+        <w:rPr>
+          <w:rFonts w:asciiTheme="minorHAnsi" w:hAnsiTheme="minorHAnsi" w:cstheme="minorHAnsi"/>
+          <w:color w:val="000000"/>
+          <w:sz w:val="22"/>
+          <w:szCs w:val="22"/>
+        </w:rPr>
+        <w:t xml:space="preserve">: la radice deve essere nera, nessun nodo rosso ha figli rossi, stesso numero di nodi neri su ogni cammino radice-foglia (altezza nera dell’albero). Rispetto ad AVL, gli alberi Red-Black tendono a effettuare un numero inferiore di rotazioni per operazione, a fronte di un bilanciamento </w:t>
+      </w:r>
+      <w:r>
+        <w:rPr>
+          <w:rFonts w:asciiTheme="minorHAnsi" w:hAnsiTheme="minorHAnsi" w:cstheme="minorHAnsi"/>
+          <w:color w:val="000000"/>
+          <w:sz w:val="22"/>
+          <w:szCs w:val="22"/>
+        </w:rPr>
+        <w:lastRenderedPageBreak/>
+        <w:t>meno stretto. Nell'implementazione realizzata, le procedure di ripristino delle proprietà (</w:t>
+      </w:r>
+      <w:r>
+        <w:rPr>
+          <w:rFonts w:asciiTheme="minorHAnsi" w:hAnsiTheme="minorHAnsi" w:cstheme="minorHAnsi"/>
+          <w:i/>
+          <w:iCs/>
+          <w:color w:val="000000"/>
+          <w:sz w:val="22"/>
+          <w:szCs w:val="22"/>
+        </w:rPr>
+        <w:t xml:space="preserve">rb_insert_fixup </w:t>
+      </w:r>
+      <w:r>
+        <w:rPr>
+          <w:rFonts w:asciiTheme="minorHAnsi" w:hAnsiTheme="minorHAnsi" w:cstheme="minorHAnsi"/>
+          <w:color w:val="000000"/>
+          <w:sz w:val="22"/>
+          <w:szCs w:val="22"/>
+        </w:rPr>
+        <w:t>e</w:t>
+      </w:r>
+      <w:r>
+        <w:rPr>
+          <w:rFonts w:asciiTheme="minorHAnsi" w:hAnsiTheme="minorHAnsi" w:cstheme="minorHAnsi"/>
+          <w:i/>
+          <w:iCs/>
+          <w:color w:val="000000"/>
+          <w:sz w:val="22"/>
+          <w:szCs w:val="22"/>
+        </w:rPr>
+        <w:t xml:space="preserve"> remove_fixup</w:t>
+      </w:r>
+      <w:r>
+        <w:rPr>
+          <w:rFonts w:asciiTheme="minorHAnsi" w:hAnsiTheme="minorHAnsi" w:cstheme="minorHAnsi"/>
+          <w:color w:val="000000"/>
+          <w:sz w:val="22"/>
+          <w:szCs w:val="22"/>
+        </w:rPr>
+        <w:t xml:space="preserve">) sono delegate dalla classe RBTree, che estende BST riusandone </w:t>
+      </w:r>
+      <w:r>
+        <w:rPr>
+          <w:rFonts w:asciiTheme="minorHAnsi" w:hAnsiTheme="minorHAnsi" w:cstheme="minorHAnsi"/>
+          <w:i/>
+          <w:iCs/>
+          <w:color w:val="000000"/>
+          <w:sz w:val="22"/>
+          <w:szCs w:val="22"/>
+        </w:rPr>
+        <w:t>find</w:t>
+      </w:r>
+      <w:r>
+        <w:rPr>
+          <w:rFonts w:asciiTheme="minorHAnsi" w:hAnsiTheme="minorHAnsi" w:cstheme="minorHAnsi"/>
+          <w:color w:val="000000"/>
+          <w:sz w:val="22"/>
+          <w:szCs w:val="22"/>
+        </w:rPr>
+        <w:t xml:space="preserve">, </w:t>
+      </w:r>
+      <w:r>
+        <w:rPr>
+          <w:rFonts w:asciiTheme="minorHAnsi" w:hAnsiTheme="minorHAnsi" w:cstheme="minorHAnsi"/>
+          <w:i/>
+          <w:iCs/>
+          <w:color w:val="000000"/>
+          <w:sz w:val="22"/>
+          <w:szCs w:val="22"/>
+        </w:rPr>
+        <w:t>nxt</w:t>
+      </w:r>
+      <w:r>
+        <w:rPr>
+          <w:rFonts w:asciiTheme="minorHAnsi" w:hAnsiTheme="minorHAnsi" w:cstheme="minorHAnsi"/>
+          <w:color w:val="000000"/>
+          <w:sz w:val="22"/>
+          <w:szCs w:val="22"/>
+        </w:rPr>
+        <w:t>/</w:t>
+      </w:r>
+      <w:r>
+        <w:rPr>
+          <w:rFonts w:asciiTheme="minorHAnsi" w:hAnsiTheme="minorHAnsi" w:cstheme="minorHAnsi"/>
+          <w:i/>
+          <w:iCs/>
+          <w:color w:val="000000"/>
+          <w:sz w:val="22"/>
+          <w:szCs w:val="22"/>
+        </w:rPr>
+        <w:t>prv</w:t>
+      </w:r>
+      <w:r>
+        <w:rPr>
+          <w:rFonts w:asciiTheme="minorHAnsi" w:hAnsiTheme="minorHAnsi" w:cstheme="minorHAnsi"/>
+          <w:color w:val="000000"/>
+          <w:sz w:val="22"/>
+          <w:szCs w:val="22"/>
+        </w:rPr>
+        <w:t xml:space="preserve"> e le rotazioni di base, e ne sovrascrive solo </w:t>
+      </w:r>
+      <w:r>
+        <w:rPr>
+          <w:rFonts w:asciiTheme="minorHAnsi" w:hAnsiTheme="minorHAnsi" w:cstheme="minorHAnsi"/>
+          <w:i/>
+          <w:iCs/>
+          <w:color w:val="000000"/>
+          <w:sz w:val="22"/>
+          <w:szCs w:val="22"/>
+        </w:rPr>
+        <w:t>insert</w:t>
+      </w:r>
+      <w:r>
+        <w:rPr>
+          <w:rFonts w:asciiTheme="minorHAnsi" w:hAnsiTheme="minorHAnsi" w:cstheme="minorHAnsi"/>
+          <w:color w:val="000000"/>
+          <w:sz w:val="22"/>
+          <w:szCs w:val="22"/>
+        </w:rPr>
+        <w:t xml:space="preserve"> e </w:t>
+      </w:r>
+      <w:r>
+        <w:rPr>
+          <w:rFonts w:asciiTheme="minorHAnsi" w:hAnsiTheme="minorHAnsi" w:cstheme="minorHAnsi"/>
+          <w:i/>
+          <w:iCs/>
+          <w:color w:val="000000"/>
+          <w:sz w:val="22"/>
+          <w:szCs w:val="22"/>
+        </w:rPr>
+        <w:t>remove</w:t>
+      </w:r>
+      <w:r>
+        <w:rPr>
+          <w:rFonts w:asciiTheme="minorHAnsi" w:hAnsiTheme="minorHAnsi" w:cstheme="minorHAnsi"/>
+          <w:color w:val="000000"/>
+          <w:sz w:val="22"/>
+          <w:szCs w:val="22"/>
+        </w:rPr>
+        <w:t>.</w:t>
+      </w:r>
+    </w:p>
+    <w:p>
+      <w:pPr>
+        <w:pStyle w:val="NormalWeb"/>
+        <w:spacing w:before="0" w:beforeAutospacing="0" w:after="160" w:afterAutospacing="0"/>
+        <w:jc w:val="both"/>
+        <w:rPr>
+          <w:rFonts w:asciiTheme="minorHAnsi" w:hAnsiTheme="minorHAnsi" w:cstheme="minorHAnsi"/>
+        </w:rPr>
+      </w:pPr>
+      <w:r>
+        <w:rPr>
+          <w:rFonts w:asciiTheme="minorHAnsi" w:hAnsiTheme="minorHAnsi" w:cstheme="minorHAnsi"/>
+          <w:color w:val="000000"/>
+          <w:sz w:val="22"/>
+          <w:szCs w:val="22"/>
+        </w:rPr>
+        <w:t>Anche se è stata la struttura più complicata da implementare correttamente, soprattutto per i tanti casi particolari da gestire durante il fixup, una volta completata si è rivelata un buon compromesso fra il numero di rotazioni necessarie e le prestazioni ottenute.</w:t>
+      </w:r>
+    </w:p>
+    <w:p>
+      <w:pPr>
+        <w:pStyle w:val="NormalWeb"/>
+        <w:spacing w:before="120" w:beforeAutospacing="0" w:after="80" w:afterAutospacing="0"/>
+        <w:jc w:val="both"/>
+        <w:rPr>
+          <w:rFonts w:asciiTheme="minorHAnsi" w:hAnsiTheme="minorHAnsi" w:cstheme="minorHAnsi"/>
+        </w:rPr>
+      </w:pPr>
+      <w:r>
+        <w:rPr>
+          <w:rFonts w:asciiTheme="minorHAnsi" w:hAnsiTheme="minorHAnsi" w:cstheme="minorHAnsi"/>
+          <w:color w:val="000000"/>
+          <w:sz w:val="20"/>
+          <w:szCs w:val="20"/>
+        </w:rPr>
+        <w:t xml:space="preserve">Anche RBTree estende BST. L’inserimento colora il nuovo nodo di rosso, delega il posizionamento al BST e poi chiama </w:t>
+      </w:r>
+      <w:r>
+        <w:rPr>
+          <w:rFonts w:asciiTheme="minorHAnsi" w:hAnsiTheme="minorHAnsi" w:cstheme="minorHAnsi"/>
+          <w:i/>
+          <w:iCs/>
+          <w:color w:val="000000"/>
+          <w:sz w:val="20"/>
+          <w:szCs w:val="20"/>
+        </w:rPr>
+        <w:t>rb_insert_fixup</w:t>
+      </w:r>
+      <w:r>
+        <w:rPr>
+          <w:rFonts w:asciiTheme="minorHAnsi" w:hAnsiTheme="minorHAnsi" w:cstheme="minorHAnsi"/>
+          <w:i/>
+          <w:iCs/>
+          <w:color w:val="000000"/>
+          <w:sz w:val="20"/>
+          <w:szCs w:val="20"/>
+        </w:rPr>
+        <w:t>()</w:t>
+      </w:r>
+      <w:r>
+        <w:rPr>
+          <w:rFonts w:asciiTheme="minorHAnsi" w:hAnsiTheme="minorHAnsi" w:cstheme="minorHAnsi"/>
+          <w:color w:val="000000"/>
+          <w:sz w:val="20"/>
+          <w:szCs w:val="20"/>
+        </w:rPr>
+        <w:t xml:space="preserve"> per ripristinare le proprietà Red-Black:</w:t>
+      </w:r>
+    </w:p>
+    <w:p>
+      <w:pPr>
+        <w:pStyle w:val="NormalWeb"/>
+        <w:shd w:val="clear" w:color="auto" w:fill="F5F5F5"/>
+        <w:spacing w:before="0" w:beforeAutospacing="0" w:after="0" w:afterAutospacing="0"/>
+        <w:ind w:left="280"/>
+        <w:jc w:val="both"/>
+        <w:rPr>
+          <w:rFonts w:asciiTheme="minorHAnsi" w:hAnsiTheme="minorHAnsi" w:cstheme="minorHAnsi"/>
+        </w:rPr>
+      </w:pPr>
+      <w:r>
+        <w:rPr>
+          <w:rFonts w:asciiTheme="minorHAnsi" w:hAnsiTheme="minorHAnsi" w:cstheme="minorHAnsi"/>
+          <w:color w:val="000000"/>
+          <w:sz w:val="17"/>
+          <w:szCs w:val="17"/>
+        </w:rPr>
+        <w:t>class RBTree(BST):</w:t>
+      </w:r>
+    </w:p>
+    <w:p>
+      <w:pPr>
+        <w:pStyle w:val="NormalWeb"/>
+        <w:shd w:val="clear" w:color="auto" w:fill="F5F5F5"/>
+        <w:spacing w:before="0" w:beforeAutospacing="0" w:after="0" w:afterAutospacing="0"/>
+        <w:ind w:left="280"/>
+        <w:jc w:val="both"/>
+        <w:rPr>
+          <w:rFonts w:asciiTheme="minorHAnsi" w:hAnsiTheme="minorHAnsi" w:cstheme="minorHAnsi"/>
+        </w:rPr>
+      </w:pPr>
+      <w:r>
+        <w:rPr>
+          <w:rStyle w:val="apple-tab-span"/>
+          <w:rFonts w:asciiTheme="minorHAnsi" w:hAnsiTheme="minorHAnsi" w:cstheme="minorHAnsi"/>
+          <w:color w:val="000000"/>
+          <w:sz w:val="17"/>
+          <w:szCs w:val="17"/>
+        </w:rPr>
+        <w:tab/>
+      </w:r>
+      <w:r>
+        <w:rPr>
+          <w:rFonts w:asciiTheme="minorHAnsi" w:hAnsiTheme="minorHAnsi" w:cstheme="minorHAnsi"/>
+          <w:color w:val="000000"/>
+          <w:sz w:val="17"/>
+          <w:szCs w:val="17"/>
+        </w:rPr>
+        <w:t>def insert(self, node):</w:t>
+      </w:r>
+    </w:p>
+    <w:p>
+      <w:pPr>
+        <w:pStyle w:val="NormalWeb"/>
+        <w:shd w:val="clear" w:color="auto" w:fill="F5F5F5"/>
+        <w:spacing w:before="0" w:beforeAutospacing="0" w:after="0" w:afterAutospacing="0"/>
+        <w:ind w:left="280"/>
+        <w:jc w:val="both"/>
+        <w:rPr>
+          <w:rFonts w:asciiTheme="minorHAnsi" w:hAnsiTheme="minorHAnsi" w:cstheme="minorHAnsi"/>
+        </w:rPr>
+      </w:pPr>
+      <w:r>
+        <w:rPr>
+          <w:rFonts w:asciiTheme="minorHAnsi" w:hAnsiTheme="minorHAnsi" w:cstheme="minorHAnsi"/>
+          <w:color w:val="000000"/>
+          <w:sz w:val="17"/>
+          <w:szCs w:val="17"/>
+        </w:rPr>
+        <w:t>        node.color = 'red'</w:t>
+      </w:r>
+    </w:p>
+    <w:p>
+      <w:pPr>
+        <w:pStyle w:val="NormalWeb"/>
+        <w:shd w:val="clear" w:color="auto" w:fill="F5F5F5"/>
+        <w:spacing w:before="0" w:beforeAutospacing="0" w:after="0" w:afterAutospacing="0"/>
+        <w:ind w:left="280"/>
+        <w:jc w:val="both"/>
+        <w:rPr>
+          <w:rFonts w:asciiTheme="minorHAnsi" w:hAnsiTheme="minorHAnsi" w:cstheme="minorHAnsi"/>
+        </w:rPr>
+      </w:pPr>
+      <w:r>
+        <w:rPr>
+          <w:rFonts w:asciiTheme="minorHAnsi" w:hAnsiTheme="minorHAnsi" w:cstheme="minorHAnsi"/>
+          <w:color w:val="000000"/>
+          <w:sz w:val="17"/>
+          <w:szCs w:val="17"/>
+        </w:rPr>
+        <w:t xml:space="preserve">        super().insert(node)      </w:t>
+      </w:r>
+      <w:r>
+        <w:rPr>
+          <w:rStyle w:val="apple-tab-span"/>
+          <w:rFonts w:asciiTheme="minorHAnsi" w:hAnsiTheme="minorHAnsi" w:cstheme="minorHAnsi"/>
+          <w:color w:val="000000"/>
+          <w:sz w:val="17"/>
+          <w:szCs w:val="17"/>
+        </w:rPr>
+        <w:tab/>
+      </w:r>
+      <w:r>
+        <w:rPr>
+          <w:rFonts w:asciiTheme="minorHAnsi" w:hAnsiTheme="minorHAnsi" w:cstheme="minorHAnsi"/>
+          <w:color w:val="000000"/>
+          <w:sz w:val="17"/>
+          <w:szCs w:val="17"/>
+        </w:rPr>
+        <w:t># delegato al BST</w:t>
+      </w:r>
+    </w:p>
+    <w:p>
+      <w:pPr>
+        <w:pStyle w:val="NormalWeb"/>
+        <w:shd w:val="clear" w:color="auto" w:fill="F5F5F5"/>
+        <w:spacing w:before="0" w:beforeAutospacing="0" w:after="0" w:afterAutospacing="0"/>
+        <w:ind w:left="280"/>
+        <w:jc w:val="both"/>
+        <w:rPr>
+          <w:rFonts w:asciiTheme="minorHAnsi" w:hAnsiTheme="minorHAnsi" w:cstheme="minorHAnsi"/>
+        </w:rPr>
+      </w:pPr>
+      <w:r>
+        <w:rPr>
+          <w:rFonts w:asciiTheme="minorHAnsi" w:hAnsiTheme="minorHAnsi" w:cstheme="minorHAnsi"/>
+          <w:color w:val="000000"/>
+          <w:sz w:val="17"/>
+          <w:szCs w:val="17"/>
+        </w:rPr>
+        <w:t>        self.rb_insert_fixup(node)</w:t>
+      </w:r>
+    </w:p>
+    <w:p>
+      <w:pPr>
+        <w:pStyle w:val="NormalWeb"/>
+        <w:shd w:val="clear" w:color="auto" w:fill="F5F5F5"/>
+        <w:spacing w:before="0" w:beforeAutospacing="0" w:after="0" w:afterAutospacing="0"/>
+        <w:ind w:left="280"/>
+        <w:jc w:val="both"/>
+        <w:rPr>
+          <w:rFonts w:asciiTheme="minorHAnsi" w:hAnsiTheme="minorHAnsi" w:cstheme="minorHAnsi"/>
+        </w:rPr>
+      </w:pPr>
+      <w:r>
+        <w:rPr>
+          <w:rFonts w:asciiTheme="minorHAnsi" w:hAnsiTheme="minorHAnsi" w:cstheme="minorHAnsi"/>
+          <w:color w:val="000000"/>
+          <w:sz w:val="17"/>
+          <w:szCs w:val="17"/>
+        </w:rPr>
+        <w:t> </w:t>
+      </w:r>
+    </w:p>
+    <w:p>
+      <w:pPr>
+        <w:pStyle w:val="NormalWeb"/>
+        <w:shd w:val="clear" w:color="auto" w:fill="F5F5F5"/>
+        <w:spacing w:before="0" w:beforeAutospacing="0" w:after="0" w:afterAutospacing="0"/>
+        <w:ind w:left="280"/>
+        <w:jc w:val="both"/>
+        <w:rPr>
+          <w:rFonts w:asciiTheme="minorHAnsi" w:hAnsiTheme="minorHAnsi" w:cstheme="minorHAnsi"/>
+        </w:rPr>
+      </w:pPr>
+      <w:r>
+        <w:rPr>
+          <w:rStyle w:val="apple-tab-span"/>
+          <w:rFonts w:asciiTheme="minorHAnsi" w:hAnsiTheme="minorHAnsi" w:cstheme="minorHAnsi"/>
+          <w:color w:val="000000"/>
+          <w:sz w:val="17"/>
+          <w:szCs w:val="17"/>
+        </w:rPr>
+        <w:tab/>
+      </w:r>
+      <w:r>
+        <w:rPr>
+          <w:rFonts w:asciiTheme="minorHAnsi" w:hAnsiTheme="minorHAnsi" w:cstheme="minorHAnsi"/>
+          <w:color w:val="000000"/>
+          <w:sz w:val="17"/>
+          <w:szCs w:val="17"/>
+        </w:rPr>
+        <w:t>def rb_insert_fixup(self, x):</w:t>
+      </w:r>
+    </w:p>
+    <w:p>
+      <w:pPr>
+        <w:pStyle w:val="NormalWeb"/>
+        <w:shd w:val="clear" w:color="auto" w:fill="F5F5F5"/>
+        <w:spacing w:before="0" w:beforeAutospacing="0" w:after="0" w:afterAutospacing="0"/>
+        <w:ind w:left="280"/>
+        <w:jc w:val="both"/>
+        <w:rPr>
+          <w:rFonts w:asciiTheme="minorHAnsi" w:hAnsiTheme="minorHAnsi" w:cstheme="minorHAnsi"/>
+        </w:rPr>
+      </w:pPr>
+      <w:r>
+        <w:rPr>
+          <w:rFonts w:asciiTheme="minorHAnsi" w:hAnsiTheme="minorHAnsi" w:cstheme="minorHAnsi"/>
+          <w:color w:val="000000"/>
+          <w:sz w:val="17"/>
+          <w:szCs w:val="17"/>
+        </w:rPr>
+        <w:t>    </w:t>
+      </w:r>
+      <w:r>
+        <w:rPr>
+          <w:rStyle w:val="apple-tab-span"/>
+          <w:rFonts w:asciiTheme="minorHAnsi" w:hAnsiTheme="minorHAnsi" w:cstheme="minorHAnsi"/>
+          <w:color w:val="000000"/>
+          <w:sz w:val="17"/>
+          <w:szCs w:val="17"/>
+        </w:rPr>
+        <w:tab/>
+      </w:r>
+      <w:r>
+        <w:rPr>
+          <w:rFonts w:asciiTheme="minorHAnsi" w:hAnsiTheme="minorHAnsi" w:cstheme="minorHAnsi"/>
+          <w:color w:val="000000"/>
+          <w:sz w:val="17"/>
+          <w:szCs w:val="17"/>
+        </w:rPr>
+        <w:t>while color(x.parent) == 'red':</w:t>
+      </w:r>
+    </w:p>
+    <w:p>
+      <w:pPr>
+        <w:pStyle w:val="NormalWeb"/>
+        <w:shd w:val="clear" w:color="auto" w:fill="F5F5F5"/>
+        <w:spacing w:before="0" w:beforeAutospacing="0" w:after="0" w:afterAutospacing="0"/>
+        <w:ind w:left="280"/>
+        <w:jc w:val="both"/>
+        <w:rPr>
+          <w:rFonts w:asciiTheme="minorHAnsi" w:hAnsiTheme="minorHAnsi" w:cstheme="minorHAnsi"/>
+        </w:rPr>
+      </w:pPr>
+      <w:r>
+        <w:rPr>
+          <w:rFonts w:asciiTheme="minorHAnsi" w:hAnsiTheme="minorHAnsi" w:cstheme="minorHAnsi"/>
+          <w:color w:val="000000"/>
+          <w:sz w:val="17"/>
+          <w:szCs w:val="17"/>
+        </w:rPr>
+        <w:t>        </w:t>
+      </w:r>
+      <w:r>
+        <w:rPr>
+          <w:rStyle w:val="apple-tab-span"/>
+          <w:rFonts w:asciiTheme="minorHAnsi" w:hAnsiTheme="minorHAnsi" w:cstheme="minorHAnsi"/>
+          <w:color w:val="000000"/>
+          <w:sz w:val="17"/>
+          <w:szCs w:val="17"/>
+        </w:rPr>
+        <w:tab/>
+      </w:r>
+      <w:r>
+        <w:rPr>
+          <w:rFonts w:asciiTheme="minorHAnsi" w:hAnsiTheme="minorHAnsi" w:cstheme="minorHAnsi"/>
+          <w:color w:val="000000"/>
+          <w:sz w:val="17"/>
+          <w:szCs w:val="17"/>
+        </w:rPr>
+        <w:t>y = x.parent</w:t>
+      </w:r>
+    </w:p>
+    <w:p>
+      <w:pPr>
+        <w:pStyle w:val="NormalWeb"/>
+        <w:shd w:val="clear" w:color="auto" w:fill="F5F5F5"/>
+        <w:spacing w:before="0" w:beforeAutospacing="0" w:after="0" w:afterAutospacing="0"/>
+        <w:ind w:left="280"/>
+        <w:jc w:val="both"/>
+        <w:rPr>
+          <w:rFonts w:asciiTheme="minorHAnsi" w:hAnsiTheme="minorHAnsi" w:cstheme="minorHAnsi"/>
+        </w:rPr>
+      </w:pPr>
+      <w:r>
+        <w:rPr>
+          <w:rFonts w:asciiTheme="minorHAnsi" w:hAnsiTheme="minorHAnsi" w:cstheme="minorHAnsi"/>
+          <w:color w:val="000000"/>
+          <w:sz w:val="17"/>
+          <w:szCs w:val="17"/>
+        </w:rPr>
+        <w:t>        </w:t>
+      </w:r>
+      <w:r>
+        <w:rPr>
+          <w:rStyle w:val="apple-tab-span"/>
+          <w:rFonts w:asciiTheme="minorHAnsi" w:hAnsiTheme="minorHAnsi" w:cstheme="minorHAnsi"/>
+          <w:color w:val="000000"/>
+          <w:sz w:val="17"/>
+          <w:szCs w:val="17"/>
+        </w:rPr>
+        <w:tab/>
+      </w:r>
+      <w:r>
+        <w:rPr>
+          <w:rFonts w:asciiTheme="minorHAnsi" w:hAnsiTheme="minorHAnsi" w:cstheme="minorHAnsi"/>
+          <w:color w:val="000000"/>
+          <w:sz w:val="17"/>
+          <w:szCs w:val="17"/>
+        </w:rPr>
+        <w:t>z = y.parent</w:t>
+      </w:r>
+    </w:p>
+    <w:p>
+      <w:pPr>
+        <w:pStyle w:val="NormalWeb"/>
+        <w:shd w:val="clear" w:color="auto" w:fill="F5F5F5"/>
+        <w:spacing w:before="0" w:beforeAutospacing="0" w:after="0" w:afterAutospacing="0"/>
+        <w:ind w:left="280"/>
+        <w:jc w:val="both"/>
+        <w:rPr>
+          <w:rFonts w:asciiTheme="minorHAnsi" w:hAnsiTheme="minorHAnsi" w:cstheme="minorHAnsi"/>
+        </w:rPr>
+      </w:pPr>
+      <w:r>
+        <w:rPr>
+          <w:rFonts w:asciiTheme="minorHAnsi" w:hAnsiTheme="minorHAnsi" w:cstheme="minorHAnsi"/>
+          <w:color w:val="000000"/>
+          <w:sz w:val="17"/>
+          <w:szCs w:val="17"/>
+        </w:rPr>
+        <w:t>        </w:t>
+      </w:r>
+      <w:r>
+        <w:rPr>
+          <w:rStyle w:val="apple-tab-span"/>
+          <w:rFonts w:asciiTheme="minorHAnsi" w:hAnsiTheme="minorHAnsi" w:cstheme="minorHAnsi"/>
+          <w:color w:val="000000"/>
+          <w:sz w:val="17"/>
+          <w:szCs w:val="17"/>
+        </w:rPr>
+        <w:tab/>
+      </w:r>
+      <w:r>
+        <w:rPr>
+          <w:rFonts w:asciiTheme="minorHAnsi" w:hAnsiTheme="minorHAnsi" w:cstheme="minorHAnsi"/>
+          <w:color w:val="000000"/>
+          <w:sz w:val="17"/>
+          <w:szCs w:val="17"/>
+        </w:rPr>
+        <w:t>if y == z.left:</w:t>
+      </w:r>
+    </w:p>
+    <w:p>
+      <w:pPr>
+        <w:pStyle w:val="NormalWeb"/>
+        <w:shd w:val="clear" w:color="auto" w:fill="F5F5F5"/>
+        <w:spacing w:before="0" w:beforeAutospacing="0" w:after="0" w:afterAutospacing="0"/>
+        <w:ind w:left="280"/>
+        <w:jc w:val="both"/>
+        <w:rPr>
+          <w:rFonts w:asciiTheme="minorHAnsi" w:hAnsiTheme="minorHAnsi" w:cstheme="minorHAnsi"/>
+        </w:rPr>
+      </w:pPr>
+      <w:r>
+        <w:rPr>
+          <w:rFonts w:asciiTheme="minorHAnsi" w:hAnsiTheme="minorHAnsi" w:cstheme="minorHAnsi"/>
+          <w:color w:val="000000"/>
+          <w:sz w:val="17"/>
+          <w:szCs w:val="17"/>
+        </w:rPr>
+        <w:t xml:space="preserve">                u = z.right            </w:t>
+      </w:r>
+      <w:r>
+        <w:rPr>
+          <w:rStyle w:val="apple-tab-span"/>
+          <w:rFonts w:asciiTheme="minorHAnsi" w:hAnsiTheme="minorHAnsi" w:cstheme="minorHAnsi"/>
+          <w:color w:val="000000"/>
+          <w:sz w:val="17"/>
+          <w:szCs w:val="17"/>
+        </w:rPr>
+        <w:tab/>
+      </w:r>
+      <w:r>
+        <w:rPr>
+          <w:rFonts w:asciiTheme="minorHAnsi" w:hAnsiTheme="minorHAnsi" w:cstheme="minorHAnsi"/>
+          <w:color w:val="000000"/>
+          <w:sz w:val="17"/>
+          <w:szCs w:val="17"/>
+        </w:rPr>
+        <w:t># zio</w:t>
+      </w:r>
+    </w:p>
+    <w:p>
+      <w:pPr>
+        <w:pStyle w:val="NormalWeb"/>
+        <w:shd w:val="clear" w:color="auto" w:fill="F5F5F5"/>
+        <w:spacing w:before="0" w:beforeAutospacing="0" w:after="0" w:afterAutospacing="0"/>
+        <w:ind w:left="280"/>
+        <w:jc w:val="both"/>
+        <w:rPr>
+          <w:rFonts w:asciiTheme="minorHAnsi" w:hAnsiTheme="minorHAnsi" w:cstheme="minorHAnsi"/>
+        </w:rPr>
+      </w:pPr>
+      <w:r>
+        <w:rPr>
+          <w:rFonts w:asciiTheme="minorHAnsi" w:hAnsiTheme="minorHAnsi" w:cstheme="minorHAnsi"/>
+          <w:color w:val="000000"/>
+          <w:sz w:val="17"/>
+          <w:szCs w:val="17"/>
+        </w:rPr>
+        <w:t xml:space="preserve">                if color(u) == 'red':  </w:t>
+      </w:r>
+      <w:r>
+        <w:rPr>
+          <w:rStyle w:val="apple-tab-span"/>
+          <w:rFonts w:asciiTheme="minorHAnsi" w:hAnsiTheme="minorHAnsi" w:cstheme="minorHAnsi"/>
+          <w:color w:val="000000"/>
+          <w:sz w:val="17"/>
+          <w:szCs w:val="17"/>
+        </w:rPr>
+        <w:tab/>
+      </w:r>
+      <w:r>
+        <w:rPr>
+          <w:rFonts w:asciiTheme="minorHAnsi" w:hAnsiTheme="minorHAnsi" w:cstheme="minorHAnsi"/>
+          <w:color w:val="000000"/>
+          <w:sz w:val="17"/>
+          <w:szCs w:val="17"/>
+        </w:rPr>
+        <w:t># caso sfortunato</w:t>
+      </w:r>
+    </w:p>
+    <w:p>
+      <w:pPr>
+        <w:pStyle w:val="NormalWeb"/>
+        <w:shd w:val="clear" w:color="auto" w:fill="F5F5F5"/>
+        <w:spacing w:before="0" w:beforeAutospacing="0" w:after="0" w:afterAutospacing="0"/>
+        <w:ind w:left="280"/>
+        <w:jc w:val="both"/>
+        <w:rPr>
+          <w:rFonts w:asciiTheme="minorHAnsi" w:hAnsiTheme="minorHAnsi" w:cstheme="minorHAnsi"/>
+        </w:rPr>
+      </w:pPr>
+      <w:r>
+        <w:rPr>
+          <w:rFonts w:asciiTheme="minorHAnsi" w:hAnsiTheme="minorHAnsi" w:cstheme="minorHAnsi"/>
+          <w:color w:val="000000"/>
+          <w:sz w:val="17"/>
+          <w:szCs w:val="17"/>
+        </w:rPr>
+        <w:t>                    y.color = 'black'</w:t>
+      </w:r>
+    </w:p>
+    <w:p>
+      <w:pPr>
+        <w:pStyle w:val="NormalWeb"/>
+        <w:shd w:val="clear" w:color="auto" w:fill="F5F5F5"/>
+        <w:spacing w:before="0" w:beforeAutospacing="0" w:after="0" w:afterAutospacing="0"/>
+        <w:ind w:left="280"/>
+        <w:jc w:val="both"/>
+        <w:rPr>
+          <w:rFonts w:asciiTheme="minorHAnsi" w:hAnsiTheme="minorHAnsi" w:cstheme="minorHAnsi"/>
+        </w:rPr>
+      </w:pPr>
+      <w:r>
+        <w:rPr>
+          <w:rFonts w:asciiTheme="minorHAnsi" w:hAnsiTheme="minorHAnsi" w:cstheme="minorHAnsi"/>
+          <w:color w:val="000000"/>
+          <w:sz w:val="17"/>
+          <w:szCs w:val="17"/>
+        </w:rPr>
+        <w:t>                    if u: u.color = 'black'</w:t>
+      </w:r>
+    </w:p>
+    <w:p>
+      <w:pPr>
+        <w:pStyle w:val="NormalWeb"/>
+        <w:shd w:val="clear" w:color="auto" w:fill="F5F5F5"/>
+        <w:spacing w:before="0" w:beforeAutospacing="0" w:after="0" w:afterAutospacing="0"/>
+        <w:ind w:left="280"/>
+        <w:jc w:val="both"/>
+        <w:rPr>
+          <w:rFonts w:asciiTheme="minorHAnsi" w:hAnsiTheme="minorHAnsi" w:cstheme="minorHAnsi"/>
+        </w:rPr>
+      </w:pPr>
+      <w:r>
+        <w:rPr>
+          <w:rFonts w:asciiTheme="minorHAnsi" w:hAnsiTheme="minorHAnsi" w:cstheme="minorHAnsi"/>
+          <w:color w:val="000000"/>
+          <w:sz w:val="17"/>
+          <w:szCs w:val="17"/>
+        </w:rPr>
+        <w:t>                    z.color = 'red'</w:t>
+      </w:r>
+    </w:p>
+    <w:p>
+      <w:pPr>
+        <w:pStyle w:val="NormalWeb"/>
+        <w:shd w:val="clear" w:color="auto" w:fill="F5F5F5"/>
+        <w:spacing w:before="0" w:beforeAutospacing="0" w:after="0" w:afterAutospacing="0"/>
+        <w:ind w:left="280"/>
+        <w:jc w:val="both"/>
+        <w:rPr>
+          <w:rFonts w:asciiTheme="minorHAnsi" w:hAnsiTheme="minorHAnsi" w:cstheme="minorHAnsi"/>
+        </w:rPr>
+      </w:pPr>
+      <w:r>
+        <w:rPr>
+          <w:rFonts w:asciiTheme="minorHAnsi" w:hAnsiTheme="minorHAnsi" w:cstheme="minorHAnsi"/>
+          <w:color w:val="000000"/>
+          <w:sz w:val="17"/>
+          <w:szCs w:val="17"/>
+        </w:rPr>
+        <w:t>                    x = z</w:t>
+      </w:r>
+    </w:p>
+    <w:p>
+      <w:pPr>
+        <w:pStyle w:val="NormalWeb"/>
+        <w:shd w:val="clear" w:color="auto" w:fill="F5F5F5"/>
+        <w:spacing w:before="0" w:beforeAutospacing="0" w:after="0" w:afterAutospacing="0"/>
+        <w:ind w:left="280"/>
+        <w:jc w:val="both"/>
+        <w:rPr>
+          <w:rFonts w:asciiTheme="minorHAnsi" w:hAnsiTheme="minorHAnsi" w:cstheme="minorHAnsi"/>
+        </w:rPr>
+      </w:pPr>
+      <w:r>
+        <w:rPr>
+          <w:rFonts w:asciiTheme="minorHAnsi" w:hAnsiTheme="minorHAnsi" w:cstheme="minorHAnsi"/>
+          <w:color w:val="000000"/>
+          <w:sz w:val="17"/>
+          <w:szCs w:val="17"/>
+        </w:rPr>
+        <w:t>                else:</w:t>
+      </w:r>
+    </w:p>
+    <w:p>
+      <w:pPr>
+        <w:pStyle w:val="NormalWeb"/>
+        <w:shd w:val="clear" w:color="auto" w:fill="F5F5F5"/>
+        <w:spacing w:before="0" w:beforeAutospacing="0" w:after="0" w:afterAutospacing="0"/>
+        <w:ind w:left="280"/>
+        <w:jc w:val="both"/>
+        <w:rPr>
+          <w:rFonts w:asciiTheme="minorHAnsi" w:hAnsiTheme="minorHAnsi" w:cstheme="minorHAnsi"/>
+        </w:rPr>
+      </w:pPr>
+      <w:r>
+        <w:rPr>
+          <w:rFonts w:asciiTheme="minorHAnsi" w:hAnsiTheme="minorHAnsi" w:cstheme="minorHAnsi"/>
+          <w:color w:val="000000"/>
+          <w:sz w:val="17"/>
+          <w:szCs w:val="17"/>
+        </w:rPr>
+        <w:t xml:space="preserve">                    if x == y.right:    </w:t>
+      </w:r>
+      <w:r>
+        <w:rPr>
+          <w:rStyle w:val="apple-tab-span"/>
+          <w:rFonts w:asciiTheme="minorHAnsi" w:hAnsiTheme="minorHAnsi" w:cstheme="minorHAnsi"/>
+          <w:color w:val="000000"/>
+          <w:sz w:val="17"/>
+          <w:szCs w:val="17"/>
+        </w:rPr>
+        <w:tab/>
+      </w:r>
+      <w:r>
+        <w:rPr>
+          <w:rFonts w:asciiTheme="minorHAnsi" w:hAnsiTheme="minorHAnsi" w:cstheme="minorHAnsi"/>
+          <w:color w:val="000000"/>
+          <w:sz w:val="17"/>
+          <w:szCs w:val="17"/>
+        </w:rPr>
+        <w:t># caso triangolo</w:t>
+      </w:r>
+    </w:p>
+    <w:p>
+      <w:pPr>
+        <w:pStyle w:val="NormalWeb"/>
+        <w:shd w:val="clear" w:color="auto" w:fill="F5F5F5"/>
+        <w:spacing w:before="0" w:beforeAutospacing="0" w:after="0" w:afterAutospacing="0"/>
+        <w:ind w:left="280"/>
+        <w:jc w:val="both"/>
+        <w:rPr>
+          <w:rFonts w:asciiTheme="minorHAnsi" w:hAnsiTheme="minorHAnsi" w:cstheme="minorHAnsi"/>
+        </w:rPr>
+      </w:pPr>
+      <w:r>
+        <w:rPr>
+          <w:rFonts w:asciiTheme="minorHAnsi" w:hAnsiTheme="minorHAnsi" w:cstheme="minorHAnsi"/>
+          <w:color w:val="000000"/>
+          <w:sz w:val="17"/>
+          <w:szCs w:val="17"/>
+        </w:rPr>
+        <w:t>                    </w:t>
+      </w:r>
+      <w:r>
+        <w:rPr>
+          <w:rStyle w:val="apple-tab-span"/>
+          <w:rFonts w:asciiTheme="minorHAnsi" w:hAnsiTheme="minorHAnsi" w:cstheme="minorHAnsi"/>
+          <w:color w:val="000000"/>
+          <w:sz w:val="17"/>
+          <w:szCs w:val="17"/>
+        </w:rPr>
+        <w:tab/>
+      </w:r>
+      <w:r>
+        <w:rPr>
+          <w:rFonts w:asciiTheme="minorHAnsi" w:hAnsiTheme="minorHAnsi" w:cstheme="minorHAnsi"/>
+          <w:color w:val="000000"/>
+          <w:sz w:val="17"/>
+          <w:szCs w:val="17"/>
+        </w:rPr>
+        <w:t>x = y</w:t>
+      </w:r>
+    </w:p>
+    <w:p>
+      <w:pPr>
+        <w:pStyle w:val="NormalWeb"/>
+        <w:shd w:val="clear" w:color="auto" w:fill="F5F5F5"/>
+        <w:spacing w:before="0" w:beforeAutospacing="0" w:after="0" w:afterAutospacing="0"/>
+        <w:ind w:left="280"/>
+        <w:jc w:val="both"/>
+        <w:rPr>
+          <w:rFonts w:asciiTheme="minorHAnsi" w:hAnsiTheme="minorHAnsi" w:cstheme="minorHAnsi"/>
+        </w:rPr>
+      </w:pPr>
+      <w:r>
+        <w:rPr>
+          <w:rFonts w:asciiTheme="minorHAnsi" w:hAnsiTheme="minorHAnsi" w:cstheme="minorHAnsi"/>
+          <w:color w:val="000000"/>
+          <w:sz w:val="17"/>
+          <w:szCs w:val="17"/>
+        </w:rPr>
+        <w:t>                    </w:t>
+      </w:r>
+      <w:r>
+        <w:rPr>
+          <w:rStyle w:val="apple-tab-span"/>
+          <w:rFonts w:asciiTheme="minorHAnsi" w:hAnsiTheme="minorHAnsi" w:cstheme="minorHAnsi"/>
+          <w:color w:val="000000"/>
+          <w:sz w:val="17"/>
+          <w:szCs w:val="17"/>
+        </w:rPr>
+        <w:tab/>
+      </w:r>
+      <w:r>
+        <w:rPr>
+          <w:rFonts w:asciiTheme="minorHAnsi" w:hAnsiTheme="minorHAnsi" w:cstheme="minorHAnsi"/>
+          <w:color w:val="000000"/>
+          <w:sz w:val="17"/>
+          <w:szCs w:val="17"/>
+        </w:rPr>
+        <w:t>self.rotate_left(x)</w:t>
+      </w:r>
+    </w:p>
+    <w:p>
+      <w:pPr>
+        <w:pStyle w:val="NormalWeb"/>
+        <w:shd w:val="clear" w:color="auto" w:fill="F5F5F5"/>
+        <w:spacing w:before="0" w:beforeAutospacing="0" w:after="0" w:afterAutospacing="0"/>
+        <w:ind w:left="280"/>
+        <w:jc w:val="both"/>
+        <w:rPr>
+          <w:rFonts w:asciiTheme="minorHAnsi" w:hAnsiTheme="minorHAnsi" w:cstheme="minorHAnsi"/>
+        </w:rPr>
+      </w:pPr>
+      <w:r>
+        <w:rPr>
+          <w:rFonts w:asciiTheme="minorHAnsi" w:hAnsiTheme="minorHAnsi" w:cstheme="minorHAnsi"/>
+          <w:color w:val="000000"/>
+          <w:sz w:val="17"/>
+          <w:szCs w:val="17"/>
+        </w:rPr>
+        <w:t>                    </w:t>
+      </w:r>
+      <w:r>
+        <w:rPr>
+          <w:rStyle w:val="apple-tab-span"/>
+          <w:rFonts w:asciiTheme="minorHAnsi" w:hAnsiTheme="minorHAnsi" w:cstheme="minorHAnsi"/>
+          <w:color w:val="000000"/>
+          <w:sz w:val="17"/>
+          <w:szCs w:val="17"/>
+        </w:rPr>
+        <w:tab/>
+      </w:r>
+      <w:r>
+        <w:rPr>
+          <w:rFonts w:asciiTheme="minorHAnsi" w:hAnsiTheme="minorHAnsi" w:cstheme="minorHAnsi"/>
+          <w:color w:val="000000"/>
+          <w:sz w:val="17"/>
+          <w:szCs w:val="17"/>
+        </w:rPr>
+        <w:t>y, z = x.parent, x.parent.parent</w:t>
+      </w:r>
+    </w:p>
+    <w:p>
+      <w:pPr>
+        <w:pStyle w:val="NormalWeb"/>
+        <w:shd w:val="clear" w:color="auto" w:fill="F5F5F5"/>
+        <w:spacing w:before="0" w:beforeAutospacing="0" w:after="0" w:afterAutospacing="0"/>
+        <w:ind w:left="280"/>
+        <w:jc w:val="both"/>
+        <w:rPr>
+          <w:rFonts w:asciiTheme="minorHAnsi" w:hAnsiTheme="minorHAnsi" w:cstheme="minorHAnsi"/>
+        </w:rPr>
+      </w:pPr>
+      <w:r>
+        <w:rPr>
+          <w:rFonts w:asciiTheme="minorHAnsi" w:hAnsiTheme="minorHAnsi" w:cstheme="minorHAnsi"/>
+          <w:color w:val="000000"/>
+          <w:sz w:val="17"/>
+          <w:szCs w:val="17"/>
+        </w:rPr>
+        <w:t xml:space="preserve">                    y.color = 'black'   </w:t>
+      </w:r>
+      <w:r>
+        <w:rPr>
+          <w:rStyle w:val="apple-tab-span"/>
+          <w:rFonts w:asciiTheme="minorHAnsi" w:hAnsiTheme="minorHAnsi" w:cstheme="minorHAnsi"/>
+          <w:color w:val="000000"/>
+          <w:sz w:val="17"/>
+          <w:szCs w:val="17"/>
+        </w:rPr>
+        <w:tab/>
+      </w:r>
+      <w:r>
+        <w:rPr>
+          <w:rFonts w:asciiTheme="minorHAnsi" w:hAnsiTheme="minorHAnsi" w:cstheme="minorHAnsi"/>
+          <w:color w:val="000000"/>
+          <w:sz w:val="17"/>
+          <w:szCs w:val="17"/>
+        </w:rPr>
+        <w:t># caso linea</w:t>
+      </w:r>
+    </w:p>
+    <w:p>
+      <w:pPr>
+        <w:pStyle w:val="NormalWeb"/>
+        <w:shd w:val="clear" w:color="auto" w:fill="F5F5F5"/>
+        <w:spacing w:before="0" w:beforeAutospacing="0" w:after="0" w:afterAutospacing="0"/>
+        <w:ind w:left="280"/>
+        <w:jc w:val="both"/>
+        <w:rPr>
+          <w:rFonts w:asciiTheme="minorHAnsi" w:hAnsiTheme="minorHAnsi" w:cstheme="minorHAnsi"/>
+        </w:rPr>
+      </w:pPr>
+      <w:r>
+        <w:rPr>
+          <w:rFonts w:asciiTheme="minorHAnsi" w:hAnsiTheme="minorHAnsi" w:cstheme="minorHAnsi"/>
+          <w:color w:val="000000"/>
+          <w:sz w:val="17"/>
+          <w:szCs w:val="17"/>
+        </w:rPr>
+        <w:t>                    z.color = 'red'</w:t>
+      </w:r>
+    </w:p>
+    <w:p>
+      <w:pPr>
+        <w:pStyle w:val="NormalWeb"/>
+        <w:shd w:val="clear" w:color="auto" w:fill="F5F5F5"/>
+        <w:spacing w:before="0" w:beforeAutospacing="0" w:after="0" w:afterAutospacing="0"/>
+        <w:ind w:left="280"/>
+        <w:jc w:val="both"/>
+        <w:rPr>
+          <w:rFonts w:asciiTheme="minorHAnsi" w:hAnsiTheme="minorHAnsi" w:cstheme="minorHAnsi"/>
+        </w:rPr>
+      </w:pPr>
+      <w:r>
+        <w:rPr>
+          <w:rFonts w:asciiTheme="minorHAnsi" w:hAnsiTheme="minorHAnsi" w:cstheme="minorHAnsi"/>
+          <w:color w:val="000000"/>
+          <w:sz w:val="17"/>
+          <w:szCs w:val="17"/>
+        </w:rPr>
+        <w:t>                    self.rotate_right(z)</w:t>
+      </w:r>
+    </w:p>
+    <w:p>
+      <w:pPr>
+        <w:pStyle w:val="NormalWeb"/>
+        <w:shd w:val="clear" w:color="auto" w:fill="F5F5F5"/>
+        <w:spacing w:before="0" w:beforeAutospacing="0" w:after="0" w:afterAutospacing="0"/>
+        <w:ind w:left="280"/>
+        <w:jc w:val="both"/>
+        <w:rPr>
+          <w:rFonts w:asciiTheme="minorHAnsi" w:hAnsiTheme="minorHAnsi" w:cstheme="minorHAnsi"/>
+        </w:rPr>
+      </w:pPr>
+      <w:r>
+        <w:rPr>
+          <w:rFonts w:asciiTheme="minorHAnsi" w:hAnsiTheme="minorHAnsi" w:cstheme="minorHAnsi"/>
+          <w:color w:val="000000"/>
+          <w:sz w:val="17"/>
+          <w:szCs w:val="17"/>
+        </w:rPr>
+        <w:t>            else:  # simmetrico</w:t>
+      </w:r>
+    </w:p>
+    <w:p>
+      <w:pPr>
+        <w:pStyle w:val="NormalWeb"/>
+        <w:shd w:val="clear" w:color="auto" w:fill="F5F5F5"/>
+        <w:spacing w:before="0" w:beforeAutospacing="0" w:after="0" w:afterAutospacing="0"/>
+        <w:ind w:left="280"/>
+        <w:jc w:val="both"/>
+        <w:rPr>
+          <w:rFonts w:asciiTheme="minorHAnsi" w:hAnsiTheme="minorHAnsi" w:cstheme="minorHAnsi"/>
+        </w:rPr>
+      </w:pPr>
+      <w:r>
+        <w:rPr>
+          <w:rFonts w:asciiTheme="minorHAnsi" w:hAnsiTheme="minorHAnsi" w:cstheme="minorHAnsi"/>
+          <w:color w:val="000000"/>
+          <w:sz w:val="17"/>
+          <w:szCs w:val="17"/>
+        </w:rPr>
+        <w:t xml:space="preserve">                ...                     </w:t>
+      </w:r>
+      <w:r>
+        <w:rPr>
+          <w:rStyle w:val="apple-tab-span"/>
+          <w:rFonts w:asciiTheme="minorHAnsi" w:hAnsiTheme="minorHAnsi" w:cstheme="minorHAnsi"/>
+          <w:color w:val="000000"/>
+          <w:sz w:val="17"/>
+          <w:szCs w:val="17"/>
+        </w:rPr>
+        <w:tab/>
+      </w:r>
+    </w:p>
+    <w:p>
+      <w:pPr>
+        <w:pStyle w:val="NormalWeb"/>
+        <w:shd w:val="clear" w:color="auto" w:fill="F5F5F5"/>
+        <w:spacing w:before="0" w:beforeAutospacing="0" w:after="160" w:afterAutospacing="0"/>
+        <w:ind w:left="280"/>
+        <w:jc w:val="both"/>
+        <w:rPr>
+          <w:rFonts w:asciiTheme="minorHAnsi" w:hAnsiTheme="minorHAnsi" w:cstheme="minorHAnsi"/>
+        </w:rPr>
+      </w:pPr>
+      <w:r>
+        <w:rPr>
+          <w:rFonts w:asciiTheme="minorHAnsi" w:hAnsiTheme="minorHAnsi" w:cstheme="minorHAnsi"/>
+          <w:color w:val="000000"/>
+          <w:sz w:val="17"/>
+          <w:szCs w:val="17"/>
+        </w:rPr>
+        <w:t>        self.root.color = 'black'</w:t>
+      </w:r>
+    </w:p>
+    <w:p>
+      <w:pPr>
+        <w:pStyle w:val="NormalWeb"/>
+        <w:spacing w:before="0" w:beforeAutospacing="0" w:after="160" w:afterAutospacing="0"/>
+        <w:jc w:val="both"/>
+        <w:rPr>
+          <w:rFonts w:asciiTheme="minorHAnsi" w:hAnsiTheme="minorHAnsi" w:cstheme="minorHAnsi"/>
+        </w:rPr>
+      </w:pPr>
+      <w:r>
+        <w:rPr>
+          <w:rFonts w:asciiTheme="minorHAnsi" w:hAnsiTheme="minorHAnsi" w:cstheme="minorHAnsi"/>
+          <w:color w:val="000000"/>
+          <w:sz w:val="22"/>
+          <w:szCs w:val="22"/>
+        </w:rPr>
+        <w:t> </w:t>
+      </w:r>
+    </w:p>
+    <w:p>
+      <w:pPr>
+        <w:pStyle w:val="Heading1"/>
+      </w:pPr>
+      <w:r>
+        <w:t>3. Metodologia di misurazione</w:t>
+      </w:r>
+    </w:p>
+    <w:p>
+      <w:pPr>
+        <w:pStyle w:val="Heading2"/>
+      </w:pPr>
+      <w:r>
+        <w:t>3.1 Il problema della misurazione</w:t>
+      </w:r>
+    </w:p>
+    <w:p>
+      <w:pPr>
+        <w:pStyle w:val="NormalWeb"/>
+        <w:spacing w:before="0" w:beforeAutospacing="0" w:after="160" w:afterAutospacing="0"/>
+        <w:jc w:val="both"/>
+        <w:rPr>
+          <w:rFonts w:asciiTheme="minorHAnsi" w:hAnsiTheme="minorHAnsi" w:cstheme="minorHAnsi"/>
+        </w:rPr>
+      </w:pPr>
+      <w:r>
+        <w:rPr>
+          <w:rFonts w:asciiTheme="minorHAnsi" w:hAnsiTheme="minorHAnsi" w:cstheme="minorHAnsi"/>
+          <w:color w:val="000000"/>
+          <w:sz w:val="22"/>
+          <w:szCs w:val="22"/>
+        </w:rPr>
+        <w:t xml:space="preserve">Per ottenere una stima sperimentale corretta di </w:t>
+      </w:r>
+      <w:r>
+        <w:rPr>
+          <w:rFonts w:asciiTheme="minorHAnsi" w:hAnsiTheme="minorHAnsi" w:cstheme="minorHAnsi"/>
+          <w:i/>
+          <w:iCs/>
+          <w:color w:val="000000"/>
+          <w:sz w:val="22"/>
+          <w:szCs w:val="22"/>
+        </w:rPr>
+        <w:t>T(n)</w:t>
+      </w:r>
+      <w:r>
+        <w:rPr>
+          <w:rFonts w:asciiTheme="minorHAnsi" w:hAnsiTheme="minorHAnsi" w:cstheme="minorHAnsi"/>
+          <w:color w:val="000000"/>
+          <w:sz w:val="22"/>
+          <w:szCs w:val="22"/>
+        </w:rPr>
+        <w:t xml:space="preserve"> è necessario soddisfare contemporaneamente quattro requisiti:</w:t>
+      </w:r>
+    </w:p>
+    <w:p>
+      <w:pPr>
+        <w:pStyle w:val="NormalWeb"/>
+        <w:spacing w:before="0" w:beforeAutospacing="0" w:after="160" w:afterAutospacing="0"/>
+        <w:ind w:left="720" w:hanging="360"/>
+        <w:jc w:val="both"/>
+        <w:rPr>
+          <w:rFonts w:asciiTheme="minorHAnsi" w:hAnsiTheme="minorHAnsi" w:cstheme="minorHAnsi"/>
+        </w:rPr>
+      </w:pPr>
+      <w:r>
+        <w:rPr>
+          <w:rFonts w:asciiTheme="minorHAnsi" w:hAnsiTheme="minorHAnsi" w:cstheme="minorHAnsi"/>
+          <w:color w:val="000000"/>
+          <w:sz w:val="22"/>
+          <w:szCs w:val="22"/>
+        </w:rPr>
+        <w:t>1.</w:t>
+      </w:r>
+      <w:r>
+        <w:rPr>
+          <w:rFonts w:asciiTheme="minorHAnsi" w:hAnsiTheme="minorHAnsi" w:cstheme="minorHAnsi"/>
+          <w:color w:val="000000"/>
+          <w:sz w:val="14"/>
+          <w:szCs w:val="14"/>
+        </w:rPr>
+        <w:t xml:space="preserve"> </w:t>
+      </w:r>
+      <w:r>
+        <w:rPr>
+          <w:rStyle w:val="apple-tab-span"/>
+          <w:rFonts w:asciiTheme="minorHAnsi" w:hAnsiTheme="minorHAnsi" w:cstheme="minorHAnsi"/>
+          <w:color w:val="000000"/>
+          <w:sz w:val="14"/>
+          <w:szCs w:val="14"/>
+        </w:rPr>
+        <w:tab/>
+      </w:r>
+      <w:r>
+        <w:rPr>
+          <w:rFonts w:asciiTheme="minorHAnsi" w:hAnsiTheme="minorHAnsi" w:cstheme="minorHAnsi"/>
+          <w:b/>
+          <w:bCs/>
+          <w:color w:val="000000"/>
+          <w:sz w:val="22"/>
+          <w:szCs w:val="22"/>
+        </w:rPr>
+        <w:t>dimensione controllata</w:t>
+      </w:r>
+      <w:r>
+        <w:rPr>
+          <w:rFonts w:asciiTheme="minorHAnsi" w:hAnsiTheme="minorHAnsi" w:cstheme="minorHAnsi"/>
+          <w:color w:val="000000"/>
+          <w:sz w:val="22"/>
+          <w:szCs w:val="22"/>
+        </w:rPr>
+        <w:t xml:space="preserve">: </w:t>
+      </w:r>
+      <w:r>
+        <w:rPr>
+          <w:rFonts w:asciiTheme="minorHAnsi" w:hAnsiTheme="minorHAnsi" w:cstheme="minorHAnsi"/>
+          <w:color w:val="000000"/>
+          <w:sz w:val="22"/>
+          <w:szCs w:val="22"/>
+        </w:rPr>
+        <w:t xml:space="preserve">l'inserimento cronometrato di una chiave </w:t>
+      </w:r>
+      <w:r>
+        <w:rPr>
+          <w:rFonts w:asciiTheme="minorHAnsi" w:hAnsiTheme="minorHAnsi" w:cstheme="minorHAnsi"/>
+          <w:i/>
+          <w:iCs/>
+          <w:color w:val="000000"/>
+          <w:sz w:val="22"/>
+          <w:szCs w:val="22"/>
+        </w:rPr>
+        <w:t>k</w:t>
+      </w:r>
+      <w:r>
+        <w:rPr>
+          <w:rFonts w:asciiTheme="minorHAnsi" w:hAnsiTheme="minorHAnsi" w:cstheme="minorHAnsi"/>
+          <w:color w:val="000000"/>
+          <w:sz w:val="22"/>
+          <w:szCs w:val="22"/>
+        </w:rPr>
+        <w:t xml:space="preserve"> deve avvenire su un albero che contiene esattamente </w:t>
+      </w:r>
+      <w:r>
+        <w:rPr>
+          <w:rFonts w:asciiTheme="minorHAnsi" w:hAnsiTheme="minorHAnsi" w:cstheme="minorHAnsi"/>
+          <w:i/>
+          <w:iCs/>
+          <w:color w:val="000000"/>
+          <w:sz w:val="22"/>
+          <w:szCs w:val="22"/>
+        </w:rPr>
+        <w:t>n</w:t>
+      </w:r>
+      <w:r>
+        <w:rPr>
+          <w:rFonts w:asciiTheme="minorHAnsi" w:hAnsiTheme="minorHAnsi" w:cstheme="minorHAnsi"/>
+          <w:color w:val="000000"/>
+          <w:sz w:val="22"/>
+          <w:szCs w:val="22"/>
+        </w:rPr>
+        <w:t xml:space="preserve"> chiavi al momento della misura;</w:t>
+      </w:r>
+    </w:p>
+    <w:p>
+      <w:pPr>
+        <w:pStyle w:val="NormalWeb"/>
+        <w:spacing w:before="0" w:beforeAutospacing="0" w:after="160" w:afterAutospacing="0"/>
+        <w:ind w:left="720" w:hanging="360"/>
+        <w:jc w:val="both"/>
+        <w:rPr>
+          <w:rFonts w:asciiTheme="minorHAnsi" w:hAnsiTheme="minorHAnsi" w:cstheme="minorHAnsi"/>
+        </w:rPr>
+      </w:pPr>
+      <w:r>
+        <w:rPr>
+          <w:rFonts w:asciiTheme="minorHAnsi" w:hAnsiTheme="minorHAnsi" w:cstheme="minorHAnsi"/>
+          <w:color w:val="000000"/>
+          <w:sz w:val="22"/>
+          <w:szCs w:val="22"/>
+        </w:rPr>
+        <w:t>2.</w:t>
+      </w:r>
+      <w:r>
+        <w:rPr>
+          <w:rFonts w:asciiTheme="minorHAnsi" w:hAnsiTheme="minorHAnsi" w:cstheme="minorHAnsi"/>
+          <w:color w:val="000000"/>
+          <w:sz w:val="14"/>
+          <w:szCs w:val="14"/>
+        </w:rPr>
+        <w:t xml:space="preserve"> </w:t>
+      </w:r>
+      <w:r>
+        <w:rPr>
+          <w:rStyle w:val="apple-tab-span"/>
+          <w:rFonts w:asciiTheme="minorHAnsi" w:hAnsiTheme="minorHAnsi" w:cstheme="minorHAnsi"/>
+          <w:color w:val="000000"/>
+          <w:sz w:val="14"/>
+          <w:szCs w:val="14"/>
+        </w:rPr>
+        <w:tab/>
+      </w:r>
+      <w:r>
+        <w:rPr>
+          <w:rFonts w:asciiTheme="minorHAnsi" w:hAnsiTheme="minorHAnsi" w:cstheme="minorHAnsi"/>
+          <w:b/>
+          <w:bCs/>
+          <w:color w:val="000000"/>
+          <w:sz w:val="22"/>
+          <w:szCs w:val="22"/>
+        </w:rPr>
+        <w:t>varietà di alberi</w:t>
+      </w:r>
+      <w:r>
+        <w:rPr>
+          <w:rFonts w:asciiTheme="minorHAnsi" w:hAnsiTheme="minorHAnsi" w:cstheme="minorHAnsi"/>
+          <w:color w:val="000000"/>
+          <w:sz w:val="22"/>
+          <w:szCs w:val="22"/>
+        </w:rPr>
+        <w:t>:</w:t>
+      </w:r>
+      <w:r>
+        <w:rPr>
+          <w:rFonts w:asciiTheme="minorHAnsi" w:hAnsiTheme="minorHAnsi" w:cstheme="minorHAnsi"/>
+          <w:color w:val="000000"/>
+          <w:sz w:val="22"/>
+          <w:szCs w:val="22"/>
+        </w:rPr>
+        <w:t xml:space="preserve"> le misure non devono essere ripetute sempre sullo stesso albero, ma su alberi di forma diversa, per stimare correttamente il tempo medio su una distribuzione di alberi di dimensione </w:t>
+      </w:r>
+      <w:r>
+        <w:rPr>
+          <w:rFonts w:asciiTheme="minorHAnsi" w:hAnsiTheme="minorHAnsi" w:cstheme="minorHAnsi"/>
+          <w:i/>
+          <w:iCs/>
+          <w:color w:val="000000"/>
+          <w:sz w:val="22"/>
+          <w:szCs w:val="22"/>
+        </w:rPr>
+        <w:t>n</w:t>
+      </w:r>
+      <w:r>
+        <w:rPr>
+          <w:rFonts w:asciiTheme="minorHAnsi" w:hAnsiTheme="minorHAnsi" w:cstheme="minorHAnsi"/>
+          <w:color w:val="000000"/>
+          <w:sz w:val="22"/>
+          <w:szCs w:val="22"/>
+        </w:rPr>
+        <w:t>;</w:t>
+      </w:r>
+    </w:p>
+    <w:p>
+      <w:pPr>
+        <w:pStyle w:val="NormalWeb"/>
+        <w:spacing w:before="0" w:beforeAutospacing="0" w:after="160" w:afterAutospacing="0"/>
+        <w:ind w:left="720" w:hanging="360"/>
+        <w:jc w:val="both"/>
+        <w:rPr>
+          <w:rFonts w:asciiTheme="minorHAnsi" w:hAnsiTheme="minorHAnsi" w:cstheme="minorHAnsi"/>
+        </w:rPr>
+      </w:pPr>
+      <w:r>
+        <w:rPr>
+          <w:rFonts w:asciiTheme="minorHAnsi" w:hAnsiTheme="minorHAnsi" w:cstheme="minorHAnsi"/>
+          <w:color w:val="000000"/>
+          <w:sz w:val="22"/>
+          <w:szCs w:val="22"/>
+        </w:rPr>
+        <w:t>3.</w:t>
+      </w:r>
+      <w:r>
+        <w:rPr>
+          <w:rFonts w:asciiTheme="minorHAnsi" w:hAnsiTheme="minorHAnsi" w:cstheme="minorHAnsi"/>
+          <w:color w:val="000000"/>
+          <w:sz w:val="14"/>
+          <w:szCs w:val="14"/>
+        </w:rPr>
+        <w:t xml:space="preserve"> </w:t>
+      </w:r>
+      <w:r>
+        <w:rPr>
+          <w:rStyle w:val="apple-tab-span"/>
+          <w:rFonts w:asciiTheme="minorHAnsi" w:hAnsiTheme="minorHAnsi" w:cstheme="minorHAnsi"/>
+          <w:color w:val="000000"/>
+          <w:sz w:val="14"/>
+          <w:szCs w:val="14"/>
+        </w:rPr>
+        <w:tab/>
+      </w:r>
+      <w:r>
+        <w:rPr>
+          <w:rFonts w:asciiTheme="minorHAnsi" w:hAnsiTheme="minorHAnsi" w:cstheme="minorHAnsi"/>
+          <w:b/>
+          <w:bCs/>
+          <w:color w:val="000000"/>
+          <w:sz w:val="22"/>
+          <w:szCs w:val="22"/>
+        </w:rPr>
+        <w:t>robustezza statistica</w:t>
+      </w:r>
+      <w:r>
+        <w:rPr>
+          <w:rFonts w:asciiTheme="minorHAnsi" w:hAnsiTheme="minorHAnsi" w:cstheme="minorHAnsi"/>
+          <w:color w:val="000000"/>
+          <w:sz w:val="22"/>
+          <w:szCs w:val="22"/>
+        </w:rPr>
+        <w:t>:</w:t>
+      </w:r>
+      <w:r>
+        <w:rPr>
+          <w:rFonts w:asciiTheme="minorHAnsi" w:hAnsiTheme="minorHAnsi" w:cstheme="minorHAnsi"/>
+          <w:color w:val="000000"/>
+          <w:sz w:val="22"/>
+          <w:szCs w:val="22"/>
+        </w:rPr>
+        <w:t xml:space="preserve"> per ogni </w:t>
+      </w:r>
+      <w:r>
+        <w:rPr>
+          <w:rFonts w:asciiTheme="minorHAnsi" w:hAnsiTheme="minorHAnsi" w:cstheme="minorHAnsi"/>
+          <w:i/>
+          <w:iCs/>
+          <w:color w:val="000000"/>
+          <w:sz w:val="22"/>
+          <w:szCs w:val="22"/>
+        </w:rPr>
+        <w:t>n</w:t>
+      </w:r>
+      <w:r>
+        <w:rPr>
+          <w:rFonts w:asciiTheme="minorHAnsi" w:hAnsiTheme="minorHAnsi" w:cstheme="minorHAnsi"/>
+          <w:color w:val="000000"/>
+          <w:sz w:val="22"/>
+          <w:szCs w:val="22"/>
+        </w:rPr>
+        <w:t xml:space="preserve"> occorre raccogliere un numero sufficiente di misure indipendenti per attenuare l'effetto del rumore di sistema;</w:t>
+      </w:r>
+    </w:p>
+    <w:p>
+      <w:pPr>
+        <w:pStyle w:val="NormalWeb"/>
+        <w:spacing w:before="0" w:beforeAutospacing="0" w:after="160" w:afterAutospacing="0"/>
+        <w:ind w:left="720" w:hanging="360"/>
+        <w:jc w:val="both"/>
+        <w:rPr>
+          <w:rFonts w:asciiTheme="minorHAnsi" w:hAnsiTheme="minorHAnsi" w:cstheme="minorHAnsi"/>
+        </w:rPr>
+      </w:pPr>
+      <w:r>
+        <w:rPr>
+          <w:rFonts w:asciiTheme="minorHAnsi" w:hAnsiTheme="minorHAnsi" w:cstheme="minorHAnsi"/>
+          <w:color w:val="000000"/>
+          <w:sz w:val="22"/>
+          <w:szCs w:val="22"/>
+        </w:rPr>
+        <w:lastRenderedPageBreak/>
+        <w:t>4.</w:t>
+      </w:r>
+      <w:r>
+        <w:rPr>
+          <w:rFonts w:asciiTheme="minorHAnsi" w:hAnsiTheme="minorHAnsi" w:cstheme="minorHAnsi"/>
+          <w:color w:val="000000"/>
+          <w:sz w:val="14"/>
+          <w:szCs w:val="14"/>
+        </w:rPr>
+        <w:t xml:space="preserve"> </w:t>
+      </w:r>
+      <w:r>
+        <w:rPr>
+          <w:rStyle w:val="apple-tab-span"/>
+          <w:rFonts w:asciiTheme="minorHAnsi" w:hAnsiTheme="minorHAnsi" w:cstheme="minorHAnsi"/>
+          <w:color w:val="000000"/>
+          <w:sz w:val="14"/>
+          <w:szCs w:val="14"/>
+        </w:rPr>
+        <w:tab/>
+      </w:r>
+      <w:r>
+        <w:rPr>
+          <w:rFonts w:asciiTheme="minorHAnsi" w:hAnsiTheme="minorHAnsi" w:cstheme="minorHAnsi"/>
+          <w:b/>
+          <w:bCs/>
+          <w:color w:val="000000"/>
+          <w:sz w:val="22"/>
+          <w:szCs w:val="22"/>
+        </w:rPr>
+        <w:t>inizializzazione efficiente</w:t>
+      </w:r>
+      <w:r>
+        <w:rPr>
+          <w:rFonts w:asciiTheme="minorHAnsi" w:hAnsiTheme="minorHAnsi" w:cstheme="minorHAnsi"/>
+          <w:color w:val="000000"/>
+          <w:sz w:val="22"/>
+          <w:szCs w:val="22"/>
+        </w:rPr>
+        <w:t>:</w:t>
+      </w:r>
+      <w:r>
+        <w:rPr>
+          <w:rFonts w:asciiTheme="minorHAnsi" w:hAnsiTheme="minorHAnsi" w:cstheme="minorHAnsi"/>
+          <w:color w:val="000000"/>
+          <w:sz w:val="22"/>
+          <w:szCs w:val="22"/>
+        </w:rPr>
+        <w:t xml:space="preserve"> il costo complessivo dell'esperimento non deve essere dominato dalla costruzione ripetuta di alberi di dimensione </w:t>
+      </w:r>
+      <w:r>
+        <w:rPr>
+          <w:rFonts w:asciiTheme="minorHAnsi" w:hAnsiTheme="minorHAnsi" w:cstheme="minorHAnsi"/>
+          <w:i/>
+          <w:iCs/>
+          <w:color w:val="000000"/>
+          <w:sz w:val="22"/>
+          <w:szCs w:val="22"/>
+        </w:rPr>
+        <w:t>n</w:t>
+      </w:r>
+      <w:r>
+        <w:rPr>
+          <w:rFonts w:asciiTheme="minorHAnsi" w:hAnsiTheme="minorHAnsi" w:cstheme="minorHAnsi"/>
+          <w:color w:val="000000"/>
+          <w:sz w:val="22"/>
+          <w:szCs w:val="22"/>
+        </w:rPr>
+        <w:t xml:space="preserve">, che costerebbe </w:t>
+      </w:r>
+      <w:r>
+        <w:rPr>
+          <w:rFonts w:asciiTheme="minorHAnsi" w:hAnsiTheme="minorHAnsi" w:cstheme="minorHAnsi"/>
+          <w:i/>
+          <w:iCs/>
+          <w:color w:val="000000"/>
+          <w:sz w:val="22"/>
+          <w:szCs w:val="22"/>
+        </w:rPr>
+        <w:t>O(n log n)</w:t>
+      </w:r>
+      <w:r>
+        <w:rPr>
+          <w:rFonts w:asciiTheme="minorHAnsi" w:hAnsiTheme="minorHAnsi" w:cstheme="minorHAnsi"/>
+          <w:color w:val="000000"/>
+          <w:sz w:val="22"/>
+          <w:szCs w:val="22"/>
+        </w:rPr>
+        <w:t xml:space="preserve"> per ogni singola misura di un'operazione che costa solo </w:t>
+      </w:r>
+      <w:r>
+        <w:rPr>
+          <w:rFonts w:asciiTheme="minorHAnsi" w:hAnsiTheme="minorHAnsi" w:cstheme="minorHAnsi"/>
+          <w:i/>
+          <w:iCs/>
+          <w:color w:val="000000"/>
+          <w:sz w:val="22"/>
+          <w:szCs w:val="22"/>
+        </w:rPr>
+        <w:t>O(log n)</w:t>
+      </w:r>
+      <w:r>
+        <w:rPr>
+          <w:rFonts w:asciiTheme="minorHAnsi" w:hAnsiTheme="minorHAnsi" w:cstheme="minorHAnsi"/>
+          <w:color w:val="000000"/>
+          <w:sz w:val="22"/>
+          <w:szCs w:val="22"/>
+        </w:rPr>
+        <w:t>.</w:t>
+      </w:r>
+    </w:p>
+    <w:p>
+      <w:pPr>
+        <w:pStyle w:val="NormalWeb"/>
+        <w:spacing w:before="0" w:beforeAutospacing="0" w:after="160" w:afterAutospacing="0"/>
+        <w:jc w:val="both"/>
+        <w:rPr>
+          <w:rFonts w:asciiTheme="minorHAnsi" w:hAnsiTheme="minorHAnsi" w:cstheme="minorHAnsi"/>
+        </w:rPr>
+      </w:pPr>
+      <w:r>
+        <w:rPr>
+          <w:rFonts w:asciiTheme="minorHAnsi" w:hAnsiTheme="minorHAnsi" w:cstheme="minorHAnsi"/>
+          <w:color w:val="000000"/>
+          <w:sz w:val="22"/>
+          <w:szCs w:val="22"/>
+        </w:rPr>
+        <w:t>Se anche solo una di queste condizioni viene trascurata, il tempo misurato rischia di non rappresentare più il vero costo della singola operazione di inserimento.</w:t>
+      </w:r>
+    </w:p>
+    <w:p>
+      <w:pPr>
+        <w:pStyle w:val="Heading2"/>
+      </w:pPr>
+      <w:r>
+        <w:t xml:space="preserve">3.2 Perché la costruzione di un albero base con cicli di </w:t>
+      </w:r>
+      <w:proofErr w:type="spellStart"/>
+      <w:r>
+        <w:rPr>
+          <w:i/>
+          <w:iCs/>
+        </w:rPr>
+        <w:t>insert-remove</w:t>
+      </w:r>
+      <w:proofErr w:type="spellEnd"/>
+    </w:p>
+    <w:p>
+      <w:pPr>
+        <w:pStyle w:val="NormalWeb"/>
+        <w:spacing w:before="0" w:beforeAutospacing="0" w:after="160" w:afterAutospacing="0"/>
+        <w:jc w:val="both"/>
+        <w:rPr>
+          <w:rFonts w:asciiTheme="minorHAnsi" w:hAnsiTheme="minorHAnsi" w:cstheme="minorHAnsi"/>
+        </w:rPr>
+      </w:pPr>
+      <w:r>
+        <w:rPr>
+          <w:rFonts w:asciiTheme="minorHAnsi" w:hAnsiTheme="minorHAnsi" w:cstheme="minorHAnsi"/>
+          <w:color w:val="000000"/>
+          <w:sz w:val="22"/>
+          <w:szCs w:val="22"/>
+        </w:rPr>
+        <w:t xml:space="preserve">Una prima soluzione naturale, corrispondente all’Opzione A della consegna, (ricostruire da zero un albero di dimensione </w:t>
+      </w:r>
+      <w:r>
+        <w:rPr>
+          <w:rFonts w:asciiTheme="minorHAnsi" w:hAnsiTheme="minorHAnsi" w:cstheme="minorHAnsi"/>
+          <w:i/>
+          <w:iCs/>
+          <w:color w:val="000000"/>
+          <w:sz w:val="22"/>
+          <w:szCs w:val="22"/>
+        </w:rPr>
+        <w:t>n</w:t>
+      </w:r>
+      <w:r>
+        <w:rPr>
+          <w:rFonts w:asciiTheme="minorHAnsi" w:hAnsiTheme="minorHAnsi" w:cstheme="minorHAnsi"/>
+          <w:color w:val="000000"/>
+          <w:sz w:val="22"/>
+          <w:szCs w:val="22"/>
+        </w:rPr>
+        <w:t xml:space="preserve"> prima di ogni misura) soddisfa i primi tre requisiti ma è inefficiente: il costo di costruzione </w:t>
+      </w:r>
+      <w:r>
+        <w:rPr>
+          <w:rFonts w:asciiTheme="minorHAnsi" w:hAnsiTheme="minorHAnsi" w:cstheme="minorHAnsi"/>
+          <w:i/>
+          <w:iCs/>
+          <w:color w:val="000000"/>
+          <w:sz w:val="22"/>
+          <w:szCs w:val="22"/>
+        </w:rPr>
+        <w:t>O(n log n)</w:t>
+      </w:r>
+      <w:r>
+        <w:rPr>
+          <w:rFonts w:asciiTheme="minorHAnsi" w:hAnsiTheme="minorHAnsi" w:cstheme="minorHAnsi"/>
+          <w:color w:val="000000"/>
+          <w:sz w:val="22"/>
+          <w:szCs w:val="22"/>
+        </w:rPr>
+        <w:t xml:space="preserve"> domina completamente il costo </w:t>
+      </w:r>
+      <w:r>
+        <w:rPr>
+          <w:rFonts w:asciiTheme="minorHAnsi" w:hAnsiTheme="minorHAnsi" w:cstheme="minorHAnsi"/>
+          <w:i/>
+          <w:iCs/>
+          <w:color w:val="000000"/>
+          <w:sz w:val="22"/>
+          <w:szCs w:val="22"/>
+        </w:rPr>
+        <w:t>O(log n)</w:t>
+      </w:r>
+      <w:r>
+        <w:rPr>
+          <w:rFonts w:asciiTheme="minorHAnsi" w:hAnsiTheme="minorHAnsi" w:cstheme="minorHAnsi"/>
+          <w:color w:val="000000"/>
+          <w:sz w:val="22"/>
+          <w:szCs w:val="22"/>
+        </w:rPr>
+        <w:t xml:space="preserve"> dell'operazione misurata, rendendo l'esperimento proibitivo per valori di </w:t>
+      </w:r>
+      <w:r>
+        <w:rPr>
+          <w:rFonts w:asciiTheme="minorHAnsi" w:hAnsiTheme="minorHAnsi" w:cstheme="minorHAnsi"/>
+          <w:i/>
+          <w:iCs/>
+          <w:color w:val="000000"/>
+          <w:sz w:val="22"/>
+          <w:szCs w:val="22"/>
+        </w:rPr>
+        <w:t>n</w:t>
+      </w:r>
+      <w:r>
+        <w:rPr>
+          <w:rFonts w:asciiTheme="minorHAnsi" w:hAnsiTheme="minorHAnsi" w:cstheme="minorHAnsi"/>
+          <w:color w:val="000000"/>
+          <w:sz w:val="22"/>
+          <w:szCs w:val="22"/>
+        </w:rPr>
+        <w:t xml:space="preserve"> significativamente grandi come quelli presi in considerazione nelle iterazioni finali del caso di studio. Una seconda soluzione (Opzione B: costruire un solo albero base e ripetere le misure su copie di quell’albero) risolve solo parzialmente il problema di inizializzazione (la copia costa comunque </w:t>
+      </w:r>
+      <w:r>
+        <w:rPr>
+          <w:rFonts w:asciiTheme="minorHAnsi" w:hAnsiTheme="minorHAnsi" w:cstheme="minorHAnsi"/>
+          <w:i/>
+          <w:iCs/>
+          <w:color w:val="000000"/>
+          <w:sz w:val="22"/>
+          <w:szCs w:val="22"/>
+        </w:rPr>
+        <w:t>O(n)</w:t>
+      </w:r>
+      <w:r>
+        <w:rPr>
+          <w:rFonts w:asciiTheme="minorHAnsi" w:hAnsiTheme="minorHAnsi" w:cstheme="minorHAnsi"/>
+          <w:color w:val="000000"/>
+          <w:sz w:val="22"/>
+          <w:szCs w:val="22"/>
+        </w:rPr>
+        <w:t xml:space="preserve">) e introduce un problema di varietà: tutte le misure provengono dallo stesso identico albero, per cui la stima non è rappresentativa di una distribuzione di alberi di dimensione </w:t>
+      </w:r>
+      <w:r>
+        <w:rPr>
+          <w:rFonts w:asciiTheme="minorHAnsi" w:hAnsiTheme="minorHAnsi" w:cstheme="minorHAnsi"/>
+          <w:i/>
+          <w:iCs/>
+          <w:color w:val="000000"/>
+          <w:sz w:val="22"/>
+          <w:szCs w:val="22"/>
+        </w:rPr>
+        <w:t>n</w:t>
+      </w:r>
+      <w:r>
+        <w:rPr>
+          <w:rFonts w:asciiTheme="minorHAnsi" w:hAnsiTheme="minorHAnsi" w:cstheme="minorHAnsi"/>
+          <w:color w:val="000000"/>
+          <w:sz w:val="22"/>
+          <w:szCs w:val="22"/>
+        </w:rPr>
+        <w:t>.</w:t>
+      </w:r>
+    </w:p>
+    <w:p>
+      <w:pPr>
+        <w:pStyle w:val="NormalWeb"/>
+        <w:spacing w:before="0" w:beforeAutospacing="0" w:after="160" w:afterAutospacing="0"/>
+        <w:jc w:val="both"/>
+        <w:rPr>
+          <w:rFonts w:asciiTheme="minorHAnsi" w:hAnsiTheme="minorHAnsi" w:cstheme="minorHAnsi"/>
+        </w:rPr>
+      </w:pPr>
+      <w:r>
+        <w:rPr>
+          <w:rFonts w:asciiTheme="minorHAnsi" w:hAnsiTheme="minorHAnsi" w:cstheme="minorHAnsi"/>
+          <w:color w:val="000000"/>
+          <w:sz w:val="22"/>
+          <w:szCs w:val="22"/>
+        </w:rPr>
+        <w:t xml:space="preserve">L’approccio che abbiamo scelto (Opzione C) parte dalla costruzione di un singolo albero con </w:t>
+      </w:r>
+      <w:r>
+        <w:rPr>
+          <w:rFonts w:asciiTheme="minorHAnsi" w:hAnsiTheme="minorHAnsi" w:cstheme="minorHAnsi"/>
+          <w:i/>
+          <w:iCs/>
+          <w:color w:val="000000"/>
+          <w:sz w:val="22"/>
+          <w:szCs w:val="22"/>
+        </w:rPr>
+        <w:t>n</w:t>
+      </w:r>
+      <w:r>
+        <w:rPr>
+          <w:rFonts w:asciiTheme="minorHAnsi" w:hAnsiTheme="minorHAnsi" w:cstheme="minorHAnsi"/>
+          <w:color w:val="000000"/>
+          <w:sz w:val="22"/>
+          <w:szCs w:val="22"/>
+        </w:rPr>
+        <w:t xml:space="preserve"> chiavi, pagando il </w:t>
+      </w:r>
+      <w:r>
+        <w:rPr>
+          <w:rFonts w:asciiTheme="minorHAnsi" w:hAnsiTheme="minorHAnsi" w:cstheme="minorHAnsi"/>
+          <w:i/>
+          <w:iCs/>
+          <w:color w:val="000000"/>
+          <w:sz w:val="22"/>
+          <w:szCs w:val="22"/>
+        </w:rPr>
+        <w:t>costo O(n)</w:t>
+      </w:r>
+      <w:r>
+        <w:rPr>
+          <w:rFonts w:asciiTheme="minorHAnsi" w:hAnsiTheme="minorHAnsi" w:cstheme="minorHAnsi"/>
+          <w:color w:val="000000"/>
+          <w:sz w:val="22"/>
+          <w:szCs w:val="22"/>
+        </w:rPr>
+        <w:t xml:space="preserve"> una volta sola. Ad ogni misura si esegue poi un ciclo </w:t>
+      </w:r>
+      <w:r>
+        <w:rPr>
+          <w:rFonts w:asciiTheme="minorHAnsi" w:hAnsiTheme="minorHAnsi" w:cstheme="minorHAnsi"/>
+          <w:i/>
+          <w:iCs/>
+          <w:color w:val="000000"/>
+          <w:sz w:val="22"/>
+          <w:szCs w:val="22"/>
+        </w:rPr>
+        <w:t>insert-remove</w:t>
+      </w:r>
+      <w:r>
+        <w:rPr>
+          <w:rFonts w:asciiTheme="minorHAnsi" w:hAnsiTheme="minorHAnsi" w:cstheme="minorHAnsi"/>
+          <w:color w:val="000000"/>
+          <w:sz w:val="22"/>
+          <w:szCs w:val="22"/>
+        </w:rPr>
+        <w:t xml:space="preserve">: si cronometra l’inserimento di una chiave nuova (l’albero sale a </w:t>
+      </w:r>
+      <w:r>
+        <w:rPr>
+          <w:rFonts w:asciiTheme="minorHAnsi" w:hAnsiTheme="minorHAnsi" w:cstheme="minorHAnsi"/>
+          <w:i/>
+          <w:iCs/>
+          <w:color w:val="000000"/>
+          <w:sz w:val="22"/>
+          <w:szCs w:val="22"/>
+        </w:rPr>
+        <w:t>n</w:t>
+      </w:r>
+      <w:r>
+        <w:rPr>
+          <w:rFonts w:asciiTheme="minorHAnsi" w:hAnsiTheme="minorHAnsi" w:cstheme="minorHAnsi"/>
+          <w:color w:val="000000"/>
+          <w:sz w:val="22"/>
+          <w:szCs w:val="22"/>
+        </w:rPr>
+        <w:t xml:space="preserve">+1 chiavi) e subito dopo si toglie una chiave a caso tra quelle presenti, così da riportarlo a </w:t>
+      </w:r>
+      <w:r>
+        <w:rPr>
+          <w:rFonts w:asciiTheme="minorHAnsi" w:hAnsiTheme="minorHAnsi" w:cstheme="minorHAnsi"/>
+          <w:i/>
+          <w:iCs/>
+          <w:color w:val="000000"/>
+          <w:sz w:val="22"/>
+          <w:szCs w:val="22"/>
+        </w:rPr>
+        <w:t>n</w:t>
+      </w:r>
+      <w:r>
+        <w:rPr>
+          <w:rFonts w:asciiTheme="minorHAnsi" w:hAnsiTheme="minorHAnsi" w:cstheme="minorHAnsi"/>
+          <w:color w:val="000000"/>
+          <w:sz w:val="22"/>
+          <w:szCs w:val="22"/>
+        </w:rPr>
+        <w:t xml:space="preserve">. Dato che sia la chiave inserita sia quella rimossa vengono pescate a caso in modo uniforme, ogni misura lavora su un albero che ha sempre esattamente </w:t>
+      </w:r>
+      <w:r>
+        <w:rPr>
+          <w:rFonts w:asciiTheme="minorHAnsi" w:hAnsiTheme="minorHAnsi" w:cstheme="minorHAnsi"/>
+          <w:i/>
+          <w:iCs/>
+          <w:color w:val="000000"/>
+          <w:sz w:val="22"/>
+          <w:szCs w:val="22"/>
+        </w:rPr>
+        <w:t>n</w:t>
+      </w:r>
+      <w:r>
+        <w:rPr>
+          <w:rFonts w:asciiTheme="minorHAnsi" w:hAnsiTheme="minorHAnsi" w:cstheme="minorHAnsi"/>
+          <w:color w:val="000000"/>
+          <w:sz w:val="22"/>
+          <w:szCs w:val="22"/>
+        </w:rPr>
+        <w:t xml:space="preserve"> chiavi ma con una forma interna diversa dalla volta precedente. Il costo per riportare l’albero alla dimensione giusta (una singola </w:t>
+      </w:r>
+      <w:r>
+        <w:rPr>
+          <w:rFonts w:asciiTheme="minorHAnsi" w:hAnsiTheme="minorHAnsi" w:cstheme="minorHAnsi"/>
+          <w:i/>
+          <w:iCs/>
+          <w:color w:val="000000"/>
+          <w:sz w:val="22"/>
+          <w:szCs w:val="22"/>
+        </w:rPr>
+        <w:t>remove</w:t>
+      </w:r>
+      <w:r>
+        <w:rPr>
+          <w:rFonts w:asciiTheme="minorHAnsi" w:hAnsiTheme="minorHAnsi" w:cstheme="minorHAnsi"/>
+          <w:color w:val="000000"/>
+          <w:sz w:val="22"/>
+          <w:szCs w:val="22"/>
+        </w:rPr>
+        <w:t xml:space="preserve">) è </w:t>
+      </w:r>
+      <w:r>
+        <w:rPr>
+          <w:rFonts w:asciiTheme="minorHAnsi" w:hAnsiTheme="minorHAnsi" w:cstheme="minorHAnsi"/>
+          <w:i/>
+          <w:iCs/>
+          <w:color w:val="000000"/>
+          <w:sz w:val="22"/>
+          <w:szCs w:val="22"/>
+        </w:rPr>
+        <w:t>O(log n)</w:t>
+      </w:r>
+      <w:r>
+        <w:rPr>
+          <w:rFonts w:asciiTheme="minorHAnsi" w:hAnsiTheme="minorHAnsi" w:cstheme="minorHAnsi"/>
+          <w:color w:val="000000"/>
+          <w:sz w:val="22"/>
+          <w:szCs w:val="22"/>
+        </w:rPr>
+        <w:t xml:space="preserve"> se l’albero resta statisticamente bilanciato, quindi paragonabile al costo dell’operazione che stiamo misurando. L’overhead complessivo resta accettabile anche con tante ripetizioni e con </w:t>
+      </w:r>
+      <w:r>
+        <w:rPr>
+          <w:rFonts w:asciiTheme="minorHAnsi" w:hAnsiTheme="minorHAnsi" w:cstheme="minorHAnsi"/>
+          <w:i/>
+          <w:iCs/>
+          <w:color w:val="000000"/>
+          <w:sz w:val="22"/>
+          <w:szCs w:val="22"/>
+        </w:rPr>
+        <w:t>n</w:t>
+      </w:r>
+      <w:r>
+        <w:rPr>
+          <w:rFonts w:asciiTheme="minorHAnsi" w:hAnsiTheme="minorHAnsi" w:cstheme="minorHAnsi"/>
+          <w:color w:val="000000"/>
+          <w:sz w:val="22"/>
+          <w:szCs w:val="22"/>
+        </w:rPr>
+        <w:t xml:space="preserve"> molto grandi. In pratica è stato questo approccio a permetterci di scalare senza problemi fino a un milione di chiavi, con un buon compromesso fra accuratezza statistica e tempi di calcolo ragionevoli.</w:t>
+      </w:r>
+    </w:p>
+    <w:p>
+      <w:pPr>
+        <w:pStyle w:val="Heading2"/>
+      </w:pPr>
+      <w:r>
+        <w:t>3.3 Selezione efficiente delle chiavi</w:t>
+      </w:r>
+    </w:p>
+    <w:p>
+      <w:pPr>
+        <w:pStyle w:val="NormalWeb"/>
+        <w:spacing w:before="0" w:beforeAutospacing="0" w:after="160" w:afterAutospacing="0"/>
+        <w:jc w:val="both"/>
+        <w:rPr>
+          <w:rFonts w:asciiTheme="minorHAnsi" w:hAnsiTheme="minorHAnsi" w:cstheme="minorHAnsi"/>
+        </w:rPr>
+      </w:pPr>
+      <w:r>
+        <w:rPr>
+          <w:rFonts w:asciiTheme="minorHAnsi" w:hAnsiTheme="minorHAnsi" w:cstheme="minorHAnsi"/>
+          <w:color w:val="000000"/>
+          <w:sz w:val="22"/>
+          <w:szCs w:val="22"/>
+        </w:rPr>
+        <w:t xml:space="preserve">Per non dover andare per tentativi quando serve una chiave non ancora nell’albero (per inserirla) o una già presente (per rimuoverla), tutte le chiavi candidate sono organizzate in un array A di </w:t>
+      </w:r>
+      <w:r>
+        <w:rPr>
+          <w:rFonts w:asciiTheme="minorHAnsi" w:hAnsiTheme="minorHAnsi" w:cstheme="minorHAnsi"/>
+          <w:i/>
+          <w:iCs/>
+          <w:color w:val="000000"/>
+          <w:sz w:val="22"/>
+          <w:szCs w:val="22"/>
+        </w:rPr>
+        <w:t>n</w:t>
+      </w:r>
+      <w:r>
+        <w:rPr>
+          <w:rFonts w:asciiTheme="minorHAnsi" w:hAnsiTheme="minorHAnsi" w:cstheme="minorHAnsi"/>
+          <w:color w:val="000000"/>
+          <w:sz w:val="22"/>
+          <w:szCs w:val="22"/>
+        </w:rPr>
+        <w:t xml:space="preserve">+1 celle, diviso in due zone da un indice </w:t>
+      </w:r>
+      <w:r>
+        <w:rPr>
+          <w:rFonts w:asciiTheme="minorHAnsi" w:hAnsiTheme="minorHAnsi" w:cstheme="minorHAnsi"/>
+          <w:i/>
+          <w:iCs/>
+          <w:color w:val="000000"/>
+          <w:sz w:val="22"/>
+          <w:szCs w:val="22"/>
+        </w:rPr>
+        <w:t>m</w:t>
+      </w:r>
+      <w:r>
+        <w:rPr>
+          <w:rFonts w:asciiTheme="minorHAnsi" w:hAnsiTheme="minorHAnsi" w:cstheme="minorHAnsi"/>
+          <w:color w:val="000000"/>
+          <w:sz w:val="22"/>
+          <w:szCs w:val="22"/>
+        </w:rPr>
+        <w:t xml:space="preserve">: nelle posizioni [0, </w:t>
+      </w:r>
+      <w:r>
+        <w:rPr>
+          <w:rFonts w:asciiTheme="minorHAnsi" w:hAnsiTheme="minorHAnsi" w:cstheme="minorHAnsi"/>
+          <w:i/>
+          <w:iCs/>
+          <w:color w:val="000000"/>
+          <w:sz w:val="22"/>
+          <w:szCs w:val="22"/>
+        </w:rPr>
+        <w:t>m</w:t>
+      </w:r>
+      <w:r>
+        <w:rPr>
+          <w:rFonts w:asciiTheme="minorHAnsi" w:hAnsiTheme="minorHAnsi" w:cstheme="minorHAnsi"/>
+          <w:color w:val="000000"/>
+          <w:sz w:val="22"/>
+          <w:szCs w:val="22"/>
+        </w:rPr>
+        <w:t>-1] stanno le chiavi già nell’albero, nelle posizioni [</w:t>
+      </w:r>
+      <w:r>
+        <w:rPr>
+          <w:rFonts w:asciiTheme="minorHAnsi" w:hAnsiTheme="minorHAnsi" w:cstheme="minorHAnsi"/>
+          <w:i/>
+          <w:iCs/>
+          <w:color w:val="000000"/>
+          <w:sz w:val="22"/>
+          <w:szCs w:val="22"/>
+        </w:rPr>
+        <w:t>m</w:t>
+      </w:r>
+      <w:r>
+        <w:rPr>
+          <w:rFonts w:asciiTheme="minorHAnsi" w:hAnsiTheme="minorHAnsi" w:cstheme="minorHAnsi"/>
+          <w:color w:val="000000"/>
+          <w:sz w:val="22"/>
+          <w:szCs w:val="22"/>
+        </w:rPr>
+        <w:t xml:space="preserve">, </w:t>
+      </w:r>
+      <w:r>
+        <w:rPr>
+          <w:rFonts w:asciiTheme="minorHAnsi" w:hAnsiTheme="minorHAnsi" w:cstheme="minorHAnsi"/>
+          <w:i/>
+          <w:iCs/>
+          <w:color w:val="000000"/>
+          <w:sz w:val="22"/>
+          <w:szCs w:val="22"/>
+        </w:rPr>
+        <w:t>n</w:t>
+      </w:r>
+      <w:r>
+        <w:rPr>
+          <w:rFonts w:asciiTheme="minorHAnsi" w:hAnsiTheme="minorHAnsi" w:cstheme="minorHAnsi"/>
+          <w:color w:val="000000"/>
+          <w:sz w:val="22"/>
+          <w:szCs w:val="22"/>
+        </w:rPr>
+        <w:t xml:space="preserve">] quelle ancora libere. Quando serve una chiave da inserire si estrae un indice a caso tra </w:t>
+      </w:r>
+      <w:r>
+        <w:rPr>
+          <w:rFonts w:asciiTheme="minorHAnsi" w:hAnsiTheme="minorHAnsi" w:cstheme="minorHAnsi"/>
+          <w:i/>
+          <w:iCs/>
+          <w:color w:val="000000"/>
+          <w:sz w:val="22"/>
+          <w:szCs w:val="22"/>
+        </w:rPr>
+        <w:t>m</w:t>
+      </w:r>
+      <w:r>
+        <w:rPr>
+          <w:rFonts w:asciiTheme="minorHAnsi" w:hAnsiTheme="minorHAnsi" w:cstheme="minorHAnsi"/>
+          <w:color w:val="000000"/>
+          <w:sz w:val="22"/>
+          <w:szCs w:val="22"/>
+        </w:rPr>
+        <w:t xml:space="preserve"> e </w:t>
+      </w:r>
+      <w:r>
+        <w:rPr>
+          <w:rFonts w:asciiTheme="minorHAnsi" w:hAnsiTheme="minorHAnsi" w:cstheme="minorHAnsi"/>
+          <w:i/>
+          <w:iCs/>
+          <w:color w:val="000000"/>
+          <w:sz w:val="22"/>
+          <w:szCs w:val="22"/>
+        </w:rPr>
+        <w:t>n</w:t>
+      </w:r>
+      <w:r>
+        <w:rPr>
+          <w:rFonts w:asciiTheme="minorHAnsi" w:hAnsiTheme="minorHAnsi" w:cstheme="minorHAnsi"/>
+          <w:color w:val="000000"/>
+          <w:sz w:val="22"/>
+          <w:szCs w:val="22"/>
+        </w:rPr>
+        <w:t xml:space="preserve">, si scambia quell’elemento con quello in posizione </w:t>
+      </w:r>
+      <w:r>
+        <w:rPr>
+          <w:rFonts w:asciiTheme="minorHAnsi" w:hAnsiTheme="minorHAnsi" w:cstheme="minorHAnsi"/>
+          <w:i/>
+          <w:iCs/>
+          <w:color w:val="000000"/>
+          <w:sz w:val="22"/>
+          <w:szCs w:val="22"/>
+        </w:rPr>
+        <w:t>m</w:t>
+      </w:r>
+      <w:r>
+        <w:rPr>
+          <w:rFonts w:asciiTheme="minorHAnsi" w:hAnsiTheme="minorHAnsi" w:cstheme="minorHAnsi"/>
+          <w:color w:val="000000"/>
+          <w:sz w:val="22"/>
+          <w:szCs w:val="22"/>
+        </w:rPr>
+        <w:t xml:space="preserve"> e si avanza </w:t>
+      </w:r>
+      <w:r>
+        <w:rPr>
+          <w:rFonts w:asciiTheme="minorHAnsi" w:hAnsiTheme="minorHAnsi" w:cstheme="minorHAnsi"/>
+          <w:i/>
+          <w:iCs/>
+          <w:color w:val="000000"/>
+          <w:sz w:val="22"/>
+          <w:szCs w:val="22"/>
+        </w:rPr>
+        <w:t>m</w:t>
+      </w:r>
+      <w:r>
+        <w:rPr>
+          <w:rFonts w:asciiTheme="minorHAnsi" w:hAnsiTheme="minorHAnsi" w:cstheme="minorHAnsi"/>
+          <w:color w:val="000000"/>
+          <w:sz w:val="22"/>
+          <w:szCs w:val="22"/>
+        </w:rPr>
+        <w:t xml:space="preserve"> di uno; per la rimozione si fa l’operazione simmetrica sulla zona [0, </w:t>
+      </w:r>
+      <w:r>
+        <w:rPr>
+          <w:rFonts w:asciiTheme="minorHAnsi" w:hAnsiTheme="minorHAnsi" w:cstheme="minorHAnsi"/>
+          <w:i/>
+          <w:iCs/>
+          <w:color w:val="000000"/>
+          <w:sz w:val="22"/>
+          <w:szCs w:val="22"/>
+        </w:rPr>
+        <w:t>m</w:t>
+      </w:r>
+      <w:r>
+        <w:rPr>
+          <w:rFonts w:asciiTheme="minorHAnsi" w:hAnsiTheme="minorHAnsi" w:cstheme="minorHAnsi"/>
+          <w:color w:val="000000"/>
+          <w:sz w:val="22"/>
+          <w:szCs w:val="22"/>
+        </w:rPr>
+        <w:t xml:space="preserve">-1]. Il costo di ciascuna selezione è </w:t>
+      </w:r>
+      <w:r>
+        <w:rPr>
+          <w:rFonts w:asciiTheme="minorHAnsi" w:hAnsiTheme="minorHAnsi" w:cstheme="minorHAnsi"/>
+          <w:i/>
+          <w:iCs/>
+          <w:color w:val="000000"/>
+          <w:sz w:val="22"/>
+          <w:szCs w:val="22"/>
+        </w:rPr>
+        <w:t>O(1)</w:t>
+      </w:r>
+      <w:r>
+        <w:rPr>
+          <w:rFonts w:asciiTheme="minorHAnsi" w:hAnsiTheme="minorHAnsi" w:cstheme="minorHAnsi"/>
+          <w:color w:val="000000"/>
+          <w:sz w:val="22"/>
+          <w:szCs w:val="22"/>
+        </w:rPr>
+        <w:t xml:space="preserve"> e l’occupazione di memoria è </w:t>
+      </w:r>
+      <w:r>
+        <w:rPr>
+          <w:rFonts w:asciiTheme="minorHAnsi" w:hAnsiTheme="minorHAnsi" w:cstheme="minorHAnsi"/>
+          <w:i/>
+          <w:iCs/>
+          <w:color w:val="000000"/>
+          <w:sz w:val="22"/>
+          <w:szCs w:val="22"/>
+        </w:rPr>
+        <w:t>O(n)</w:t>
+      </w:r>
+      <w:r>
+        <w:rPr>
+          <w:rFonts w:asciiTheme="minorHAnsi" w:hAnsiTheme="minorHAnsi" w:cstheme="minorHAnsi"/>
+          <w:color w:val="000000"/>
+          <w:sz w:val="22"/>
+          <w:szCs w:val="22"/>
+        </w:rPr>
+        <w:t>.</w:t>
+      </w:r>
+    </w:p>
+    <w:p>
+      <w:pPr>
+        <w:pStyle w:val="Heading1"/>
+      </w:pPr>
+      <w:r>
+        <w:t>4. Setup sperimentale</w:t>
+      </w:r>
+    </w:p>
+    <w:p>
+      <w:pPr>
+        <w:pStyle w:val="NormalWeb"/>
+        <w:spacing w:before="0" w:beforeAutospacing="0" w:after="160" w:afterAutospacing="0"/>
+        <w:jc w:val="both"/>
+        <w:rPr>
+          <w:rFonts w:asciiTheme="minorHAnsi" w:hAnsiTheme="minorHAnsi" w:cstheme="minorHAnsi"/>
+        </w:rPr>
+      </w:pPr>
+      <w:r>
+        <w:rPr>
+          <w:rFonts w:asciiTheme="minorHAnsi" w:hAnsiTheme="minorHAnsi" w:cstheme="minorHAnsi"/>
+          <w:color w:val="000000"/>
+          <w:sz w:val="22"/>
+          <w:szCs w:val="22"/>
+        </w:rPr>
+        <w:t xml:space="preserve">I valori di </w:t>
+      </w:r>
+      <w:r>
+        <w:rPr>
+          <w:rFonts w:asciiTheme="minorHAnsi" w:hAnsiTheme="minorHAnsi" w:cstheme="minorHAnsi"/>
+          <w:i/>
+          <w:iCs/>
+          <w:color w:val="000000"/>
+          <w:sz w:val="22"/>
+          <w:szCs w:val="22"/>
+        </w:rPr>
+        <w:t>n</w:t>
+      </w:r>
+      <w:r>
+        <w:rPr>
+          <w:rFonts w:asciiTheme="minorHAnsi" w:hAnsiTheme="minorHAnsi" w:cstheme="minorHAnsi"/>
+          <w:color w:val="000000"/>
+          <w:sz w:val="22"/>
+          <w:szCs w:val="22"/>
+        </w:rPr>
+        <w:t xml:space="preserve"> sono stati scelti nell'intervallo [10³, 10⁶], secondo una progressione geometrica di 100 punti </w:t>
+      </w:r>
+      <w:r>
+        <w:rPr>
+          <w:rFonts w:asciiTheme="minorHAnsi" w:hAnsiTheme="minorHAnsi" w:cstheme="minorHAnsi"/>
+          <w:i/>
+          <w:iCs/>
+          <w:color w:val="000000"/>
+          <w:sz w:val="22"/>
+          <w:szCs w:val="22"/>
+        </w:rPr>
+        <w:t>n</w:t>
+      </w:r>
+      <w:r>
+        <w:rPr>
+          <w:rFonts w:ascii="Arial" w:hAnsi="Arial" w:cs="Arial"/>
+          <w:i/>
+          <w:iCs/>
+          <w:color w:val="000000"/>
+          <w:sz w:val="22"/>
+          <w:szCs w:val="22"/>
+        </w:rPr>
+        <w:t>ᵢ</w:t>
+      </w:r>
+      <w:r>
+        <w:rPr>
+          <w:rFonts w:asciiTheme="minorHAnsi" w:hAnsiTheme="minorHAnsi" w:cstheme="minorHAnsi"/>
+          <w:color w:val="000000"/>
+          <w:sz w:val="22"/>
+          <w:szCs w:val="22"/>
+        </w:rPr>
+        <w:t xml:space="preserve"> = </w:t>
+      </w:r>
+      <w:r>
+        <w:rPr>
+          <w:rFonts w:ascii="Cambria Math" w:hAnsi="Cambria Math" w:cs="Cambria Math"/>
+          <w:color w:val="000000"/>
+          <w:sz w:val="22"/>
+          <w:szCs w:val="22"/>
+        </w:rPr>
+        <w:t>⌊</w:t>
+      </w:r>
+      <w:r>
+        <w:rPr>
+          <w:rFonts w:asciiTheme="minorHAnsi" w:hAnsiTheme="minorHAnsi" w:cstheme="minorHAnsi"/>
+          <w:i/>
+          <w:iCs/>
+          <w:color w:val="000000"/>
+          <w:sz w:val="22"/>
+          <w:szCs w:val="22"/>
+        </w:rPr>
+        <w:t>n</w:t>
+      </w:r>
+      <w:r>
+        <w:rPr>
+          <w:rFonts w:asciiTheme="minorHAnsi" w:hAnsiTheme="minorHAnsi" w:cstheme="minorHAnsi"/>
+          <w:i/>
+          <w:iCs/>
+          <w:color w:val="000000"/>
+          <w:sz w:val="22"/>
+          <w:szCs w:val="22"/>
+          <w:vertAlign w:val="subscript"/>
+        </w:rPr>
+        <w:t>min</w:t>
+      </w:r>
+      <w:r>
+        <w:rPr>
+          <w:rFonts w:asciiTheme="minorHAnsi" w:hAnsiTheme="minorHAnsi" w:cstheme="minorHAnsi"/>
+          <w:color w:val="000000"/>
+          <w:sz w:val="22"/>
+          <w:szCs w:val="22"/>
+        </w:rPr>
+        <w:t xml:space="preserve"> </w:t>
+      </w:r>
+      <w:r>
+        <w:rPr>
+          <w:rFonts w:asciiTheme="minorHAnsi" w:hAnsiTheme="minorHAnsi" w:cstheme="minorHAnsi"/>
+          <w:color w:val="000000"/>
+          <w:sz w:val="22"/>
+          <w:szCs w:val="22"/>
+        </w:rPr>
+        <w:t xml:space="preserve">· </w:t>
+      </w:r>
+      <w:r>
+        <w:rPr>
+          <w:rFonts w:asciiTheme="minorHAnsi" w:hAnsiTheme="minorHAnsi" w:cstheme="minorHAnsi"/>
+          <w:i/>
+          <w:iCs/>
+          <w:color w:val="000000"/>
+          <w:sz w:val="22"/>
+          <w:szCs w:val="22"/>
+        </w:rPr>
+        <w:t>c</w:t>
+      </w:r>
+      <w:r>
+        <w:rPr>
+          <w:rFonts w:asciiTheme="minorHAnsi" w:hAnsiTheme="minorHAnsi" w:cstheme="minorHAnsi"/>
+          <w:i/>
+          <w:iCs/>
+          <w:color w:val="000000"/>
+          <w:sz w:val="22"/>
+          <w:szCs w:val="22"/>
+          <w:vertAlign w:val="superscript"/>
+        </w:rPr>
+        <w:t>i</w:t>
+      </w:r>
+      <w:r>
+        <w:rPr>
+          <w:rFonts w:ascii="Cambria Math" w:hAnsi="Cambria Math" w:cs="Cambria Math"/>
+          <w:color w:val="000000"/>
+          <w:sz w:val="22"/>
+          <w:szCs w:val="22"/>
+        </w:rPr>
+        <w:t>⌋</w:t>
+      </w:r>
+      <w:r>
+        <w:rPr>
+          <w:rFonts w:asciiTheme="minorHAnsi" w:hAnsiTheme="minorHAnsi" w:cstheme="minorHAnsi"/>
+          <w:color w:val="000000"/>
+          <w:sz w:val="22"/>
+          <w:szCs w:val="22"/>
+        </w:rPr>
+        <w:t xml:space="preserve">, con </w:t>
+      </w:r>
+      <w:r>
+        <w:rPr>
+          <w:rFonts w:asciiTheme="minorHAnsi" w:hAnsiTheme="minorHAnsi" w:cstheme="minorHAnsi"/>
+          <w:i/>
+          <w:iCs/>
+          <w:color w:val="000000"/>
+          <w:sz w:val="22"/>
+          <w:szCs w:val="22"/>
+        </w:rPr>
+        <w:t>n</w:t>
+      </w:r>
+      <w:r>
+        <w:rPr>
+          <w:rFonts w:asciiTheme="minorHAnsi" w:hAnsiTheme="minorHAnsi" w:cstheme="minorHAnsi"/>
+          <w:i/>
+          <w:iCs/>
+          <w:color w:val="000000"/>
+          <w:sz w:val="22"/>
+          <w:szCs w:val="22"/>
+          <w:vertAlign w:val="subscript"/>
+        </w:rPr>
+        <w:t>min</w:t>
+      </w:r>
+      <w:r>
+        <w:rPr>
+          <w:rFonts w:asciiTheme="minorHAnsi" w:hAnsiTheme="minorHAnsi" w:cstheme="minorHAnsi"/>
+          <w:color w:val="000000"/>
+          <w:sz w:val="22"/>
+          <w:szCs w:val="22"/>
+        </w:rPr>
+        <w:t xml:space="preserve"> = 1 000, </w:t>
+      </w:r>
+      <w:r>
+        <w:rPr>
+          <w:rFonts w:asciiTheme="minorHAnsi" w:hAnsiTheme="minorHAnsi" w:cstheme="minorHAnsi"/>
+          <w:i/>
+          <w:iCs/>
+          <w:color w:val="000000"/>
+          <w:sz w:val="22"/>
+          <w:szCs w:val="22"/>
+        </w:rPr>
+        <w:t>n</w:t>
+      </w:r>
+      <w:r>
+        <w:rPr>
+          <w:rFonts w:asciiTheme="minorHAnsi" w:hAnsiTheme="minorHAnsi" w:cstheme="minorHAnsi"/>
+          <w:i/>
+          <w:iCs/>
+          <w:color w:val="000000"/>
+          <w:sz w:val="22"/>
+          <w:szCs w:val="22"/>
+          <w:vertAlign w:val="subscript"/>
+        </w:rPr>
+        <w:t>max</w:t>
+      </w:r>
+      <w:r>
+        <w:rPr>
+          <w:rFonts w:asciiTheme="minorHAnsi" w:hAnsiTheme="minorHAnsi" w:cstheme="minorHAnsi"/>
+          <w:color w:val="000000"/>
+          <w:sz w:val="22"/>
+          <w:szCs w:val="22"/>
+        </w:rPr>
+        <w:t xml:space="preserve"> </w:t>
+      </w:r>
+      <w:r>
+        <w:rPr>
+          <w:rFonts w:asciiTheme="minorHAnsi" w:hAnsiTheme="minorHAnsi" w:cstheme="minorHAnsi"/>
+          <w:color w:val="000000"/>
+          <w:sz w:val="22"/>
+          <w:szCs w:val="22"/>
+        </w:rPr>
+        <w:t xml:space="preserve">= 1 000 000 e </w:t>
+      </w:r>
+      <w:r>
+        <w:rPr>
+          <w:rFonts w:asciiTheme="minorHAnsi" w:hAnsiTheme="minorHAnsi" w:cstheme="minorHAnsi"/>
+          <w:i/>
+          <w:iCs/>
+          <w:color w:val="000000"/>
+          <w:sz w:val="22"/>
+          <w:szCs w:val="22"/>
+        </w:rPr>
+        <w:t>c</w:t>
+      </w:r>
+      <w:r>
+        <w:rPr>
+          <w:rFonts w:asciiTheme="minorHAnsi" w:hAnsiTheme="minorHAnsi" w:cstheme="minorHAnsi"/>
+          <w:color w:val="000000"/>
+          <w:sz w:val="22"/>
+          <w:szCs w:val="22"/>
+        </w:rPr>
+        <w:t xml:space="preserve"> = </w:t>
+      </w:r>
+      <m:oMath>
+        <m:sSup>
+          <m:sSupPr>
+            <m:ctrlPr>
+              <w:rPr>
+                <w:rFonts w:ascii="Cambria Math" w:hAnsi="Cambria Math" w:cstheme="minorHAnsi"/>
+                <w:i/>
+                <w:color w:val="000000"/>
+                <w:sz w:val="22"/>
+                <w:szCs w:val="22"/>
+              </w:rPr>
+            </m:ctrlPr>
+          </m:sSupPr>
+          <m:e>
+            <m:r>
+              <w:rPr>
+                <w:rFonts w:ascii="Cambria Math" w:hAnsi="Cambria Math" w:cstheme="minorHAnsi"/>
+                <w:color w:val="000000"/>
+                <w:sz w:val="22"/>
+                <w:szCs w:val="22"/>
+              </w:rPr>
+              <m:t>(</m:t>
+            </m:r>
+            <m:f>
+              <m:fPr>
+                <m:ctrlPr>
+                  <w:rPr>
+                    <w:rFonts w:ascii="Cambria Math" w:hAnsi="Cambria Math" w:cstheme="minorHAnsi"/>
+                    <w:i/>
+                    <w:color w:val="000000"/>
+                    <w:sz w:val="22"/>
+                    <w:szCs w:val="22"/>
+                  </w:rPr>
+                </m:ctrlPr>
+              </m:fPr>
+              <m:num>
+                <m:sSub>
+                  <m:sSubPr>
+                    <m:ctrlPr>
+                      <w:rPr>
+                        <w:rFonts w:ascii="Cambria Math" w:hAnsi="Cambria Math" w:cstheme="minorHAnsi"/>
+                        <w:i/>
+                        <w:color w:val="000000"/>
+                        <w:sz w:val="22"/>
+                        <w:szCs w:val="22"/>
+                      </w:rPr>
+                    </m:ctrlPr>
+                  </m:sSubPr>
+                  <m:e>
+                    <m:r>
+                      <w:rPr>
+                        <w:rFonts w:ascii="Cambria Math" w:hAnsi="Cambria Math" w:cstheme="minorHAnsi"/>
+                        <w:color w:val="000000"/>
+                        <w:sz w:val="22"/>
+                        <w:szCs w:val="22"/>
+                      </w:rPr>
+                      <m:t>n</m:t>
+                    </m:r>
+                  </m:e>
+                  <m:sub>
+                    <m:r>
+                      <w:rPr>
+                        <w:rFonts w:ascii="Cambria Math" w:hAnsi="Cambria Math" w:cstheme="minorHAnsi"/>
+                        <w:color w:val="000000"/>
+                        <w:sz w:val="22"/>
+                        <w:szCs w:val="22"/>
+                      </w:rPr>
+                      <m:t>max</m:t>
+                    </m:r>
+                  </m:sub>
+                </m:sSub>
+              </m:num>
+              <m:den>
+                <m:sSub>
+                  <m:sSubPr>
+                    <m:ctrlPr>
+                      <w:rPr>
+                        <w:rFonts w:ascii="Cambria Math" w:hAnsi="Cambria Math" w:cstheme="minorHAnsi"/>
+                        <w:i/>
+                        <w:color w:val="000000"/>
+                        <w:sz w:val="22"/>
+                        <w:szCs w:val="22"/>
+                      </w:rPr>
+                    </m:ctrlPr>
+                  </m:sSubPr>
+                  <m:e>
+                    <m:r>
+                      <w:rPr>
+                        <w:rFonts w:ascii="Cambria Math" w:hAnsi="Cambria Math" w:cstheme="minorHAnsi"/>
+                        <w:color w:val="000000"/>
+                        <w:sz w:val="22"/>
+                        <w:szCs w:val="22"/>
+                      </w:rPr>
+                      <m:t>n</m:t>
+                    </m:r>
+                  </m:e>
+                  <m:sub>
+                    <m:r>
+                      <w:rPr>
+                        <w:rFonts w:ascii="Cambria Math" w:hAnsi="Cambria Math" w:cstheme="minorHAnsi"/>
+                        <w:color w:val="000000"/>
+                        <w:sz w:val="22"/>
+                        <w:szCs w:val="22"/>
+                      </w:rPr>
+                      <m:t>min</m:t>
+                    </m:r>
+                  </m:sub>
+                </m:sSub>
+              </m:den>
+            </m:f>
+            <m:r>
+              <w:rPr>
+                <w:rFonts w:ascii="Cambria Math" w:hAnsi="Cambria Math" w:cstheme="minorHAnsi"/>
+                <w:color w:val="000000"/>
+                <w:sz w:val="22"/>
+                <w:szCs w:val="22"/>
+              </w:rPr>
+              <m:t>)</m:t>
+            </m:r>
+          </m:e>
+          <m:sup>
+            <m:f>
+              <m:fPr>
+                <m:ctrlPr>
+                  <w:rPr>
+                    <w:rFonts w:ascii="Cambria Math" w:hAnsi="Cambria Math" w:cstheme="minorHAnsi"/>
+                    <w:i/>
+                    <w:color w:val="000000"/>
+                    <w:sz w:val="22"/>
+                    <w:szCs w:val="22"/>
+                  </w:rPr>
+                </m:ctrlPr>
+              </m:fPr>
+              <m:num>
+                <m:r>
+                  <w:rPr>
+                    <w:rFonts w:ascii="Cambria Math" w:hAnsi="Cambria Math" w:cstheme="minorHAnsi"/>
+                    <w:color w:val="000000"/>
+                    <w:sz w:val="22"/>
+                    <w:szCs w:val="22"/>
+                  </w:rPr>
+                  <m:t>1</m:t>
+                </m:r>
+              </m:num>
+              <m:den>
+                <m:r>
+                  <w:rPr>
+                    <w:rFonts w:ascii="Cambria Math" w:hAnsi="Cambria Math" w:cstheme="minorHAnsi"/>
+                    <w:color w:val="000000"/>
+                    <w:sz w:val="22"/>
+                    <w:szCs w:val="22"/>
+                  </w:rPr>
+                  <m:t>99</m:t>
+                </m:r>
+              </m:den>
+            </m:f>
+          </m:sup>
+        </m:sSup>
+      </m:oMath>
+      <w:r>
+        <w:rPr>
+          <w:rFonts w:asciiTheme="minorHAnsi" w:hAnsiTheme="minorHAnsi" w:cstheme="minorHAnsi"/>
+          <w:color w:val="000000"/>
+          <w:sz w:val="22"/>
+          <w:szCs w:val="22"/>
+        </w:rPr>
+        <w:t xml:space="preserve">. Questa scelta permette di esplorare in modo equilibrato tre ordini di grandezza di </w:t>
+      </w:r>
+      <w:r>
+        <w:rPr>
+          <w:rFonts w:asciiTheme="minorHAnsi" w:hAnsiTheme="minorHAnsi" w:cstheme="minorHAnsi"/>
+          <w:i/>
+          <w:iCs/>
+          <w:color w:val="000000"/>
+          <w:sz w:val="22"/>
+          <w:szCs w:val="22"/>
+        </w:rPr>
+        <w:t>n</w:t>
+      </w:r>
+      <w:r>
+        <w:rPr>
+          <w:rFonts w:asciiTheme="minorHAnsi" w:hAnsiTheme="minorHAnsi" w:cstheme="minorHAnsi"/>
+          <w:color w:val="000000"/>
+          <w:sz w:val="22"/>
+          <w:szCs w:val="22"/>
+        </w:rPr>
+        <w:t>, senza concentrare risorse computazionali sui valori più grandi, dove ogni misura è più costosa.</w:t>
+      </w:r>
+    </w:p>
+    <w:p>
+      <w:pPr>
+        <w:pStyle w:val="NormalWeb"/>
+        <w:spacing w:before="0" w:beforeAutospacing="0" w:after="160" w:afterAutospacing="0"/>
+        <w:jc w:val="both"/>
+        <w:rPr>
+          <w:rFonts w:asciiTheme="minorHAnsi" w:hAnsiTheme="minorHAnsi" w:cstheme="minorHAnsi"/>
+        </w:rPr>
+      </w:pPr>
+      <w:r>
+        <w:rPr>
+          <w:rFonts w:asciiTheme="minorHAnsi" w:hAnsiTheme="minorHAnsi" w:cstheme="minorHAnsi"/>
+          <w:color w:val="000000"/>
+          <w:sz w:val="22"/>
+          <w:szCs w:val="22"/>
+        </w:rPr>
+        <w:t xml:space="preserve">Per ogni valore di </w:t>
+      </w:r>
+      <w:r>
+        <w:rPr>
+          <w:rFonts w:asciiTheme="minorHAnsi" w:hAnsiTheme="minorHAnsi" w:cstheme="minorHAnsi"/>
+          <w:i/>
+          <w:iCs/>
+          <w:color w:val="000000"/>
+          <w:sz w:val="22"/>
+          <w:szCs w:val="22"/>
+        </w:rPr>
+        <w:t>n</w:t>
+      </w:r>
+      <w:r>
+        <w:rPr>
+          <w:rFonts w:asciiTheme="minorHAnsi" w:hAnsiTheme="minorHAnsi" w:cstheme="minorHAnsi"/>
+          <w:color w:val="000000"/>
+          <w:sz w:val="22"/>
+          <w:szCs w:val="22"/>
+        </w:rPr>
+        <w:t xml:space="preserve"> e per ciascuna struttura dati abbiamo raccolto ℓ = 100 misure tramite cicli </w:t>
+      </w:r>
+      <w:r>
+        <w:rPr>
+          <w:rFonts w:asciiTheme="minorHAnsi" w:hAnsiTheme="minorHAnsi" w:cstheme="minorHAnsi"/>
+          <w:i/>
+          <w:iCs/>
+          <w:color w:val="000000"/>
+          <w:sz w:val="22"/>
+          <w:szCs w:val="22"/>
+        </w:rPr>
+        <w:t>insert-remove</w:t>
+      </w:r>
+      <w:r>
+        <w:rPr>
+          <w:rFonts w:asciiTheme="minorHAnsi" w:hAnsiTheme="minorHAnsi" w:cstheme="minorHAnsi"/>
+          <w:color w:val="000000"/>
+          <w:sz w:val="22"/>
+          <w:szCs w:val="22"/>
+        </w:rPr>
+        <w:t xml:space="preserve">, cronometrando solo l'inserimento con </w:t>
+      </w:r>
+      <w:r>
+        <w:rPr>
+          <w:rFonts w:asciiTheme="minorHAnsi" w:hAnsiTheme="minorHAnsi" w:cstheme="minorHAnsi"/>
+          <w:i/>
+          <w:iCs/>
+          <w:color w:val="000000"/>
+          <w:sz w:val="22"/>
+          <w:szCs w:val="22"/>
+        </w:rPr>
+        <w:t>time.perf_counter()</w:t>
+      </w:r>
+      <w:r>
+        <w:rPr>
+          <w:rFonts w:asciiTheme="minorHAnsi" w:hAnsiTheme="minorHAnsi" w:cstheme="minorHAnsi"/>
+          <w:color w:val="000000"/>
+          <w:sz w:val="22"/>
+          <w:szCs w:val="22"/>
+        </w:rPr>
+        <w:t>. Come stimatore abbiamo usato la mediana t' = mediana{t₁, ..., t</w:t>
+      </w:r>
+      <w:r>
+        <w:rPr>
+          <w:rFonts w:asciiTheme="minorHAnsi" w:hAnsiTheme="minorHAnsi" w:cstheme="minorHAnsi"/>
+          <w:color w:val="000000"/>
+          <w:sz w:val="22"/>
+          <w:szCs w:val="22"/>
+          <w:vertAlign w:val="subscript"/>
+        </w:rPr>
+        <w:t>ℓ</w:t>
+      </w:r>
+      <w:r>
+        <w:rPr>
+          <w:rFonts w:asciiTheme="minorHAnsi" w:hAnsiTheme="minorHAnsi" w:cstheme="minorHAnsi"/>
+          <w:color w:val="000000"/>
+          <w:sz w:val="22"/>
+          <w:szCs w:val="22"/>
+        </w:rPr>
+        <w:t xml:space="preserve">}, preferendola alla media aritmetica perché </w:t>
+      </w:r>
+      <w:r>
+        <w:rPr>
+          <w:rFonts w:asciiTheme="minorHAnsi" w:hAnsiTheme="minorHAnsi" w:cstheme="minorHAnsi"/>
+          <w:color w:val="000000"/>
+          <w:sz w:val="22"/>
+          <w:szCs w:val="22"/>
+        </w:rPr>
+        <w:lastRenderedPageBreak/>
+        <w:t>meno sensibile agli outlier dovuti a rumore di sistema (scheduler, cache, altri processi in esecuzione). Dopo ogni misura l'albero e il nodo appena inserito vengono deallocati esplicitamente forzando il garbage collector, così che la raccolta non cada in un momento casuale durante il cronometraggio della misura successiva.</w:t>
+      </w:r>
+    </w:p>
+    <w:p>
+      <w:pPr>
+        <w:pStyle w:val="NormalWeb"/>
+        <w:spacing w:before="0" w:beforeAutospacing="0" w:after="160" w:afterAutospacing="0"/>
+        <w:jc w:val="both"/>
+        <w:rPr>
+          <w:rFonts w:asciiTheme="minorHAnsi" w:hAnsiTheme="minorHAnsi" w:cstheme="minorHAnsi"/>
+        </w:rPr>
+      </w:pPr>
+      <w:r>
+        <w:rPr>
+          <w:rFonts w:asciiTheme="minorHAnsi" w:hAnsiTheme="minorHAnsi" w:cstheme="minorHAnsi"/>
+          <w:color w:val="000000"/>
+          <w:sz w:val="22"/>
+          <w:szCs w:val="22"/>
+        </w:rPr>
+        <w:t xml:space="preserve">Va detto che eseguire l’intera pipeline, da </w:t>
+      </w:r>
+      <w:r>
+        <w:rPr>
+          <w:rFonts w:asciiTheme="minorHAnsi" w:hAnsiTheme="minorHAnsi" w:cstheme="minorHAnsi"/>
+          <w:i/>
+          <w:iCs/>
+          <w:color w:val="000000"/>
+          <w:sz w:val="22"/>
+          <w:szCs w:val="22"/>
+        </w:rPr>
+        <w:t>n</w:t>
+      </w:r>
+      <w:r>
+        <w:rPr>
+          <w:rFonts w:asciiTheme="minorHAnsi" w:hAnsiTheme="minorHAnsi" w:cstheme="minorHAnsi"/>
+          <w:color w:val="000000"/>
+          <w:sz w:val="22"/>
+          <w:szCs w:val="22"/>
+        </w:rPr>
+        <w:t xml:space="preserve"> = 1 000 fino a </w:t>
+      </w:r>
+      <w:r>
+        <w:rPr>
+          <w:rFonts w:asciiTheme="minorHAnsi" w:hAnsiTheme="minorHAnsi" w:cstheme="minorHAnsi"/>
+          <w:i/>
+          <w:iCs/>
+          <w:color w:val="000000"/>
+          <w:sz w:val="22"/>
+          <w:szCs w:val="22"/>
+        </w:rPr>
+        <w:t>n</w:t>
+      </w:r>
+      <w:r>
+        <w:rPr>
+          <w:rFonts w:asciiTheme="minorHAnsi" w:hAnsiTheme="minorHAnsi" w:cstheme="minorHAnsi"/>
+          <w:color w:val="000000"/>
+          <w:sz w:val="22"/>
+          <w:szCs w:val="22"/>
+        </w:rPr>
+        <w:t xml:space="preserve"> = 1 000 000, richiede comunque diversi minuti di calcolo: i valori di </w:t>
+      </w:r>
+      <w:r>
+        <w:rPr>
+          <w:rFonts w:asciiTheme="minorHAnsi" w:hAnsiTheme="minorHAnsi" w:cstheme="minorHAnsi"/>
+          <w:i/>
+          <w:iCs/>
+          <w:color w:val="000000"/>
+          <w:sz w:val="22"/>
+          <w:szCs w:val="22"/>
+        </w:rPr>
+        <w:t>n</w:t>
+      </w:r>
+      <w:r>
+        <w:rPr>
+          <w:rFonts w:asciiTheme="minorHAnsi" w:hAnsiTheme="minorHAnsi" w:cstheme="minorHAnsi"/>
+          <w:color w:val="000000"/>
+          <w:sz w:val="22"/>
+          <w:szCs w:val="22"/>
+        </w:rPr>
+        <w:t xml:space="preserve"> più grandi sono quelli che pesano di più, perché ogni singola misura costa più tempo.</w:t>
+      </w:r>
+    </w:p>
+    <w:p>
+      <w:pPr>
+        <w:pStyle w:val="NormalWeb"/>
+        <w:spacing w:before="0" w:beforeAutospacing="0" w:after="160" w:afterAutospacing="0"/>
+        <w:jc w:val="both"/>
+        <w:rPr>
+          <w:rFonts w:asciiTheme="minorHAnsi" w:hAnsiTheme="minorHAnsi" w:cstheme="minorHAnsi"/>
+        </w:rPr>
+      </w:pPr>
+      <w:r>
+        <w:rPr>
+          <w:rFonts w:asciiTheme="minorHAnsi" w:hAnsiTheme="minorHAnsi" w:cstheme="minorHAnsi"/>
+          <w:color w:val="000000"/>
+          <w:sz w:val="22"/>
+          <w:szCs w:val="22"/>
+        </w:rPr>
+        <w:t xml:space="preserve">Le misure sono state eseguite in locale, lanciando </w:t>
+      </w:r>
+      <w:r>
+        <w:rPr>
+          <w:rFonts w:asciiTheme="minorHAnsi" w:hAnsiTheme="minorHAnsi" w:cstheme="minorHAnsi"/>
+          <w:i/>
+          <w:iCs/>
+          <w:color w:val="000000"/>
+          <w:sz w:val="22"/>
+          <w:szCs w:val="22"/>
+        </w:rPr>
+        <w:t>main.py</w:t>
+      </w:r>
+      <w:r>
+        <w:rPr>
+          <w:rFonts w:asciiTheme="minorHAnsi" w:hAnsiTheme="minorHAnsi" w:cstheme="minorHAnsi"/>
+          <w:color w:val="000000"/>
+          <w:sz w:val="22"/>
+          <w:szCs w:val="22"/>
+        </w:rPr>
+        <w:t xml:space="preserve"> così come presente nella repository. </w:t>
+      </w:r>
+      <w:r>
+        <w:rPr>
+          <w:rFonts w:asciiTheme="minorHAnsi" w:hAnsiTheme="minorHAnsi" w:cstheme="minorHAnsi"/>
+          <w:color w:val="EE0000"/>
+          <w:sz w:val="22"/>
+          <w:szCs w:val="22"/>
+        </w:rPr>
+        <w:t>[da compilare: specifiche della macchina usata — CPU, RAM, sistema operativo, versione di Python.]</w:t>
+      </w:r>
+    </w:p>
+    <w:p>
+      <w:pPr>
+        <w:pStyle w:val="Heading1"/>
+      </w:pPr>
+      <w:r>
+        <w:t>5. Risultati</w:t>
+      </w:r>
+    </w:p>
+    <w:p>
+      <w:pPr>
+        <w:pStyle w:val="NormalWeb"/>
+        <w:spacing w:before="0" w:beforeAutospacing="0" w:after="160" w:afterAutospacing="0"/>
+        <w:jc w:val="both"/>
+        <w:rPr>
+          <w:rFonts w:asciiTheme="minorHAnsi" w:hAnsiTheme="minorHAnsi" w:cstheme="minorHAnsi"/>
+        </w:rPr>
+      </w:pPr>
+      <w:r>
+        <w:rPr>
+          <w:rFonts w:asciiTheme="minorHAnsi" w:hAnsiTheme="minorHAnsi" w:cstheme="minorHAnsi"/>
+          <w:color w:val="000000"/>
+          <w:sz w:val="22"/>
+          <w:szCs w:val="22"/>
+        </w:rPr>
+        <w:t xml:space="preserve">Il grafico seguente riporta il tempo mediano di inserimento misurato per BST, AVL e RBT al variare di </w:t>
+      </w:r>
+      <w:r>
+        <w:rPr>
+          <w:rFonts w:asciiTheme="minorHAnsi" w:hAnsiTheme="minorHAnsi" w:cstheme="minorHAnsi"/>
+          <w:i/>
+          <w:iCs/>
+          <w:color w:val="000000"/>
+          <w:sz w:val="22"/>
+          <w:szCs w:val="22"/>
+        </w:rPr>
+        <w:t>n</w:t>
+      </w:r>
+      <w:r>
+        <w:rPr>
+          <w:rFonts w:asciiTheme="minorHAnsi" w:hAnsiTheme="minorHAnsi" w:cstheme="minorHAnsi"/>
+          <w:color w:val="000000"/>
+          <w:sz w:val="22"/>
+          <w:szCs w:val="22"/>
+        </w:rPr>
+        <w:t xml:space="preserve">, su scala logaritmica sull'asse delle ascisse, ottenuto eseguendo l'intera pipeline di misurazione descritta nelle sezioni precedenti (risultati raccolti in </w:t>
+      </w:r>
+      <w:r>
+        <w:rPr>
+          <w:rFonts w:asciiTheme="minorHAnsi" w:hAnsiTheme="minorHAnsi" w:cstheme="minorHAnsi"/>
+          <w:i/>
+          <w:iCs/>
+          <w:color w:val="000000"/>
+          <w:sz w:val="22"/>
+          <w:szCs w:val="22"/>
+        </w:rPr>
+        <w:t>results.csv</w:t>
+      </w:r>
+      <w:r>
+        <w:rPr>
+          <w:rFonts w:asciiTheme="minorHAnsi" w:hAnsiTheme="minorHAnsi" w:cstheme="minorHAnsi"/>
+          <w:color w:val="000000"/>
+          <w:sz w:val="22"/>
+          <w:szCs w:val="22"/>
+        </w:rPr>
+        <w:t xml:space="preserve"> ed elaborati in </w:t>
+      </w:r>
+      <w:r>
+        <w:rPr>
+          <w:rFonts w:asciiTheme="minorHAnsi" w:hAnsiTheme="minorHAnsi" w:cstheme="minorHAnsi"/>
+          <w:i/>
+          <w:iCs/>
+          <w:color w:val="000000"/>
+          <w:sz w:val="22"/>
+          <w:szCs w:val="22"/>
+        </w:rPr>
+        <w:t>DataAnalysis.ipynb</w:t>
+      </w:r>
+      <w:r>
+        <w:rPr>
+          <w:rFonts w:asciiTheme="minorHAnsi" w:hAnsiTheme="minorHAnsi" w:cstheme="minorHAnsi"/>
+          <w:color w:val="000000"/>
+          <w:sz w:val="22"/>
+          <w:szCs w:val="22"/>
+        </w:rPr>
+        <w:t>).</w:t>
+      </w:r>
+    </w:p>
+    <w:p>
+      <w:pPr>
+        <w:pStyle w:val="NormalWeb"/>
+        <w:keepNext/>
+        <w:spacing w:before="200" w:beforeAutospacing="0" w:after="80" w:afterAutospacing="0"/>
+        <w:jc w:val="center"/>
+        <w:rPr>
+          <w:rFonts w:asciiTheme="minorHAnsi" w:hAnsiTheme="minorHAnsi" w:cstheme="minorHAnsi"/>
+        </w:rPr>
+      </w:pPr>
+      <w:r>
+        <w:rPr>
+          <w:rFonts w:asciiTheme="minorHAnsi" w:hAnsiTheme="minorHAnsi" w:cstheme="minorHAnsi"/>
+          <w:noProof/>
+        </w:rPr>
+        <w:drawing>
+          <wp:inline distT="0" distB="0" distL="0" distR="0" wp14:anchorId="4B0AE38D" wp14:editId="7BC8676B">
+            <wp:extent cx="5731510" cy="3805555"/>
+            <wp:effectExtent l="0" t="0" r="0" b="4445"/>
+            <wp:docPr id="38920972" name="Picture 1"/>
+            <wp:cNvGraphicFramePr>
+              <a:graphicFrameLocks xmlns:a="http://schemas.openxmlformats.org/drawingml/2006/main" noChangeAspect="1"/>
+            </wp:cNvGraphicFramePr>
+            <a:graphic xmlns:a="http://schemas.openxmlformats.org/drawingml/2006/main">
+              <a:graphicData uri="http://schemas.openxmlformats.org/drawingml/2006/picture">
+                <pic:pic xmlns:pic="http://schemas.openxmlformats.org/drawingml/2006/picture">
+                  <pic:nvPicPr>
+                    <pic:cNvPr id="38920972" name="Picture 38920972"/>
+                    <pic:cNvPicPr/>
+                  </pic:nvPicPr>
+                  <pic:blipFill>
+                    <a:blip r:embed="rId4" cstate="print">
+                      <a:extLst>
+                        <a:ext uri="{28A0092B-C50C-407E-A947-70E740481C1C}">
+                          <a14:useLocalDpi xmlns:a14="http://schemas.microsoft.com/office/drawing/2010/main" val="0"/>
+                        </a:ext>
+                      </a:extLst>
+                    </a:blip>
+                    <a:stretch>
+                      <a:fillRect/>
+                    </a:stretch>
+                  </pic:blipFill>
+                  <pic:spPr>
+                    <a:xfrm>
+                      <a:off x="0" y="0"/>
+                      <a:ext cx="5731510" cy="3805555"/>
+                    </a:xfrm>
+                    <a:prstGeom prst="rect">
+                      <a:avLst/>
+                    </a:prstGeom>
+                  </pic:spPr>
+                </pic:pic>
+              </a:graphicData>
+            </a:graphic>
+          </wp:inline>
+        </w:drawing>
+      </w:r>
+    </w:p>
+    <w:p>
+      <w:pPr>
+        <w:pStyle w:val="Caption"/>
+        <w:jc w:val="center"/>
+        <w:rPr>
+          <w:rFonts w:asciiTheme="minorHAnsi" w:hAnsiTheme="minorHAnsi" w:cstheme="minorHAnsi"/>
+        </w:rPr>
+      </w:pPr>
+      <w:r>
+        <w:rPr>
+          <w:rFonts w:asciiTheme="minorHAnsi" w:hAnsiTheme="minorHAnsi" w:cstheme="minorHAnsi"/>
+        </w:rPr>
+        <w:t xml:space="preserve">Figura </w:t>
+      </w:r>
+      <w:r>
+        <w:rPr>
+          <w:rFonts w:asciiTheme="minorHAnsi" w:hAnsiTheme="minorHAnsi" w:cstheme="minorHAnsi"/>
+        </w:rPr>
+        <w:fldChar w:fldCharType="begin"/>
+      </w:r>
+      <w:r>
+        <w:rPr>
+          <w:rFonts w:asciiTheme="minorHAnsi" w:hAnsiTheme="minorHAnsi" w:cstheme="minorHAnsi"/>
+        </w:rPr>
+        <w:instrText xml:space="preserve"> SEQ Figura \* ARABIC </w:instrText>
+      </w:r>
+      <w:r>
+        <w:rPr>
+          <w:rFonts w:asciiTheme="minorHAnsi" w:hAnsiTheme="minorHAnsi" w:cstheme="minorHAnsi"/>
+        </w:rPr>
+        <w:fldChar w:fldCharType="separate"/>
+      </w:r>
+      <w:r>
+        <w:rPr>
+          <w:rFonts w:asciiTheme="minorHAnsi" w:hAnsiTheme="minorHAnsi" w:cstheme="minorHAnsi"/>
+          <w:noProof/>
+        </w:rPr>
+        <w:t>1</w:t>
+      </w:r>
+      <w:r>
+        <w:rPr>
+          <w:rFonts w:asciiTheme="minorHAnsi" w:hAnsiTheme="minorHAnsi" w:cstheme="minorHAnsi"/>
+        </w:rPr>
+        <w:fldChar w:fldCharType="end"/>
+      </w:r>
+      <w:r>
+        <w:rPr>
+          <w:rFonts w:asciiTheme="minorHAnsi" w:hAnsiTheme="minorHAnsi" w:cstheme="minorHAnsi"/>
+          <w:lang w:val="it-IT"/>
+        </w:rPr>
+        <w:t xml:space="preserve"> — Tempo mediano di inserimento al variare di n, per BST, AVL e RBT.</w:t>
+      </w:r>
+    </w:p>
+    <w:p>
+      <w:pPr>
+        <w:pStyle w:val="NormalWeb"/>
+        <w:spacing w:before="0" w:beforeAutospacing="0" w:after="160" w:afterAutospacing="0"/>
+        <w:jc w:val="both"/>
+        <w:rPr>
+          <w:rFonts w:asciiTheme="minorHAnsi" w:hAnsiTheme="minorHAnsi" w:cstheme="minorHAnsi"/>
+        </w:rPr>
+      </w:pPr>
+      <w:r>
+        <w:rPr>
+          <w:rFonts w:asciiTheme="minorHAnsi" w:hAnsiTheme="minorHAnsi" w:cstheme="minorHAnsi"/>
+          <w:color w:val="000000"/>
+          <w:sz w:val="22"/>
+          <w:szCs w:val="22"/>
+        </w:rPr>
+        <w:t xml:space="preserve">Dal grafico emerge un dato chiaro: a qualunque valore di </w:t>
+      </w:r>
+      <w:r>
+        <w:rPr>
+          <w:rFonts w:asciiTheme="minorHAnsi" w:hAnsiTheme="minorHAnsi" w:cstheme="minorHAnsi"/>
+          <w:i/>
+          <w:iCs/>
+          <w:color w:val="000000"/>
+          <w:sz w:val="22"/>
+          <w:szCs w:val="22"/>
+        </w:rPr>
+        <w:t>n</w:t>
+      </w:r>
+      <w:r>
+        <w:rPr>
+          <w:rFonts w:asciiTheme="minorHAnsi" w:hAnsiTheme="minorHAnsi" w:cstheme="minorHAnsi"/>
+          <w:color w:val="000000"/>
+          <w:sz w:val="22"/>
+          <w:szCs w:val="22"/>
+        </w:rPr>
+        <w:t>, AVL risulta sempre più lento di BST e RBT, mentre questi ultimi si mantengono su tempi molto simili tra loro lungo tutto l’intervallo.</w:t>
+      </w:r>
+    </w:p>
+    <w:p>
+      <w:pPr>
+        <w:pStyle w:val="NormalWeb"/>
+        <w:spacing w:before="0" w:beforeAutospacing="0" w:after="160" w:afterAutospacing="0"/>
+        <w:jc w:val="both"/>
+        <w:rPr>
+          <w:rFonts w:asciiTheme="minorHAnsi" w:hAnsiTheme="minorHAnsi" w:cstheme="minorHAnsi"/>
+        </w:rPr>
+      </w:pPr>
+      <w:r>
+        <w:rPr>
+          <w:rFonts w:asciiTheme="minorHAnsi" w:hAnsiTheme="minorHAnsi" w:cstheme="minorHAnsi"/>
+          <w:color w:val="000000"/>
+          <w:sz w:val="22"/>
+          <w:szCs w:val="22"/>
+        </w:rPr>
+        <w:t xml:space="preserve">Con </w:t>
+      </w:r>
+      <w:r>
+        <w:rPr>
+          <w:rFonts w:asciiTheme="minorHAnsi" w:hAnsiTheme="minorHAnsi" w:cstheme="minorHAnsi"/>
+          <w:i/>
+          <w:iCs/>
+          <w:color w:val="000000"/>
+          <w:sz w:val="22"/>
+          <w:szCs w:val="22"/>
+        </w:rPr>
+        <w:t>n</w:t>
+      </w:r>
+      <w:r>
+        <w:rPr>
+          <w:rFonts w:asciiTheme="minorHAnsi" w:hAnsiTheme="minorHAnsi" w:cstheme="minorHAnsi"/>
+          <w:color w:val="000000"/>
+          <w:sz w:val="22"/>
+          <w:szCs w:val="22"/>
+        </w:rPr>
+        <w:t xml:space="preserve"> = 1 000 la mediana si attesta intorno a 1,2 μs per BST, 1,7 μs per RBT e 13,9 μs per AVL; salendo a </w:t>
+      </w:r>
+      <w:r>
+        <w:rPr>
+          <w:rFonts w:asciiTheme="minorHAnsi" w:hAnsiTheme="minorHAnsi" w:cstheme="minorHAnsi"/>
+          <w:i/>
+          <w:iCs/>
+          <w:color w:val="000000"/>
+          <w:sz w:val="22"/>
+          <w:szCs w:val="22"/>
+        </w:rPr>
+        <w:t>n</w:t>
+      </w:r>
+      <w:r>
+        <w:rPr>
+          <w:rFonts w:asciiTheme="minorHAnsi" w:hAnsiTheme="minorHAnsi" w:cstheme="minorHAnsi"/>
+          <w:color w:val="000000"/>
+          <w:sz w:val="22"/>
+          <w:szCs w:val="22"/>
+        </w:rPr>
+        <w:t xml:space="preserve"> = 1 000 000 si arriva a 5,5 μs, 5,0 μs e 22,8 μs. </w:t>
+      </w:r>
+      <w:r>
+        <w:rPr>
+          <w:rFonts w:asciiTheme="minorHAnsi" w:hAnsiTheme="minorHAnsi" w:cstheme="minorHAnsi"/>
+          <w:sz w:val="22"/>
+          <w:szCs w:val="22"/>
+        </w:rPr>
+        <w:t xml:space="preserve">In termini di rapporto, AVL/BST passa da circa 11,6 a circa 4,1, e AVL/RBT da circa 8,2 a circa 4,6: AVL rimane il più lento dei tre, ma lo svantaggio rispetto agli altri due si assottiglia man mano che </w:t>
+      </w:r>
+      <w:r>
+        <w:rPr>
+          <w:rFonts w:asciiTheme="minorHAnsi" w:hAnsiTheme="minorHAnsi" w:cstheme="minorHAnsi"/>
+          <w:i/>
+          <w:iCs/>
+          <w:sz w:val="22"/>
+          <w:szCs w:val="22"/>
+        </w:rPr>
+        <w:t>n</w:t>
+      </w:r>
+      <w:r>
+        <w:rPr>
+          <w:rFonts w:asciiTheme="minorHAnsi" w:hAnsiTheme="minorHAnsi" w:cstheme="minorHAnsi"/>
+          <w:sz w:val="22"/>
+          <w:szCs w:val="22"/>
+        </w:rPr>
+        <w:t xml:space="preserve"> cresce.</w:t>
+      </w:r>
+    </w:p>
+    <w:p>
+      <w:pPr>
+        <w:pStyle w:val="NormalWeb"/>
+        <w:spacing w:before="200" w:beforeAutospacing="0" w:after="80" w:afterAutospacing="0"/>
+        <w:jc w:val="both"/>
+        <w:rPr>
+          <w:rFonts w:asciiTheme="minorHAnsi" w:hAnsiTheme="minorHAnsi" w:cstheme="minorHAnsi"/>
+        </w:rPr>
+      </w:pPr>
+      <w:r>
+        <w:rPr>
+          <w:rFonts w:asciiTheme="minorHAnsi" w:hAnsiTheme="minorHAnsi" w:cstheme="minorHAnsi"/>
+          <w:color w:val="000000"/>
+          <w:sz w:val="22"/>
+          <w:szCs w:val="22"/>
+        </w:rPr>
+        <w:lastRenderedPageBreak/>
+        <w:t>La tabella seguente riassume i tempi mediani di inserimento ai quattro ordini di grandezza esplorati:</w:t>
+      </w:r>
+    </w:p>
+    <w:tbl>
+      <w:tblPr>
+        <w:tblW w:w="9020" w:type="dxa"/>
+        <w:tblCellMar>
+          <w:top w:w="15" w:type="dxa"/>
+          <w:left w:w="15" w:type="dxa"/>
+          <w:bottom w:w="15" w:type="dxa"/>
+          <w:right w:w="15" w:type="dxa"/>
+        </w:tblCellMar>
+        <w:tblLook w:val="04A0" w:firstRow="1" w:lastRow="0" w:firstColumn="1" w:lastColumn="0" w:noHBand="0" w:noVBand="1"/>
+      </w:tblPr>
+      <w:tblGrid>
+        <w:gridCol w:w="2445"/>
+        <w:gridCol w:w="2182"/>
+        <w:gridCol w:w="2194"/>
+        <w:gridCol w:w="2199"/>
+      </w:tblGrid>
+      <w:tr>
+        <w:trPr>
+          <w:trHeight w:val="368"/>
+        </w:trPr>
+        <w:tc>
+          <w:tcPr>
+            <w:tcW w:w="0" w:type="auto"/>
+            <w:tcBorders>
+              <w:top w:val="single" w:sz="6" w:space="0" w:color="999999"/>
+              <w:left w:val="single" w:sz="6" w:space="0" w:color="999999"/>
+              <w:bottom w:val="single" w:sz="6" w:space="0" w:color="999999"/>
+              <w:right w:val="single" w:sz="6" w:space="0" w:color="999999"/>
+            </w:tcBorders>
+            <w:shd w:val="clear" w:color="auto" w:fill="E8E8E8"/>
+            <w:tcMar>
+              <w:top w:w="40" w:type="dxa"/>
+              <w:left w:w="80" w:type="dxa"/>
+              <w:bottom w:w="40" w:type="dxa"/>
+              <w:right w:w="80" w:type="dxa"/>
+            </w:tcMar>
+            <w:hideMark/>
+          </w:tcPr>
+          <w:p>
+            <w:pPr>
+              <w:pStyle w:val="NormalWeb"/>
+              <w:spacing w:before="0" w:beforeAutospacing="0" w:after="0" w:afterAutospacing="0"/>
+              <w:jc w:val="center"/>
+              <w:rPr>
+                <w:rFonts w:asciiTheme="minorHAnsi" w:hAnsiTheme="minorHAnsi" w:cstheme="minorHAnsi"/>
+              </w:rPr>
+            </w:pPr>
+            <w:r>
+              <w:rPr>
+                <w:rFonts w:asciiTheme="minorHAnsi" w:hAnsiTheme="minorHAnsi" w:cstheme="minorHAnsi"/>
+                <w:b/>
+                <w:bCs/>
+                <w:color w:val="000000"/>
+                <w:sz w:val="20"/>
+                <w:szCs w:val="20"/>
+              </w:rPr>
+              <w:t>n</w:t>
+            </w:r>
+          </w:p>
+        </w:tc>
+        <w:tc>
+          <w:tcPr>
+            <w:tcW w:w="0" w:type="auto"/>
+            <w:tcBorders>
+              <w:top w:val="single" w:sz="6" w:space="0" w:color="999999"/>
+              <w:left w:val="single" w:sz="6" w:space="0" w:color="999999"/>
+              <w:bottom w:val="single" w:sz="6" w:space="0" w:color="999999"/>
+              <w:right w:val="single" w:sz="6" w:space="0" w:color="999999"/>
+            </w:tcBorders>
+            <w:shd w:val="clear" w:color="auto" w:fill="E8E8E8"/>
+            <w:tcMar>
+              <w:top w:w="40" w:type="dxa"/>
+              <w:left w:w="80" w:type="dxa"/>
+              <w:bottom w:w="40" w:type="dxa"/>
+              <w:right w:w="80" w:type="dxa"/>
+            </w:tcMar>
+            <w:hideMark/>
+          </w:tcPr>
+          <w:p>
+            <w:pPr>
+              <w:pStyle w:val="NormalWeb"/>
+              <w:spacing w:before="0" w:beforeAutospacing="0" w:after="0" w:afterAutospacing="0"/>
+              <w:jc w:val="center"/>
+              <w:rPr>
+                <w:rFonts w:asciiTheme="minorHAnsi" w:hAnsiTheme="minorHAnsi" w:cstheme="minorHAnsi"/>
+              </w:rPr>
+            </w:pPr>
+            <w:r>
+              <w:rPr>
+                <w:rFonts w:asciiTheme="minorHAnsi" w:hAnsiTheme="minorHAnsi" w:cstheme="minorHAnsi"/>
+                <w:b/>
+                <w:bCs/>
+                <w:color w:val="000000"/>
+                <w:sz w:val="20"/>
+                <w:szCs w:val="20"/>
+              </w:rPr>
+              <w:t>BST (μs)</w:t>
+            </w:r>
+          </w:p>
+        </w:tc>
+        <w:tc>
+          <w:tcPr>
+            <w:tcW w:w="0" w:type="auto"/>
+            <w:tcBorders>
+              <w:top w:val="single" w:sz="6" w:space="0" w:color="999999"/>
+              <w:left w:val="single" w:sz="6" w:space="0" w:color="999999"/>
+              <w:bottom w:val="single" w:sz="6" w:space="0" w:color="999999"/>
+              <w:right w:val="single" w:sz="6" w:space="0" w:color="999999"/>
+            </w:tcBorders>
+            <w:shd w:val="clear" w:color="auto" w:fill="E8E8E8"/>
+            <w:tcMar>
+              <w:top w:w="40" w:type="dxa"/>
+              <w:left w:w="80" w:type="dxa"/>
+              <w:bottom w:w="40" w:type="dxa"/>
+              <w:right w:w="80" w:type="dxa"/>
+            </w:tcMar>
+            <w:hideMark/>
+          </w:tcPr>
+          <w:p>
+            <w:pPr>
+              <w:pStyle w:val="NormalWeb"/>
+              <w:spacing w:before="0" w:beforeAutospacing="0" w:after="0" w:afterAutospacing="0"/>
+              <w:jc w:val="center"/>
+              <w:rPr>
+                <w:rFonts w:asciiTheme="minorHAnsi" w:hAnsiTheme="minorHAnsi" w:cstheme="minorHAnsi"/>
+              </w:rPr>
+            </w:pPr>
+            <w:r>
+              <w:rPr>
+                <w:rFonts w:asciiTheme="minorHAnsi" w:hAnsiTheme="minorHAnsi" w:cstheme="minorHAnsi"/>
+                <w:b/>
+                <w:bCs/>
+                <w:color w:val="000000"/>
+                <w:sz w:val="20"/>
+                <w:szCs w:val="20"/>
+              </w:rPr>
+              <w:t>AVL (μs)</w:t>
+            </w:r>
+          </w:p>
+        </w:tc>
+        <w:tc>
+          <w:tcPr>
+            <w:tcW w:w="0" w:type="auto"/>
+            <w:tcBorders>
+              <w:top w:val="single" w:sz="6" w:space="0" w:color="999999"/>
+              <w:left w:val="single" w:sz="6" w:space="0" w:color="999999"/>
+              <w:bottom w:val="single" w:sz="6" w:space="0" w:color="999999"/>
+              <w:right w:val="single" w:sz="6" w:space="0" w:color="999999"/>
+            </w:tcBorders>
+            <w:shd w:val="clear" w:color="auto" w:fill="E8E8E8"/>
+            <w:tcMar>
+              <w:top w:w="40" w:type="dxa"/>
+              <w:left w:w="80" w:type="dxa"/>
+              <w:bottom w:w="40" w:type="dxa"/>
+              <w:right w:w="80" w:type="dxa"/>
+            </w:tcMar>
+            <w:hideMark/>
+          </w:tcPr>
+          <w:p>
+            <w:pPr>
+              <w:pStyle w:val="NormalWeb"/>
+              <w:spacing w:before="0" w:beforeAutospacing="0" w:after="0" w:afterAutospacing="0"/>
+              <w:jc w:val="center"/>
+              <w:rPr>
+                <w:rFonts w:asciiTheme="minorHAnsi" w:hAnsiTheme="minorHAnsi" w:cstheme="minorHAnsi"/>
+              </w:rPr>
+            </w:pPr>
+            <w:r>
+              <w:rPr>
+                <w:rFonts w:asciiTheme="minorHAnsi" w:hAnsiTheme="minorHAnsi" w:cstheme="minorHAnsi"/>
+                <w:b/>
+                <w:bCs/>
+                <w:color w:val="000000"/>
+                <w:sz w:val="20"/>
+                <w:szCs w:val="20"/>
+              </w:rPr>
+              <w:t>RBT (μs)</w:t>
+            </w:r>
+          </w:p>
+        </w:tc>
+      </w:tr>
+      <w:tr>
+        <w:trPr>
+          <w:trHeight w:val="368"/>
+        </w:trPr>
+        <w:tc>
+          <w:tcPr>
+            <w:tcW w:w="0" w:type="auto"/>
+            <w:tcBorders>
+              <w:top w:val="single" w:sz="6" w:space="0" w:color="999999"/>
+              <w:left w:val="single" w:sz="6" w:space="0" w:color="999999"/>
+              <w:bottom w:val="single" w:sz="6" w:space="0" w:color="999999"/>
+              <w:right w:val="single" w:sz="6" w:space="0" w:color="999999"/>
+            </w:tcBorders>
+            <w:shd w:val="clear" w:color="auto" w:fill="E8E8E8"/>
+            <w:tcMar>
+              <w:top w:w="40" w:type="dxa"/>
+              <w:left w:w="80" w:type="dxa"/>
+              <w:bottom w:w="40" w:type="dxa"/>
+              <w:right w:w="80" w:type="dxa"/>
+            </w:tcMar>
+            <w:hideMark/>
+          </w:tcPr>
+          <w:p>
+            <w:pPr>
+              <w:pStyle w:val="NormalWeb"/>
+              <w:spacing w:before="0" w:beforeAutospacing="0" w:after="0" w:afterAutospacing="0"/>
+              <w:jc w:val="center"/>
+              <w:rPr>
+                <w:rFonts w:asciiTheme="minorHAnsi" w:hAnsiTheme="minorHAnsi" w:cstheme="minorHAnsi"/>
+              </w:rPr>
+            </w:pPr>
+            <w:r>
+              <w:rPr>
+                <w:rFonts w:asciiTheme="minorHAnsi" w:hAnsiTheme="minorHAnsi" w:cstheme="minorHAnsi"/>
+                <w:color w:val="000000"/>
+                <w:sz w:val="20"/>
+                <w:szCs w:val="20"/>
+              </w:rPr>
+              <w:t>1 000</w:t>
+            </w:r>
+          </w:p>
+        </w:tc>
+        <w:tc>
+          <w:tcPr>
+            <w:tcW w:w="0" w:type="auto"/>
+            <w:tcBorders>
+              <w:top w:val="single" w:sz="6" w:space="0" w:color="999999"/>
+              <w:left w:val="single" w:sz="6" w:space="0" w:color="999999"/>
+              <w:bottom w:val="single" w:sz="6" w:space="0" w:color="999999"/>
+              <w:right w:val="single" w:sz="6" w:space="0" w:color="999999"/>
+            </w:tcBorders>
+            <w:shd w:val="clear" w:color="auto" w:fill="E8E8E8"/>
+            <w:tcMar>
+              <w:top w:w="40" w:type="dxa"/>
+              <w:left w:w="80" w:type="dxa"/>
+              <w:bottom w:w="40" w:type="dxa"/>
+              <w:right w:w="80" w:type="dxa"/>
+            </w:tcMar>
+            <w:hideMark/>
+          </w:tcPr>
+          <w:p>
+            <w:pPr>
+              <w:pStyle w:val="NormalWeb"/>
+              <w:spacing w:before="0" w:beforeAutospacing="0" w:after="0" w:afterAutospacing="0"/>
+              <w:jc w:val="center"/>
+              <w:rPr>
+                <w:rFonts w:asciiTheme="minorHAnsi" w:hAnsiTheme="minorHAnsi" w:cstheme="minorHAnsi"/>
+              </w:rPr>
+            </w:pPr>
+            <w:r>
+              <w:rPr>
+                <w:rFonts w:asciiTheme="minorHAnsi" w:hAnsiTheme="minorHAnsi" w:cstheme="minorHAnsi"/>
+                <w:color w:val="000000"/>
+                <w:sz w:val="20"/>
+                <w:szCs w:val="20"/>
+              </w:rPr>
+              <w:t>1,20</w:t>
+            </w:r>
+          </w:p>
+        </w:tc>
+        <w:tc>
+          <w:tcPr>
+            <w:tcW w:w="0" w:type="auto"/>
+            <w:tcBorders>
+              <w:top w:val="single" w:sz="6" w:space="0" w:color="999999"/>
+              <w:left w:val="single" w:sz="6" w:space="0" w:color="999999"/>
+              <w:bottom w:val="single" w:sz="6" w:space="0" w:color="999999"/>
+              <w:right w:val="single" w:sz="6" w:space="0" w:color="999999"/>
+            </w:tcBorders>
+            <w:shd w:val="clear" w:color="auto" w:fill="E8E8E8"/>
+            <w:tcMar>
+              <w:top w:w="40" w:type="dxa"/>
+              <w:left w:w="80" w:type="dxa"/>
+              <w:bottom w:w="40" w:type="dxa"/>
+              <w:right w:w="80" w:type="dxa"/>
+            </w:tcMar>
+            <w:hideMark/>
+          </w:tcPr>
+          <w:p>
+            <w:pPr>
+              <w:pStyle w:val="NormalWeb"/>
+              <w:spacing w:before="0" w:beforeAutospacing="0" w:after="0" w:afterAutospacing="0"/>
+              <w:jc w:val="center"/>
+              <w:rPr>
+                <w:rFonts w:asciiTheme="minorHAnsi" w:hAnsiTheme="minorHAnsi" w:cstheme="minorHAnsi"/>
+              </w:rPr>
+            </w:pPr>
+            <w:r>
+              <w:rPr>
+                <w:rFonts w:asciiTheme="minorHAnsi" w:hAnsiTheme="minorHAnsi" w:cstheme="minorHAnsi"/>
+                <w:color w:val="000000"/>
+                <w:sz w:val="20"/>
+                <w:szCs w:val="20"/>
+              </w:rPr>
+              <w:t>13,95</w:t>
+            </w:r>
+          </w:p>
+        </w:tc>
+        <w:tc>
+          <w:tcPr>
+            <w:tcW w:w="0" w:type="auto"/>
+            <w:tcBorders>
+              <w:top w:val="single" w:sz="6" w:space="0" w:color="999999"/>
+              <w:left w:val="single" w:sz="6" w:space="0" w:color="999999"/>
+              <w:bottom w:val="single" w:sz="6" w:space="0" w:color="999999"/>
+              <w:right w:val="single" w:sz="6" w:space="0" w:color="999999"/>
+            </w:tcBorders>
+            <w:shd w:val="clear" w:color="auto" w:fill="E8E8E8"/>
+            <w:tcMar>
+              <w:top w:w="40" w:type="dxa"/>
+              <w:left w:w="80" w:type="dxa"/>
+              <w:bottom w:w="40" w:type="dxa"/>
+              <w:right w:w="80" w:type="dxa"/>
+            </w:tcMar>
+            <w:hideMark/>
+          </w:tcPr>
+          <w:p>
+            <w:pPr>
+              <w:pStyle w:val="NormalWeb"/>
+              <w:spacing w:before="0" w:beforeAutospacing="0" w:after="0" w:afterAutospacing="0"/>
+              <w:jc w:val="center"/>
+              <w:rPr>
+                <w:rFonts w:asciiTheme="minorHAnsi" w:hAnsiTheme="minorHAnsi" w:cstheme="minorHAnsi"/>
+              </w:rPr>
+            </w:pPr>
+            <w:r>
+              <w:rPr>
+                <w:rFonts w:asciiTheme="minorHAnsi" w:hAnsiTheme="minorHAnsi" w:cstheme="minorHAnsi"/>
+                <w:color w:val="000000"/>
+                <w:sz w:val="20"/>
+                <w:szCs w:val="20"/>
+              </w:rPr>
+              <w:t>1,70</w:t>
+            </w:r>
+          </w:p>
+        </w:tc>
+      </w:tr>
+      <w:tr>
+        <w:trPr>
+          <w:trHeight w:val="368"/>
+        </w:trPr>
+        <w:tc>
+          <w:tcPr>
+            <w:tcW w:w="0" w:type="auto"/>
+            <w:tcBorders>
+              <w:top w:val="single" w:sz="6" w:space="0" w:color="999999"/>
+              <w:left w:val="single" w:sz="6" w:space="0" w:color="999999"/>
+              <w:bottom w:val="single" w:sz="6" w:space="0" w:color="999999"/>
+              <w:right w:val="single" w:sz="6" w:space="0" w:color="999999"/>
+            </w:tcBorders>
+            <w:shd w:val="clear" w:color="auto" w:fill="E8E8E8"/>
+            <w:tcMar>
+              <w:top w:w="40" w:type="dxa"/>
+              <w:left w:w="80" w:type="dxa"/>
+              <w:bottom w:w="40" w:type="dxa"/>
+              <w:right w:w="80" w:type="dxa"/>
+            </w:tcMar>
+            <w:hideMark/>
+          </w:tcPr>
+          <w:p>
+            <w:pPr>
+              <w:pStyle w:val="NormalWeb"/>
+              <w:spacing w:before="0" w:beforeAutospacing="0" w:after="0" w:afterAutospacing="0"/>
+              <w:jc w:val="center"/>
+              <w:rPr>
+                <w:rFonts w:asciiTheme="minorHAnsi" w:hAnsiTheme="minorHAnsi" w:cstheme="minorHAnsi"/>
+              </w:rPr>
+            </w:pPr>
+            <w:r>
+              <w:rPr>
+                <w:rFonts w:asciiTheme="minorHAnsi" w:hAnsiTheme="minorHAnsi" w:cstheme="minorHAnsi"/>
+                <w:color w:val="000000"/>
+                <w:sz w:val="20"/>
+                <w:szCs w:val="20"/>
+              </w:rPr>
+              <w:t>10 000</w:t>
+            </w:r>
+          </w:p>
+        </w:tc>
+        <w:tc>
+          <w:tcPr>
+            <w:tcW w:w="0" w:type="auto"/>
+            <w:tcBorders>
+              <w:top w:val="single" w:sz="6" w:space="0" w:color="999999"/>
+              <w:left w:val="single" w:sz="6" w:space="0" w:color="999999"/>
+              <w:bottom w:val="single" w:sz="6" w:space="0" w:color="999999"/>
+              <w:right w:val="single" w:sz="6" w:space="0" w:color="999999"/>
+            </w:tcBorders>
+            <w:shd w:val="clear" w:color="auto" w:fill="E8E8E8"/>
+            <w:tcMar>
+              <w:top w:w="40" w:type="dxa"/>
+              <w:left w:w="80" w:type="dxa"/>
+              <w:bottom w:w="40" w:type="dxa"/>
+              <w:right w:w="80" w:type="dxa"/>
+            </w:tcMar>
+            <w:hideMark/>
+          </w:tcPr>
+          <w:p>
+            <w:pPr>
+              <w:pStyle w:val="NormalWeb"/>
+              <w:spacing w:before="0" w:beforeAutospacing="0" w:after="0" w:afterAutospacing="0"/>
+              <w:jc w:val="center"/>
+              <w:rPr>
+                <w:rFonts w:asciiTheme="minorHAnsi" w:hAnsiTheme="minorHAnsi" w:cstheme="minorHAnsi"/>
+              </w:rPr>
+            </w:pPr>
+            <w:r>
+              <w:rPr>
+                <w:rFonts w:asciiTheme="minorHAnsi" w:hAnsiTheme="minorHAnsi" w:cstheme="minorHAnsi"/>
+                <w:color w:val="000000"/>
+                <w:sz w:val="20"/>
+                <w:szCs w:val="20"/>
+              </w:rPr>
+              <w:t>2,30</w:t>
+            </w:r>
+          </w:p>
+        </w:tc>
+        <w:tc>
+          <w:tcPr>
+            <w:tcW w:w="0" w:type="auto"/>
+            <w:tcBorders>
+              <w:top w:val="single" w:sz="6" w:space="0" w:color="999999"/>
+              <w:left w:val="single" w:sz="6" w:space="0" w:color="999999"/>
+              <w:bottom w:val="single" w:sz="6" w:space="0" w:color="999999"/>
+              <w:right w:val="single" w:sz="6" w:space="0" w:color="999999"/>
+            </w:tcBorders>
+            <w:shd w:val="clear" w:color="auto" w:fill="E8E8E8"/>
+            <w:tcMar>
+              <w:top w:w="40" w:type="dxa"/>
+              <w:left w:w="80" w:type="dxa"/>
+              <w:bottom w:w="40" w:type="dxa"/>
+              <w:right w:w="80" w:type="dxa"/>
+            </w:tcMar>
+            <w:hideMark/>
+          </w:tcPr>
+          <w:p>
+            <w:pPr>
+              <w:pStyle w:val="NormalWeb"/>
+              <w:spacing w:before="0" w:beforeAutospacing="0" w:after="0" w:afterAutospacing="0"/>
+              <w:jc w:val="center"/>
+              <w:rPr>
+                <w:rFonts w:asciiTheme="minorHAnsi" w:hAnsiTheme="minorHAnsi" w:cstheme="minorHAnsi"/>
+              </w:rPr>
+            </w:pPr>
+            <w:r>
+              <w:rPr>
+                <w:rFonts w:asciiTheme="minorHAnsi" w:hAnsiTheme="minorHAnsi" w:cstheme="minorHAnsi"/>
+                <w:color w:val="000000"/>
+                <w:sz w:val="20"/>
+                <w:szCs w:val="20"/>
+              </w:rPr>
+              <w:t>13,90</w:t>
+            </w:r>
+          </w:p>
+        </w:tc>
+        <w:tc>
+          <w:tcPr>
+            <w:tcW w:w="0" w:type="auto"/>
+            <w:tcBorders>
+              <w:top w:val="single" w:sz="6" w:space="0" w:color="999999"/>
+              <w:left w:val="single" w:sz="6" w:space="0" w:color="999999"/>
+              <w:bottom w:val="single" w:sz="6" w:space="0" w:color="999999"/>
+              <w:right w:val="single" w:sz="6" w:space="0" w:color="999999"/>
+            </w:tcBorders>
+            <w:shd w:val="clear" w:color="auto" w:fill="E8E8E8"/>
+            <w:tcMar>
+              <w:top w:w="40" w:type="dxa"/>
+              <w:left w:w="80" w:type="dxa"/>
+              <w:bottom w:w="40" w:type="dxa"/>
+              <w:right w:w="80" w:type="dxa"/>
+            </w:tcMar>
+            <w:hideMark/>
+          </w:tcPr>
+          <w:p>
+            <w:pPr>
+              <w:pStyle w:val="NormalWeb"/>
+              <w:spacing w:before="0" w:beforeAutospacing="0" w:after="0" w:afterAutospacing="0"/>
+              <w:jc w:val="center"/>
+              <w:rPr>
+                <w:rFonts w:asciiTheme="minorHAnsi" w:hAnsiTheme="minorHAnsi" w:cstheme="minorHAnsi"/>
+              </w:rPr>
+            </w:pPr>
+            <w:r>
+              <w:rPr>
+                <w:rFonts w:asciiTheme="minorHAnsi" w:hAnsiTheme="minorHAnsi" w:cstheme="minorHAnsi"/>
+                <w:color w:val="000000"/>
+                <w:sz w:val="20"/>
+                <w:szCs w:val="20"/>
+              </w:rPr>
+              <w:t>2,20</w:t>
+            </w:r>
+          </w:p>
+        </w:tc>
+      </w:tr>
+      <w:tr>
+        <w:trPr>
+          <w:trHeight w:val="368"/>
+        </w:trPr>
+        <w:tc>
+          <w:tcPr>
+            <w:tcW w:w="0" w:type="auto"/>
+            <w:tcBorders>
+              <w:top w:val="single" w:sz="6" w:space="0" w:color="999999"/>
+              <w:left w:val="single" w:sz="6" w:space="0" w:color="999999"/>
+              <w:bottom w:val="single" w:sz="6" w:space="0" w:color="999999"/>
+              <w:right w:val="single" w:sz="6" w:space="0" w:color="999999"/>
+            </w:tcBorders>
+            <w:shd w:val="clear" w:color="auto" w:fill="E8E8E8"/>
+            <w:tcMar>
+              <w:top w:w="40" w:type="dxa"/>
+              <w:left w:w="80" w:type="dxa"/>
+              <w:bottom w:w="40" w:type="dxa"/>
+              <w:right w:w="80" w:type="dxa"/>
+            </w:tcMar>
+            <w:hideMark/>
+          </w:tcPr>
+          <w:p>
+            <w:pPr>
+              <w:pStyle w:val="NormalWeb"/>
+              <w:spacing w:before="0" w:beforeAutospacing="0" w:after="0" w:afterAutospacing="0"/>
+              <w:jc w:val="center"/>
+              <w:rPr>
+                <w:rFonts w:asciiTheme="minorHAnsi" w:hAnsiTheme="minorHAnsi" w:cstheme="minorHAnsi"/>
+              </w:rPr>
+            </w:pPr>
+            <w:r>
+              <w:rPr>
+                <w:rFonts w:asciiTheme="minorHAnsi" w:hAnsiTheme="minorHAnsi" w:cstheme="minorHAnsi"/>
+                <w:color w:val="000000"/>
+                <w:sz w:val="20"/>
+                <w:szCs w:val="20"/>
+              </w:rPr>
+              <w:t>100 000</w:t>
+            </w:r>
+          </w:p>
+        </w:tc>
+        <w:tc>
+          <w:tcPr>
+            <w:tcW w:w="0" w:type="auto"/>
+            <w:tcBorders>
+              <w:top w:val="single" w:sz="6" w:space="0" w:color="999999"/>
+              <w:left w:val="single" w:sz="6" w:space="0" w:color="999999"/>
+              <w:bottom w:val="single" w:sz="6" w:space="0" w:color="999999"/>
+              <w:right w:val="single" w:sz="6" w:space="0" w:color="999999"/>
+            </w:tcBorders>
+            <w:shd w:val="clear" w:color="auto" w:fill="E8E8E8"/>
+            <w:tcMar>
+              <w:top w:w="40" w:type="dxa"/>
+              <w:left w:w="80" w:type="dxa"/>
+              <w:bottom w:w="40" w:type="dxa"/>
+              <w:right w:w="80" w:type="dxa"/>
+            </w:tcMar>
+            <w:hideMark/>
+          </w:tcPr>
+          <w:p>
+            <w:pPr>
+              <w:pStyle w:val="NormalWeb"/>
+              <w:spacing w:before="0" w:beforeAutospacing="0" w:after="0" w:afterAutospacing="0"/>
+              <w:jc w:val="center"/>
+              <w:rPr>
+                <w:rFonts w:asciiTheme="minorHAnsi" w:hAnsiTheme="minorHAnsi" w:cstheme="minorHAnsi"/>
+              </w:rPr>
+            </w:pPr>
+            <w:r>
+              <w:rPr>
+                <w:rFonts w:asciiTheme="minorHAnsi" w:hAnsiTheme="minorHAnsi" w:cstheme="minorHAnsi"/>
+                <w:color w:val="000000"/>
+                <w:sz w:val="20"/>
+                <w:szCs w:val="20"/>
+              </w:rPr>
+              <w:t>3,40</w:t>
+            </w:r>
+          </w:p>
+        </w:tc>
+        <w:tc>
+          <w:tcPr>
+            <w:tcW w:w="0" w:type="auto"/>
+            <w:tcBorders>
+              <w:top w:val="single" w:sz="6" w:space="0" w:color="999999"/>
+              <w:left w:val="single" w:sz="6" w:space="0" w:color="999999"/>
+              <w:bottom w:val="single" w:sz="6" w:space="0" w:color="999999"/>
+              <w:right w:val="single" w:sz="6" w:space="0" w:color="999999"/>
+            </w:tcBorders>
+            <w:shd w:val="clear" w:color="auto" w:fill="E8E8E8"/>
+            <w:tcMar>
+              <w:top w:w="40" w:type="dxa"/>
+              <w:left w:w="80" w:type="dxa"/>
+              <w:bottom w:w="40" w:type="dxa"/>
+              <w:right w:w="80" w:type="dxa"/>
+            </w:tcMar>
+            <w:hideMark/>
+          </w:tcPr>
+          <w:p>
+            <w:pPr>
+              <w:pStyle w:val="NormalWeb"/>
+              <w:spacing w:before="0" w:beforeAutospacing="0" w:after="0" w:afterAutospacing="0"/>
+              <w:jc w:val="center"/>
+              <w:rPr>
+                <w:rFonts w:asciiTheme="minorHAnsi" w:hAnsiTheme="minorHAnsi" w:cstheme="minorHAnsi"/>
+              </w:rPr>
+            </w:pPr>
+            <w:r>
+              <w:rPr>
+                <w:rFonts w:asciiTheme="minorHAnsi" w:hAnsiTheme="minorHAnsi" w:cstheme="minorHAnsi"/>
+                <w:color w:val="000000"/>
+                <w:sz w:val="20"/>
+                <w:szCs w:val="20"/>
+              </w:rPr>
+              <w:t>18,50</w:t>
+            </w:r>
+          </w:p>
+        </w:tc>
+        <w:tc>
+          <w:tcPr>
+            <w:tcW w:w="0" w:type="auto"/>
+            <w:tcBorders>
+              <w:top w:val="single" w:sz="6" w:space="0" w:color="999999"/>
+              <w:left w:val="single" w:sz="6" w:space="0" w:color="999999"/>
+              <w:bottom w:val="single" w:sz="6" w:space="0" w:color="999999"/>
+              <w:right w:val="single" w:sz="6" w:space="0" w:color="999999"/>
+            </w:tcBorders>
+            <w:shd w:val="clear" w:color="auto" w:fill="E8E8E8"/>
+            <w:tcMar>
+              <w:top w:w="40" w:type="dxa"/>
+              <w:left w:w="80" w:type="dxa"/>
+              <w:bottom w:w="40" w:type="dxa"/>
+              <w:right w:w="80" w:type="dxa"/>
+            </w:tcMar>
+            <w:hideMark/>
+          </w:tcPr>
+          <w:p>
+            <w:pPr>
+              <w:pStyle w:val="NormalWeb"/>
+              <w:spacing w:before="0" w:beforeAutospacing="0" w:after="0" w:afterAutospacing="0"/>
+              <w:jc w:val="center"/>
+              <w:rPr>
+                <w:rFonts w:asciiTheme="minorHAnsi" w:hAnsiTheme="minorHAnsi" w:cstheme="minorHAnsi"/>
+              </w:rPr>
+            </w:pPr>
+            <w:r>
+              <w:rPr>
+                <w:rFonts w:asciiTheme="minorHAnsi" w:hAnsiTheme="minorHAnsi" w:cstheme="minorHAnsi"/>
+                <w:color w:val="000000"/>
+                <w:sz w:val="20"/>
+                <w:szCs w:val="20"/>
+              </w:rPr>
+              <w:t>3,40</w:t>
+            </w:r>
+          </w:p>
+        </w:tc>
+      </w:tr>
+      <w:tr>
+        <w:trPr>
+          <w:trHeight w:val="368"/>
+        </w:trPr>
+        <w:tc>
+          <w:tcPr>
+            <w:tcW w:w="0" w:type="auto"/>
+            <w:tcBorders>
+              <w:top w:val="single" w:sz="6" w:space="0" w:color="999999"/>
+              <w:left w:val="single" w:sz="6" w:space="0" w:color="999999"/>
+              <w:bottom w:val="single" w:sz="6" w:space="0" w:color="999999"/>
+              <w:right w:val="single" w:sz="6" w:space="0" w:color="999999"/>
+            </w:tcBorders>
+            <w:shd w:val="clear" w:color="auto" w:fill="E8E8E8"/>
+            <w:tcMar>
+              <w:top w:w="40" w:type="dxa"/>
+              <w:left w:w="80" w:type="dxa"/>
+              <w:bottom w:w="40" w:type="dxa"/>
+              <w:right w:w="80" w:type="dxa"/>
+            </w:tcMar>
+            <w:hideMark/>
+          </w:tcPr>
+          <w:p>
+            <w:pPr>
+              <w:pStyle w:val="NormalWeb"/>
+              <w:spacing w:before="0" w:beforeAutospacing="0" w:after="0" w:afterAutospacing="0"/>
+              <w:jc w:val="center"/>
+              <w:rPr>
+                <w:rFonts w:asciiTheme="minorHAnsi" w:hAnsiTheme="minorHAnsi" w:cstheme="minorHAnsi"/>
+              </w:rPr>
+            </w:pPr>
+            <w:r>
+              <w:rPr>
+                <w:rFonts w:asciiTheme="minorHAnsi" w:hAnsiTheme="minorHAnsi" w:cstheme="minorHAnsi"/>
+                <w:color w:val="000000"/>
+                <w:sz w:val="20"/>
+                <w:szCs w:val="20"/>
+              </w:rPr>
+              <w:t>1 000 000</w:t>
+            </w:r>
+          </w:p>
+        </w:tc>
+        <w:tc>
+          <w:tcPr>
+            <w:tcW w:w="0" w:type="auto"/>
+            <w:tcBorders>
+              <w:top w:val="single" w:sz="6" w:space="0" w:color="999999"/>
+              <w:left w:val="single" w:sz="6" w:space="0" w:color="999999"/>
+              <w:bottom w:val="single" w:sz="6" w:space="0" w:color="999999"/>
+              <w:right w:val="single" w:sz="6" w:space="0" w:color="999999"/>
+            </w:tcBorders>
+            <w:shd w:val="clear" w:color="auto" w:fill="E8E8E8"/>
+            <w:tcMar>
+              <w:top w:w="40" w:type="dxa"/>
+              <w:left w:w="80" w:type="dxa"/>
+              <w:bottom w:w="40" w:type="dxa"/>
+              <w:right w:w="80" w:type="dxa"/>
+            </w:tcMar>
+            <w:hideMark/>
+          </w:tcPr>
+          <w:p>
+            <w:pPr>
+              <w:pStyle w:val="NormalWeb"/>
+              <w:spacing w:before="0" w:beforeAutospacing="0" w:after="0" w:afterAutospacing="0"/>
+              <w:jc w:val="center"/>
+              <w:rPr>
+                <w:rFonts w:asciiTheme="minorHAnsi" w:hAnsiTheme="minorHAnsi" w:cstheme="minorHAnsi"/>
+              </w:rPr>
+            </w:pPr>
+            <w:r>
+              <w:rPr>
+                <w:rFonts w:asciiTheme="minorHAnsi" w:hAnsiTheme="minorHAnsi" w:cstheme="minorHAnsi"/>
+                <w:color w:val="000000"/>
+                <w:sz w:val="20"/>
+                <w:szCs w:val="20"/>
+              </w:rPr>
+              <w:t>5,50</w:t>
+            </w:r>
+          </w:p>
+        </w:tc>
+        <w:tc>
+          <w:tcPr>
+            <w:tcW w:w="0" w:type="auto"/>
+            <w:tcBorders>
+              <w:top w:val="single" w:sz="6" w:space="0" w:color="999999"/>
+              <w:left w:val="single" w:sz="6" w:space="0" w:color="999999"/>
+              <w:bottom w:val="single" w:sz="6" w:space="0" w:color="999999"/>
+              <w:right w:val="single" w:sz="6" w:space="0" w:color="999999"/>
+            </w:tcBorders>
+            <w:shd w:val="clear" w:color="auto" w:fill="E8E8E8"/>
+            <w:tcMar>
+              <w:top w:w="40" w:type="dxa"/>
+              <w:left w:w="80" w:type="dxa"/>
+              <w:bottom w:w="40" w:type="dxa"/>
+              <w:right w:w="80" w:type="dxa"/>
+            </w:tcMar>
+            <w:hideMark/>
+          </w:tcPr>
+          <w:p>
+            <w:pPr>
+              <w:pStyle w:val="NormalWeb"/>
+              <w:spacing w:before="0" w:beforeAutospacing="0" w:after="0" w:afterAutospacing="0"/>
+              <w:jc w:val="center"/>
+              <w:rPr>
+                <w:rFonts w:asciiTheme="minorHAnsi" w:hAnsiTheme="minorHAnsi" w:cstheme="minorHAnsi"/>
+              </w:rPr>
+            </w:pPr>
+            <w:r>
+              <w:rPr>
+                <w:rFonts w:asciiTheme="minorHAnsi" w:hAnsiTheme="minorHAnsi" w:cstheme="minorHAnsi"/>
+                <w:color w:val="000000"/>
+                <w:sz w:val="20"/>
+                <w:szCs w:val="20"/>
+              </w:rPr>
+              <w:t>22,80</w:t>
+            </w:r>
+          </w:p>
+        </w:tc>
+        <w:tc>
+          <w:tcPr>
+            <w:tcW w:w="0" w:type="auto"/>
+            <w:tcBorders>
+              <w:top w:val="single" w:sz="6" w:space="0" w:color="999999"/>
+              <w:left w:val="single" w:sz="6" w:space="0" w:color="999999"/>
+              <w:bottom w:val="single" w:sz="6" w:space="0" w:color="999999"/>
+              <w:right w:val="single" w:sz="6" w:space="0" w:color="999999"/>
+            </w:tcBorders>
+            <w:shd w:val="clear" w:color="auto" w:fill="E8E8E8"/>
+            <w:tcMar>
+              <w:top w:w="40" w:type="dxa"/>
+              <w:left w:w="80" w:type="dxa"/>
+              <w:bottom w:w="40" w:type="dxa"/>
+              <w:right w:w="80" w:type="dxa"/>
+            </w:tcMar>
+            <w:hideMark/>
+          </w:tcPr>
+          <w:p>
+            <w:pPr>
+              <w:pStyle w:val="NormalWeb"/>
+              <w:spacing w:before="0" w:beforeAutospacing="0" w:after="0" w:afterAutospacing="0"/>
+              <w:jc w:val="center"/>
+              <w:rPr>
+                <w:rFonts w:asciiTheme="minorHAnsi" w:hAnsiTheme="minorHAnsi" w:cstheme="minorHAnsi"/>
+              </w:rPr>
+            </w:pPr>
+            <w:r>
+              <w:rPr>
+                <w:rFonts w:asciiTheme="minorHAnsi" w:hAnsiTheme="minorHAnsi" w:cstheme="minorHAnsi"/>
+                <w:color w:val="000000"/>
+                <w:sz w:val="20"/>
+                <w:szCs w:val="20"/>
+              </w:rPr>
+              <w:t>5,00</w:t>
+            </w:r>
+          </w:p>
+        </w:tc>
+      </w:tr>
+    </w:tbl>
+    <w:p>
+      <w:pPr>
+        <w:pStyle w:val="NormalWeb"/>
+        <w:spacing w:before="0" w:beforeAutospacing="0" w:after="160" w:afterAutospacing="0"/>
+        <w:jc w:val="both"/>
+        <w:rPr>
+          <w:rFonts w:asciiTheme="minorHAnsi" w:hAnsiTheme="minorHAnsi" w:cstheme="minorHAnsi"/>
+        </w:rPr>
+      </w:pPr>
+      <w:r>
+        <w:rPr>
+          <w:rFonts w:asciiTheme="minorHAnsi" w:hAnsiTheme="minorHAnsi" w:cstheme="minorHAnsi"/>
+          <w:color w:val="000000"/>
+          <w:sz w:val="22"/>
+          <w:szCs w:val="22"/>
+        </w:rPr>
+        <w:t> </w:t>
+      </w:r>
+    </w:p>
+    <w:p>
+      <w:pPr>
+        <w:pStyle w:val="Heading1"/>
+        <w:spacing w:before="480" w:after="120"/>
+        <w:jc w:val="both"/>
+        <w:rPr>
+          <w:rFonts w:asciiTheme="minorHAnsi" w:hAnsiTheme="minorHAnsi" w:cstheme="minorHAnsi"/>
+        </w:rPr>
+      </w:pPr>
+      <w:r>
+        <w:rPr>
+          <w:rFonts w:asciiTheme="minorHAnsi" w:hAnsiTheme="minorHAnsi" w:cstheme="minorHAnsi"/>
+          <w:color w:val="000000"/>
+          <w:sz w:val="22"/>
+          <w:szCs w:val="22"/>
+        </w:rPr>
+        <w:t xml:space="preserve">Che il BST non bilanciato risulti, in questo esperimento, veloce quanto RBT (e in alcuni punti persino di più) non contraddice la teoria. La nostra metodologia costruisce l'albero iniziale con n inserimenti in ordine casuale e ne mantiene la dimensione alternando inserimenti e rimozioni scelti uniformemente: in queste condizioni il BST resta statisticamente vicino a un albero bilanciato con alta probabilità, senza però pagare il costo delle rotazioni e della gestione dei colori. Il caso peggiore </w:t>
+      </w:r>
+      <w:r>
+        <w:rPr>
+          <w:rFonts w:asciiTheme="minorHAnsi" w:hAnsiTheme="minorHAnsi" w:cstheme="minorHAnsi"/>
+          <w:i/>
+          <w:iCs/>
+          <w:color w:val="000000"/>
+          <w:sz w:val="22"/>
+          <w:szCs w:val="22"/>
+        </w:rPr>
+        <w:t>O(n)</w:t>
+      </w:r>
+      <w:r>
+        <w:rPr>
+          <w:rFonts w:asciiTheme="minorHAnsi" w:hAnsiTheme="minorHAnsi" w:cstheme="minorHAnsi"/>
+          <w:color w:val="000000"/>
+          <w:sz w:val="22"/>
+          <w:szCs w:val="22"/>
+        </w:rPr>
+        <w:t xml:space="preserve"> del BST rimane possibile in scenari diversi, come inserimenti già ordinati, che abbiamo volutamente escluso da questo esperimento.</w:t>
+      </w:r>
+    </w:p>
+    <w:p>
+      <w:pPr>
+        <w:pStyle w:val="Heading1"/>
+      </w:pPr>
+      <w:r>
+        <w:t>6. Discussione</w:t>
+      </w:r>
+    </w:p>
+    <w:p>
+      <w:pPr>
+        <w:pStyle w:val="NormalWeb"/>
+        <w:spacing w:before="0" w:beforeAutospacing="0" w:after="160" w:afterAutospacing="0"/>
+        <w:jc w:val="both"/>
+        <w:rPr>
+          <w:rFonts w:asciiTheme="minorHAnsi" w:hAnsiTheme="minorHAnsi" w:cstheme="minorHAnsi"/>
+        </w:rPr>
+      </w:pPr>
+      <w:r>
+        <w:rPr>
+          <w:rFonts w:asciiTheme="minorHAnsi" w:hAnsiTheme="minorHAnsi" w:cstheme="minorHAnsi"/>
+          <w:color w:val="000000"/>
+          <w:sz w:val="22"/>
+          <w:szCs w:val="22"/>
+        </w:rPr>
+        <w:t xml:space="preserve">Nel complesso i dati confermano quello che ci si aspettava dalla teoria: </w:t>
+      </w:r>
+      <w:r>
+        <w:rPr>
+          <w:rFonts w:asciiTheme="minorHAnsi" w:hAnsiTheme="minorHAnsi" w:cstheme="minorHAnsi"/>
+          <w:i/>
+          <w:iCs/>
+          <w:color w:val="000000"/>
+          <w:sz w:val="22"/>
+          <w:szCs w:val="22"/>
+        </w:rPr>
+        <w:t>T(n)</w:t>
+      </w:r>
+      <w:r>
+        <w:rPr>
+          <w:rFonts w:asciiTheme="minorHAnsi" w:hAnsiTheme="minorHAnsi" w:cstheme="minorHAnsi"/>
+          <w:color w:val="000000"/>
+          <w:sz w:val="22"/>
+          <w:szCs w:val="22"/>
+        </w:rPr>
+        <w:t xml:space="preserve"> cresce in modo approssimativamente lineare rispetto a </w:t>
+      </w:r>
+      <w:r>
+        <w:rPr>
+          <w:rFonts w:asciiTheme="minorHAnsi" w:hAnsiTheme="minorHAnsi" w:cstheme="minorHAnsi"/>
+          <w:i/>
+          <w:iCs/>
+          <w:color w:val="000000"/>
+          <w:sz w:val="22"/>
+          <w:szCs w:val="22"/>
+        </w:rPr>
+        <w:t>log(n)</w:t>
+      </w:r>
+      <w:r>
+        <w:rPr>
+          <w:rFonts w:asciiTheme="minorHAnsi" w:hAnsiTheme="minorHAnsi" w:cstheme="minorHAnsi"/>
+          <w:color w:val="000000"/>
+          <w:sz w:val="22"/>
+          <w:szCs w:val="22"/>
+        </w:rPr>
+        <w:t xml:space="preserve"> per tutte e tre le strutture. AVL è costantemente il più costoso, il che si spiega col suo vincolo di bilanciamento più stretto: il fattore di bilanciamento va mantenuto in {-1,0,1} e controllato ad ogni livello dopo ogni operazione. Red-Black e BST sono invece molto più vicini nei tempi, con Red-Black che tende a fare meno rotazioni tollerando sbilanciamenti più ampi rispetto ad AVL. Un altro aspetto che salta all’occhio nel grafico è l’andamento più irregolare dei tempi di AVL: i continui ribilanciamenti producono una dispersione maggiore rispetto alle curve più lisce di BST e RBT.</w:t>
+      </w:r>
+    </w:p>
+    <w:p>
+      <w:pPr>
+        <w:pStyle w:val="NormalWeb"/>
+        <w:spacing w:before="0" w:beforeAutospacing="0" w:after="160" w:afterAutospacing="0"/>
+        <w:jc w:val="both"/>
+        <w:rPr>
+          <w:rFonts w:asciiTheme="minorHAnsi" w:hAnsiTheme="minorHAnsi" w:cstheme="minorHAnsi"/>
+        </w:rPr>
+      </w:pPr>
+      <w:r>
+        <w:rPr>
+          <w:rFonts w:asciiTheme="minorHAnsi" w:hAnsiTheme="minorHAnsi" w:cstheme="minorHAnsi"/>
+          <w:sz w:val="22"/>
+          <w:szCs w:val="22"/>
+        </w:rPr>
+        <w:t xml:space="preserve">Il metodo ha comunque dei limiti. Il rumore di misura pesa di più in proporzione quando </w:t>
+      </w:r>
+      <w:r>
+        <w:rPr>
+          <w:rFonts w:asciiTheme="minorHAnsi" w:hAnsiTheme="minorHAnsi" w:cstheme="minorHAnsi"/>
+          <w:i/>
+          <w:iCs/>
+          <w:sz w:val="22"/>
+          <w:szCs w:val="22"/>
+        </w:rPr>
+        <w:t>n</w:t>
+      </w:r>
+      <w:r>
+        <w:rPr>
+          <w:rFonts w:asciiTheme="minorHAnsi" w:hAnsiTheme="minorHAnsi" w:cstheme="minorHAnsi"/>
+          <w:sz w:val="22"/>
+          <w:szCs w:val="22"/>
+        </w:rPr>
+        <w:t xml:space="preserve"> è piccolo, perché i tempi assoluti sono dell’ordine del microsecondo e risentono di più della risoluzione del clock, dello scheduler e della cache - lo si vede nei picchi isolati nel grafico, per esempio nella serie BST. C’è poi una dipendenza residua dalla sequenza di inserimenti iniziale: i cicli </w:t>
+      </w:r>
+      <w:r>
+        <w:rPr>
+          <w:rFonts w:asciiTheme="minorHAnsi" w:hAnsiTheme="minorHAnsi" w:cstheme="minorHAnsi"/>
+          <w:i/>
+          <w:iCs/>
+          <w:sz w:val="22"/>
+          <w:szCs w:val="22"/>
+        </w:rPr>
+        <w:t>insert-remove</w:t>
+      </w:r>
+      <w:r>
+        <w:rPr>
+          <w:rFonts w:asciiTheme="minorHAnsi" w:hAnsiTheme="minorHAnsi" w:cstheme="minorHAnsi"/>
+          <w:sz w:val="22"/>
+          <w:szCs w:val="22"/>
+        </w:rPr>
+        <w:t xml:space="preserve"> la attenuano ma non la eliminano del tutto.</w:t>
+      </w:r>
+    </w:p>
+    <w:p>
+      <w:pPr>
+        <w:pStyle w:val="Heading1"/>
+      </w:pPr>
+      <w:r>
+        <w:t>7. Conclusioni</w:t>
+      </w:r>
+    </w:p>
+    <w:p>
+      <w:pPr>
+        <w:pStyle w:val="NormalWeb"/>
+        <w:spacing w:before="0" w:beforeAutospacing="0" w:after="160" w:afterAutospacing="0"/>
+        <w:jc w:val="both"/>
+        <w:rPr>
+          <w:rFonts w:asciiTheme="minorHAnsi" w:hAnsiTheme="minorHAnsi" w:cstheme="minorHAnsi"/>
+        </w:rPr>
+      </w:pPr>
+      <w:r>
+        <w:rPr>
+          <w:rFonts w:asciiTheme="minorHAnsi" w:hAnsiTheme="minorHAnsi" w:cstheme="minorHAnsi"/>
+          <w:color w:val="000000"/>
+          <w:sz w:val="22"/>
+          <w:szCs w:val="22"/>
+        </w:rPr>
+        <w:t xml:space="preserve">Il progetto ha prodotto tre implementazioni corrette e intercambiabili di BST, AVL e Red-Black, tutte basate sulla stessa classe BST e sulla stessa interfaccia </w:t>
+      </w:r>
+      <w:r>
+        <w:rPr>
+          <w:rFonts w:asciiTheme="minorHAnsi" w:hAnsiTheme="minorHAnsi" w:cstheme="minorHAnsi"/>
+          <w:i/>
+          <w:iCs/>
+          <w:color w:val="000000"/>
+          <w:sz w:val="22"/>
+          <w:szCs w:val="22"/>
+        </w:rPr>
+        <w:t>insert/remove</w:t>
+      </w:r>
+      <w:r>
+        <w:rPr>
+          <w:rFonts w:asciiTheme="minorHAnsi" w:hAnsiTheme="minorHAnsi" w:cstheme="minorHAnsi"/>
+          <w:color w:val="000000"/>
+          <w:sz w:val="22"/>
+          <w:szCs w:val="22"/>
+        </w:rPr>
+        <w:t xml:space="preserve"> su nodi TreeNode. Le abbiamo misurate con un'unica pipeline sperimentale: costruzione di un albero iniziale seguita da cicli </w:t>
+      </w:r>
+      <w:r>
+        <w:rPr>
+          <w:rFonts w:asciiTheme="minorHAnsi" w:hAnsiTheme="minorHAnsi" w:cstheme="minorHAnsi"/>
+          <w:i/>
+          <w:iCs/>
+          <w:color w:val="000000"/>
+          <w:sz w:val="22"/>
+          <w:szCs w:val="22"/>
+        </w:rPr>
+        <w:t>insert-remove</w:t>
+      </w:r>
+      <w:r>
+        <w:rPr>
+          <w:rFonts w:asciiTheme="minorHAnsi" w:hAnsiTheme="minorHAnsi" w:cstheme="minorHAnsi"/>
+          <w:color w:val="000000"/>
+          <w:sz w:val="22"/>
+          <w:szCs w:val="22"/>
+        </w:rPr>
+        <w:t xml:space="preserve">, su 100 valori di </w:t>
+      </w:r>
+      <w:r>
+        <w:rPr>
+          <w:rFonts w:asciiTheme="minorHAnsi" w:hAnsiTheme="minorHAnsi" w:cstheme="minorHAnsi"/>
+          <w:i/>
+          <w:iCs/>
+          <w:color w:val="000000"/>
+          <w:sz w:val="22"/>
+          <w:szCs w:val="22"/>
+        </w:rPr>
+        <w:t>n</w:t>
+      </w:r>
+      <w:r>
+        <w:rPr>
+          <w:rFonts w:asciiTheme="minorHAnsi" w:hAnsiTheme="minorHAnsi" w:cstheme="minorHAnsi"/>
+          <w:color w:val="000000"/>
+          <w:sz w:val="22"/>
+          <w:szCs w:val="22"/>
+        </w:rPr>
+        <w:t xml:space="preserve"> distribuiti geometricamente fra 1 000 e 1 000 000, con 100 ripetizioni per punto e la mediana come stimatore robusto. I risultati confermano la teoria: </w:t>
+      </w:r>
+      <w:r>
+        <w:rPr>
+          <w:rFonts w:asciiTheme="minorHAnsi" w:hAnsiTheme="minorHAnsi" w:cstheme="minorHAnsi"/>
+          <w:i/>
+          <w:iCs/>
+          <w:color w:val="000000"/>
+          <w:sz w:val="22"/>
+          <w:szCs w:val="22"/>
+        </w:rPr>
+        <w:t>T(n)</w:t>
+      </w:r>
+      <w:r>
+        <w:rPr>
+          <w:rFonts w:asciiTheme="minorHAnsi" w:hAnsiTheme="minorHAnsi" w:cstheme="minorHAnsi"/>
+          <w:color w:val="000000"/>
+          <w:sz w:val="22"/>
+          <w:szCs w:val="22"/>
+        </w:rPr>
+        <w:t xml:space="preserve"> cresce in modo compatibile con </w:t>
+      </w:r>
+      <w:r>
+        <w:rPr>
+          <w:rFonts w:asciiTheme="minorHAnsi" w:hAnsiTheme="minorHAnsi" w:cstheme="minorHAnsi"/>
+          <w:i/>
+          <w:iCs/>
+          <w:color w:val="000000"/>
+          <w:sz w:val="22"/>
+          <w:szCs w:val="22"/>
+        </w:rPr>
+        <w:t>O(log n)</w:t>
+      </w:r>
+      <w:r>
+        <w:rPr>
+          <w:rFonts w:asciiTheme="minorHAnsi" w:hAnsiTheme="minorHAnsi" w:cstheme="minorHAnsi"/>
+          <w:color w:val="000000"/>
+          <w:sz w:val="22"/>
+          <w:szCs w:val="22"/>
+        </w:rPr>
+        <w:t xml:space="preserve"> per tutte e tre le strutture. AVL è stabilmente il più costoso per via del bilanciamento più rigido, mentre BST e Red-Black si comportano in modo molto simile tra loro. Red-Black in particolare mostra un buon rapporto fra il costo delle rotazioni che effettivamente esegue e le prestazioni che ne ottiene.</w:t>
+      </w:r>
+    </w:p>
+    <w:p>
+      <w:pPr>
+        <w:pStyle w:val="NormalWeb"/>
+        <w:spacing w:before="0" w:beforeAutospacing="0" w:after="160" w:afterAutospacing="0"/>
+        <w:jc w:val="both"/>
+        <w:rPr>
+          <w:rFonts w:asciiTheme="minorHAnsi" w:hAnsiTheme="minorHAnsi" w:cstheme="minorHAnsi"/>
+        </w:rPr>
+      </w:pPr>
+      <w:r>
+        <w:rPr>
+          <w:rFonts w:asciiTheme="minorHAnsi" w:hAnsiTheme="minorHAnsi" w:cstheme="minorHAnsi"/>
+          <w:color w:val="000000"/>
+          <w:sz w:val="22"/>
+          <w:szCs w:val="22"/>
+        </w:rPr>
+        <w:lastRenderedPageBreak/>
+        <w:t xml:space="preserve">Un aspetto che non abbiamo esplorato, ma che sarebbe interessante approfondire, è il comportamento del BST con input ordinati o quasi ordinati, dove la degenerazione a </w:t>
+      </w:r>
+      <w:r>
+        <w:rPr>
+          <w:rFonts w:asciiTheme="minorHAnsi" w:hAnsiTheme="minorHAnsi" w:cstheme="minorHAnsi"/>
+          <w:i/>
+          <w:iCs/>
+          <w:color w:val="000000"/>
+          <w:sz w:val="22"/>
+          <w:szCs w:val="22"/>
+        </w:rPr>
+        <w:t>O(n)</w:t>
+      </w:r>
+      <w:r>
+        <w:rPr>
+          <w:rFonts w:asciiTheme="minorHAnsi" w:hAnsiTheme="minorHAnsi" w:cstheme="minorHAnsi"/>
+          <w:color w:val="000000"/>
+          <w:sz w:val="22"/>
+          <w:szCs w:val="22"/>
+        </w:rPr>
+        <w:t xml:space="preserve"> diventa concreta e il vantaggio delle strutture bilanciate emergerebbe in modo molto più netto. Anche misurare i tempi di rimozione, e non solo quelli di inserimento, potrebbe fornire un quadro più completo, dato che AVL e Red-Black gestiscono la cancellazione in modi diversi. Infine, ripetere le misure su più macchine aiuterebbe a separare meglio il contributo dell’hardware dal comportamento intrinseco delle strutture dati.</w:t>
+      </w:r>
+    </w:p>
+    <w:p>
+      <w:pPr>
+        <w:pStyle w:val="NormalWeb"/>
+        <w:spacing w:before="0" w:beforeAutospacing="0" w:after="160" w:afterAutospacing="0"/>
+        <w:jc w:val="both"/>
+        <w:rPr>
+          <w:rFonts w:asciiTheme="minorHAnsi" w:hAnsiTheme="minorHAnsi" w:cstheme="minorHAnsi"/>
+        </w:rPr>
+      </w:pPr>
+      <w:r>
+        <w:rPr>
+          <w:rFonts w:asciiTheme="minorHAnsi" w:hAnsiTheme="minorHAnsi" w:cstheme="minorHAnsi"/>
+          <w:color w:val="000000"/>
+          <w:sz w:val="22"/>
+          <w:szCs w:val="22"/>
+        </w:rPr>
+        <w:t>Al di là dei numeri, il progetto ci ha dato modo di mettere le mani su problemi concreti di progettazione sperimentale</w:t>
+      </w:r>
+      <w:r>
+        <w:rPr>
+          <w:rFonts w:asciiTheme="minorHAnsi" w:hAnsiTheme="minorHAnsi" w:cstheme="minorHAnsi"/>
+          <w:color w:val="000000"/>
+          <w:sz w:val="22"/>
+          <w:szCs w:val="22"/>
+        </w:rPr>
+        <w:t xml:space="preserve"> -</w:t>
+      </w:r>
+      <w:r>
+        <w:rPr>
+          <w:rFonts w:asciiTheme="minorHAnsi" w:hAnsiTheme="minorHAnsi" w:cstheme="minorHAnsi"/>
+          <w:color w:val="000000"/>
+          <w:sz w:val="22"/>
+          <w:szCs w:val="22"/>
+        </w:rPr>
+        <w:t xml:space="preserve"> come evitare che il costo di setup inquini la misura, come scegliere uno stimatore statistico adeguato, come bilanciare il numero di punti con il tempo di calcolo</w:t>
+      </w:r>
+      <w:r>
+        <w:rPr>
+          <w:rFonts w:asciiTheme="minorHAnsi" w:hAnsiTheme="minorHAnsi" w:cstheme="minorHAnsi"/>
+          <w:color w:val="000000"/>
+          <w:sz w:val="22"/>
+          <w:szCs w:val="22"/>
+        </w:rPr>
+        <w:t xml:space="preserve"> -</w:t>
+      </w:r>
+      <w:r>
+        <w:rPr>
+          <w:rFonts w:asciiTheme="minorHAnsi" w:hAnsiTheme="minorHAnsi" w:cstheme="minorHAnsi"/>
+          <w:color w:val="000000"/>
+          <w:sz w:val="22"/>
+          <w:szCs w:val="22"/>
+        </w:rPr>
+        <w:t xml:space="preserve"> che difficilmente si incontrano studiando solo la teoria.</w:t>
+      </w:r>
+    </w:p>
     <w:p/>
     <w:sectPr>
+      <w:footerReference w:type="even" r:id="rId5"/>
+      <w:footerReference w:type="default" r:id="rId6"/>
       <w:pgSz w:w="11906" w:h="16838"/>
-      <w:pgMar w:top="1417" w:right="1134" w:bottom="1134" w:left="1134" w:header="708" w:footer="708" w:gutter="0"/>
-      <w:cols w:space="708"/>
+      <w:pgMar w:top="1440" w:right="1440" w:bottom="1440" w:left="1440" w:header="708" w:footer="708" w:gutter="0"/>
+      <w:cols w:space="720"/>
+      <w:titlePg/>
       <w:docGrid w:linePitch="360"/>
     </w:sectPr>
   </w:body>
 </w:document>
 </file>
 
+<file path=word/footer1.xml><?xml version="1.0" encoding="utf-8"?>
+<w:ftr xmlns:wpc="http://schemas.microsoft.com/office/word/2010/wordprocessingCanvas" xmlns:cx="http://schemas.microsoft.com/office/drawing/2014/chartex" xmlns:cx1="http://schemas.microsoft.com/office/drawing/2015/9/8/chartex" xmlns:cx2="http://schemas.microsoft.com/office/drawing/2015/10/21/chartex" xmlns:cx3="http://schemas.microsoft.com/office/drawing/2016/5/9/chartex" xmlns:cx4="http://schemas.microsoft.com/office/drawing/2016/5/10/chartex" xmlns:cx5="http://schemas.microsoft.com/office/drawing/2016/5/11/chartex" xmlns:cx6="http://schemas.microsoft.com/office/drawing/2016/5/12/chartex" xmlns:cx7="http://schemas.microsoft.com/office/drawing/2016/5/13/chartex" xmlns:cx8="http://schemas.microsoft.com/office/drawing/2016/5/14/chartex" xmlns:mc="http://schemas.openxmlformats.org/markup-compatibility/2006" xmlns:m="http://schemas.openxmlformats.org/officeDocument/2006/math" xmlns:aink="http://schemas.microsoft.com/office/drawing/2016/ink" xmlns:am3d="http://schemas.microsoft.com/office/drawing/2017/model3d" xmlns:oel="http://schemas.microsoft.com/office/2019/extlst" xmlns:r="http://schemas.openxmlformats.org/officeDocument/2006/relationships" xmlns:wp14="http://schemas.microsoft.com/office/word/2010/wordprocessingDrawing" xmlns:wp="http://schemas.openxmlformats.org/drawingml/2006/wordprocessingDrawing" xmlns:wpg="http://schemas.microsoft.com/office/word/2010/wordprocessingGroup" xmlns:wpi="http://schemas.microsoft.com/office/word/2010/wordprocessingInk" xmlns:wps="http://schemas.microsoft.com/office/word/2010/wordprocessingShape" xmlns:o="urn:schemas-microsoft-com:office:office" xmlns:v="urn:schemas-microsoft-com:vml" xmlns:w10="urn:schemas-microsoft-com:office:word" xmlns:w="http://schemas.openxmlformats.org/wordprocessingml/2006/main" xmlns:w14="http://schemas.microsoft.com/office/word/2010/wordml" xmlns:w15="http://schemas.microsoft.com/office/word/2012/wordml" xmlns:w16cex="http://schemas.microsoft.com/office/word/2018/wordml/cex" xmlns:w16cid="http://schemas.microsoft.com/office/word/2016/wordml/cid" xmlns:w16="http://schemas.microsoft.com/office/word/2018/wordml" xmlns:w16sdtdh="http://schemas.microsoft.com/office/word/2020/wordml/sdtdatahash" xmlns:w16sdtfl="http://schemas.microsoft.com/office/word/2024/wordml/sdtformatlock" xmlns:w16se="http://schemas.microsoft.com/office/word/2015/wordml/symex" xmlns:w16du="http://schemas.microsoft.com/office/word/2023/wordml/word16du" xmlns:wne="http://schemas.microsoft.com/office/word/2006/wordml" mc:Ignorable="w14 w15 w16se w16cid w16 w16cex w16sdtdh w16sdtfl w16du wp14">
+  <w:sdt>
+    <w:sdtPr>
+      <w:rPr>
+        <w:rStyle w:val="PageNumber"/>
+      </w:rPr>
+      <w:id w:val="884063208"/>
+      <w:docPartObj>
+        <w:docPartGallery w:val="Page Numbers (Bottom of Page)"/>
+        <w:docPartUnique/>
+      </w:docPartObj>
+    </w:sdtPr>
+    <w:sdtContent>
+      <w:p>
+        <w:pPr>
+          <w:pStyle w:val="Footer"/>
+          <w:framePr w:wrap="none" w:vAnchor="text" w:hAnchor="margin" w:xAlign="center" w:y="1"/>
+          <w:rPr>
+            <w:rStyle w:val="PageNumber"/>
+          </w:rPr>
+        </w:pPr>
+        <w:r>
+          <w:rPr>
+            <w:rStyle w:val="PageNumber"/>
+          </w:rPr>
+          <w:fldChar w:fldCharType="begin"/>
+        </w:r>
+        <w:r>
+          <w:rPr>
+            <w:rStyle w:val="PageNumber"/>
+          </w:rPr>
+          <w:instrText xml:space="preserve"> PAGE </w:instrText>
+        </w:r>
+        <w:r>
+          <w:rPr>
+            <w:rStyle w:val="PageNumber"/>
+          </w:rPr>
+          <w:fldChar w:fldCharType="end"/>
+        </w:r>
+      </w:p>
+    </w:sdtContent>
+  </w:sdt>
+  <w:p>
+    <w:pPr>
+      <w:pStyle w:val="Footer"/>
+    </w:pPr>
+  </w:p>
+</w:ftr>
+</file>
+
+<file path=word/footer2.xml><?xml version="1.0" encoding="utf-8"?>
+<w:ftr xmlns:wpc="http://schemas.microsoft.com/office/word/2010/wordprocessingCanvas" xmlns:cx="http://schemas.microsoft.com/office/drawing/2014/chartex" xmlns:cx1="http://schemas.microsoft.com/office/drawing/2015/9/8/chartex" xmlns:cx2="http://schemas.microsoft.com/office/drawing/2015/10/21/chartex" xmlns:cx3="http://schemas.microsoft.com/office/drawing/2016/5/9/chartex" xmlns:cx4="http://schemas.microsoft.com/office/drawing/2016/5/10/chartex" xmlns:cx5="http://schemas.microsoft.com/office/drawing/2016/5/11/chartex" xmlns:cx6="http://schemas.microsoft.com/office/drawing/2016/5/12/chartex" xmlns:cx7="http://schemas.microsoft.com/office/drawing/2016/5/13/chartex" xmlns:cx8="http://schemas.microsoft.com/office/drawing/2016/5/14/chartex" xmlns:mc="http://schemas.openxmlformats.org/markup-compatibility/2006" xmlns:m="http://schemas.openxmlformats.org/officeDocument/2006/math" xmlns:aink="http://schemas.microsoft.com/office/drawing/2016/ink" xmlns:am3d="http://schemas.microsoft.com/office/drawing/2017/model3d" xmlns:oel="http://schemas.microsoft.com/office/2019/extlst" xmlns:r="http://schemas.openxmlformats.org/officeDocument/2006/relationships" xmlns:wp14="http://schemas.microsoft.com/office/word/2010/wordprocessingDrawing" xmlns:wp="http://schemas.openxmlformats.org/drawingml/2006/wordprocessingDrawing" xmlns:wpg="http://schemas.microsoft.com/office/word/2010/wordprocessingGroup" xmlns:wpi="http://schemas.microsoft.com/office/word/2010/wordprocessingInk" xmlns:wps="http://schemas.microsoft.com/office/word/2010/wordprocessingShape" xmlns:o="urn:schemas-microsoft-com:office:office" xmlns:v="urn:schemas-microsoft-com:vml" xmlns:w10="urn:schemas-microsoft-com:office:word" xmlns:w="http://schemas.openxmlformats.org/wordprocessingml/2006/main" xmlns:w14="http://schemas.microsoft.com/office/word/2010/wordml" xmlns:w15="http://schemas.microsoft.com/office/word/2012/wordml" xmlns:w16cex="http://schemas.microsoft.com/office/word/2018/wordml/cex" xmlns:w16cid="http://schemas.microsoft.com/office/word/2016/wordml/cid" xmlns:w16="http://schemas.microsoft.com/office/word/2018/wordml" xmlns:w16sdtdh="http://schemas.microsoft.com/office/word/2020/wordml/sdtdatahash" xmlns:w16sdtfl="http://schemas.microsoft.com/office/word/2024/wordml/sdtformatlock" xmlns:w16se="http://schemas.microsoft.com/office/word/2015/wordml/symex" xmlns:w16du="http://schemas.microsoft.com/office/word/2023/wordml/word16du" xmlns:wne="http://schemas.microsoft.com/office/word/2006/wordml" mc:Ignorable="w14 w15 w16se w16cid w16 w16cex w16sdtdh w16sdtfl w16du wp14">
+  <w:sdt>
+    <w:sdtPr>
+      <w:rPr>
+        <w:rStyle w:val="PageNumber"/>
+      </w:rPr>
+      <w:id w:val="-1580896035"/>
+      <w:docPartObj>
+        <w:docPartGallery w:val="Page Numbers (Bottom of Page)"/>
+        <w:docPartUnique/>
+      </w:docPartObj>
+    </w:sdtPr>
+    <w:sdtContent>
+      <w:p>
+        <w:pPr>
+          <w:pStyle w:val="Footer"/>
+          <w:framePr w:wrap="none" w:vAnchor="text" w:hAnchor="margin" w:xAlign="center" w:y="1"/>
+          <w:rPr>
+            <w:rStyle w:val="PageNumber"/>
+          </w:rPr>
+        </w:pPr>
+        <w:r>
+          <w:rPr>
+            <w:rStyle w:val="PageNumber"/>
+          </w:rPr>
+          <w:fldChar w:fldCharType="begin"/>
+        </w:r>
+        <w:r>
+          <w:rPr>
+            <w:rStyle w:val="PageNumber"/>
+          </w:rPr>
+          <w:instrText xml:space="preserve"> PAGE </w:instrText>
+        </w:r>
+        <w:r>
+          <w:rPr>
+            <w:rStyle w:val="PageNumber"/>
+          </w:rPr>
+          <w:fldChar w:fldCharType="separate"/>
+        </w:r>
+        <w:r>
+          <w:rPr>
+            <w:rStyle w:val="PageNumber"/>
+            <w:noProof/>
+          </w:rPr>
+          <w:t>6</w:t>
+        </w:r>
+        <w:r>
+          <w:rPr>
+            <w:rStyle w:val="PageNumber"/>
+          </w:rPr>
+          <w:fldChar w:fldCharType="end"/>
+        </w:r>
+      </w:p>
+    </w:sdtContent>
+  </w:sdt>
+  <w:p>
+    <w:pPr>
+      <w:pStyle w:val="Footer"/>
+    </w:pPr>
+  </w:p>
+</w:ftr>
+</file>
+
 <file path=word/styles.xml><?xml version="1.0" encoding="utf-8"?>
-<w:styles xmlns:mc="http://schemas.openxmlformats.org/markup-compatibility/2006" xmlns:r="http://schemas.openxmlformats.org/officeDocument/2006/relationships" xmlns:w="http://schemas.openxmlformats.org/wordprocessingml/2006/main" xmlns:w14="http://schemas.microsoft.com/office/word/2010/wordml" xmlns:w15="http://schemas.microsoft.com/office/word/2012/wordml" xmlns:w16cex="http://schemas.microsoft.com/office/word/2018/wordml/cex" xmlns:w16cid="http://schemas.microsoft.com/office/word/2016/wordml/cid" xmlns:w16="http://schemas.microsoft.com/office/word/2018/wordml" xmlns:w16du="http://schemas.microsoft.com/office/word/2023/wordml/word16du" xmlns:w16sdtdh="http://schemas.microsoft.com/office/word/2020/wordml/sdtdatahash" xmlns:w16sdtfl="http://schemas.microsoft.com/office/word/2024/wordml/sdtformatlock" xmlns:w16se="http://schemas.microsoft.com/office/word/2015/wordml/symex" mc:Ignorable="w14 w15 w16se w16cid w16 w16cex w16sdtdh w16sdtfl w16du">
+<w:styles xmlns:mc="http://schemas.openxmlformats.org/markup-compatibility/2006" xmlns:r="http://schemas.openxmlformats.org/officeDocument/2006/relationships" xmlns:w="http://schemas.openxmlformats.org/wordprocessingml/2006/main" xmlns:w14="http://schemas.microsoft.com/office/word/2010/wordml" xmlns:w15="http://schemas.microsoft.com/office/word/2012/wordml" xmlns:w16cex="http://schemas.microsoft.com/office/word/2018/wordml/cex" xmlns:w16cid="http://schemas.microsoft.com/office/word/2016/wordml/cid" xmlns:w16="http://schemas.microsoft.com/office/word/2018/wordml" xmlns:w16sdtdh="http://schemas.microsoft.com/office/word/2020/wordml/sdtdatahash" xmlns:w16sdtfl="http://schemas.microsoft.com/office/word/2024/wordml/sdtformatlock" xmlns:w16se="http://schemas.microsoft.com/office/word/2015/wordml/symex" xmlns:w16du="http://schemas.microsoft.com/office/word/2023/wordml/word16du" mc:Ignorable="w14 w15 w16se w16cid w16 w16cex w16sdtdh w16sdtfl w16du">
   <w:docDefaults>
     <w:rPrDefault>
       <w:rPr>
@@ -410,36 +7030,76 @@
     <w:lsdException w:name="Unresolved Mention" w:semiHidden="1" w:unhideWhenUsed="1"/>
     <w:lsdException w:name="Smart Link" w:semiHidden="1" w:unhideWhenUsed="1"/>
   </w:latentStyles>
-  <w:style w:type="paragraph" w:default="1" w:styleId="Normale">
+  <w:style w:type="paragraph" w:default="1" w:styleId="Normal">
     <w:name w:val="Normal"/>
     <w:qFormat/>
+    <w:rsid w:val="000C53DC"/>
+    <w:pPr>
+      <w:spacing w:after="0" w:line="240" w:lineRule="auto"/>
+    </w:pPr>
+    <w:rPr>
+      <w:rFonts w:ascii="Calibri" w:eastAsia="Calibri" w:hAnsi="Calibri" w:cs="Calibri"/>
+      <w:kern w:val="0"/>
+      <w:sz w:val="22"/>
+      <w:szCs w:val="22"/>
+      <w:lang w:val="en-IT" w:eastAsia="en-GB"/>
+      <w14:ligatures w14:val="none"/>
+    </w:rPr>
   </w:style>
-  <w:style w:type="paragraph" w:styleId="Titolo1">
+  <w:style w:type="paragraph" w:styleId="Heading1">
     <w:name w:val="heading 1"/>
-    <w:basedOn w:val="Normale"/>
-    <w:next w:val="Normale"/>
-    <w:link w:val="Titolo1Carattere"/>
+    <w:basedOn w:val="Normal"/>
+    <w:next w:val="Normal"/>
+    <w:link w:val="Heading1Char"/>
     <w:uiPriority w:val="9"/>
     <w:qFormat/>
     <w:rsid w:val="00EC617D"/>
     <w:pPr>
       <w:keepNext/>
       <w:keepLines/>
-      <w:spacing w:before="360" w:after="80"/>
+      <w:spacing w:before="360" w:after="80" w:line="278" w:lineRule="auto"/>
       <w:outlineLvl w:val="0"/>
     </w:pPr>
     <w:rPr>
       <w:rFonts w:asciiTheme="majorHAnsi" w:eastAsiaTheme="majorEastAsia" w:hAnsiTheme="majorHAnsi" w:cstheme="majorBidi"/>
       <w:color w:val="0F4761" w:themeColor="accent1" w:themeShade="BF"/>
+      <w:kern w:val="2"/>
       <w:sz w:val="40"/>
       <w:szCs w:val="40"/>
+      <w:lang w:val="it-IT" w:eastAsia="en-US"/>
+      <w14:ligatures w14:val="standardContextual"/>
     </w:rPr>
   </w:style>
-  <w:style w:type="paragraph" w:styleId="Titolo2">
+  <w:style w:type="paragraph" w:styleId="Heading2">
     <w:name w:val="heading 2"/>
-    <w:basedOn w:val="Normale"/>
-    <w:next w:val="Normale"/>
-    <w:link w:val="Titolo2Carattere"/>
+    <w:basedOn w:val="Normal"/>
+    <w:next w:val="Normal"/>
+    <w:link w:val="Heading2Char"/>
+    <w:uiPriority w:val="9"/>
+    <w:unhideWhenUsed/>
+    <w:qFormat/>
+    <w:rsid w:val="00EC617D"/>
+    <w:pPr>
+      <w:keepNext/>
+      <w:keepLines/>
+      <w:spacing w:before="160" w:after="80" w:line="278" w:lineRule="auto"/>
+      <w:outlineLvl w:val="1"/>
+    </w:pPr>
+    <w:rPr>
+      <w:rFonts w:asciiTheme="majorHAnsi" w:eastAsiaTheme="majorEastAsia" w:hAnsiTheme="majorHAnsi" w:cstheme="majorBidi"/>
+      <w:color w:val="0F4761" w:themeColor="accent1" w:themeShade="BF"/>
+      <w:kern w:val="2"/>
+      <w:sz w:val="32"/>
+      <w:szCs w:val="32"/>
+      <w:lang w:val="it-IT" w:eastAsia="en-US"/>
+      <w14:ligatures w14:val="standardContextual"/>
+    </w:rPr>
+  </w:style>
+  <w:style w:type="paragraph" w:styleId="Heading3">
+    <w:name w:val="heading 3"/>
+    <w:basedOn w:val="Normal"/>
+    <w:next w:val="Normal"/>
+    <w:link w:val="Heading3Char"/>
     <w:uiPriority w:val="9"/>
     <w:semiHidden/>
     <w:unhideWhenUsed/>
@@ -448,21 +7108,24 @@
     <w:pPr>
       <w:keepNext/>
       <w:keepLines/>
-      <w:spacing w:before="160" w:after="80"/>
-      <w:outlineLvl w:val="1"/>
+      <w:spacing w:before="160" w:after="80" w:line="278" w:lineRule="auto"/>
+      <w:outlineLvl w:val="2"/>
     </w:pPr>
     <w:rPr>
-      <w:rFonts w:asciiTheme="majorHAnsi" w:eastAsiaTheme="majorEastAsia" w:hAnsiTheme="majorHAnsi" w:cstheme="majorBidi"/>
+      <w:rFonts w:asciiTheme="minorHAnsi" w:eastAsiaTheme="majorEastAsia" w:hAnsiTheme="minorHAnsi" w:cstheme="majorBidi"/>
       <w:color w:val="0F4761" w:themeColor="accent1" w:themeShade="BF"/>
-      <w:sz w:val="32"/>
-      <w:szCs w:val="32"/>
+      <w:kern w:val="2"/>
+      <w:sz w:val="28"/>
+      <w:szCs w:val="28"/>
+      <w:lang w:val="it-IT" w:eastAsia="en-US"/>
+      <w14:ligatures w14:val="standardContextual"/>
     </w:rPr>
   </w:style>
-  <w:style w:type="paragraph" w:styleId="Titolo3">
-    <w:name w:val="heading 3"/>
-    <w:basedOn w:val="Normale"/>
-    <w:next w:val="Normale"/>
-    <w:link w:val="Titolo3Carattere"/>
+  <w:style w:type="paragraph" w:styleId="Heading4">
+    <w:name w:val="heading 4"/>
+    <w:basedOn w:val="Normal"/>
+    <w:next w:val="Normal"/>
+    <w:link w:val="Heading4Char"/>
     <w:uiPriority w:val="9"/>
     <w:semiHidden/>
     <w:unhideWhenUsed/>
@@ -471,21 +7134,26 @@
     <w:pPr>
       <w:keepNext/>
       <w:keepLines/>
-      <w:spacing w:before="160" w:after="80"/>
-      <w:outlineLvl w:val="2"/>
+      <w:spacing w:before="80" w:after="40" w:line="278" w:lineRule="auto"/>
+      <w:outlineLvl w:val="3"/>
     </w:pPr>
     <w:rPr>
-      <w:rFonts w:eastAsiaTheme="majorEastAsia" w:cstheme="majorBidi"/>
+      <w:rFonts w:asciiTheme="minorHAnsi" w:eastAsiaTheme="majorEastAsia" w:hAnsiTheme="minorHAnsi" w:cstheme="majorBidi"/>
+      <w:i/>
+      <w:iCs/>
       <w:color w:val="0F4761" w:themeColor="accent1" w:themeShade="BF"/>
-      <w:sz w:val="28"/>
-      <w:szCs w:val="28"/>
+      <w:kern w:val="2"/>
+      <w:sz w:val="24"/>
+      <w:szCs w:val="24"/>
+      <w:lang w:val="it-IT" w:eastAsia="en-US"/>
+      <w14:ligatures w14:val="standardContextual"/>
     </w:rPr>
   </w:style>
-  <w:style w:type="paragraph" w:styleId="Titolo4">
-    <w:name w:val="heading 4"/>
-    <w:basedOn w:val="Normale"/>
-    <w:next w:val="Normale"/>
-    <w:link w:val="Titolo4Carattere"/>
+  <w:style w:type="paragraph" w:styleId="Heading5">
+    <w:name w:val="heading 5"/>
+    <w:basedOn w:val="Normal"/>
+    <w:next w:val="Normal"/>
+    <w:link w:val="Heading5Char"/>
     <w:uiPriority w:val="9"/>
     <w:semiHidden/>
     <w:unhideWhenUsed/>
@@ -494,21 +7162,24 @@
     <w:pPr>
       <w:keepNext/>
       <w:keepLines/>
-      <w:spacing w:before="80" w:after="40"/>
-      <w:outlineLvl w:val="3"/>
+      <w:spacing w:before="80" w:after="40" w:line="278" w:lineRule="auto"/>
+      <w:outlineLvl w:val="4"/>
     </w:pPr>
     <w:rPr>
-      <w:rFonts w:eastAsiaTheme="majorEastAsia" w:cstheme="majorBidi"/>
-      <w:i/>
-      <w:iCs/>
+      <w:rFonts w:asciiTheme="minorHAnsi" w:eastAsiaTheme="majorEastAsia" w:hAnsiTheme="minorHAnsi" w:cstheme="majorBidi"/>
       <w:color w:val="0F4761" w:themeColor="accent1" w:themeShade="BF"/>
+      <w:kern w:val="2"/>
+      <w:sz w:val="24"/>
+      <w:szCs w:val="24"/>
+      <w:lang w:val="it-IT" w:eastAsia="en-US"/>
+      <w14:ligatures w14:val="standardContextual"/>
     </w:rPr>
   </w:style>
-  <w:style w:type="paragraph" w:styleId="Titolo5">
-    <w:name w:val="heading 5"/>
-    <w:basedOn w:val="Normale"/>
-    <w:next w:val="Normale"/>
-    <w:link w:val="Titolo5Carattere"/>
+  <w:style w:type="paragraph" w:styleId="Heading6">
+    <w:name w:val="heading 6"/>
+    <w:basedOn w:val="Normal"/>
+    <w:next w:val="Normal"/>
+    <w:link w:val="Heading6Char"/>
     <w:uiPriority w:val="9"/>
     <w:semiHidden/>
     <w:unhideWhenUsed/>
@@ -517,19 +7188,26 @@
     <w:pPr>
       <w:keepNext/>
       <w:keepLines/>
-      <w:spacing w:before="80" w:after="40"/>
-      <w:outlineLvl w:val="4"/>
+      <w:spacing w:before="40" w:line="278" w:lineRule="auto"/>
+      <w:outlineLvl w:val="5"/>
     </w:pPr>
     <w:rPr>
-      <w:rFonts w:eastAsiaTheme="majorEastAsia" w:cstheme="majorBidi"/>
-      <w:color w:val="0F4761" w:themeColor="accent1" w:themeShade="BF"/>
+      <w:rFonts w:asciiTheme="minorHAnsi" w:eastAsiaTheme="majorEastAsia" w:hAnsiTheme="minorHAnsi" w:cstheme="majorBidi"/>
+      <w:i/>
+      <w:iCs/>
+      <w:color w:val="595959" w:themeColor="text1" w:themeTint="A6"/>
+      <w:kern w:val="2"/>
+      <w:sz w:val="24"/>
+      <w:szCs w:val="24"/>
+      <w:lang w:val="it-IT" w:eastAsia="en-US"/>
+      <w14:ligatures w14:val="standardContextual"/>
     </w:rPr>
   </w:style>
-  <w:style w:type="paragraph" w:styleId="Titolo6">
-    <w:name w:val="heading 6"/>
-    <w:basedOn w:val="Normale"/>
-    <w:next w:val="Normale"/>
-    <w:link w:val="Titolo6Carattere"/>
+  <w:style w:type="paragraph" w:styleId="Heading7">
+    <w:name w:val="heading 7"/>
+    <w:basedOn w:val="Normal"/>
+    <w:next w:val="Normal"/>
+    <w:link w:val="Heading7Char"/>
     <w:uiPriority w:val="9"/>
     <w:semiHidden/>
     <w:unhideWhenUsed/>
@@ -538,21 +7216,24 @@
     <w:pPr>
       <w:keepNext/>
       <w:keepLines/>
-      <w:spacing w:before="40" w:after="0"/>
-      <w:outlineLvl w:val="5"/>
+      <w:spacing w:before="40" w:line="278" w:lineRule="auto"/>
+      <w:outlineLvl w:val="6"/>
     </w:pPr>
     <w:rPr>
-      <w:rFonts w:eastAsiaTheme="majorEastAsia" w:cstheme="majorBidi"/>
-      <w:i/>
-      <w:iCs/>
+      <w:rFonts w:asciiTheme="minorHAnsi" w:eastAsiaTheme="majorEastAsia" w:hAnsiTheme="minorHAnsi" w:cstheme="majorBidi"/>
       <w:color w:val="595959" w:themeColor="text1" w:themeTint="A6"/>
+      <w:kern w:val="2"/>
+      <w:sz w:val="24"/>
+      <w:szCs w:val="24"/>
+      <w:lang w:val="it-IT" w:eastAsia="en-US"/>
+      <w14:ligatures w14:val="standardContextual"/>
     </w:rPr>
   </w:style>
-  <w:style w:type="paragraph" w:styleId="Titolo7">
-    <w:name w:val="heading 7"/>
-    <w:basedOn w:val="Normale"/>
-    <w:next w:val="Normale"/>
-    <w:link w:val="Titolo7Carattere"/>
+  <w:style w:type="paragraph" w:styleId="Heading8">
+    <w:name w:val="heading 8"/>
+    <w:basedOn w:val="Normal"/>
+    <w:next w:val="Normal"/>
+    <w:link w:val="Heading8Char"/>
     <w:uiPriority w:val="9"/>
     <w:semiHidden/>
     <w:unhideWhenUsed/>
@@ -561,19 +7242,26 @@
     <w:pPr>
       <w:keepNext/>
       <w:keepLines/>
-      <w:spacing w:before="40" w:after="0"/>
-      <w:outlineLvl w:val="6"/>
+      <w:spacing w:line="278" w:lineRule="auto"/>
+      <w:outlineLvl w:val="7"/>
     </w:pPr>
     <w:rPr>
-      <w:rFonts w:eastAsiaTheme="majorEastAsia" w:cstheme="majorBidi"/>
-      <w:color w:val="595959" w:themeColor="text1" w:themeTint="A6"/>
+      <w:rFonts w:asciiTheme="minorHAnsi" w:eastAsiaTheme="majorEastAsia" w:hAnsiTheme="minorHAnsi" w:cstheme="majorBidi"/>
+      <w:i/>
+      <w:iCs/>
+      <w:color w:val="272727" w:themeColor="text1" w:themeTint="D8"/>
+      <w:kern w:val="2"/>
+      <w:sz w:val="24"/>
+      <w:szCs w:val="24"/>
+      <w:lang w:val="it-IT" w:eastAsia="en-US"/>
+      <w14:ligatures w14:val="standardContextual"/>
     </w:rPr>
   </w:style>
-  <w:style w:type="paragraph" w:styleId="Titolo8">
-    <w:name w:val="heading 8"/>
-    <w:basedOn w:val="Normale"/>
-    <w:next w:val="Normale"/>
-    <w:link w:val="Titolo8Carattere"/>
+  <w:style w:type="paragraph" w:styleId="Heading9">
+    <w:name w:val="heading 9"/>
+    <w:basedOn w:val="Normal"/>
+    <w:next w:val="Normal"/>
+    <w:link w:val="Heading9Char"/>
     <w:uiPriority w:val="9"/>
     <w:semiHidden/>
     <w:unhideWhenUsed/>
@@ -582,44 +7270,26 @@
     <w:pPr>
       <w:keepNext/>
       <w:keepLines/>
-      <w:spacing w:after="0"/>
-      <w:outlineLvl w:val="7"/>
-    </w:pPr>
-    <w:rPr>
-      <w:rFonts w:eastAsiaTheme="majorEastAsia" w:cstheme="majorBidi"/>
-      <w:i/>
-      <w:iCs/>
-      <w:color w:val="272727" w:themeColor="text1" w:themeTint="D8"/>
-    </w:rPr>
-  </w:style>
-  <w:style w:type="paragraph" w:styleId="Titolo9">
-    <w:name w:val="heading 9"/>
-    <w:basedOn w:val="Normale"/>
-    <w:next w:val="Normale"/>
-    <w:link w:val="Titolo9Carattere"/>
-    <w:uiPriority w:val="9"/>
-    <w:semiHidden/>
-    <w:unhideWhenUsed/>
-    <w:qFormat/>
-    <w:rsid w:val="00EC617D"/>
-    <w:pPr>
-      <w:keepNext/>
-      <w:keepLines/>
-      <w:spacing w:after="0"/>
+      <w:spacing w:line="278" w:lineRule="auto"/>
       <w:outlineLvl w:val="8"/>
     </w:pPr>
     <w:rPr>
-      <w:rFonts w:eastAsiaTheme="majorEastAsia" w:cstheme="majorBidi"/>
+      <w:rFonts w:asciiTheme="minorHAnsi" w:eastAsiaTheme="majorEastAsia" w:hAnsiTheme="minorHAnsi" w:cstheme="majorBidi"/>
       <w:color w:val="272727" w:themeColor="text1" w:themeTint="D8"/>
+      <w:kern w:val="2"/>
+      <w:sz w:val="24"/>
+      <w:szCs w:val="24"/>
+      <w:lang w:val="it-IT" w:eastAsia="en-US"/>
+      <w14:ligatures w14:val="standardContextual"/>
     </w:rPr>
   </w:style>
-  <w:style w:type="character" w:default="1" w:styleId="Carpredefinitoparagrafo">
+  <w:style w:type="character" w:default="1" w:styleId="DefaultParagraphFont">
     <w:name w:val="Default Paragraph Font"/>
     <w:uiPriority w:val="1"/>
     <w:semiHidden/>
     <w:unhideWhenUsed/>
   </w:style>
-  <w:style w:type="table" w:default="1" w:styleId="Tabellanormale">
+  <w:style w:type="table" w:default="1" w:styleId="TableNormal">
     <w:name w:val="Normal Table"/>
     <w:uiPriority w:val="99"/>
     <w:semiHidden/>
@@ -634,16 +7304,16 @@
       </w:tblCellMar>
     </w:tblPr>
   </w:style>
-  <w:style w:type="numbering" w:default="1" w:styleId="Nessunelenco">
+  <w:style w:type="numbering" w:default="1" w:styleId="NoList">
     <w:name w:val="No List"/>
     <w:uiPriority w:val="99"/>
     <w:semiHidden/>
     <w:unhideWhenUsed/>
   </w:style>
-  <w:style w:type="character" w:customStyle="1" w:styleId="Titolo1Carattere">
-    <w:name w:val="Titolo 1 Carattere"/>
-    <w:basedOn w:val="Carpredefinitoparagrafo"/>
-    <w:link w:val="Titolo1"/>
+  <w:style w:type="character" w:customStyle="1" w:styleId="Heading1Char">
+    <w:name w:val="Heading 1 Char"/>
+    <w:basedOn w:val="DefaultParagraphFont"/>
+    <w:link w:val="Heading1"/>
     <w:uiPriority w:val="9"/>
     <w:rsid w:val="00EC617D"/>
     <w:rPr>
@@ -653,10 +7323,10 @@
       <w:szCs w:val="40"/>
     </w:rPr>
   </w:style>
-  <w:style w:type="character" w:customStyle="1" w:styleId="Titolo2Carattere">
-    <w:name w:val="Titolo 2 Carattere"/>
-    <w:basedOn w:val="Carpredefinitoparagrafo"/>
-    <w:link w:val="Titolo2"/>
+  <w:style w:type="character" w:customStyle="1" w:styleId="Heading2Char">
+    <w:name w:val="Heading 2 Char"/>
+    <w:basedOn w:val="DefaultParagraphFont"/>
+    <w:link w:val="Heading2"/>
     <w:uiPriority w:val="9"/>
     <w:semiHidden/>
     <w:rsid w:val="00EC617D"/>
@@ -667,10 +7337,10 @@
       <w:szCs w:val="32"/>
     </w:rPr>
   </w:style>
-  <w:style w:type="character" w:customStyle="1" w:styleId="Titolo3Carattere">
-    <w:name w:val="Titolo 3 Carattere"/>
-    <w:basedOn w:val="Carpredefinitoparagrafo"/>
-    <w:link w:val="Titolo3"/>
+  <w:style w:type="character" w:customStyle="1" w:styleId="Heading3Char">
+    <w:name w:val="Heading 3 Char"/>
+    <w:basedOn w:val="DefaultParagraphFont"/>
+    <w:link w:val="Heading3"/>
     <w:uiPriority w:val="9"/>
     <w:semiHidden/>
     <w:rsid w:val="00EC617D"/>
@@ -681,10 +7351,10 @@
       <w:szCs w:val="28"/>
     </w:rPr>
   </w:style>
-  <w:style w:type="character" w:customStyle="1" w:styleId="Titolo4Carattere">
-    <w:name w:val="Titolo 4 Carattere"/>
-    <w:basedOn w:val="Carpredefinitoparagrafo"/>
-    <w:link w:val="Titolo4"/>
+  <w:style w:type="character" w:customStyle="1" w:styleId="Heading4Char">
+    <w:name w:val="Heading 4 Char"/>
+    <w:basedOn w:val="DefaultParagraphFont"/>
+    <w:link w:val="Heading4"/>
     <w:uiPriority w:val="9"/>
     <w:semiHidden/>
     <w:rsid w:val="00EC617D"/>
@@ -695,10 +7365,10 @@
       <w:color w:val="0F4761" w:themeColor="accent1" w:themeShade="BF"/>
     </w:rPr>
   </w:style>
-  <w:style w:type="character" w:customStyle="1" w:styleId="Titolo5Carattere">
-    <w:name w:val="Titolo 5 Carattere"/>
-    <w:basedOn w:val="Carpredefinitoparagrafo"/>
-    <w:link w:val="Titolo5"/>
+  <w:style w:type="character" w:customStyle="1" w:styleId="Heading5Char">
+    <w:name w:val="Heading 5 Char"/>
+    <w:basedOn w:val="DefaultParagraphFont"/>
+    <w:link w:val="Heading5"/>
     <w:uiPriority w:val="9"/>
     <w:semiHidden/>
     <w:rsid w:val="00EC617D"/>
@@ -707,10 +7377,10 @@
       <w:color w:val="0F4761" w:themeColor="accent1" w:themeShade="BF"/>
     </w:rPr>
   </w:style>
-  <w:style w:type="character" w:customStyle="1" w:styleId="Titolo6Carattere">
-    <w:name w:val="Titolo 6 Carattere"/>
-    <w:basedOn w:val="Carpredefinitoparagrafo"/>
-    <w:link w:val="Titolo6"/>
+  <w:style w:type="character" w:customStyle="1" w:styleId="Heading6Char">
+    <w:name w:val="Heading 6 Char"/>
+    <w:basedOn w:val="DefaultParagraphFont"/>
+    <w:link w:val="Heading6"/>
     <w:uiPriority w:val="9"/>
     <w:semiHidden/>
     <w:rsid w:val="00EC617D"/>
@@ -721,10 +7391,10 @@
       <w:color w:val="595959" w:themeColor="text1" w:themeTint="A6"/>
     </w:rPr>
   </w:style>
-  <w:style w:type="character" w:customStyle="1" w:styleId="Titolo7Carattere">
-    <w:name w:val="Titolo 7 Carattere"/>
-    <w:basedOn w:val="Carpredefinitoparagrafo"/>
-    <w:link w:val="Titolo7"/>
+  <w:style w:type="character" w:customStyle="1" w:styleId="Heading7Char">
+    <w:name w:val="Heading 7 Char"/>
+    <w:basedOn w:val="DefaultParagraphFont"/>
+    <w:link w:val="Heading7"/>
     <w:uiPriority w:val="9"/>
     <w:semiHidden/>
     <w:rsid w:val="00EC617D"/>
@@ -733,10 +7403,10 @@
       <w:color w:val="595959" w:themeColor="text1" w:themeTint="A6"/>
     </w:rPr>
   </w:style>
-  <w:style w:type="character" w:customStyle="1" w:styleId="Titolo8Carattere">
-    <w:name w:val="Titolo 8 Carattere"/>
-    <w:basedOn w:val="Carpredefinitoparagrafo"/>
-    <w:link w:val="Titolo8"/>
+  <w:style w:type="character" w:customStyle="1" w:styleId="Heading8Char">
+    <w:name w:val="Heading 8 Char"/>
+    <w:basedOn w:val="DefaultParagraphFont"/>
+    <w:link w:val="Heading8"/>
     <w:uiPriority w:val="9"/>
     <w:semiHidden/>
     <w:rsid w:val="00EC617D"/>
@@ -747,10 +7417,10 @@
       <w:color w:val="272727" w:themeColor="text1" w:themeTint="D8"/>
     </w:rPr>
   </w:style>
-  <w:style w:type="character" w:customStyle="1" w:styleId="Titolo9Carattere">
-    <w:name w:val="Titolo 9 Carattere"/>
-    <w:basedOn w:val="Carpredefinitoparagrafo"/>
-    <w:link w:val="Titolo9"/>
+  <w:style w:type="character" w:customStyle="1" w:styleId="Heading9Char">
+    <w:name w:val="Heading 9 Char"/>
+    <w:basedOn w:val="DefaultParagraphFont"/>
+    <w:link w:val="Heading9"/>
     <w:uiPriority w:val="9"/>
     <w:semiHidden/>
     <w:rsid w:val="00EC617D"/>
@@ -759,16 +7429,16 @@
       <w:color w:val="272727" w:themeColor="text1" w:themeTint="D8"/>
     </w:rPr>
   </w:style>
-  <w:style w:type="paragraph" w:styleId="Titolo">
+  <w:style w:type="paragraph" w:styleId="Title">
     <w:name w:val="Title"/>
-    <w:basedOn w:val="Normale"/>
-    <w:next w:val="Normale"/>
-    <w:link w:val="TitoloCarattere"/>
+    <w:basedOn w:val="Normal"/>
+    <w:next w:val="Normal"/>
+    <w:link w:val="TitleChar"/>
     <w:uiPriority w:val="10"/>
     <w:qFormat/>
     <w:rsid w:val="00EC617D"/>
     <w:pPr>
-      <w:spacing w:after="80" w:line="240" w:lineRule="auto"/>
+      <w:spacing w:after="80"/>
       <w:contextualSpacing/>
     </w:pPr>
     <w:rPr>
@@ -777,12 +7447,14 @@
       <w:kern w:val="28"/>
       <w:sz w:val="56"/>
       <w:szCs w:val="56"/>
+      <w:lang w:val="it-IT" w:eastAsia="en-US"/>
+      <w14:ligatures w14:val="standardContextual"/>
     </w:rPr>
   </w:style>
-  <w:style w:type="character" w:customStyle="1" w:styleId="TitoloCarattere">
-    <w:name w:val="Titolo Carattere"/>
-    <w:basedOn w:val="Carpredefinitoparagrafo"/>
-    <w:link w:val="Titolo"/>
+  <w:style w:type="character" w:customStyle="1" w:styleId="TitleChar">
+    <w:name w:val="Title Char"/>
+    <w:basedOn w:val="DefaultParagraphFont"/>
+    <w:link w:val="Title"/>
     <w:uiPriority w:val="10"/>
     <w:rsid w:val="00EC617D"/>
     <w:rPr>
@@ -793,11 +7465,11 @@
       <w:szCs w:val="56"/>
     </w:rPr>
   </w:style>
-  <w:style w:type="paragraph" w:styleId="Sottotitolo">
+  <w:style w:type="paragraph" w:styleId="Subtitle">
     <w:name w:val="Subtitle"/>
-    <w:basedOn w:val="Normale"/>
-    <w:next w:val="Normale"/>
-    <w:link w:val="SottotitoloCarattere"/>
+    <w:basedOn w:val="Normal"/>
+    <w:next w:val="Normal"/>
+    <w:link w:val="SubtitleChar"/>
     <w:uiPriority w:val="11"/>
     <w:qFormat/>
     <w:rsid w:val="00EC617D"/>
@@ -814,10 +7486,10 @@
       <w:szCs w:val="28"/>
     </w:rPr>
   </w:style>
-  <w:style w:type="character" w:customStyle="1" w:styleId="SottotitoloCarattere">
-    <w:name w:val="Sottotitolo Carattere"/>
-    <w:basedOn w:val="Carpredefinitoparagrafo"/>
-    <w:link w:val="Sottotitolo"/>
+  <w:style w:type="character" w:customStyle="1" w:styleId="SubtitleChar">
+    <w:name w:val="Subtitle Char"/>
+    <w:basedOn w:val="DefaultParagraphFont"/>
+    <w:link w:val="Subtitle"/>
     <w:uiPriority w:val="11"/>
     <w:rsid w:val="00EC617D"/>
     <w:rPr>
@@ -828,28 +7500,34 @@
       <w:szCs w:val="28"/>
     </w:rPr>
   </w:style>
-  <w:style w:type="paragraph" w:styleId="Citazione">
+  <w:style w:type="paragraph" w:styleId="Quote">
     <w:name w:val="Quote"/>
-    <w:basedOn w:val="Normale"/>
-    <w:next w:val="Normale"/>
-    <w:link w:val="CitazioneCarattere"/>
+    <w:basedOn w:val="Normal"/>
+    <w:next w:val="Normal"/>
+    <w:link w:val="QuoteChar"/>
     <w:uiPriority w:val="29"/>
     <w:qFormat/>
     <w:rsid w:val="00EC617D"/>
     <w:pPr>
-      <w:spacing w:before="160"/>
+      <w:spacing w:before="160" w:after="160" w:line="278" w:lineRule="auto"/>
       <w:jc w:val="center"/>
     </w:pPr>
     <w:rPr>
+      <w:rFonts w:asciiTheme="minorHAnsi" w:eastAsiaTheme="minorHAnsi" w:hAnsiTheme="minorHAnsi" w:cstheme="minorBidi"/>
       <w:i/>
       <w:iCs/>
       <w:color w:val="404040" w:themeColor="text1" w:themeTint="BF"/>
+      <w:kern w:val="2"/>
+      <w:sz w:val="24"/>
+      <w:szCs w:val="24"/>
+      <w:lang w:val="it-IT" w:eastAsia="en-US"/>
+      <w14:ligatures w14:val="standardContextual"/>
     </w:rPr>
   </w:style>
-  <w:style w:type="character" w:customStyle="1" w:styleId="CitazioneCarattere">
-    <w:name w:val="Citazione Carattere"/>
-    <w:basedOn w:val="Carpredefinitoparagrafo"/>
-    <w:link w:val="Citazione"/>
+  <w:style w:type="character" w:customStyle="1" w:styleId="QuoteChar">
+    <w:name w:val="Quote Char"/>
+    <w:basedOn w:val="DefaultParagraphFont"/>
+    <w:link w:val="Quote"/>
     <w:uiPriority w:val="29"/>
     <w:rsid w:val="00EC617D"/>
     <w:rPr>
@@ -858,20 +7536,29 @@
       <w:color w:val="404040" w:themeColor="text1" w:themeTint="BF"/>
     </w:rPr>
   </w:style>
-  <w:style w:type="paragraph" w:styleId="Paragrafoelenco">
+  <w:style w:type="paragraph" w:styleId="ListParagraph">
     <w:name w:val="List Paragraph"/>
-    <w:basedOn w:val="Normale"/>
+    <w:basedOn w:val="Normal"/>
     <w:uiPriority w:val="34"/>
     <w:qFormat/>
     <w:rsid w:val="00EC617D"/>
     <w:pPr>
+      <w:spacing w:after="160" w:line="278" w:lineRule="auto"/>
       <w:ind w:left="720"/>
       <w:contextualSpacing/>
     </w:pPr>
+    <w:rPr>
+      <w:rFonts w:asciiTheme="minorHAnsi" w:eastAsiaTheme="minorHAnsi" w:hAnsiTheme="minorHAnsi" w:cstheme="minorBidi"/>
+      <w:kern w:val="2"/>
+      <w:sz w:val="24"/>
+      <w:szCs w:val="24"/>
+      <w:lang w:val="it-IT" w:eastAsia="en-US"/>
+      <w14:ligatures w14:val="standardContextual"/>
+    </w:rPr>
   </w:style>
-  <w:style w:type="character" w:styleId="Enfasiintensa">
+  <w:style w:type="character" w:styleId="IntenseEmphasis">
     <w:name w:val="Intense Emphasis"/>
-    <w:basedOn w:val="Carpredefinitoparagrafo"/>
+    <w:basedOn w:val="DefaultParagraphFont"/>
     <w:uiPriority w:val="21"/>
     <w:qFormat/>
     <w:rsid w:val="00EC617D"/>
@@ -881,11 +7568,11 @@
       <w:color w:val="0F4761" w:themeColor="accent1" w:themeShade="BF"/>
     </w:rPr>
   </w:style>
-  <w:style w:type="paragraph" w:styleId="Citazioneintensa">
+  <w:style w:type="paragraph" w:styleId="IntenseQuote">
     <w:name w:val="Intense Quote"/>
-    <w:basedOn w:val="Normale"/>
-    <w:next w:val="Normale"/>
-    <w:link w:val="CitazioneintensaCarattere"/>
+    <w:basedOn w:val="Normal"/>
+    <w:next w:val="Normal"/>
+    <w:link w:val="IntenseQuoteChar"/>
     <w:uiPriority w:val="30"/>
     <w:qFormat/>
     <w:rsid w:val="00EC617D"/>
@@ -904,10 +7591,10 @@
       <w:color w:val="0F4761" w:themeColor="accent1" w:themeShade="BF"/>
     </w:rPr>
   </w:style>
-  <w:style w:type="character" w:customStyle="1" w:styleId="CitazioneintensaCarattere">
-    <w:name w:val="Citazione intensa Carattere"/>
-    <w:basedOn w:val="Carpredefinitoparagrafo"/>
-    <w:link w:val="Citazioneintensa"/>
+  <w:style w:type="character" w:customStyle="1" w:styleId="IntenseQuoteChar">
+    <w:name w:val="Intense Quote Char"/>
+    <w:basedOn w:val="DefaultParagraphFont"/>
+    <w:link w:val="IntenseQuote"/>
     <w:uiPriority w:val="30"/>
     <w:rsid w:val="00EC617D"/>
     <w:rPr>
@@ -916,9 +7603,9 @@
       <w:color w:val="0F4761" w:themeColor="accent1" w:themeShade="BF"/>
     </w:rPr>
   </w:style>
-  <w:style w:type="character" w:styleId="Riferimentointenso">
+  <w:style w:type="character" w:styleId="IntenseReference">
     <w:name w:val="Intense Reference"/>
-    <w:basedOn w:val="Carpredefinitoparagrafo"/>
+    <w:basedOn w:val="DefaultParagraphFont"/>
     <w:uiPriority w:val="32"/>
     <w:qFormat/>
     <w:rsid w:val="00EC617D"/>
@@ -929,6 +7616,82 @@
       <w:color w:val="0F4761" w:themeColor="accent1" w:themeShade="BF"/>
       <w:spacing w:val="5"/>
     </w:rPr>
+  </w:style>
+  <w:style w:type="paragraph" w:styleId="Caption">
+    <w:name w:val="caption"/>
+    <w:basedOn w:val="Normal"/>
+    <w:next w:val="Normal"/>
+    <w:uiPriority w:val="35"/>
+    <w:unhideWhenUsed/>
+    <w:qFormat/>
+    <w:rsid w:val="000C53DC"/>
+    <w:pPr>
+      <w:spacing w:after="200"/>
+    </w:pPr>
+    <w:rPr>
+      <w:i/>
+      <w:iCs/>
+      <w:color w:val="0E2841" w:themeColor="text2"/>
+      <w:sz w:val="18"/>
+      <w:szCs w:val="18"/>
+    </w:rPr>
+  </w:style>
+  <w:style w:type="paragraph" w:styleId="Footer">
+    <w:name w:val="footer"/>
+    <w:basedOn w:val="Normal"/>
+    <w:link w:val="FooterChar"/>
+    <w:uiPriority w:val="99"/>
+    <w:unhideWhenUsed/>
+    <w:rsid w:val="000C53DC"/>
+    <w:pPr>
+      <w:tabs>
+        <w:tab w:val="center" w:pos="4513"/>
+        <w:tab w:val="right" w:pos="9026"/>
+      </w:tabs>
+    </w:pPr>
+  </w:style>
+  <w:style w:type="character" w:customStyle="1" w:styleId="FooterChar">
+    <w:name w:val="Footer Char"/>
+    <w:basedOn w:val="DefaultParagraphFont"/>
+    <w:link w:val="Footer"/>
+    <w:uiPriority w:val="99"/>
+    <w:rsid w:val="000C53DC"/>
+    <w:rPr>
+      <w:rFonts w:ascii="Calibri" w:eastAsia="Calibri" w:hAnsi="Calibri" w:cs="Calibri"/>
+      <w:kern w:val="0"/>
+      <w:sz w:val="22"/>
+      <w:szCs w:val="22"/>
+      <w:lang w:val="en-IT" w:eastAsia="en-GB"/>
+      <w14:ligatures w14:val="none"/>
+    </w:rPr>
+  </w:style>
+  <w:style w:type="character" w:styleId="PageNumber">
+    <w:name w:val="page number"/>
+    <w:basedOn w:val="DefaultParagraphFont"/>
+    <w:uiPriority w:val="99"/>
+    <w:semiHidden/>
+    <w:unhideWhenUsed/>
+    <w:rsid w:val="000C53DC"/>
+  </w:style>
+  <w:style w:type="paragraph" w:styleId="NormalWeb">
+    <w:name w:val="Normal (Web)"/>
+    <w:basedOn w:val="Normal"/>
+    <w:uiPriority w:val="99"/>
+    <w:unhideWhenUsed/>
+    <w:rsid w:val="000C53DC"/>
+    <w:pPr>
+      <w:spacing w:before="100" w:beforeAutospacing="1" w:after="100" w:afterAutospacing="1"/>
+    </w:pPr>
+    <w:rPr>
+      <w:rFonts w:ascii="Times New Roman" w:eastAsia="Times New Roman" w:hAnsi="Times New Roman" w:cs="Times New Roman"/>
+      <w:sz w:val="24"/>
+      <w:szCs w:val="24"/>
+    </w:rPr>
+  </w:style>
+  <w:style w:type="character" w:customStyle="1" w:styleId="apple-tab-span">
+    <w:name w:val="apple-tab-span"/>
+    <w:basedOn w:val="DefaultParagraphFont"/>
+    <w:rsid w:val="000C53DC"/>
   </w:style>
 </w:styles>
 </file>

--- a/Relazione_Progetto_ASD.docx
+++ b/Relazione_Progetto_ASD.docx
@@ -3746,6 +3746,7 @@
         <w:pStyle w:val="Titolo1"/>
       </w:pPr>
       <w:r>
+        <w:lastRenderedPageBreak/>
         <w:t>6</w:t>
       </w:r>
       <w:r>
@@ -3754,144 +3755,144 @@
     </w:p>
     <w:p>
       <w:pPr>
-        <w:pStyle w:val="NormaleWeb"/>
-        <w:spacing w:before="0" w:beforeAutospacing="0" w:after="160" w:afterAutospacing="0"/>
-        <w:jc w:val="both"/>
-        <w:rPr>
-          <w:rFonts w:asciiTheme="minorHAnsi" w:hAnsiTheme="minorHAnsi" w:cstheme="minorHAnsi"/>
-        </w:rPr>
-      </w:pPr>
-      <w:r>
-        <w:rPr>
-          <w:rFonts w:asciiTheme="minorHAnsi" w:hAnsiTheme="minorHAnsi" w:cstheme="minorHAnsi"/>
-          <w:color w:val="000000"/>
-          <w:sz w:val="22"/>
-          <w:szCs w:val="22"/>
-        </w:rPr>
-        <w:t xml:space="preserve">Il progetto ha prodotto tre implementazioni corrette e intercambiabili di BST, AVL e Red-Black, tutte basate sulla stessa classe BST e sulla stessa interfaccia </w:t>
-      </w:r>
-      <w:r>
-        <w:rPr>
-          <w:rFonts w:asciiTheme="minorHAnsi" w:hAnsiTheme="minorHAnsi" w:cstheme="minorHAnsi"/>
-          <w:i/>
-          <w:iCs/>
-          <w:color w:val="000000"/>
-          <w:sz w:val="22"/>
-          <w:szCs w:val="22"/>
-        </w:rPr>
-        <w:t>insert/remove</w:t>
-      </w:r>
-      <w:r>
-        <w:rPr>
-          <w:rFonts w:asciiTheme="minorHAnsi" w:hAnsiTheme="minorHAnsi" w:cstheme="minorHAnsi"/>
-          <w:color w:val="000000"/>
-          <w:sz w:val="22"/>
-          <w:szCs w:val="22"/>
-        </w:rPr>
-        <w:t xml:space="preserve"> su nodi TreeNode. </w:t>
-      </w:r>
-      <w:r>
-        <w:rPr>
-          <w:rFonts w:asciiTheme="minorHAnsi" w:hAnsiTheme="minorHAnsi" w:cstheme="minorHAnsi"/>
-          <w:color w:val="000000"/>
-          <w:sz w:val="22"/>
-          <w:szCs w:val="22"/>
-        </w:rPr>
-        <w:lastRenderedPageBreak/>
-        <w:t xml:space="preserve">Le abbiamo misurate con un'unica pipeline sperimentale: costruzione di un albero iniziale seguita da cicli </w:t>
-      </w:r>
-      <w:r>
-        <w:rPr>
-          <w:rFonts w:asciiTheme="minorHAnsi" w:hAnsiTheme="minorHAnsi" w:cstheme="minorHAnsi"/>
-          <w:i/>
-          <w:iCs/>
-          <w:color w:val="000000"/>
-          <w:sz w:val="22"/>
-          <w:szCs w:val="22"/>
-        </w:rPr>
-        <w:t>insert-remove</w:t>
-      </w:r>
-      <w:r>
-        <w:rPr>
-          <w:rFonts w:asciiTheme="minorHAnsi" w:hAnsiTheme="minorHAnsi" w:cstheme="minorHAnsi"/>
-          <w:color w:val="000000"/>
-          <w:sz w:val="22"/>
-          <w:szCs w:val="22"/>
-        </w:rPr>
-        <w:t xml:space="preserve">, su 100 valori di </w:t>
-      </w:r>
-      <w:r>
-        <w:rPr>
-          <w:rFonts w:asciiTheme="minorHAnsi" w:hAnsiTheme="minorHAnsi" w:cstheme="minorHAnsi"/>
-          <w:i/>
-          <w:iCs/>
-          <w:color w:val="000000"/>
-          <w:sz w:val="22"/>
-          <w:szCs w:val="22"/>
-        </w:rPr>
-        <w:t>n</w:t>
-      </w:r>
-      <w:r>
-        <w:rPr>
-          <w:rFonts w:asciiTheme="minorHAnsi" w:hAnsiTheme="minorHAnsi" w:cstheme="minorHAnsi"/>
-          <w:color w:val="000000"/>
-          <w:sz w:val="22"/>
-          <w:szCs w:val="22"/>
-        </w:rPr>
-        <w:t xml:space="preserve"> distribuiti geometricamente fra 1 000 e 1 000 000, con 100 ripetizioni per punto e la mediana come stimatore robusto. I risultati confermano la teoria: </w:t>
-      </w:r>
-      <w:r>
-        <w:rPr>
-          <w:rFonts w:asciiTheme="minorHAnsi" w:hAnsiTheme="minorHAnsi" w:cstheme="minorHAnsi"/>
-          <w:i/>
-          <w:iCs/>
-          <w:color w:val="000000"/>
-          <w:sz w:val="22"/>
-          <w:szCs w:val="22"/>
-        </w:rPr>
-        <w:t>T(n)</w:t>
-      </w:r>
-      <w:r>
-        <w:rPr>
-          <w:rFonts w:asciiTheme="minorHAnsi" w:hAnsiTheme="minorHAnsi" w:cstheme="minorHAnsi"/>
-          <w:color w:val="000000"/>
-          <w:sz w:val="22"/>
-          <w:szCs w:val="22"/>
-        </w:rPr>
-        <w:t xml:space="preserve"> cresce in modo compatibile con </w:t>
-      </w:r>
-      <w:r>
-        <w:rPr>
-          <w:rFonts w:asciiTheme="minorHAnsi" w:hAnsiTheme="minorHAnsi" w:cstheme="minorHAnsi"/>
-          <w:i/>
-          <w:iCs/>
-          <w:color w:val="000000"/>
-          <w:sz w:val="22"/>
-          <w:szCs w:val="22"/>
-        </w:rPr>
-        <w:t>O(log n)</w:t>
-      </w:r>
-      <w:r>
-        <w:rPr>
-          <w:rFonts w:asciiTheme="minorHAnsi" w:hAnsiTheme="minorHAnsi" w:cstheme="minorHAnsi"/>
-          <w:color w:val="000000"/>
-          <w:sz w:val="22"/>
-          <w:szCs w:val="22"/>
-        </w:rPr>
-        <w:t xml:space="preserve"> per tutte e tre le strutture. AVL è stabilmente il più costoso per via del bilanciamento più rigido, mentre BST e Red-Black si comportano in modo molto simile tra loro. Red-Black in particolare mostra un buon rapporto fra il costo delle rotazioni che effettivamente esegue e le prestazioni che ne ottiene.</w:t>
-      </w:r>
-    </w:p>
-    <w:p>
-      <w:pPr>
-        <w:rPr>
-          <w:lang w:val="it-IT"/>
-        </w:rPr>
-      </w:pPr>
-      <w:r>
-        <w:rPr>
-          <w:lang w:val="it-IT"/>
-        </w:rPr>
-        <w:t>L’esperimento è stato svolto su due macchine diverse che hanno prodotto risultati …</w:t>
+        <w:rPr>
+          <w:lang w:val="it-IT"/>
+        </w:rPr>
+      </w:pPr>
+      <w:r>
+        <w:rPr>
+          <w:lang w:val="it-IT"/>
+        </w:rPr>
+        <w:t>Nel complesso l’esperimento è stato svolto con successo, le classi sono corrette e rappresentano correttamente gli alberi, le classi “</w:t>
+      </w:r>
+      <w:proofErr w:type="spellStart"/>
+      <w:r>
+        <w:rPr>
+          <w:lang w:val="it-IT"/>
+        </w:rPr>
+        <w:t>helper</w:t>
+      </w:r>
+      <w:proofErr w:type="spellEnd"/>
+      <w:r>
+        <w:rPr>
+          <w:lang w:val="it-IT"/>
+        </w:rPr>
+        <w:t>” sono state progettate e realizzate con successo, la gestione delle chiavi è corretta e i dati sono stati raccolti e analizzati.</w:t>
+      </w:r>
+    </w:p>
+    <w:p>
+      <w:pPr>
+        <w:rPr>
+          <w:lang w:val="it-IT"/>
+        </w:rPr>
+      </w:pPr>
+      <w:r>
+        <w:rPr>
+          <w:lang w:val="it-IT"/>
+        </w:rPr>
+        <w:t>I risultati ottenuti hanno soddisfatto le aspettative, infatti gli andamenti delle funzioni che descrivono l’inserimento di chiavi in alberi sempre più grandi per BST, RBT e AVL sono in scala logaritmica come ci si aspettava, questo confermato dal fatto che una volta portata l’ascissa in scala logaritmica le funzioni sono risultate lineari</w:t>
+      </w:r>
+      <w:r>
+        <w:rPr>
+          <w:lang w:val="it-IT"/>
+        </w:rPr>
+        <w:t xml:space="preserve">. Si può confermare che la complessità delle procedure viste nella teoria sono state verificate anche dal lato pratico, su questo punto è stato notato un andamento logaritmico sugli inserimenti nel BST che apparentemente non concordava con la teoria, ma valutando un albero randomico si ricade con alta probabilità nel caso medio e di conseguenza anche questo risultato è pienamente corretto. </w:t>
+      </w:r>
+    </w:p>
+    <w:p>
+      <w:pPr>
+        <w:rPr>
+          <w:lang w:val="it-IT"/>
+        </w:rPr>
+      </w:pPr>
+      <w:r>
+        <w:rPr>
+          <w:lang w:val="it-IT"/>
+        </w:rPr>
+        <w:t xml:space="preserve">Per quanto riguarda l’esecuzione su due macchine diverse, le caratteristiche tecniche della macchina 1 (Windows) erano inferiori e questo è stato confermato dall’esperimento, </w:t>
+      </w:r>
+      <w:r>
+        <w:rPr>
+          <w:lang w:val="it-IT"/>
+        </w:rPr>
+        <w:t>come scritto sopra, su tutti e tre i tipi di albero binario c’è una differenza di circa un ordine di grandezza, probabilmente questo dovuto alle performance della CPU e alla dimensione della RAM.</w:t>
+      </w:r>
+    </w:p>
+    <w:p>
+      <w:pPr>
+        <w:rPr>
+          <w:lang w:val="it-IT"/>
+        </w:rPr>
+      </w:pPr>
+      <w:r>
+        <w:rPr>
+          <w:lang w:val="it-IT"/>
+        </w:rPr>
+        <w:t xml:space="preserve">Si è notato che gli AVL in generale hanno un tempo di inserimento maggiore, questo dovuto </w:t>
+      </w:r>
+      <w:r>
+        <w:rPr>
+          <w:lang w:val="it-IT"/>
+        </w:rPr>
+        <w:t>all’implementazione; infatti,</w:t>
+      </w:r>
+      <w:r>
+        <w:rPr>
+          <w:lang w:val="it-IT"/>
+        </w:rPr>
+        <w:t xml:space="preserve"> ad ogni inserimento il fatto di invalidare e ricalcolare l’altezza di un certo numero di nodi e il fatto che l’altezza non viene mantenuta come attributo del nodo</w:t>
+      </w:r>
+      <w:r>
+        <w:rPr>
+          <w:lang w:val="it-IT"/>
+        </w:rPr>
+        <w:t>,</w:t>
+      </w:r>
+      <w:r>
+        <w:rPr>
+          <w:lang w:val="it-IT"/>
+        </w:rPr>
+        <w:t xml:space="preserve"> ma </w:t>
+      </w:r>
+      <w:r>
+        <w:rPr>
+          <w:lang w:val="it-IT"/>
+        </w:rPr>
+        <w:t xml:space="preserve">ottenuta </w:t>
+      </w:r>
+      <w:r>
+        <w:rPr>
+          <w:lang w:val="it-IT"/>
+        </w:rPr>
+        <w:t xml:space="preserve">con la funzione </w:t>
+      </w:r>
+      <w:proofErr w:type="spellStart"/>
+      <w:proofErr w:type="gramStart"/>
+      <w:r>
+        <w:rPr>
+          <w:lang w:val="it-IT"/>
+        </w:rPr>
+        <w:t>getAttr</w:t>
+      </w:r>
+      <w:proofErr w:type="spellEnd"/>
+      <w:r>
+        <w:rPr>
+          <w:lang w:val="it-IT"/>
+        </w:rPr>
+        <w:t>(</w:t>
+      </w:r>
+      <w:proofErr w:type="gramEnd"/>
+      <w:r>
+        <w:rPr>
+          <w:lang w:val="it-IT"/>
+        </w:rPr>
+        <w:t>)</w:t>
+      </w:r>
+      <w:r>
+        <w:rPr>
+          <w:lang w:val="it-IT"/>
+        </w:rPr>
+        <w:t xml:space="preserve"> rallenta molto il procedimento.</w:t>
       </w:r>
     </w:p>
     <w:p>

--- a/Relazione_Progetto_ASD.docx
+++ b/Relazione_Progetto_ASD.docx
@@ -213,7 +213,7 @@
       </w:pPr>
       <w:r>
         <w:lastRenderedPageBreak/>
-        <w:t>1. Introduzione ed obiettivi</w:t>
+        <w:t>1. Introduzione e obiettivi</w:t>
       </w:r>
     </w:p>
     <w:p>
@@ -223,104 +223,181 @@
         <w:jc w:val="both"/>
         <w:rPr>
           <w:rFonts w:asciiTheme="minorHAnsi" w:hAnsiTheme="minorHAnsi" w:cstheme="minorHAnsi"/>
-        </w:rPr>
-      </w:pPr>
-      <w:r>
-        <w:rPr>
-          <w:rFonts w:asciiTheme="minorHAnsi" w:hAnsiTheme="minorHAnsi" w:cstheme="minorHAnsi"/>
-          <w:color w:val="000000"/>
-          <w:sz w:val="22"/>
-          <w:szCs w:val="22"/>
-        </w:rPr>
-        <w:t xml:space="preserve">Questo progetto ha lo scopo di confrontare sperimentalmente il costo dell'operazione di inserimento di una nuova chiave su tre varianti di alberi binari di ricerca: l'albero binario di ricerca BST (l’unico non bilanciato dei tre), l'albero AVL e l'albero Red-Black. In particolare, indichiamo con </w:t>
-      </w:r>
-      <w:r>
-        <w:rPr>
-          <w:rFonts w:asciiTheme="minorHAnsi" w:hAnsiTheme="minorHAnsi" w:cstheme="minorHAnsi"/>
-          <w:b/>
-          <w:bCs/>
-          <w:i/>
-          <w:iCs/>
-          <w:color w:val="000000"/>
-          <w:sz w:val="22"/>
-          <w:szCs w:val="22"/>
-        </w:rPr>
-        <w:t>T(n)</w:t>
-      </w:r>
-      <w:r>
-        <w:rPr>
-          <w:rFonts w:asciiTheme="minorHAnsi" w:hAnsiTheme="minorHAnsi" w:cstheme="minorHAnsi"/>
-          <w:color w:val="000000"/>
-          <w:sz w:val="22"/>
-          <w:szCs w:val="22"/>
-        </w:rPr>
-        <w:t xml:space="preserve"> il tempo medio dell'operazione </w:t>
-      </w:r>
-      <w:r>
-        <w:rPr>
-          <w:rFonts w:asciiTheme="minorHAnsi" w:hAnsiTheme="minorHAnsi" w:cstheme="minorHAnsi"/>
-          <w:b/>
-          <w:bCs/>
-          <w:i/>
-          <w:iCs/>
-          <w:color w:val="000000"/>
-          <w:sz w:val="22"/>
-          <w:szCs w:val="22"/>
-        </w:rPr>
-        <w:t>insert(node)</w:t>
-      </w:r>
-      <w:r>
-        <w:rPr>
-          <w:rFonts w:asciiTheme="minorHAnsi" w:hAnsiTheme="minorHAnsi" w:cstheme="minorHAnsi"/>
-          <w:color w:val="000000"/>
-          <w:sz w:val="22"/>
-          <w:szCs w:val="22"/>
-        </w:rPr>
-        <w:t xml:space="preserve"> eseguita su un albero che contiene esattamente </w:t>
-      </w:r>
-      <w:r>
-        <w:rPr>
-          <w:rFonts w:asciiTheme="minorHAnsi" w:hAnsiTheme="minorHAnsi" w:cstheme="minorHAnsi"/>
-          <w:b/>
-          <w:bCs/>
-          <w:i/>
-          <w:iCs/>
-          <w:color w:val="000000"/>
-          <w:sz w:val="22"/>
-          <w:szCs w:val="22"/>
-        </w:rPr>
-        <w:t>n</w:t>
-      </w:r>
-      <w:r>
-        <w:rPr>
-          <w:rFonts w:asciiTheme="minorHAnsi" w:hAnsiTheme="minorHAnsi" w:cstheme="minorHAnsi"/>
-          <w:color w:val="000000"/>
-          <w:sz w:val="22"/>
-          <w:szCs w:val="22"/>
-        </w:rPr>
-        <w:t xml:space="preserve"> chiavi, dove </w:t>
-      </w:r>
-      <w:r>
-        <w:rPr>
-          <w:rFonts w:asciiTheme="minorHAnsi" w:hAnsiTheme="minorHAnsi" w:cstheme="minorHAnsi"/>
-          <w:b/>
-          <w:bCs/>
-          <w:i/>
-          <w:iCs/>
-          <w:color w:val="000000"/>
-          <w:sz w:val="22"/>
-          <w:szCs w:val="22"/>
-        </w:rPr>
-        <w:t>k</w:t>
-      </w:r>
-      <w:r>
-        <w:rPr>
-          <w:rFonts w:asciiTheme="minorHAnsi" w:hAnsiTheme="minorHAnsi" w:cstheme="minorHAnsi"/>
-          <w:color w:val="000000"/>
-          <w:sz w:val="22"/>
-          <w:szCs w:val="22"/>
-        </w:rPr>
-        <w:t xml:space="preserve"> è una chiave non ancora presente nell'albero.</w:t>
+          <w:color w:val="000000"/>
+          <w:sz w:val="22"/>
+          <w:szCs w:val="22"/>
+        </w:rPr>
+      </w:pPr>
+      <w:r>
+        <w:rPr>
+          <w:rFonts w:asciiTheme="minorHAnsi" w:hAnsiTheme="minorHAnsi" w:cstheme="minorHAnsi"/>
+          <w:color w:val="000000"/>
+          <w:sz w:val="22"/>
+          <w:szCs w:val="22"/>
+        </w:rPr>
+        <w:t>L’obiettivo di questa relazione</w:t>
+      </w:r>
+      <w:r>
+        <w:rPr>
+          <w:rFonts w:asciiTheme="minorHAnsi" w:hAnsiTheme="minorHAnsi" w:cstheme="minorHAnsi"/>
+          <w:color w:val="000000"/>
+          <w:sz w:val="22"/>
+          <w:szCs w:val="22"/>
+        </w:rPr>
+        <w:t xml:space="preserve"> </w:t>
+      </w:r>
+      <w:r>
+        <w:rPr>
+          <w:rFonts w:asciiTheme="minorHAnsi" w:hAnsiTheme="minorHAnsi" w:cstheme="minorHAnsi"/>
+          <w:color w:val="000000"/>
+          <w:sz w:val="22"/>
+          <w:szCs w:val="22"/>
+        </w:rPr>
+        <w:t xml:space="preserve">è quello di documentare la progettazione, l’implementazione e il confronto </w:t>
+      </w:r>
+      <w:r>
+        <w:rPr>
+          <w:rFonts w:asciiTheme="minorHAnsi" w:hAnsiTheme="minorHAnsi" w:cstheme="minorHAnsi"/>
+          <w:color w:val="000000"/>
+          <w:sz w:val="22"/>
+          <w:szCs w:val="22"/>
+        </w:rPr>
+        <w:t>tra la teoria della complessità asintotica e le performance reali</w:t>
+      </w:r>
+      <w:r>
+        <w:rPr>
+          <w:rFonts w:asciiTheme="minorHAnsi" w:hAnsiTheme="minorHAnsi" w:cstheme="minorHAnsi"/>
+          <w:color w:val="000000"/>
+          <w:sz w:val="22"/>
+          <w:szCs w:val="22"/>
+        </w:rPr>
+        <w:t xml:space="preserve"> di tre diverse strutture dati basate sul modello degli alberi binari di ricerca. Nello specifico, il progetto si concentra sul</w:t>
+      </w:r>
+      <w:r>
+        <w:rPr>
+          <w:rFonts w:asciiTheme="minorHAnsi" w:hAnsiTheme="minorHAnsi" w:cstheme="minorHAnsi"/>
+          <w:color w:val="000000"/>
+          <w:sz w:val="22"/>
+          <w:szCs w:val="22"/>
+        </w:rPr>
+        <w:t xml:space="preserve"> costo </w:t>
+      </w:r>
+      <w:r>
+        <w:rPr>
+          <w:rFonts w:asciiTheme="minorHAnsi" w:hAnsiTheme="minorHAnsi" w:cstheme="minorHAnsi"/>
+          <w:color w:val="000000"/>
+          <w:sz w:val="22"/>
+          <w:szCs w:val="22"/>
+        </w:rPr>
+        <w:t xml:space="preserve">computazione </w:t>
+      </w:r>
+      <w:r>
+        <w:rPr>
+          <w:rFonts w:asciiTheme="minorHAnsi" w:hAnsiTheme="minorHAnsi" w:cstheme="minorHAnsi"/>
+          <w:color w:val="000000"/>
+          <w:sz w:val="22"/>
+          <w:szCs w:val="22"/>
+        </w:rPr>
+        <w:t>dell'operazione di inserimento di una nuova chiave</w:t>
+      </w:r>
+      <w:r>
+        <w:rPr>
+          <w:rFonts w:asciiTheme="minorHAnsi" w:hAnsiTheme="minorHAnsi" w:cstheme="minorHAnsi"/>
+          <w:color w:val="000000"/>
+          <w:sz w:val="22"/>
+          <w:szCs w:val="22"/>
+        </w:rPr>
+        <w:t>, mettendo a confronto</w:t>
+      </w:r>
+      <w:r>
+        <w:rPr>
+          <w:rFonts w:asciiTheme="minorHAnsi" w:hAnsiTheme="minorHAnsi" w:cstheme="minorHAnsi"/>
+          <w:color w:val="000000"/>
+          <w:sz w:val="22"/>
+          <w:szCs w:val="22"/>
+        </w:rPr>
+        <w:t xml:space="preserve"> </w:t>
+      </w:r>
+      <w:r>
+        <w:rPr>
+          <w:rFonts w:asciiTheme="minorHAnsi" w:hAnsiTheme="minorHAnsi" w:cstheme="minorHAnsi"/>
+          <w:color w:val="000000"/>
+          <w:sz w:val="22"/>
+          <w:szCs w:val="22"/>
+        </w:rPr>
+        <w:t xml:space="preserve">un </w:t>
+      </w:r>
+      <w:r>
+        <w:rPr>
+          <w:rFonts w:asciiTheme="minorHAnsi" w:hAnsiTheme="minorHAnsi" w:cstheme="minorHAnsi"/>
+          <w:color w:val="000000"/>
+          <w:sz w:val="22"/>
+          <w:szCs w:val="22"/>
+        </w:rPr>
+        <w:t xml:space="preserve">albero binario di ricerca </w:t>
+      </w:r>
+      <w:r>
+        <w:rPr>
+          <w:rFonts w:asciiTheme="minorHAnsi" w:hAnsiTheme="minorHAnsi" w:cstheme="minorHAnsi"/>
+          <w:color w:val="000000"/>
+          <w:sz w:val="22"/>
+          <w:szCs w:val="22"/>
+        </w:rPr>
+        <w:t>semplice (</w:t>
+      </w:r>
+      <w:r>
+        <w:rPr>
+          <w:rFonts w:asciiTheme="minorHAnsi" w:hAnsiTheme="minorHAnsi" w:cstheme="minorHAnsi"/>
+          <w:color w:val="000000"/>
+          <w:sz w:val="22"/>
+          <w:szCs w:val="22"/>
+        </w:rPr>
+        <w:t>BST</w:t>
+      </w:r>
+      <w:r>
+        <w:rPr>
+          <w:rFonts w:asciiTheme="minorHAnsi" w:hAnsiTheme="minorHAnsi" w:cstheme="minorHAnsi"/>
+          <w:color w:val="000000"/>
+          <w:sz w:val="22"/>
+          <w:szCs w:val="22"/>
+        </w:rPr>
+        <w:t xml:space="preserve">) e due variati auto-bilanciate: </w:t>
+      </w:r>
+      <w:r>
+        <w:rPr>
+          <w:rFonts w:asciiTheme="minorHAnsi" w:hAnsiTheme="minorHAnsi" w:cstheme="minorHAnsi"/>
+          <w:color w:val="000000"/>
+          <w:sz w:val="22"/>
+          <w:szCs w:val="22"/>
+        </w:rPr>
+        <w:t>l'albero AVL e l'albero Red-Black</w:t>
+      </w:r>
+      <w:r>
+        <w:rPr>
+          <w:rFonts w:asciiTheme="minorHAnsi" w:hAnsiTheme="minorHAnsi" w:cstheme="minorHAnsi"/>
+          <w:color w:val="000000"/>
+          <w:sz w:val="22"/>
+          <w:szCs w:val="22"/>
+        </w:rPr>
+        <w:t xml:space="preserve"> (RBT)</w:t>
+      </w:r>
+      <w:r>
+        <w:rPr>
+          <w:rFonts w:asciiTheme="minorHAnsi" w:hAnsiTheme="minorHAnsi" w:cstheme="minorHAnsi"/>
+          <w:color w:val="000000"/>
+          <w:sz w:val="22"/>
+          <w:szCs w:val="22"/>
+        </w:rPr>
+        <w:t>.</w:t>
+      </w:r>
+      <w:r>
+        <w:rPr>
+          <w:rFonts w:asciiTheme="minorHAnsi" w:hAnsiTheme="minorHAnsi" w:cstheme="minorHAnsi"/>
+          <w:color w:val="000000"/>
+          <w:sz w:val="22"/>
+          <w:szCs w:val="22"/>
+        </w:rPr>
+        <w:t xml:space="preserve"> </w:t>
       </w:r>
     </w:p>
     <w:p>
@@ -330,76 +407,463 @@
         <w:jc w:val="both"/>
         <w:rPr>
           <w:rFonts w:asciiTheme="minorHAnsi" w:hAnsiTheme="minorHAnsi" w:cstheme="minorHAnsi"/>
-        </w:rPr>
-      </w:pPr>
-      <w:r>
-        <w:rPr>
-          <w:rFonts w:asciiTheme="minorHAnsi" w:hAnsiTheme="minorHAnsi" w:cstheme="minorHAnsi"/>
-          <w:color w:val="000000"/>
-          <w:sz w:val="22"/>
-          <w:szCs w:val="22"/>
-        </w:rPr>
-        <w:t xml:space="preserve">L'obiettivo della relazione è duplice: da un lato presentare il metodo sperimentale adottato per ottenere stime robuste di </w:t>
-      </w:r>
-      <w:r>
-        <w:rPr>
-          <w:rFonts w:asciiTheme="minorHAnsi" w:hAnsiTheme="minorHAnsi" w:cstheme="minorHAnsi"/>
-          <w:i/>
-          <w:iCs/>
-          <w:color w:val="000000"/>
-          <w:sz w:val="22"/>
-          <w:szCs w:val="22"/>
-        </w:rPr>
-        <w:t>T(n)</w:t>
-      </w:r>
-      <w:r>
-        <w:rPr>
-          <w:rFonts w:asciiTheme="minorHAnsi" w:hAnsiTheme="minorHAnsi" w:cstheme="minorHAnsi"/>
-          <w:color w:val="000000"/>
-          <w:sz w:val="22"/>
-          <w:szCs w:val="22"/>
-        </w:rPr>
-        <w:t xml:space="preserve"> al variare di </w:t>
-      </w:r>
-      <w:r>
-        <w:rPr>
-          <w:rFonts w:asciiTheme="minorHAnsi" w:hAnsiTheme="minorHAnsi" w:cstheme="minorHAnsi"/>
-          <w:i/>
-          <w:iCs/>
-          <w:color w:val="000000"/>
-          <w:sz w:val="22"/>
-          <w:szCs w:val="22"/>
-        </w:rPr>
-        <w:t>n</w:t>
-      </w:r>
-      <w:r>
-        <w:rPr>
-          <w:rFonts w:asciiTheme="minorHAnsi" w:hAnsiTheme="minorHAnsi" w:cstheme="minorHAnsi"/>
-          <w:color w:val="000000"/>
-          <w:sz w:val="22"/>
-          <w:szCs w:val="22"/>
-        </w:rPr>
-        <w:t xml:space="preserve">, dall'altro confrontare l'andamento osservato con la complessità asintotica attesa dalla teoria, pari a </w:t>
-      </w:r>
-      <w:r>
-        <w:rPr>
-          <w:rFonts w:asciiTheme="minorHAnsi" w:hAnsiTheme="minorHAnsi" w:cstheme="minorHAnsi"/>
-          <w:i/>
-          <w:iCs/>
-          <w:color w:val="000000"/>
-          <w:sz w:val="22"/>
-          <w:szCs w:val="22"/>
-        </w:rPr>
-        <w:t>O(log n)</w:t>
-      </w:r>
-      <w:r>
-        <w:rPr>
-          <w:rFonts w:asciiTheme="minorHAnsi" w:hAnsiTheme="minorHAnsi" w:cstheme="minorHAnsi"/>
-          <w:color w:val="000000"/>
-          <w:sz w:val="22"/>
-          <w:szCs w:val="22"/>
-        </w:rPr>
-        <w:t xml:space="preserve"> per tutte le strutture bilanciate (AVL, Red-Black), variabile invece per il BST che risulta dipendente dalla forma che assume l’albero in seguito agli inserimenti casuali.</w:t>
+          <w:color w:val="000000"/>
+          <w:sz w:val="22"/>
+          <w:szCs w:val="22"/>
+        </w:rPr>
+      </w:pPr>
+      <w:r>
+        <w:rPr>
+          <w:rFonts w:asciiTheme="minorHAnsi" w:hAnsiTheme="minorHAnsi" w:cstheme="minorHAnsi"/>
+          <w:color w:val="000000"/>
+          <w:sz w:val="22"/>
+          <w:szCs w:val="22"/>
+        </w:rPr>
+        <w:t xml:space="preserve">Al fine di garantire la significatività </w:t>
+      </w:r>
+      <w:r>
+        <w:rPr>
+          <w:rFonts w:asciiTheme="minorHAnsi" w:hAnsiTheme="minorHAnsi" w:cstheme="minorHAnsi"/>
+          <w:color w:val="000000"/>
+          <w:sz w:val="22"/>
+          <w:szCs w:val="22"/>
+        </w:rPr>
+        <w:t>dell’</w:t>
+      </w:r>
+      <w:r>
+        <w:rPr>
+          <w:rFonts w:asciiTheme="minorHAnsi" w:hAnsiTheme="minorHAnsi" w:cstheme="minorHAnsi"/>
+          <w:color w:val="000000"/>
+          <w:sz w:val="22"/>
+          <w:szCs w:val="22"/>
+        </w:rPr>
+        <w:t>analisi</w:t>
+      </w:r>
+      <w:r>
+        <w:rPr>
+          <w:rFonts w:asciiTheme="minorHAnsi" w:hAnsiTheme="minorHAnsi" w:cstheme="minorHAnsi"/>
+          <w:color w:val="000000"/>
+          <w:sz w:val="22"/>
+          <w:szCs w:val="22"/>
+        </w:rPr>
+        <w:t>,</w:t>
+      </w:r>
+      <w:r>
+        <w:rPr>
+          <w:rFonts w:asciiTheme="minorHAnsi" w:hAnsiTheme="minorHAnsi" w:cstheme="minorHAnsi"/>
+          <w:color w:val="000000"/>
+          <w:sz w:val="22"/>
+          <w:szCs w:val="22"/>
+        </w:rPr>
+        <w:t xml:space="preserve"> </w:t>
+      </w:r>
+      <w:r>
+        <w:rPr>
+          <w:rFonts w:asciiTheme="minorHAnsi" w:hAnsiTheme="minorHAnsi" w:cstheme="minorHAnsi"/>
+          <w:color w:val="000000"/>
+          <w:sz w:val="22"/>
+          <w:szCs w:val="22"/>
+        </w:rPr>
+        <w:t xml:space="preserve">i test sono stati condotti assicurando che </w:t>
+      </w:r>
+      <w:r>
+        <w:rPr>
+          <w:rFonts w:asciiTheme="minorHAnsi" w:hAnsiTheme="minorHAnsi" w:cstheme="minorHAnsi"/>
+          <w:color w:val="000000"/>
+          <w:sz w:val="22"/>
+          <w:szCs w:val="22"/>
+        </w:rPr>
+        <w:t xml:space="preserve">ciascuna struttura </w:t>
+      </w:r>
+      <w:r>
+        <w:rPr>
+          <w:rFonts w:asciiTheme="minorHAnsi" w:hAnsiTheme="minorHAnsi" w:cstheme="minorHAnsi"/>
+          <w:color w:val="000000"/>
+          <w:sz w:val="22"/>
+          <w:szCs w:val="22"/>
+        </w:rPr>
+        <w:t xml:space="preserve">contenesse </w:t>
+      </w:r>
+      <w:r>
+        <w:rPr>
+          <w:rFonts w:asciiTheme="minorHAnsi" w:hAnsiTheme="minorHAnsi" w:cstheme="minorHAnsi"/>
+          <w:color w:val="000000"/>
+          <w:sz w:val="22"/>
+          <w:szCs w:val="22"/>
+        </w:rPr>
+        <w:t>il medesimo numero n di chiavi.</w:t>
+      </w:r>
+      <w:r>
+        <w:rPr>
+          <w:rFonts w:asciiTheme="minorHAnsi" w:hAnsiTheme="minorHAnsi" w:cstheme="minorHAnsi"/>
+          <w:color w:val="000000"/>
+          <w:sz w:val="22"/>
+          <w:szCs w:val="22"/>
+        </w:rPr>
+        <w:t xml:space="preserve"> La valutazione </w:t>
+      </w:r>
+      <w:r>
+        <w:rPr>
+          <w:rFonts w:asciiTheme="minorHAnsi" w:hAnsiTheme="minorHAnsi" w:cstheme="minorHAnsi"/>
+          <w:color w:val="000000"/>
+          <w:sz w:val="22"/>
+          <w:szCs w:val="22"/>
+        </w:rPr>
+        <w:t xml:space="preserve">ha poi preso in esame l’andamento dei tempi di esecuzione </w:t>
+      </w:r>
+      <w:r>
+        <w:rPr>
+          <w:rFonts w:asciiTheme="minorHAnsi" w:hAnsiTheme="minorHAnsi" w:cstheme="minorHAnsi"/>
+          <w:color w:val="000000"/>
+          <w:sz w:val="22"/>
+          <w:szCs w:val="22"/>
+        </w:rPr>
+        <w:t>al crescere delle dimensioni dell'albero, muovendosi su ordini di grandezza compresi tra i mille e i dieci milioni di nodi complessivi.</w:t>
+      </w:r>
+    </w:p>
+    <w:p>
+      <w:pPr>
+        <w:pStyle w:val="NormaleWeb"/>
+        <w:spacing w:before="0" w:beforeAutospacing="0"/>
+        <w:rPr>
+          <w:rFonts w:asciiTheme="minorHAnsi" w:hAnsiTheme="minorHAnsi" w:cstheme="minorHAnsi"/>
+          <w:color w:val="000000"/>
+          <w:sz w:val="22"/>
+          <w:szCs w:val="22"/>
+        </w:rPr>
+      </w:pPr>
+      <w:r>
+        <w:rPr>
+          <w:rFonts w:asciiTheme="minorHAnsi" w:hAnsiTheme="minorHAnsi" w:cstheme="minorHAnsi"/>
+          <w:color w:val="000000"/>
+          <w:sz w:val="22"/>
+          <w:szCs w:val="22"/>
+        </w:rPr>
+        <w:t>Per</w:t>
+      </w:r>
+      <w:r>
+        <w:rPr>
+          <w:rFonts w:asciiTheme="minorHAnsi" w:hAnsiTheme="minorHAnsi" w:cstheme="minorHAnsi"/>
+          <w:color w:val="000000"/>
+          <w:sz w:val="22"/>
+          <w:szCs w:val="22"/>
+        </w:rPr>
+        <w:t xml:space="preserve"> ottenere misurazioni ripetute è necessario continuare a inserire chiavi, ma così facendo l'albero cresce e la dimensione n smette di essere costante. Per aggirare questo ostacolo, i</w:t>
+      </w:r>
+      <w:r>
+        <w:rPr>
+          <w:rFonts w:asciiTheme="minorHAnsi" w:hAnsiTheme="minorHAnsi" w:cstheme="minorHAnsi"/>
+          <w:color w:val="000000"/>
+          <w:sz w:val="22"/>
+          <w:szCs w:val="22"/>
+        </w:rPr>
+        <w:t xml:space="preserve">l </w:t>
+      </w:r>
+      <w:r>
+        <w:rPr>
+          <w:rFonts w:asciiTheme="minorHAnsi" w:hAnsiTheme="minorHAnsi" w:cstheme="minorHAnsi"/>
+          <w:color w:val="000000"/>
+          <w:sz w:val="22"/>
+          <w:szCs w:val="22"/>
+        </w:rPr>
+        <w:t>test è stato progettato in modo da mantenere un equilibrio: subito dopo l'inserimento cronometrato di un nuovo nodo, l'algoritmo provvede a rimuoverne uno scelto a caso. Quest</w:t>
+      </w:r>
+      <w:r>
+        <w:rPr>
+          <w:rFonts w:asciiTheme="minorHAnsi" w:hAnsiTheme="minorHAnsi" w:cstheme="minorHAnsi"/>
+          <w:color w:val="000000"/>
+          <w:sz w:val="22"/>
+          <w:szCs w:val="22"/>
+        </w:rPr>
+        <w:t>a</w:t>
+      </w:r>
+      <w:r>
+        <w:rPr>
+          <w:rFonts w:asciiTheme="minorHAnsi" w:hAnsiTheme="minorHAnsi" w:cstheme="minorHAnsi"/>
+          <w:color w:val="000000"/>
+          <w:sz w:val="22"/>
+          <w:szCs w:val="22"/>
+        </w:rPr>
+        <w:t xml:space="preserve"> </w:t>
+      </w:r>
+      <w:r>
+        <w:rPr>
+          <w:rFonts w:asciiTheme="minorHAnsi" w:hAnsiTheme="minorHAnsi" w:cstheme="minorHAnsi"/>
+          <w:color w:val="000000"/>
+          <w:sz w:val="22"/>
+          <w:szCs w:val="22"/>
+        </w:rPr>
+        <w:t>soluzione</w:t>
+      </w:r>
+      <w:r>
+        <w:rPr>
+          <w:rFonts w:asciiTheme="minorHAnsi" w:hAnsiTheme="minorHAnsi" w:cstheme="minorHAnsi"/>
+          <w:color w:val="000000"/>
+          <w:sz w:val="22"/>
+          <w:szCs w:val="22"/>
+        </w:rPr>
+        <w:t xml:space="preserve"> ci ha permesso di </w:t>
+      </w:r>
+      <w:r>
+        <w:rPr>
+          <w:rFonts w:asciiTheme="minorHAnsi" w:hAnsiTheme="minorHAnsi" w:cstheme="minorHAnsi"/>
+          <w:color w:val="000000"/>
+          <w:sz w:val="22"/>
+          <w:szCs w:val="22"/>
+        </w:rPr>
+        <w:t>lavorare su una</w:t>
+      </w:r>
+      <w:r>
+        <w:rPr>
+          <w:rFonts w:asciiTheme="minorHAnsi" w:hAnsiTheme="minorHAnsi" w:cstheme="minorHAnsi"/>
+          <w:color w:val="000000"/>
+          <w:sz w:val="22"/>
+          <w:szCs w:val="22"/>
+        </w:rPr>
+        <w:t xml:space="preserve"> dimensione </w:t>
+      </w:r>
+      <w:r>
+        <w:rPr>
+          <w:rFonts w:asciiTheme="minorHAnsi" w:hAnsiTheme="minorHAnsi" w:cstheme="minorHAnsi"/>
+          <w:color w:val="000000"/>
+          <w:sz w:val="22"/>
+          <w:szCs w:val="22"/>
+        </w:rPr>
+        <w:t xml:space="preserve">fissa </w:t>
+      </w:r>
+      <w:r>
+        <w:rPr>
+          <w:rFonts w:asciiTheme="minorHAnsi" w:hAnsiTheme="minorHAnsi" w:cstheme="minorHAnsi"/>
+          <w:color w:val="000000"/>
+          <w:sz w:val="22"/>
+          <w:szCs w:val="22"/>
+        </w:rPr>
+        <w:t xml:space="preserve">dell'albero, garantendo al contempo che la sua </w:t>
+      </w:r>
+      <w:r>
+        <w:rPr>
+          <w:rFonts w:asciiTheme="minorHAnsi" w:hAnsiTheme="minorHAnsi" w:cstheme="minorHAnsi"/>
+          <w:color w:val="000000"/>
+          <w:sz w:val="22"/>
+          <w:szCs w:val="22"/>
+        </w:rPr>
+        <w:t>struttura</w:t>
+      </w:r>
+      <w:r>
+        <w:rPr>
+          <w:rFonts w:asciiTheme="minorHAnsi" w:hAnsiTheme="minorHAnsi" w:cstheme="minorHAnsi"/>
+          <w:color w:val="000000"/>
+          <w:sz w:val="22"/>
+          <w:szCs w:val="22"/>
+        </w:rPr>
+        <w:t xml:space="preserve"> continuasse a evolversi e mutare.</w:t>
+      </w:r>
+    </w:p>
+    <w:p>
+      <w:pPr>
+        <w:pStyle w:val="NormaleWeb"/>
+        <w:spacing w:before="0" w:beforeAutospacing="0"/>
+        <w:rPr>
+          <w:rFonts w:asciiTheme="minorHAnsi" w:hAnsiTheme="minorHAnsi" w:cstheme="minorHAnsi"/>
+          <w:color w:val="000000"/>
+          <w:sz w:val="22"/>
+          <w:szCs w:val="22"/>
+        </w:rPr>
+      </w:pPr>
+      <w:r>
+        <w:rPr>
+          <w:rFonts w:asciiTheme="minorHAnsi" w:hAnsiTheme="minorHAnsi" w:cstheme="minorHAnsi"/>
+          <w:color w:val="000000"/>
+          <w:sz w:val="22"/>
+          <w:szCs w:val="22"/>
+        </w:rPr>
+        <w:t>A questo si ricollega la necessità di ottenere stime statisticamente robuste. La forma di un albero di ricerca dipende dall'ordine con cui i dati vengono inseriti. Basarsi su una o poche misurazioni avrebbe prodotto risultati inaffidabili. Si è scelto quindi di ripetere il ciclo di inserimento e rimozione un centinaio di volte per ogni singolo step di n. Dalla mole di dati raccolta è stata poi estratta la mediana dei tempi, un indice statistico che ci ha garantito un'ottima immunità contro i picchi di latenza dovuti al sistema operativo</w:t>
+      </w:r>
+      <w:r>
+        <w:rPr>
+          <w:rFonts w:asciiTheme="minorHAnsi" w:hAnsiTheme="minorHAnsi" w:cstheme="minorHAnsi"/>
+          <w:color w:val="000000"/>
+          <w:sz w:val="22"/>
+          <w:szCs w:val="22"/>
+        </w:rPr>
+        <w:t>.</w:t>
+      </w:r>
+    </w:p>
+    <w:p>
+      <w:pPr>
+        <w:pStyle w:val="NormaleWeb"/>
+        <w:spacing w:before="0" w:beforeAutospacing="0"/>
+        <w:rPr>
+          <w:rFonts w:asciiTheme="minorHAnsi" w:hAnsiTheme="minorHAnsi" w:cstheme="minorHAnsi"/>
+          <w:color w:val="000000"/>
+          <w:sz w:val="22"/>
+          <w:szCs w:val="22"/>
+        </w:rPr>
+      </w:pPr>
+      <w:r>
+        <w:rPr>
+          <w:rFonts w:asciiTheme="minorHAnsi" w:hAnsiTheme="minorHAnsi" w:cstheme="minorHAnsi"/>
+          <w:color w:val="000000"/>
+          <w:sz w:val="22"/>
+          <w:szCs w:val="22"/>
+        </w:rPr>
+        <w:t xml:space="preserve">Infine, è stato </w:t>
+      </w:r>
+      <w:r>
+        <w:rPr>
+          <w:rFonts w:asciiTheme="minorHAnsi" w:hAnsiTheme="minorHAnsi" w:cstheme="minorHAnsi"/>
+          <w:color w:val="000000"/>
+          <w:sz w:val="22"/>
+          <w:szCs w:val="22"/>
+        </w:rPr>
+        <w:t xml:space="preserve">necessario </w:t>
+      </w:r>
+      <w:r>
+        <w:rPr>
+          <w:rFonts w:asciiTheme="minorHAnsi" w:hAnsiTheme="minorHAnsi" w:cstheme="minorHAnsi"/>
+          <w:color w:val="000000"/>
+          <w:sz w:val="22"/>
+          <w:szCs w:val="22"/>
+        </w:rPr>
+        <w:t xml:space="preserve">mantenere sostenibile il costo di inizializzazione. Dovendo arrivare a testare </w:t>
+      </w:r>
+      <w:r>
+        <w:rPr>
+          <w:rFonts w:asciiTheme="minorHAnsi" w:hAnsiTheme="minorHAnsi" w:cstheme="minorHAnsi"/>
+          <w:color w:val="000000"/>
+          <w:sz w:val="22"/>
+          <w:szCs w:val="22"/>
+        </w:rPr>
+        <w:t>alberi</w:t>
+      </w:r>
+      <w:r>
+        <w:rPr>
+          <w:rFonts w:asciiTheme="minorHAnsi" w:hAnsiTheme="minorHAnsi" w:cstheme="minorHAnsi"/>
+          <w:color w:val="000000"/>
+          <w:sz w:val="22"/>
+          <w:szCs w:val="22"/>
+        </w:rPr>
+        <w:t xml:space="preserve"> </w:t>
+      </w:r>
+      <w:r>
+        <w:rPr>
+          <w:rFonts w:asciiTheme="minorHAnsi" w:hAnsiTheme="minorHAnsi" w:cstheme="minorHAnsi"/>
+          <w:color w:val="000000"/>
+          <w:sz w:val="22"/>
+          <w:szCs w:val="22"/>
+        </w:rPr>
+        <w:t>con</w:t>
+      </w:r>
+      <w:r>
+        <w:rPr>
+          <w:rFonts w:asciiTheme="minorHAnsi" w:hAnsiTheme="minorHAnsi" w:cstheme="minorHAnsi"/>
+          <w:color w:val="000000"/>
+          <w:sz w:val="22"/>
+          <w:szCs w:val="22"/>
+        </w:rPr>
+        <w:t xml:space="preserve"> 10 milioni di nodi, il costo computazionale del solo setup rischiava di rendere l'esperimento ineseguibile in tempi ragionevoli. Un approccio </w:t>
+      </w:r>
+      <w:r>
+        <w:rPr>
+          <w:rFonts w:asciiTheme="minorHAnsi" w:hAnsiTheme="minorHAnsi" w:cstheme="minorHAnsi"/>
+          <w:color w:val="000000"/>
+          <w:sz w:val="22"/>
+          <w:szCs w:val="22"/>
+        </w:rPr>
+        <w:t xml:space="preserve">che generava </w:t>
+      </w:r>
+      <w:r>
+        <w:rPr>
+          <w:rFonts w:asciiTheme="minorHAnsi" w:hAnsiTheme="minorHAnsi" w:cstheme="minorHAnsi"/>
+          <w:color w:val="000000"/>
+          <w:sz w:val="22"/>
+          <w:szCs w:val="22"/>
+        </w:rPr>
+        <w:t xml:space="preserve">chiavi casuali uniche (scartando i duplicati con ricerche ripetute) avrebbe portato a inefficienze. </w:t>
+      </w:r>
+      <w:r>
+        <w:rPr>
+          <w:rFonts w:asciiTheme="minorHAnsi" w:hAnsiTheme="minorHAnsi" w:cstheme="minorHAnsi"/>
+          <w:color w:val="000000"/>
+          <w:sz w:val="22"/>
+          <w:szCs w:val="22"/>
+        </w:rPr>
+        <w:t>L</w:t>
+      </w:r>
+      <w:r>
+        <w:rPr>
+          <w:rFonts w:asciiTheme="minorHAnsi" w:hAnsiTheme="minorHAnsi" w:cstheme="minorHAnsi"/>
+          <w:color w:val="000000"/>
+          <w:sz w:val="22"/>
+          <w:szCs w:val="22"/>
+        </w:rPr>
+        <w:t xml:space="preserve">'ambiente di test </w:t>
+      </w:r>
+      <w:r>
+        <w:rPr>
+          <w:rFonts w:asciiTheme="minorHAnsi" w:hAnsiTheme="minorHAnsi" w:cstheme="minorHAnsi"/>
+          <w:color w:val="000000"/>
+          <w:sz w:val="22"/>
+          <w:szCs w:val="22"/>
+        </w:rPr>
+        <w:t xml:space="preserve">è stato quindi progettato </w:t>
+      </w:r>
+      <w:r>
+        <w:rPr>
+          <w:rFonts w:asciiTheme="minorHAnsi" w:hAnsiTheme="minorHAnsi" w:cstheme="minorHAnsi"/>
+          <w:color w:val="000000"/>
+          <w:sz w:val="22"/>
+          <w:szCs w:val="22"/>
+        </w:rPr>
+        <w:t>con un "working set" capace di fornire chiavi valide in tempo costante O(1)</w:t>
+      </w:r>
+      <w:r>
+        <w:rPr>
+          <w:rFonts w:asciiTheme="minorHAnsi" w:hAnsiTheme="minorHAnsi" w:cstheme="minorHAnsi"/>
+          <w:color w:val="000000"/>
+          <w:sz w:val="22"/>
+          <w:szCs w:val="22"/>
+        </w:rPr>
+        <w:t>.</w:t>
+      </w:r>
+    </w:p>
+    <w:p>
+      <w:pPr>
+        <w:pStyle w:val="NormaleWeb"/>
+        <w:spacing w:before="0" w:beforeAutospacing="0"/>
+        <w:rPr>
+          <w:rFonts w:asciiTheme="minorHAnsi" w:hAnsiTheme="minorHAnsi" w:cstheme="minorHAnsi"/>
+          <w:color w:val="000000"/>
+          <w:sz w:val="22"/>
+          <w:szCs w:val="22"/>
+        </w:rPr>
+      </w:pPr>
+      <w:r>
+        <w:rPr>
+          <w:rFonts w:asciiTheme="minorHAnsi" w:hAnsiTheme="minorHAnsi" w:cstheme="minorHAnsi"/>
+          <w:color w:val="000000"/>
+          <w:sz w:val="22"/>
+          <w:szCs w:val="22"/>
+        </w:rPr>
+        <w:t xml:space="preserve">Per quanto riguarda l'ambiente di esecuzione, tutti i test prestazionali sono stati eseguiti interpretando il codice con Python. L'elaborazione statistica dei dati e la successiva resa grafica sono state invece delegate a un notebook Jupyter, appoggiandosi alle librerie Pandas per la manipolazione dei dataset e Matplotlib per la generazione </w:t>
+      </w:r>
+      <w:r>
+        <w:rPr>
+          <w:rFonts w:asciiTheme="minorHAnsi" w:hAnsiTheme="minorHAnsi" w:cstheme="minorHAnsi"/>
+          <w:color w:val="000000"/>
+          <w:sz w:val="22"/>
+          <w:szCs w:val="22"/>
+        </w:rPr>
+        <w:t>dei grafici</w:t>
+      </w:r>
+      <w:r>
+        <w:rPr>
+          <w:rFonts w:asciiTheme="minorHAnsi" w:hAnsiTheme="minorHAnsi" w:cstheme="minorHAnsi"/>
+          <w:color w:val="000000"/>
+          <w:sz w:val="22"/>
+          <w:szCs w:val="22"/>
+        </w:rPr>
+        <w:t>.</w:t>
       </w:r>
     </w:p>
     <w:p>
@@ -409,55 +873,11 @@
         <w:jc w:val="both"/>
         <w:rPr>
           <w:rFonts w:asciiTheme="minorHAnsi" w:hAnsiTheme="minorHAnsi" w:cstheme="minorHAnsi"/>
-        </w:rPr>
-      </w:pPr>
-      <w:r>
-        <w:rPr>
-          <w:rFonts w:asciiTheme="minorHAnsi" w:hAnsiTheme="minorHAnsi" w:cstheme="minorHAnsi"/>
-          <w:color w:val="000000"/>
-          <w:sz w:val="22"/>
-          <w:szCs w:val="22"/>
-        </w:rPr>
-        <w:t xml:space="preserve">Tutte le strutture dati sono state implementate in Python come durante le lezioni tenute in laboratorio, le tre implementazioni condividono una stessa interfaccia </w:t>
-      </w:r>
-      <w:r>
-        <w:rPr>
-          <w:rFonts w:asciiTheme="minorHAnsi" w:hAnsiTheme="minorHAnsi" w:cstheme="minorHAnsi"/>
-          <w:i/>
-          <w:iCs/>
-          <w:color w:val="000000"/>
-          <w:sz w:val="22"/>
-          <w:szCs w:val="22"/>
-        </w:rPr>
-        <w:t>insert(node), remove(node),</w:t>
-      </w:r>
-      <w:r>
-        <w:rPr>
-          <w:rFonts w:asciiTheme="minorHAnsi" w:hAnsiTheme="minorHAnsi" w:cstheme="minorHAnsi"/>
-          <w:color w:val="000000"/>
-          <w:sz w:val="22"/>
-          <w:szCs w:val="22"/>
-        </w:rPr>
-        <w:t xml:space="preserve"> basata sulla classe TreeNode, ottenuta tramite ereditarietà dalla classe BST comune, una scelta dettata soprattutto da motivi pratici: avere la stessa struttura di base ci ha permesso di riusare lo stesso codice di misurazione per tutte e tre le strutture, senza doverne scrivere una versione diversa per ognuna</w:t>
-      </w:r>
-      <w:r>
-        <w:rPr>
-          <w:rFonts w:asciiTheme="minorHAnsi" w:hAnsiTheme="minorHAnsi" w:cstheme="minorHAnsi"/>
-          <w:color w:val="000000"/>
-          <w:sz w:val="22"/>
-          <w:szCs w:val="22"/>
-        </w:rPr>
-        <w:t>, che in casi di manutenzione del codice risulterebbe poco pratico</w:t>
-      </w:r>
-      <w:r>
-        <w:rPr>
-          <w:rFonts w:asciiTheme="minorHAnsi" w:hAnsiTheme="minorHAnsi" w:cstheme="minorHAnsi"/>
-          <w:color w:val="000000"/>
-          <w:sz w:val="22"/>
-          <w:szCs w:val="22"/>
-        </w:rPr>
-        <w:t>.</w:t>
-      </w:r>
+          <w:color w:val="000000"/>
+          <w:sz w:val="22"/>
+          <w:szCs w:val="22"/>
+        </w:rPr>
+      </w:pPr>
     </w:p>
     <w:p>
       <w:pPr>
@@ -466,51 +886,11 @@
         <w:jc w:val="both"/>
         <w:rPr>
           <w:rFonts w:asciiTheme="minorHAnsi" w:hAnsiTheme="minorHAnsi" w:cstheme="minorHAnsi"/>
-        </w:rPr>
-      </w:pPr>
-      <w:r>
-        <w:rPr>
-          <w:rFonts w:asciiTheme="minorHAnsi" w:hAnsiTheme="minorHAnsi" w:cstheme="minorHAnsi"/>
-          <w:color w:val="EE0000"/>
-          <w:sz w:val="22"/>
-          <w:szCs w:val="22"/>
-        </w:rPr>
-        <w:t> </w:t>
-      </w:r>
-    </w:p>
-    <w:p>
-      <w:pPr>
-        <w:pStyle w:val="Titolo1"/>
-      </w:pPr>
-      <w:r>
-        <w:t xml:space="preserve">2. </w:t>
-      </w:r>
-      <w:r>
-        <w:t>Implementazione</w:t>
-      </w:r>
-    </w:p>
-    <w:p>
-      <w:pPr>
-        <w:rPr>
-          <w:lang w:val="it-IT" w:eastAsia="en-US"/>
-        </w:rPr>
-      </w:pPr>
-    </w:p>
-    <w:p>
-      <w:pPr>
-        <w:pStyle w:val="Titolo1"/>
-      </w:pPr>
-      <w:r>
-        <w:t>3. Metodologia di misurazione</w:t>
-      </w:r>
-    </w:p>
-    <w:p>
-      <w:pPr>
-        <w:pStyle w:val="Titolo2"/>
-      </w:pPr>
-      <w:r>
-        <w:t>3.1 Il problema della misurazione</w:t>
-      </w:r>
+          <w:color w:val="000000"/>
+          <w:sz w:val="22"/>
+          <w:szCs w:val="22"/>
+        </w:rPr>
+      </w:pPr>
     </w:p>
     <w:p>
       <w:pPr>
@@ -519,16 +899,1159 @@
         <w:jc w:val="both"/>
         <w:rPr>
           <w:rFonts w:asciiTheme="minorHAnsi" w:hAnsiTheme="minorHAnsi" w:cstheme="minorHAnsi"/>
-        </w:rPr>
-      </w:pPr>
-      <w:r>
-        <w:rPr>
-          <w:rFonts w:asciiTheme="minorHAnsi" w:hAnsiTheme="minorHAnsi" w:cstheme="minorHAnsi"/>
-          <w:color w:val="000000"/>
-          <w:sz w:val="22"/>
-          <w:szCs w:val="22"/>
-        </w:rPr>
-        <w:t xml:space="preserve">Per ottenere una stima sperimentale corretta di </w:t>
+          <w:color w:val="000000"/>
+          <w:sz w:val="22"/>
+          <w:szCs w:val="22"/>
+        </w:rPr>
+      </w:pPr>
+    </w:p>
+    <w:p>
+      <w:pPr>
+        <w:pStyle w:val="NormaleWeb"/>
+        <w:spacing w:before="0" w:beforeAutospacing="0" w:after="160" w:afterAutospacing="0"/>
+        <w:jc w:val="both"/>
+        <w:rPr>
+          <w:rFonts w:asciiTheme="minorHAnsi" w:hAnsiTheme="minorHAnsi" w:cstheme="minorHAnsi"/>
+          <w:color w:val="000000"/>
+          <w:sz w:val="22"/>
+          <w:szCs w:val="22"/>
+        </w:rPr>
+      </w:pPr>
+    </w:p>
+    <w:p>
+      <w:pPr>
+        <w:pStyle w:val="NormaleWeb"/>
+        <w:spacing w:before="0" w:beforeAutospacing="0" w:after="160" w:afterAutospacing="0"/>
+        <w:jc w:val="both"/>
+        <w:rPr>
+          <w:rFonts w:asciiTheme="minorHAnsi" w:hAnsiTheme="minorHAnsi" w:cstheme="minorHAnsi"/>
+        </w:rPr>
+      </w:pPr>
+      <w:r>
+        <w:rPr>
+          <w:rFonts w:asciiTheme="minorHAnsi" w:hAnsiTheme="minorHAnsi" w:cstheme="minorHAnsi"/>
+          <w:color w:val="EE0000"/>
+          <w:sz w:val="22"/>
+          <w:szCs w:val="22"/>
+        </w:rPr>
+        <w:t> </w:t>
+      </w:r>
+    </w:p>
+    <w:p>
+      <w:pPr>
+        <w:pStyle w:val="Titolo1"/>
+      </w:pPr>
+      <w:r>
+        <w:lastRenderedPageBreak/>
+        <w:t>2. Strutture dati implementate</w:t>
+      </w:r>
+    </w:p>
+    <w:p>
+      <w:r>
+        <w:t>In questa sezione viene analizzata l'architettura logica alla base delle tre strutture dati sviluppate. È importante precisare che, per evitare ridondanze e favorire la leggibilità, i sorgenti completi delle classi non sono stati inclusi direttamente nel testo, in quanto già allegati integralmente nella consegna.</w:t>
+      </w:r>
+    </w:p>
+    <w:p/>
+    <w:p>
+      <w:pPr>
+        <w:rPr>
+          <w:lang w:eastAsia="en-US"/>
+        </w:rPr>
+      </w:pPr>
+      <w:r>
+        <w:t>Di conseguenza, l</w:t>
+      </w:r>
+      <w:r>
+        <w:t xml:space="preserve">a spiegazione </w:t>
+      </w:r>
+      <w:r>
+        <w:t xml:space="preserve">si concentrerà sulle scelte di design e sull'organizzazione strutturale delle classi, omettendo la spiegazione r del funzionamento interno di ciascun metodo. Molte delle logiche e dei sotto-casi necessari al corretto bilanciamento e alla manipolazione dei nodi, infatti, discendono dai procedimenti formali </w:t>
+      </w:r>
+      <w:r>
+        <w:t>descritti</w:t>
+      </w:r>
+      <w:r>
+        <w:t xml:space="preserve"> </w:t>
+      </w:r>
+      <w:r>
+        <w:t>n</w:t>
+      </w:r>
+      <w:r>
+        <w:t>ella consegna</w:t>
+      </w:r>
+      <w:r>
+        <w:t>.</w:t>
+      </w:r>
+    </w:p>
+    <w:p>
+      <w:pPr>
+        <w:pStyle w:val="Titolo2"/>
+      </w:pPr>
+    </w:p>
+    <w:p>
+      <w:pPr>
+        <w:pStyle w:val="Titolo2"/>
+      </w:pPr>
+      <w:r>
+        <w:t>2.1 Albero binario di ricerca (BST)</w:t>
+      </w:r>
+    </w:p>
+    <w:p>
+      <w:pPr>
+        <w:pStyle w:val="NormaleWeb"/>
+        <w:spacing w:before="0" w:beforeAutospacing="0" w:after="160" w:afterAutospacing="0"/>
+        <w:jc w:val="both"/>
+        <w:rPr>
+          <w:rFonts w:asciiTheme="minorHAnsi" w:hAnsiTheme="minorHAnsi" w:cstheme="minorHAnsi"/>
+          <w:color w:val="000000"/>
+          <w:sz w:val="22"/>
+          <w:szCs w:val="22"/>
+        </w:rPr>
+      </w:pPr>
+      <w:r>
+        <w:rPr>
+          <w:rFonts w:asciiTheme="minorHAnsi" w:hAnsiTheme="minorHAnsi" w:cstheme="minorHAnsi"/>
+          <w:color w:val="000000"/>
+          <w:sz w:val="22"/>
+          <w:szCs w:val="22"/>
+        </w:rPr>
+        <w:t>Il pilastro dell'intero progetto è la classe BST</w:t>
+      </w:r>
+      <w:r>
+        <w:rPr>
+          <w:rFonts w:asciiTheme="minorHAnsi" w:hAnsiTheme="minorHAnsi" w:cstheme="minorHAnsi"/>
+          <w:color w:val="000000"/>
+          <w:sz w:val="22"/>
+          <w:szCs w:val="22"/>
+        </w:rPr>
+        <w:t>, che implementa un albero binario di ricerca classico. Dal punto di vista logico, questa struttura dati è definita da una gerarchia di nodi in cui ciascun elemento racchiude una chiave e tre puntatori (rispettivamente al figlio sinistro, al figlio destro e al genitore).</w:t>
+      </w:r>
+    </w:p>
+    <w:p>
+      <w:pPr>
+        <w:pStyle w:val="NormaleWeb"/>
+        <w:spacing w:before="0" w:beforeAutospacing="0" w:after="160" w:afterAutospacing="0"/>
+        <w:jc w:val="both"/>
+        <w:rPr>
+          <w:rFonts w:asciiTheme="minorHAnsi" w:hAnsiTheme="minorHAnsi" w:cstheme="minorHAnsi"/>
+          <w:color w:val="000000"/>
+          <w:sz w:val="22"/>
+          <w:szCs w:val="22"/>
+        </w:rPr>
+      </w:pPr>
+      <w:r>
+        <w:rPr>
+          <w:rFonts w:asciiTheme="minorHAnsi" w:hAnsiTheme="minorHAnsi" w:cstheme="minorHAnsi"/>
+          <w:color w:val="000000"/>
+          <w:sz w:val="22"/>
+          <w:szCs w:val="22"/>
+        </w:rPr>
+        <w:t xml:space="preserve">La proprietà fondamentale </w:t>
+      </w:r>
+      <w:r>
+        <w:rPr>
+          <w:rFonts w:asciiTheme="minorHAnsi" w:hAnsiTheme="minorHAnsi" w:cstheme="minorHAnsi"/>
+          <w:color w:val="000000"/>
+          <w:sz w:val="22"/>
+          <w:szCs w:val="22"/>
+        </w:rPr>
+        <w:t xml:space="preserve">(invariante) </w:t>
+      </w:r>
+      <w:r>
+        <w:rPr>
+          <w:rFonts w:asciiTheme="minorHAnsi" w:hAnsiTheme="minorHAnsi" w:cstheme="minorHAnsi"/>
+          <w:color w:val="000000"/>
+          <w:sz w:val="22"/>
+          <w:szCs w:val="22"/>
+        </w:rPr>
+        <w:t>che caratterizza l'albero, e che ne garantisce l'efficienza, impone un vincolo sull'ordinamento: per ogni nodo x, tutte le chiavi nel suo sottoalbero sinistro devono essere strettamente minori della chiave di x, mentre tutte le chiavi nel sottoalbero destro devono essere maggiori o uguali.</w:t>
+      </w:r>
+    </w:p>
+    <w:p>
+      <w:pPr>
+        <w:pStyle w:val="NormaleWeb"/>
+        <w:spacing w:before="0" w:beforeAutospacing="0" w:after="160" w:afterAutospacing="0"/>
+        <w:jc w:val="both"/>
+        <w:rPr>
+          <w:rFonts w:asciiTheme="minorHAnsi" w:hAnsiTheme="minorHAnsi" w:cstheme="minorHAnsi"/>
+          <w:color w:val="000000"/>
+          <w:sz w:val="22"/>
+          <w:szCs w:val="22"/>
+        </w:rPr>
+      </w:pPr>
+      <w:r>
+        <w:rPr>
+          <w:rFonts w:asciiTheme="minorHAnsi" w:hAnsiTheme="minorHAnsi" w:cstheme="minorHAnsi"/>
+          <w:color w:val="000000"/>
+          <w:sz w:val="22"/>
+          <w:szCs w:val="22"/>
+        </w:rPr>
+        <w:t>Seguendo i principi della programmazione orientata agli oggetti</w:t>
+      </w:r>
+      <w:r>
+        <w:rPr>
+          <w:rFonts w:asciiTheme="minorHAnsi" w:hAnsiTheme="minorHAnsi" w:cstheme="minorHAnsi"/>
+          <w:color w:val="000000"/>
+          <w:sz w:val="22"/>
+          <w:szCs w:val="22"/>
+        </w:rPr>
+        <w:t xml:space="preserve">, </w:t>
+      </w:r>
+      <w:r>
+        <w:rPr>
+          <w:rFonts w:asciiTheme="minorHAnsi" w:hAnsiTheme="minorHAnsi" w:cstheme="minorHAnsi"/>
+          <w:color w:val="000000"/>
+          <w:sz w:val="22"/>
+          <w:szCs w:val="22"/>
+        </w:rPr>
+        <w:t>abbiamo centralizzato all'interno di questo modulo la gestione fisica dei puntatori dei nodi e i metodi di navigazione in-order</w:t>
+      </w:r>
+      <w:r>
+        <w:rPr>
+          <w:rFonts w:asciiTheme="minorHAnsi" w:hAnsiTheme="minorHAnsi" w:cstheme="minorHAnsi"/>
+          <w:color w:val="000000"/>
+          <w:sz w:val="22"/>
+          <w:szCs w:val="22"/>
+        </w:rPr>
+        <w:t>.</w:t>
+      </w:r>
+    </w:p>
+    <w:p>
+      <w:pPr>
+        <w:pStyle w:val="NormaleWeb"/>
+        <w:spacing w:before="0" w:beforeAutospacing="0" w:after="160" w:afterAutospacing="0"/>
+        <w:jc w:val="both"/>
+        <w:rPr>
+          <w:rFonts w:asciiTheme="minorHAnsi" w:hAnsiTheme="minorHAnsi" w:cstheme="minorHAnsi"/>
+          <w:color w:val="000000"/>
+          <w:sz w:val="22"/>
+          <w:szCs w:val="22"/>
+        </w:rPr>
+      </w:pPr>
+      <w:r>
+        <w:rPr>
+          <w:rFonts w:asciiTheme="minorHAnsi" w:hAnsiTheme="minorHAnsi" w:cstheme="minorHAnsi"/>
+          <w:color w:val="000000"/>
+          <w:sz w:val="22"/>
+          <w:szCs w:val="22"/>
+        </w:rPr>
+        <w:t xml:space="preserve">Per manipolare la struttura fisica dell'albero, sono state implementate quattro primitive fondamentali di scomposizione e composizione: attach_left, attach_right, detach_left e detach_right. L'obiettivo di queste funzioni è incapsulare l'aggiornamento dei puntatori </w:t>
+      </w:r>
+      <w:r>
+        <w:rPr>
+          <w:rFonts w:asciiTheme="minorHAnsi" w:hAnsiTheme="minorHAnsi" w:cstheme="minorHAnsi"/>
+          <w:color w:val="000000"/>
+          <w:sz w:val="22"/>
+          <w:szCs w:val="22"/>
+        </w:rPr>
+        <w:t xml:space="preserve">bidirezionali </w:t>
+      </w:r>
+      <w:r>
+        <w:rPr>
+          <w:rFonts w:asciiTheme="minorHAnsi" w:hAnsiTheme="minorHAnsi" w:cstheme="minorHAnsi"/>
+          <w:color w:val="000000"/>
+          <w:sz w:val="22"/>
+          <w:szCs w:val="22"/>
+        </w:rPr>
+        <w:t>tra padri e figli</w:t>
+      </w:r>
+      <w:r>
+        <w:rPr>
+          <w:rFonts w:asciiTheme="minorHAnsi" w:hAnsiTheme="minorHAnsi" w:cstheme="minorHAnsi"/>
+          <w:color w:val="000000"/>
+          <w:sz w:val="22"/>
+          <w:szCs w:val="22"/>
+        </w:rPr>
+        <w:t>, evitando di dover gestire manualmente i riferimenti a ogni modifica</w:t>
+      </w:r>
+      <w:r>
+        <w:rPr>
+          <w:rFonts w:asciiTheme="minorHAnsi" w:hAnsiTheme="minorHAnsi" w:cstheme="minorHAnsi"/>
+          <w:color w:val="000000"/>
+          <w:sz w:val="22"/>
+          <w:szCs w:val="22"/>
+        </w:rPr>
+        <w:t xml:space="preserve"> strutturale</w:t>
+      </w:r>
+      <w:r>
+        <w:rPr>
+          <w:rFonts w:asciiTheme="minorHAnsi" w:hAnsiTheme="minorHAnsi" w:cstheme="minorHAnsi"/>
+          <w:color w:val="000000"/>
+          <w:sz w:val="22"/>
+          <w:szCs w:val="22"/>
+        </w:rPr>
+        <w:t>.</w:t>
+      </w:r>
+    </w:p>
+    <w:p>
+      <w:pPr>
+        <w:pStyle w:val="NormaleWeb"/>
+        <w:spacing w:before="0" w:beforeAutospacing="0" w:after="160" w:afterAutospacing="0"/>
+        <w:jc w:val="both"/>
+        <w:rPr>
+          <w:rFonts w:asciiTheme="minorHAnsi" w:hAnsiTheme="minorHAnsi" w:cstheme="minorHAnsi"/>
+          <w:color w:val="000000"/>
+          <w:sz w:val="22"/>
+          <w:szCs w:val="22"/>
+        </w:rPr>
+      </w:pPr>
+      <w:r>
+        <w:rPr>
+          <w:rFonts w:asciiTheme="minorHAnsi" w:hAnsiTheme="minorHAnsi" w:cstheme="minorHAnsi"/>
+          <w:color w:val="000000"/>
+          <w:sz w:val="22"/>
+          <w:szCs w:val="22"/>
+        </w:rPr>
+        <w:t xml:space="preserve">Su questa base si </w:t>
+      </w:r>
+      <w:r>
+        <w:rPr>
+          <w:rFonts w:asciiTheme="minorHAnsi" w:hAnsiTheme="minorHAnsi" w:cstheme="minorHAnsi"/>
+          <w:color w:val="000000"/>
+          <w:sz w:val="22"/>
+          <w:szCs w:val="22"/>
+        </w:rPr>
+        <w:t>costruiscono</w:t>
+      </w:r>
+      <w:r>
+        <w:rPr>
+          <w:rFonts w:asciiTheme="minorHAnsi" w:hAnsiTheme="minorHAnsi" w:cstheme="minorHAnsi"/>
+          <w:color w:val="000000"/>
+          <w:sz w:val="22"/>
+          <w:szCs w:val="22"/>
+        </w:rPr>
+        <w:t xml:space="preserve"> le operazioni di rotazione destra (rotate_right) e rotazione sinistra (rotate_left). Sebbene un albero binario di ricerca puro non necessiti di ruotare i propri nodi (poiché non</w:t>
+      </w:r>
+      <w:r>
+        <w:rPr>
+          <w:rFonts w:asciiTheme="minorHAnsi" w:hAnsiTheme="minorHAnsi" w:cstheme="minorHAnsi"/>
+          <w:color w:val="000000"/>
+          <w:sz w:val="22"/>
+          <w:szCs w:val="22"/>
+        </w:rPr>
+        <w:t xml:space="preserve"> bilanciato</w:t>
+      </w:r>
+      <w:r>
+        <w:rPr>
+          <w:rFonts w:asciiTheme="minorHAnsi" w:hAnsiTheme="minorHAnsi" w:cstheme="minorHAnsi"/>
+          <w:color w:val="000000"/>
+          <w:sz w:val="22"/>
+          <w:szCs w:val="22"/>
+        </w:rPr>
+        <w:t xml:space="preserve">), l'inclusione di queste </w:t>
+      </w:r>
+      <w:r>
+        <w:rPr>
+          <w:rFonts w:asciiTheme="minorHAnsi" w:hAnsiTheme="minorHAnsi" w:cstheme="minorHAnsi"/>
+          <w:color w:val="000000"/>
+          <w:sz w:val="22"/>
+          <w:szCs w:val="22"/>
+        </w:rPr>
+        <w:t>funzioni</w:t>
+      </w:r>
+      <w:r>
+        <w:rPr>
+          <w:rFonts w:asciiTheme="minorHAnsi" w:hAnsiTheme="minorHAnsi" w:cstheme="minorHAnsi"/>
+          <w:color w:val="000000"/>
+          <w:sz w:val="22"/>
+          <w:szCs w:val="22"/>
+        </w:rPr>
+        <w:t xml:space="preserve"> </w:t>
+      </w:r>
+      <w:r>
+        <w:rPr>
+          <w:rFonts w:asciiTheme="minorHAnsi" w:hAnsiTheme="minorHAnsi" w:cstheme="minorHAnsi"/>
+          <w:color w:val="000000"/>
+          <w:sz w:val="22"/>
+          <w:szCs w:val="22"/>
+        </w:rPr>
+        <w:t>servirà per</w:t>
+      </w:r>
+      <w:r>
+        <w:rPr>
+          <w:rFonts w:asciiTheme="minorHAnsi" w:hAnsiTheme="minorHAnsi" w:cstheme="minorHAnsi"/>
+          <w:color w:val="000000"/>
+          <w:sz w:val="22"/>
+          <w:szCs w:val="22"/>
+        </w:rPr>
+        <w:t xml:space="preserve"> </w:t>
+      </w:r>
+      <w:r>
+        <w:rPr>
+          <w:rFonts w:asciiTheme="minorHAnsi" w:hAnsiTheme="minorHAnsi" w:cstheme="minorHAnsi"/>
+          <w:color w:val="000000"/>
+          <w:sz w:val="22"/>
+          <w:szCs w:val="22"/>
+        </w:rPr>
+        <w:t>mantenere</w:t>
+      </w:r>
+      <w:r>
+        <w:rPr>
+          <w:rFonts w:asciiTheme="minorHAnsi" w:hAnsiTheme="minorHAnsi" w:cstheme="minorHAnsi"/>
+          <w:color w:val="000000"/>
+          <w:sz w:val="22"/>
+          <w:szCs w:val="22"/>
+        </w:rPr>
+        <w:t xml:space="preserve"> inalterata la proprietà </w:t>
+      </w:r>
+      <w:r>
+        <w:rPr>
+          <w:rFonts w:asciiTheme="minorHAnsi" w:hAnsiTheme="minorHAnsi" w:cstheme="minorHAnsi"/>
+          <w:color w:val="000000"/>
+          <w:sz w:val="22"/>
+          <w:szCs w:val="22"/>
+        </w:rPr>
+        <w:t>degli alberi bilanciati costruiti su di esso</w:t>
+      </w:r>
+      <w:r>
+        <w:rPr>
+          <w:rFonts w:asciiTheme="minorHAnsi" w:hAnsiTheme="minorHAnsi" w:cstheme="minorHAnsi"/>
+          <w:color w:val="000000"/>
+          <w:sz w:val="22"/>
+          <w:szCs w:val="22"/>
+        </w:rPr>
+        <w:t xml:space="preserve">. </w:t>
+      </w:r>
+      <w:r>
+        <w:rPr>
+          <w:rFonts w:asciiTheme="minorHAnsi" w:hAnsiTheme="minorHAnsi" w:cstheme="minorHAnsi"/>
+          <w:color w:val="000000"/>
+          <w:sz w:val="22"/>
+          <w:szCs w:val="22"/>
+        </w:rPr>
+        <w:t>Permettendo così</w:t>
+      </w:r>
+      <w:r>
+        <w:rPr>
+          <w:rFonts w:asciiTheme="minorHAnsi" w:hAnsiTheme="minorHAnsi" w:cstheme="minorHAnsi"/>
+          <w:color w:val="000000"/>
+          <w:sz w:val="22"/>
+          <w:szCs w:val="22"/>
+        </w:rPr>
+        <w:t xml:space="preserve"> alle classi derivate (AVL e Red-Black) di ereditare direttamente queste trasformazioni, limitandosi a evocarle durante i rispettivi processi.</w:t>
+      </w:r>
+    </w:p>
+    <w:p>
+      <w:pPr>
+        <w:pStyle w:val="NormaleWeb"/>
+        <w:spacing w:before="0" w:beforeAutospacing="0" w:after="160" w:afterAutospacing="0"/>
+        <w:jc w:val="both"/>
+        <w:rPr>
+          <w:rFonts w:asciiTheme="minorHAnsi" w:hAnsiTheme="minorHAnsi" w:cstheme="minorHAnsi"/>
+          <w:color w:val="000000"/>
+          <w:sz w:val="22"/>
+          <w:szCs w:val="22"/>
+        </w:rPr>
+      </w:pPr>
+      <w:r>
+        <w:rPr>
+          <w:rFonts w:asciiTheme="minorHAnsi" w:hAnsiTheme="minorHAnsi" w:cstheme="minorHAnsi"/>
+          <w:color w:val="000000"/>
+          <w:sz w:val="22"/>
+          <w:szCs w:val="22"/>
+        </w:rPr>
+        <w:t>Il metodo f</w:t>
+      </w:r>
+      <w:r>
+        <w:rPr>
+          <w:rFonts w:asciiTheme="minorHAnsi" w:hAnsiTheme="minorHAnsi" w:cstheme="minorHAnsi"/>
+          <w:color w:val="000000"/>
+          <w:sz w:val="22"/>
+          <w:szCs w:val="22"/>
+        </w:rPr>
+        <w:t>i</w:t>
+      </w:r>
+      <w:r>
+        <w:rPr>
+          <w:rFonts w:asciiTheme="minorHAnsi" w:hAnsiTheme="minorHAnsi" w:cstheme="minorHAnsi"/>
+          <w:color w:val="000000"/>
+          <w:sz w:val="22"/>
+          <w:szCs w:val="22"/>
+        </w:rPr>
+        <w:t>nd ricerca un no</w:t>
+      </w:r>
+      <w:r>
+        <w:rPr>
+          <w:rFonts w:asciiTheme="minorHAnsi" w:hAnsiTheme="minorHAnsi" w:cstheme="minorHAnsi"/>
+          <w:color w:val="000000"/>
+          <w:sz w:val="22"/>
+          <w:szCs w:val="22"/>
+        </w:rPr>
+        <w:t>d</w:t>
+      </w:r>
+      <w:r>
+        <w:rPr>
+          <w:rFonts w:asciiTheme="minorHAnsi" w:hAnsiTheme="minorHAnsi" w:cstheme="minorHAnsi"/>
+          <w:color w:val="000000"/>
+          <w:sz w:val="22"/>
+          <w:szCs w:val="22"/>
+        </w:rPr>
+        <w:t xml:space="preserve">o all’interno dell’albero. Strettamente collegate alla ricerca e fondamentali per le fasi di rimozione sono le funzioni nxt e prv, che individuano rispettivamente il successore e il predecessore di un nodo nell'ordine della visita. </w:t>
+      </w:r>
+      <w:r>
+        <w:rPr>
+          <w:rFonts w:asciiTheme="minorHAnsi" w:hAnsiTheme="minorHAnsi" w:cstheme="minorHAnsi"/>
+          <w:color w:val="000000"/>
+          <w:sz w:val="22"/>
+          <w:szCs w:val="22"/>
+        </w:rPr>
+        <w:t>La rimozione fisica di un elemento è affidata alla funzione remove.</w:t>
+      </w:r>
+    </w:p>
+    <w:p>
+      <w:pPr>
+        <w:pStyle w:val="NormaleWeb"/>
+        <w:spacing w:before="0" w:beforeAutospacing="0" w:after="160" w:afterAutospacing="0"/>
+        <w:jc w:val="both"/>
+        <w:rPr>
+          <w:rFonts w:asciiTheme="minorHAnsi" w:hAnsiTheme="minorHAnsi" w:cstheme="minorHAnsi"/>
+          <w:color w:val="000000"/>
+          <w:sz w:val="22"/>
+          <w:szCs w:val="22"/>
+        </w:rPr>
+      </w:pPr>
+      <w:r>
+        <w:rPr>
+          <w:rFonts w:asciiTheme="minorHAnsi" w:hAnsiTheme="minorHAnsi" w:cstheme="minorHAnsi"/>
+          <w:color w:val="000000"/>
+          <w:sz w:val="22"/>
+          <w:szCs w:val="22"/>
+        </w:rPr>
+        <w:t>Le operazioni di ricerca, inserimento e rimozione hanno costo O(h), dove h è l'altezza dell'albero: nel caso medio, con inserimenti in ordine casuale, h è nell’ordine di O(log n), ma nel caso peggiore può degenerare a O(n).</w:t>
+      </w:r>
+      <w:r>
+        <w:rPr>
+          <w:rFonts w:asciiTheme="minorHAnsi" w:hAnsiTheme="minorHAnsi" w:cstheme="minorHAnsi"/>
+          <w:color w:val="000000"/>
+          <w:sz w:val="22"/>
+          <w:szCs w:val="22"/>
+        </w:rPr>
+        <w:t xml:space="preserve"> </w:t>
+      </w:r>
+    </w:p>
+    <w:p>
+      <w:pPr>
+        <w:pStyle w:val="NormaleWeb"/>
+        <w:spacing w:before="0" w:beforeAutospacing="0" w:after="160" w:afterAutospacing="0"/>
+        <w:jc w:val="both"/>
+        <w:rPr>
+          <w:rFonts w:asciiTheme="minorHAnsi" w:hAnsiTheme="minorHAnsi" w:cstheme="minorHAnsi"/>
+          <w:color w:val="000000"/>
+          <w:sz w:val="22"/>
+          <w:szCs w:val="22"/>
+        </w:rPr>
+      </w:pPr>
+    </w:p>
+    <w:p>
+      <w:pPr>
+        <w:pStyle w:val="Titolo2"/>
+      </w:pPr>
+      <w:r>
+        <w:lastRenderedPageBreak/>
+        <w:t>2.2 Albero AVL</w:t>
+      </w:r>
+    </w:p>
+    <w:p>
+      <w:pPr>
+        <w:pStyle w:val="NormaleWeb"/>
+        <w:spacing w:before="0" w:beforeAutospacing="0" w:after="160" w:afterAutospacing="0"/>
+        <w:jc w:val="both"/>
+        <w:rPr>
+          <w:rFonts w:asciiTheme="minorHAnsi" w:hAnsiTheme="minorHAnsi" w:cstheme="minorHAnsi"/>
+          <w:color w:val="000000"/>
+          <w:sz w:val="22"/>
+          <w:szCs w:val="22"/>
+        </w:rPr>
+      </w:pPr>
+      <w:r>
+        <w:rPr>
+          <w:rFonts w:asciiTheme="minorHAnsi" w:hAnsiTheme="minorHAnsi" w:cstheme="minorHAnsi"/>
+          <w:color w:val="000000"/>
+          <w:sz w:val="22"/>
+          <w:szCs w:val="22"/>
+        </w:rPr>
+        <w:t>La classe AVL eredita direttamente dalla classe BST, estendendone le funzionalità per garantire che l'albero non degeneri mai in un comportamento lineare. Dal punto di vista teorico, un albero AVL impone un vincolo di bilanciamento</w:t>
+      </w:r>
+      <w:r>
+        <w:rPr>
+          <w:rFonts w:asciiTheme="minorHAnsi" w:hAnsiTheme="minorHAnsi" w:cstheme="minorHAnsi"/>
+          <w:color w:val="000000"/>
+          <w:sz w:val="22"/>
+          <w:szCs w:val="22"/>
+        </w:rPr>
+        <w:t xml:space="preserve">: </w:t>
+      </w:r>
+      <w:r>
+        <w:rPr>
+          <w:rFonts w:asciiTheme="minorHAnsi" w:hAnsiTheme="minorHAnsi" w:cstheme="minorHAnsi"/>
+          <w:color w:val="000000"/>
+          <w:sz w:val="22"/>
+          <w:szCs w:val="22"/>
+        </w:rPr>
+        <w:t>per ciascun nodo, la differenza tra l'altezza del sottoalbero sinistro e quella del sottoalbero destro</w:t>
+      </w:r>
+      <w:r>
+        <w:rPr>
+          <w:rFonts w:asciiTheme="minorHAnsi" w:hAnsiTheme="minorHAnsi" w:cstheme="minorHAnsi"/>
+          <w:color w:val="000000"/>
+          <w:sz w:val="22"/>
+          <w:szCs w:val="22"/>
+        </w:rPr>
+        <w:t>,</w:t>
+      </w:r>
+      <w:r>
+        <w:rPr>
+          <w:rFonts w:asciiTheme="minorHAnsi" w:hAnsiTheme="minorHAnsi" w:cstheme="minorHAnsi"/>
+          <w:color w:val="000000"/>
+          <w:sz w:val="22"/>
+          <w:szCs w:val="22"/>
+        </w:rPr>
+        <w:t xml:space="preserve"> definita come fattore di bilanciamento</w:t>
+      </w:r>
+      <w:r>
+        <w:rPr>
+          <w:rFonts w:asciiTheme="minorHAnsi" w:hAnsiTheme="minorHAnsi" w:cstheme="minorHAnsi"/>
+          <w:color w:val="000000"/>
+          <w:sz w:val="22"/>
+          <w:szCs w:val="22"/>
+        </w:rPr>
+        <w:t xml:space="preserve">, </w:t>
+      </w:r>
+      <w:r>
+        <w:rPr>
+          <w:rFonts w:asciiTheme="minorHAnsi" w:hAnsiTheme="minorHAnsi" w:cstheme="minorHAnsi"/>
+          <w:color w:val="000000"/>
+          <w:sz w:val="22"/>
+          <w:szCs w:val="22"/>
+        </w:rPr>
+        <w:t xml:space="preserve">deve essere compresa, in valore assoluto, tra 0 e 1. Se a seguito di un inserimento o di una rimozione questo fattore assume il valore di </w:t>
+      </w:r>
+      <w:r>
+        <w:t>±</w:t>
+      </w:r>
+      <w:r>
+        <w:rPr>
+          <w:rFonts w:asciiTheme="minorHAnsi" w:hAnsiTheme="minorHAnsi" w:cstheme="minorHAnsi"/>
+          <w:color w:val="000000"/>
+          <w:sz w:val="22"/>
+          <w:szCs w:val="22"/>
+        </w:rPr>
+        <w:t>2, la proprietà viene violata e si rende necessario un intervento di riequilibrio.</w:t>
+      </w:r>
+    </w:p>
+    <w:p>
+      <w:pPr>
+        <w:pStyle w:val="NormaleWeb"/>
+        <w:spacing w:before="0" w:beforeAutospacing="0" w:after="160" w:afterAutospacing="0"/>
+        <w:jc w:val="both"/>
+        <w:rPr>
+          <w:rFonts w:asciiTheme="minorHAnsi" w:hAnsiTheme="minorHAnsi" w:cstheme="minorHAnsi"/>
+          <w:color w:val="000000"/>
+          <w:sz w:val="22"/>
+          <w:szCs w:val="22"/>
+        </w:rPr>
+      </w:pPr>
+      <w:r>
+        <w:rPr>
+          <w:rFonts w:asciiTheme="minorHAnsi" w:hAnsiTheme="minorHAnsi" w:cstheme="minorHAnsi"/>
+          <w:color w:val="000000"/>
+          <w:sz w:val="22"/>
+          <w:szCs w:val="22"/>
+        </w:rPr>
+        <w:t>Ad</w:t>
+      </w:r>
+      <w:r>
+        <w:rPr>
+          <w:rFonts w:asciiTheme="minorHAnsi" w:hAnsiTheme="minorHAnsi" w:cstheme="minorHAnsi"/>
+          <w:color w:val="000000"/>
+          <w:sz w:val="22"/>
+          <w:szCs w:val="22"/>
+        </w:rPr>
+        <w:t xml:space="preserve"> ogni istanza di TreeNode viene associato l'attributo height. La funzione di supporto height(node) interroga questo attributo: se esso contiene un valore numerico valido, questo viene restituito immediatamente in tempo costante O(1); se invece l'attributo è pari a None, la funzione calcola l'altezza in modo bottom-up sommandone una unità al massimo tra le altezze dei due figli, salvando poi il risultato nel nodo. </w:t>
+      </w:r>
+      <w:r>
+        <w:rPr>
+          <w:rFonts w:asciiTheme="minorHAnsi" w:hAnsiTheme="minorHAnsi" w:cstheme="minorHAnsi"/>
+          <w:color w:val="000000"/>
+          <w:sz w:val="22"/>
+          <w:szCs w:val="22"/>
+        </w:rPr>
+        <w:t>La</w:t>
+      </w:r>
+      <w:r>
+        <w:rPr>
+          <w:rFonts w:asciiTheme="minorHAnsi" w:hAnsiTheme="minorHAnsi" w:cstheme="minorHAnsi"/>
+          <w:color w:val="000000"/>
+          <w:sz w:val="22"/>
+          <w:szCs w:val="22"/>
+        </w:rPr>
+        <w:t xml:space="preserve"> funzione invalidate_height(node) </w:t>
+      </w:r>
+      <w:r>
+        <w:rPr>
+          <w:rFonts w:asciiTheme="minorHAnsi" w:hAnsiTheme="minorHAnsi" w:cstheme="minorHAnsi"/>
+          <w:color w:val="000000"/>
+          <w:sz w:val="22"/>
+          <w:szCs w:val="22"/>
+        </w:rPr>
+        <w:t>risale invece</w:t>
+      </w:r>
+      <w:r>
+        <w:rPr>
+          <w:rFonts w:asciiTheme="minorHAnsi" w:hAnsiTheme="minorHAnsi" w:cstheme="minorHAnsi"/>
+          <w:color w:val="000000"/>
+          <w:sz w:val="22"/>
+          <w:szCs w:val="22"/>
+        </w:rPr>
+        <w:t xml:space="preserve"> dal nodo selezionato fino alla radice per impostare l'altezza a None, segnalando che le mutazioni dell'albero richiedono una successiva rivalutazione.</w:t>
+      </w:r>
+    </w:p>
+    <w:p>
+      <w:pPr>
+        <w:pStyle w:val="NormaleWeb"/>
+        <w:spacing w:before="0" w:beforeAutospacing="0"/>
+        <w:rPr>
+          <w:rFonts w:asciiTheme="minorHAnsi" w:hAnsiTheme="minorHAnsi" w:cstheme="minorHAnsi"/>
+          <w:color w:val="000000"/>
+          <w:sz w:val="22"/>
+          <w:szCs w:val="22"/>
+        </w:rPr>
+      </w:pPr>
+      <w:r>
+        <w:rPr>
+          <w:rFonts w:asciiTheme="minorHAnsi" w:hAnsiTheme="minorHAnsi" w:cstheme="minorHAnsi"/>
+          <w:color w:val="000000"/>
+          <w:sz w:val="22"/>
+          <w:szCs w:val="22"/>
+        </w:rPr>
+        <w:t>Il calcolo del fattore di bilanciamento è delegato al metodo balance_factor(node).</w:t>
+      </w:r>
+      <w:r>
+        <w:rPr>
+          <w:rFonts w:asciiTheme="minorHAnsi" w:hAnsiTheme="minorHAnsi" w:cstheme="minorHAnsi"/>
+          <w:color w:val="000000"/>
+          <w:sz w:val="22"/>
+          <w:szCs w:val="22"/>
+        </w:rPr>
+        <w:t xml:space="preserve"> </w:t>
+      </w:r>
+      <w:r>
+        <w:rPr>
+          <w:rFonts w:asciiTheme="minorHAnsi" w:hAnsiTheme="minorHAnsi" w:cstheme="minorHAnsi"/>
+          <w:color w:val="000000"/>
+          <w:sz w:val="22"/>
+          <w:szCs w:val="22"/>
+        </w:rPr>
+        <w:t xml:space="preserve">A seguito di una modifica, la funzione rebalance invalida preventivamente le altezze lungo il cammino e risale verso la radice esaminando il fattore di bilanciamento di ogni antenato. </w:t>
+      </w:r>
+      <w:r>
+        <w:rPr>
+          <w:rFonts w:asciiTheme="minorHAnsi" w:hAnsiTheme="minorHAnsi" w:cstheme="minorHAnsi"/>
+          <w:color w:val="000000"/>
+          <w:sz w:val="22"/>
+          <w:szCs w:val="22"/>
+        </w:rPr>
+        <w:t xml:space="preserve"> L</w:t>
+      </w:r>
+      <w:r>
+        <w:rPr>
+          <w:rFonts w:asciiTheme="minorHAnsi" w:hAnsiTheme="minorHAnsi" w:cstheme="minorHAnsi"/>
+          <w:color w:val="000000"/>
+          <w:sz w:val="22"/>
+          <w:szCs w:val="22"/>
+        </w:rPr>
+        <w:t>'operazione di inserimento si limita a effettuare l'incorporazione standard tramite super().insert(node) per poi invocare rebalance direttamente sul nodo inserito</w:t>
+      </w:r>
+      <w:r>
+        <w:rPr>
+          <w:rFonts w:asciiTheme="minorHAnsi" w:hAnsiTheme="minorHAnsi" w:cstheme="minorHAnsi"/>
+          <w:color w:val="000000"/>
+          <w:sz w:val="22"/>
+          <w:szCs w:val="22"/>
+        </w:rPr>
+        <w:t>.</w:t>
+      </w:r>
+      <w:r>
+        <w:rPr>
+          <w:rFonts w:asciiTheme="minorHAnsi" w:hAnsiTheme="minorHAnsi" w:cstheme="minorHAnsi"/>
+          <w:color w:val="000000"/>
+          <w:sz w:val="22"/>
+          <w:szCs w:val="22"/>
+        </w:rPr>
+        <w:t xml:space="preserve"> </w:t>
+      </w:r>
+      <w:r>
+        <w:rPr>
+          <w:rFonts w:asciiTheme="minorHAnsi" w:hAnsiTheme="minorHAnsi" w:cstheme="minorHAnsi"/>
+          <w:color w:val="000000"/>
+          <w:sz w:val="22"/>
+          <w:szCs w:val="22"/>
+        </w:rPr>
+        <w:t xml:space="preserve"> </w:t>
+      </w:r>
+      <w:r>
+        <w:rPr>
+          <w:rFonts w:asciiTheme="minorHAnsi" w:hAnsiTheme="minorHAnsi" w:cstheme="minorHAnsi"/>
+          <w:color w:val="000000"/>
+          <w:sz w:val="22"/>
+          <w:szCs w:val="22"/>
+        </w:rPr>
+        <w:t>La rimozione viene eseguita dalla funzione remove.</w:t>
+      </w:r>
+    </w:p>
+    <w:p>
+      <w:pPr>
+        <w:pStyle w:val="NormaleWeb"/>
+        <w:spacing w:before="120" w:beforeAutospacing="0" w:after="80" w:afterAutospacing="0"/>
+        <w:rPr>
+          <w:rFonts w:asciiTheme="minorHAnsi" w:hAnsiTheme="minorHAnsi" w:cstheme="minorHAnsi"/>
+        </w:rPr>
+      </w:pPr>
+      <w:r>
+        <w:rPr>
+          <w:rFonts w:asciiTheme="minorHAnsi" w:hAnsiTheme="minorHAnsi" w:cstheme="minorHAnsi"/>
+          <w:color w:val="000000"/>
+          <w:sz w:val="22"/>
+          <w:szCs w:val="22"/>
+        </w:rPr>
+        <w:t> </w:t>
+      </w:r>
+    </w:p>
+    <w:p>
+      <w:pPr>
+        <w:pStyle w:val="Titolo2"/>
+      </w:pPr>
+      <w:r>
+        <w:t>2.3 Albero Red-Black</w:t>
+      </w:r>
+    </w:p>
+    <w:p>
+      <w:pPr>
+        <w:pStyle w:val="NormaleWeb"/>
+        <w:spacing w:before="0" w:beforeAutospacing="0" w:after="160" w:afterAutospacing="0"/>
+        <w:jc w:val="both"/>
+        <w:rPr>
+          <w:rFonts w:asciiTheme="minorHAnsi" w:hAnsiTheme="minorHAnsi" w:cstheme="minorHAnsi"/>
+          <w:color w:val="000000"/>
+          <w:sz w:val="22"/>
+          <w:szCs w:val="22"/>
+        </w:rPr>
+      </w:pPr>
+      <w:r>
+        <w:rPr>
+          <w:rFonts w:asciiTheme="minorHAnsi" w:hAnsiTheme="minorHAnsi" w:cstheme="minorHAnsi"/>
+          <w:color w:val="000000"/>
+          <w:sz w:val="22"/>
+          <w:szCs w:val="22"/>
+        </w:rPr>
+        <w:t xml:space="preserve">Anche la classe RBT eredita dalla classe BST, estendendone le funzionalità. </w:t>
+      </w:r>
+      <w:r>
+        <w:rPr>
+          <w:rFonts w:asciiTheme="minorHAnsi" w:hAnsiTheme="minorHAnsi" w:cstheme="minorHAnsi"/>
+          <w:color w:val="000000"/>
+          <w:sz w:val="22"/>
+          <w:szCs w:val="22"/>
+        </w:rPr>
+        <w:t xml:space="preserve">Dal punto di vista logico, questa struttura </w:t>
+      </w:r>
+      <w:r>
+        <w:rPr>
+          <w:rFonts w:asciiTheme="minorHAnsi" w:hAnsiTheme="minorHAnsi" w:cstheme="minorHAnsi"/>
+          <w:color w:val="000000"/>
+          <w:sz w:val="22"/>
+          <w:szCs w:val="22"/>
+        </w:rPr>
+        <w:t>ha</w:t>
+      </w:r>
+      <w:r>
+        <w:rPr>
+          <w:rFonts w:asciiTheme="minorHAnsi" w:hAnsiTheme="minorHAnsi" w:cstheme="minorHAnsi"/>
+          <w:color w:val="000000"/>
+          <w:sz w:val="22"/>
+          <w:szCs w:val="22"/>
+        </w:rPr>
+        <w:t xml:space="preserve"> un vincolo di bilanciamento </w:t>
+      </w:r>
+      <w:r>
+        <w:rPr>
+          <w:rFonts w:asciiTheme="minorHAnsi" w:hAnsiTheme="minorHAnsi" w:cstheme="minorHAnsi"/>
+          <w:color w:val="000000"/>
+          <w:sz w:val="22"/>
+          <w:szCs w:val="22"/>
+        </w:rPr>
+        <w:t>basato</w:t>
+      </w:r>
+      <w:r>
+        <w:rPr>
+          <w:rFonts w:asciiTheme="minorHAnsi" w:hAnsiTheme="minorHAnsi" w:cstheme="minorHAnsi"/>
+          <w:color w:val="000000"/>
+          <w:sz w:val="22"/>
+          <w:szCs w:val="22"/>
+        </w:rPr>
+        <w:t xml:space="preserve"> sulla colorazione dei nodi (rossi o neri) e sul </w:t>
+      </w:r>
+      <w:r>
+        <w:rPr>
+          <w:rFonts w:asciiTheme="minorHAnsi" w:hAnsiTheme="minorHAnsi" w:cstheme="minorHAnsi"/>
+          <w:color w:val="000000"/>
+          <w:sz w:val="22"/>
+          <w:szCs w:val="22"/>
+        </w:rPr>
+        <w:t>rispetto di queste condizioni</w:t>
+      </w:r>
+      <w:r>
+        <w:rPr>
+          <w:rFonts w:asciiTheme="minorHAnsi" w:hAnsiTheme="minorHAnsi" w:cstheme="minorHAnsi"/>
+          <w:color w:val="000000"/>
+          <w:sz w:val="22"/>
+          <w:szCs w:val="22"/>
+        </w:rPr>
+        <w:t xml:space="preserve">: </w:t>
+      </w:r>
+      <w:r>
+        <w:rPr>
+          <w:rFonts w:asciiTheme="minorHAnsi" w:hAnsiTheme="minorHAnsi" w:cstheme="minorHAnsi"/>
+          <w:color w:val="000000"/>
+          <w:sz w:val="22"/>
+          <w:szCs w:val="22"/>
+        </w:rPr>
+        <w:t>il divieto per un nodo rosso di avere figli rossi</w:t>
+      </w:r>
+      <w:r>
+        <w:rPr>
+          <w:rFonts w:asciiTheme="minorHAnsi" w:hAnsiTheme="minorHAnsi" w:cstheme="minorHAnsi"/>
+          <w:color w:val="000000"/>
+          <w:sz w:val="22"/>
+          <w:szCs w:val="22"/>
+        </w:rPr>
+        <w:t>, l’obbligo che la radice sia sempre nera e</w:t>
+      </w:r>
+      <w:r>
+        <w:rPr>
+          <w:rFonts w:asciiTheme="minorHAnsi" w:hAnsiTheme="minorHAnsi" w:cstheme="minorHAnsi"/>
+          <w:color w:val="000000"/>
+          <w:sz w:val="22"/>
+          <w:szCs w:val="22"/>
+        </w:rPr>
+        <w:t xml:space="preserve"> la necessità che tutti i cammini dalla radice alle foglie contengano lo stesso numero di nodi neri (altezza nera).</w:t>
+      </w:r>
+    </w:p>
+    <w:p>
+      <w:pPr>
+        <w:pStyle w:val="NormaleWeb"/>
+        <w:spacing w:before="0" w:beforeAutospacing="0"/>
+        <w:rPr>
+          <w:rFonts w:asciiTheme="minorHAnsi" w:hAnsiTheme="minorHAnsi" w:cstheme="minorHAnsi"/>
+          <w:color w:val="000000"/>
+          <w:sz w:val="22"/>
+          <w:szCs w:val="22"/>
+        </w:rPr>
+      </w:pPr>
+      <w:r>
+        <w:rPr>
+          <w:rFonts w:asciiTheme="minorHAnsi" w:hAnsiTheme="minorHAnsi" w:cstheme="minorHAnsi"/>
+          <w:color w:val="000000"/>
+          <w:sz w:val="22"/>
+          <w:szCs w:val="22"/>
+        </w:rPr>
+        <w:t xml:space="preserve">Attraverso la funzione di supporto color(node) e il costrutto Python getattr(node, "color", "black"), i puntatori None vengono </w:t>
+      </w:r>
+      <w:r>
+        <w:rPr>
+          <w:rFonts w:asciiTheme="minorHAnsi" w:hAnsiTheme="minorHAnsi" w:cstheme="minorHAnsi"/>
+          <w:color w:val="000000"/>
+          <w:sz w:val="22"/>
+          <w:szCs w:val="22"/>
+        </w:rPr>
+        <w:t xml:space="preserve">trattati </w:t>
+      </w:r>
+      <w:r>
+        <w:rPr>
+          <w:rFonts w:asciiTheme="minorHAnsi" w:hAnsiTheme="minorHAnsi" w:cstheme="minorHAnsi"/>
+          <w:color w:val="000000"/>
+          <w:sz w:val="22"/>
+          <w:szCs w:val="22"/>
+        </w:rPr>
+        <w:t>come nodi neri in tempo O(1), azzerando l'overhead di allocazione.</w:t>
+      </w:r>
+    </w:p>
+    <w:p>
+      <w:pPr>
+        <w:pStyle w:val="NormaleWeb"/>
+        <w:spacing w:before="0" w:beforeAutospacing="0"/>
+        <w:rPr>
+          <w:rFonts w:asciiTheme="minorHAnsi" w:hAnsiTheme="minorHAnsi" w:cstheme="minorHAnsi"/>
+          <w:color w:val="000000"/>
+          <w:sz w:val="22"/>
+          <w:szCs w:val="22"/>
+        </w:rPr>
+      </w:pPr>
+      <w:r>
+        <w:rPr>
+          <w:rFonts w:asciiTheme="minorHAnsi" w:hAnsiTheme="minorHAnsi" w:cstheme="minorHAnsi"/>
+          <w:color w:val="000000"/>
+          <w:sz w:val="22"/>
+          <w:szCs w:val="22"/>
+        </w:rPr>
+        <w:t>L'inserimento delega la discesa standard al super().insert(node) colorando il nuovo nodo di rosso, per poi invocare il metodo rb_insert_fixup. Questo ripristina le proprietà dell'albero risalendo verso la radice e risolve le violazioni alternando ricolorazioni o rotazioni</w:t>
+      </w:r>
+      <w:r>
+        <w:rPr>
+          <w:rFonts w:asciiTheme="minorHAnsi" w:hAnsiTheme="minorHAnsi" w:cstheme="minorHAnsi"/>
+          <w:color w:val="000000"/>
+          <w:sz w:val="22"/>
+          <w:szCs w:val="22"/>
+        </w:rPr>
+        <w:t>.</w:t>
+      </w:r>
+    </w:p>
+    <w:p>
+      <w:pPr>
+        <w:pStyle w:val="NormaleWeb"/>
+        <w:spacing w:before="0" w:beforeAutospacing="0"/>
+        <w:rPr>
+          <w:rFonts w:asciiTheme="minorHAnsi" w:hAnsiTheme="minorHAnsi" w:cstheme="minorHAnsi"/>
+          <w:color w:val="000000"/>
+          <w:sz w:val="22"/>
+          <w:szCs w:val="22"/>
+        </w:rPr>
+      </w:pPr>
+      <w:r>
+        <w:rPr>
+          <w:rFonts w:asciiTheme="minorHAnsi" w:hAnsiTheme="minorHAnsi" w:cstheme="minorHAnsi"/>
+          <w:color w:val="000000"/>
+          <w:sz w:val="22"/>
+          <w:szCs w:val="22"/>
+        </w:rPr>
+        <w:t>Per la</w:t>
+      </w:r>
+      <w:r>
+        <w:rPr>
+          <w:rFonts w:asciiTheme="minorHAnsi" w:hAnsiTheme="minorHAnsi" w:cstheme="minorHAnsi"/>
+          <w:color w:val="000000"/>
+          <w:sz w:val="22"/>
+          <w:szCs w:val="22"/>
+        </w:rPr>
+        <w:t xml:space="preserve"> rimozione</w:t>
+      </w:r>
+      <w:r>
+        <w:rPr>
+          <w:rFonts w:asciiTheme="minorHAnsi" w:hAnsiTheme="minorHAnsi" w:cstheme="minorHAnsi"/>
+          <w:color w:val="000000"/>
+          <w:sz w:val="22"/>
+          <w:szCs w:val="22"/>
+        </w:rPr>
+        <w:t xml:space="preserve">, poiché </w:t>
+      </w:r>
+      <w:r>
+        <w:rPr>
+          <w:rFonts w:asciiTheme="minorHAnsi" w:hAnsiTheme="minorHAnsi" w:cstheme="minorHAnsi"/>
+          <w:color w:val="000000"/>
+          <w:sz w:val="22"/>
+          <w:szCs w:val="22"/>
+        </w:rPr>
+        <w:t xml:space="preserve">eliminare un nodo nero altera l'altezza nera dei cammini, il codice identifica il nodo che verrà fisicamente rimosso (il successore in-order in caso di due figli) e ne memorizza i colori prima di chiamare super().remove(node). Subito dopo lo scollegamento, il metodo </w:t>
+      </w:r>
+      <w:r>
+        <w:rPr>
+          <w:rFonts w:asciiTheme="minorHAnsi" w:hAnsiTheme="minorHAnsi" w:cstheme="minorHAnsi"/>
+          <w:color w:val="000000"/>
+          <w:sz w:val="22"/>
+          <w:szCs w:val="22"/>
+        </w:rPr>
+        <w:t>chiama</w:t>
+      </w:r>
+      <w:r>
+        <w:rPr>
+          <w:rFonts w:asciiTheme="minorHAnsi" w:hAnsiTheme="minorHAnsi" w:cstheme="minorHAnsi"/>
+          <w:color w:val="000000"/>
+          <w:sz w:val="22"/>
+          <w:szCs w:val="22"/>
+        </w:rPr>
+        <w:t xml:space="preserve"> rb_delete_fixup, ricalcolando i parametri e applicando le rotazioni necessarie</w:t>
+      </w:r>
+      <w:r>
+        <w:rPr>
+          <w:rFonts w:asciiTheme="minorHAnsi" w:hAnsiTheme="minorHAnsi" w:cstheme="minorHAnsi"/>
+          <w:color w:val="000000"/>
+          <w:sz w:val="22"/>
+          <w:szCs w:val="22"/>
+        </w:rPr>
+        <w:t>.</w:t>
+      </w:r>
+    </w:p>
+    <w:p>
+      <w:pPr>
+        <w:pStyle w:val="NormaleWeb"/>
+        <w:spacing w:before="0" w:beforeAutospacing="0" w:after="160" w:afterAutospacing="0"/>
+        <w:jc w:val="both"/>
+        <w:rPr>
+          <w:rFonts w:asciiTheme="minorHAnsi" w:hAnsiTheme="minorHAnsi" w:cstheme="minorHAnsi"/>
+          <w:color w:val="000000"/>
+          <w:sz w:val="17"/>
+          <w:szCs w:val="17"/>
+        </w:rPr>
+      </w:pPr>
+    </w:p>
+    <w:p>
+      <w:pPr>
+        <w:pStyle w:val="NormaleWeb"/>
+        <w:spacing w:before="0" w:beforeAutospacing="0" w:after="160" w:afterAutospacing="0"/>
+        <w:jc w:val="both"/>
+        <w:rPr>
+          <w:rFonts w:asciiTheme="minorHAnsi" w:hAnsiTheme="minorHAnsi" w:cstheme="minorHAnsi"/>
+          <w:color w:val="000000"/>
+          <w:sz w:val="17"/>
+          <w:szCs w:val="17"/>
+        </w:rPr>
+      </w:pPr>
+    </w:p>
+    <w:p>
+      <w:pPr>
+        <w:pStyle w:val="NormaleWeb"/>
+        <w:spacing w:before="0" w:beforeAutospacing="0" w:after="160" w:afterAutospacing="0"/>
+        <w:jc w:val="both"/>
+        <w:rPr>
+          <w:rFonts w:asciiTheme="minorHAnsi" w:hAnsiTheme="minorHAnsi" w:cstheme="minorHAnsi"/>
+        </w:rPr>
+      </w:pPr>
+    </w:p>
+    <w:p>
+      <w:pPr>
+        <w:pStyle w:val="Titolo1"/>
+      </w:pPr>
+      <w:r>
+        <w:lastRenderedPageBreak/>
+        <w:t>3. Metodologia di misurazione</w:t>
+      </w:r>
+    </w:p>
+    <w:p>
+      <w:pPr>
+        <w:pStyle w:val="NormaleWeb"/>
+        <w:spacing w:before="0" w:beforeAutospacing="0" w:after="160" w:afterAutospacing="0"/>
+        <w:jc w:val="both"/>
+        <w:rPr>
+          <w:rFonts w:asciiTheme="minorHAnsi" w:hAnsiTheme="minorHAnsi" w:cstheme="minorHAnsi"/>
+        </w:rPr>
+      </w:pPr>
+      <w:r>
+        <w:rPr>
+          <w:rFonts w:asciiTheme="minorHAnsi" w:hAnsiTheme="minorHAnsi" w:cstheme="minorHAnsi"/>
+          <w:color w:val="000000"/>
+          <w:sz w:val="22"/>
+          <w:szCs w:val="22"/>
+        </w:rPr>
+        <w:t>Come detto precedentemente, per</w:t>
+      </w:r>
+      <w:r>
+        <w:rPr>
+          <w:rFonts w:asciiTheme="minorHAnsi" w:hAnsiTheme="minorHAnsi" w:cstheme="minorHAnsi"/>
+          <w:color w:val="000000"/>
+          <w:sz w:val="22"/>
+          <w:szCs w:val="22"/>
+        </w:rPr>
+        <w:t xml:space="preserve"> ottenere una stima sperimentale corretta di </w:t>
       </w:r>
       <w:r>
         <w:rPr>
@@ -592,71 +2115,11 @@
       <w:r>
         <w:rPr>
           <w:rFonts w:asciiTheme="minorHAnsi" w:hAnsiTheme="minorHAnsi" w:cstheme="minorHAnsi"/>
-          <w:b/>
-          <w:bCs/>
           <w:color w:val="000000"/>
           <w:sz w:val="22"/>
           <w:szCs w:val="22"/>
         </w:rPr>
         <w:t>dimensione controllata</w:t>
-      </w:r>
-      <w:r>
-        <w:rPr>
-          <w:rFonts w:asciiTheme="minorHAnsi" w:hAnsiTheme="minorHAnsi" w:cstheme="minorHAnsi"/>
-          <w:color w:val="000000"/>
-          <w:sz w:val="22"/>
-          <w:szCs w:val="22"/>
-        </w:rPr>
-        <w:t xml:space="preserve">: </w:t>
-      </w:r>
-      <w:r>
-        <w:rPr>
-          <w:rFonts w:asciiTheme="minorHAnsi" w:hAnsiTheme="minorHAnsi" w:cstheme="minorHAnsi"/>
-          <w:color w:val="000000"/>
-          <w:sz w:val="22"/>
-          <w:szCs w:val="22"/>
-        </w:rPr>
-        <w:t xml:space="preserve">l'inserimento cronometrato di una chiave </w:t>
-      </w:r>
-      <w:r>
-        <w:rPr>
-          <w:rFonts w:asciiTheme="minorHAnsi" w:hAnsiTheme="minorHAnsi" w:cstheme="minorHAnsi"/>
-          <w:i/>
-          <w:iCs/>
-          <w:color w:val="000000"/>
-          <w:sz w:val="22"/>
-          <w:szCs w:val="22"/>
-        </w:rPr>
-        <w:t>k</w:t>
-      </w:r>
-      <w:r>
-        <w:rPr>
-          <w:rFonts w:asciiTheme="minorHAnsi" w:hAnsiTheme="minorHAnsi" w:cstheme="minorHAnsi"/>
-          <w:color w:val="000000"/>
-          <w:sz w:val="22"/>
-          <w:szCs w:val="22"/>
-        </w:rPr>
-        <w:t xml:space="preserve"> deve avvenire su un albero che contiene esattamente </w:t>
-      </w:r>
-      <w:r>
-        <w:rPr>
-          <w:rFonts w:asciiTheme="minorHAnsi" w:hAnsiTheme="minorHAnsi" w:cstheme="minorHAnsi"/>
-          <w:i/>
-          <w:iCs/>
-          <w:color w:val="000000"/>
-          <w:sz w:val="22"/>
-          <w:szCs w:val="22"/>
-        </w:rPr>
-        <w:t>n</w:t>
-      </w:r>
-      <w:r>
-        <w:rPr>
-          <w:rFonts w:asciiTheme="minorHAnsi" w:hAnsiTheme="minorHAnsi" w:cstheme="minorHAnsi"/>
-          <w:color w:val="000000"/>
-          <w:sz w:val="22"/>
-          <w:szCs w:val="22"/>
-        </w:rPr>
-        <w:t xml:space="preserve"> chiavi al momento della misura;</w:t>
       </w:r>
     </w:p>
     <w:p>
@@ -700,51 +2163,11 @@
       <w:r>
         <w:rPr>
           <w:rFonts w:asciiTheme="minorHAnsi" w:hAnsiTheme="minorHAnsi" w:cstheme="minorHAnsi"/>
-          <w:b/>
-          <w:bCs/>
           <w:color w:val="000000"/>
           <w:sz w:val="22"/>
           <w:szCs w:val="22"/>
         </w:rPr>
         <w:t>varietà di alberi</w:t>
-      </w:r>
-      <w:r>
-        <w:rPr>
-          <w:rFonts w:asciiTheme="minorHAnsi" w:hAnsiTheme="minorHAnsi" w:cstheme="minorHAnsi"/>
-          <w:color w:val="000000"/>
-          <w:sz w:val="22"/>
-          <w:szCs w:val="22"/>
-        </w:rPr>
-        <w:t>:</w:t>
-      </w:r>
-      <w:r>
-        <w:rPr>
-          <w:rFonts w:asciiTheme="minorHAnsi" w:hAnsiTheme="minorHAnsi" w:cstheme="minorHAnsi"/>
-          <w:color w:val="000000"/>
-          <w:sz w:val="22"/>
-          <w:szCs w:val="22"/>
-        </w:rPr>
-        <w:t xml:space="preserve"> le misure non devono essere ripetute sempre sullo stesso albero, ma su alberi di forma diversa, per stimare correttamente il tempo medio su una distribuzione di alberi di dimensione </w:t>
-      </w:r>
-      <w:r>
-        <w:rPr>
-          <w:rFonts w:asciiTheme="minorHAnsi" w:hAnsiTheme="minorHAnsi" w:cstheme="minorHAnsi"/>
-          <w:i/>
-          <w:iCs/>
-          <w:color w:val="000000"/>
-          <w:sz w:val="22"/>
-          <w:szCs w:val="22"/>
-        </w:rPr>
-        <w:t>n</w:t>
-      </w:r>
-      <w:r>
-        <w:rPr>
-          <w:rFonts w:asciiTheme="minorHAnsi" w:hAnsiTheme="minorHAnsi" w:cstheme="minorHAnsi"/>
-          <w:color w:val="000000"/>
-          <w:sz w:val="22"/>
-          <w:szCs w:val="22"/>
-        </w:rPr>
-        <w:t>;</w:t>
       </w:r>
     </w:p>
     <w:p>
@@ -788,51 +2211,11 @@
       <w:r>
         <w:rPr>
           <w:rFonts w:asciiTheme="minorHAnsi" w:hAnsiTheme="minorHAnsi" w:cstheme="minorHAnsi"/>
-          <w:b/>
-          <w:bCs/>
           <w:color w:val="000000"/>
           <w:sz w:val="22"/>
           <w:szCs w:val="22"/>
         </w:rPr>
         <w:t>robustezza statistica</w:t>
-      </w:r>
-      <w:r>
-        <w:rPr>
-          <w:rFonts w:asciiTheme="minorHAnsi" w:hAnsiTheme="minorHAnsi" w:cstheme="minorHAnsi"/>
-          <w:color w:val="000000"/>
-          <w:sz w:val="22"/>
-          <w:szCs w:val="22"/>
-        </w:rPr>
-        <w:t>:</w:t>
-      </w:r>
-      <w:r>
-        <w:rPr>
-          <w:rFonts w:asciiTheme="minorHAnsi" w:hAnsiTheme="minorHAnsi" w:cstheme="minorHAnsi"/>
-          <w:color w:val="000000"/>
-          <w:sz w:val="22"/>
-          <w:szCs w:val="22"/>
-        </w:rPr>
-        <w:t xml:space="preserve"> per ogni </w:t>
-      </w:r>
-      <w:r>
-        <w:rPr>
-          <w:rFonts w:asciiTheme="minorHAnsi" w:hAnsiTheme="minorHAnsi" w:cstheme="minorHAnsi"/>
-          <w:i/>
-          <w:iCs/>
-          <w:color w:val="000000"/>
-          <w:sz w:val="22"/>
-          <w:szCs w:val="22"/>
-        </w:rPr>
-        <w:t>n</w:t>
-      </w:r>
-      <w:r>
-        <w:rPr>
-          <w:rFonts w:asciiTheme="minorHAnsi" w:hAnsiTheme="minorHAnsi" w:cstheme="minorHAnsi"/>
-          <w:color w:val="000000"/>
-          <w:sz w:val="22"/>
-          <w:szCs w:val="22"/>
-        </w:rPr>
-        <w:t xml:space="preserve"> occorre raccogliere un numero sufficiente di misure indipendenti per attenuare l'effetto del rumore di sistema;</w:t>
       </w:r>
     </w:p>
     <w:p>
@@ -876,31 +2259,62 @@
       <w:r>
         <w:rPr>
           <w:rFonts w:asciiTheme="minorHAnsi" w:hAnsiTheme="minorHAnsi" w:cstheme="minorHAnsi"/>
-          <w:b/>
-          <w:bCs/>
           <w:color w:val="000000"/>
           <w:sz w:val="22"/>
           <w:szCs w:val="22"/>
         </w:rPr>
         <w:t>inizializzazione efficiente</w:t>
       </w:r>
-      <w:r>
-        <w:rPr>
-          <w:rFonts w:asciiTheme="minorHAnsi" w:hAnsiTheme="minorHAnsi" w:cstheme="minorHAnsi"/>
-          <w:color w:val="000000"/>
-          <w:sz w:val="22"/>
-          <w:szCs w:val="22"/>
-        </w:rPr>
-        <w:t>:</w:t>
-      </w:r>
-      <w:r>
-        <w:rPr>
-          <w:rFonts w:asciiTheme="minorHAnsi" w:hAnsiTheme="minorHAnsi" w:cstheme="minorHAnsi"/>
-          <w:color w:val="000000"/>
-          <w:sz w:val="22"/>
-          <w:szCs w:val="22"/>
-        </w:rPr>
-        <w:t xml:space="preserve"> il costo complessivo dell'esperimento non deve essere dominato dalla costruzione ripetuta di alberi di dimensione </w:t>
+    </w:p>
+    <w:p>
+      <w:pPr>
+        <w:pStyle w:val="NormaleWeb"/>
+        <w:spacing w:before="0" w:beforeAutospacing="0"/>
+        <w:rPr>
+          <w:rFonts w:asciiTheme="minorHAnsi" w:hAnsiTheme="minorHAnsi" w:cstheme="minorHAnsi"/>
+          <w:color w:val="000000"/>
+          <w:sz w:val="22"/>
+          <w:szCs w:val="22"/>
+        </w:rPr>
+      </w:pPr>
+    </w:p>
+    <w:p>
+      <w:pPr>
+        <w:pStyle w:val="NormaleWeb"/>
+        <w:spacing w:before="0" w:beforeAutospacing="0"/>
+        <w:rPr>
+          <w:rFonts w:asciiTheme="minorHAnsi" w:hAnsiTheme="minorHAnsi" w:cstheme="minorHAnsi"/>
+          <w:color w:val="000000"/>
+          <w:sz w:val="22"/>
+          <w:szCs w:val="22"/>
+        </w:rPr>
+      </w:pPr>
+      <w:r>
+        <w:rPr>
+          <w:rFonts w:asciiTheme="minorHAnsi" w:hAnsiTheme="minorHAnsi" w:cstheme="minorHAnsi"/>
+          <w:color w:val="000000"/>
+          <w:sz w:val="22"/>
+          <w:szCs w:val="22"/>
+        </w:rPr>
+        <w:t xml:space="preserve">Per misurare il tempo di inserimento mantenendo l'albero a dimensione n, abbiamo </w:t>
+      </w:r>
+      <w:r>
+        <w:rPr>
+          <w:rFonts w:asciiTheme="minorHAnsi" w:hAnsiTheme="minorHAnsi" w:cstheme="minorHAnsi"/>
+          <w:color w:val="000000"/>
+          <w:sz w:val="22"/>
+          <w:szCs w:val="22"/>
+        </w:rPr>
+        <w:t>costruito un</w:t>
+      </w:r>
+      <w:r>
+        <w:rPr>
+          <w:rFonts w:asciiTheme="minorHAnsi" w:hAnsiTheme="minorHAnsi" w:cstheme="minorHAnsi"/>
+          <w:color w:val="000000"/>
+          <w:sz w:val="22"/>
+          <w:szCs w:val="22"/>
+        </w:rPr>
+        <w:t xml:space="preserve"> singolo albero iniziale con n chiavi; su questa struttura viene poi eseguito un ciclo ripetuto </w:t>
       </w:r>
       <w:r>
         <w:rPr>
@@ -911,47 +2325,253 @@
           <w:sz w:val="22"/>
           <w:szCs w:val="22"/>
         </w:rPr>
-        <w:t>n</w:t>
-      </w:r>
-      <w:r>
-        <w:rPr>
-          <w:rFonts w:asciiTheme="minorHAnsi" w:hAnsiTheme="minorHAnsi" w:cstheme="minorHAnsi"/>
-          <w:color w:val="000000"/>
-          <w:sz w:val="22"/>
-          <w:szCs w:val="22"/>
-        </w:rPr>
-        <w:t xml:space="preserve">, che costerebbe </w:t>
-      </w:r>
-      <w:r>
-        <w:rPr>
-          <w:rFonts w:asciiTheme="minorHAnsi" w:hAnsiTheme="minorHAnsi" w:cstheme="minorHAnsi"/>
-          <w:i/>
-          <w:iCs/>
-          <w:color w:val="000000"/>
-          <w:sz w:val="22"/>
-          <w:szCs w:val="22"/>
-        </w:rPr>
-        <w:t>O(n log n)</w:t>
-      </w:r>
-      <w:r>
-        <w:rPr>
-          <w:rFonts w:asciiTheme="minorHAnsi" w:hAnsiTheme="minorHAnsi" w:cstheme="minorHAnsi"/>
-          <w:color w:val="000000"/>
-          <w:sz w:val="22"/>
-          <w:szCs w:val="22"/>
-        </w:rPr>
-        <w:t xml:space="preserve"> per ogni singola misura di un'operazione che costa solo </w:t>
-      </w:r>
-      <w:r>
-        <w:rPr>
-          <w:rFonts w:asciiTheme="minorHAnsi" w:hAnsiTheme="minorHAnsi" w:cstheme="minorHAnsi"/>
-          <w:i/>
-          <w:iCs/>
-          <w:color w:val="000000"/>
-          <w:sz w:val="22"/>
-          <w:szCs w:val="22"/>
-        </w:rPr>
-        <w:t>O(log n)</w:t>
+        <w:t>insert-remove</w:t>
+      </w:r>
+      <w:r>
+        <w:rPr>
+          <w:rFonts w:asciiTheme="minorHAnsi" w:hAnsiTheme="minorHAnsi" w:cstheme="minorHAnsi"/>
+          <w:color w:val="000000"/>
+          <w:sz w:val="22"/>
+          <w:szCs w:val="22"/>
+        </w:rPr>
+        <w:t xml:space="preserve">. </w:t>
+      </w:r>
+    </w:p>
+    <w:p>
+      <w:pPr>
+        <w:pStyle w:val="NormaleWeb"/>
+        <w:spacing w:before="0" w:beforeAutospacing="0"/>
+        <w:rPr>
+          <w:rFonts w:asciiTheme="minorHAnsi" w:hAnsiTheme="minorHAnsi" w:cstheme="minorHAnsi"/>
+          <w:color w:val="000000"/>
+          <w:sz w:val="22"/>
+          <w:szCs w:val="22"/>
+        </w:rPr>
+      </w:pPr>
+      <w:r>
+        <w:rPr>
+          <w:rFonts w:asciiTheme="minorHAnsi" w:hAnsiTheme="minorHAnsi" w:cstheme="minorHAnsi"/>
+          <w:color w:val="000000"/>
+          <w:sz w:val="22"/>
+          <w:szCs w:val="22"/>
+        </w:rPr>
+        <w:t>In concreto, il sistema cronometra l'inserimento di una nuova chiave (portando temporaneamente l'albero a n+1 elementi) e, subito dopo, rimuove una chiave a caso tra quelle presenti per riportare la dimensione esattamente a n.</w:t>
+      </w:r>
+    </w:p>
+    <w:p>
+      <w:pPr>
+        <w:pStyle w:val="NormaleWeb"/>
+        <w:spacing w:before="0" w:beforeAutospacing="0"/>
+        <w:rPr>
+          <w:rFonts w:asciiTheme="minorHAnsi" w:hAnsiTheme="minorHAnsi" w:cstheme="minorHAnsi"/>
+          <w:color w:val="000000"/>
+          <w:sz w:val="22"/>
+          <w:szCs w:val="22"/>
+        </w:rPr>
+      </w:pPr>
+      <w:r>
+        <w:rPr>
+          <w:rFonts w:asciiTheme="minorHAnsi" w:hAnsiTheme="minorHAnsi" w:cstheme="minorHAnsi"/>
+          <w:color w:val="000000"/>
+          <w:sz w:val="22"/>
+          <w:szCs w:val="22"/>
+        </w:rPr>
+        <w:t>Poiché sia le chiavi inserite sia quelle rimosse vengono estratte casualmente con distribuzione uniforme</w:t>
+      </w:r>
+      <w:r>
+        <w:rPr>
+          <w:rFonts w:asciiTheme="minorHAnsi" w:hAnsiTheme="minorHAnsi" w:cstheme="minorHAnsi"/>
+          <w:color w:val="000000"/>
+          <w:sz w:val="22"/>
+          <w:szCs w:val="22"/>
+        </w:rPr>
+        <w:t xml:space="preserve"> per un centinaio di volte</w:t>
+      </w:r>
+      <w:r>
+        <w:rPr>
+          <w:rFonts w:asciiTheme="minorHAnsi" w:hAnsiTheme="minorHAnsi" w:cstheme="minorHAnsi"/>
+          <w:color w:val="000000"/>
+          <w:sz w:val="22"/>
+          <w:szCs w:val="22"/>
+        </w:rPr>
+        <w:t xml:space="preserve">, ogni singola misurazione lavora su un albero che mantiene la dimensione fissata, ma la cui forma interna muta continuamente rispetto al passo precedente. Inoltre, l'operazione di ripristino (rimozione) richiede un tempo logaritmico O(log n), rendendo l'intero processo estremamente leggero. Questa strategia ha permesso di ridurre al minimo i tempi di inizializzazione, consentendo di </w:t>
+      </w:r>
+      <w:r>
+        <w:rPr>
+          <w:rFonts w:asciiTheme="minorHAnsi" w:hAnsiTheme="minorHAnsi" w:cstheme="minorHAnsi"/>
+          <w:color w:val="000000"/>
+          <w:sz w:val="22"/>
+          <w:szCs w:val="22"/>
+        </w:rPr>
+        <w:t>raggiungere alberi con</w:t>
+      </w:r>
+      <w:r>
+        <w:rPr>
+          <w:rFonts w:asciiTheme="minorHAnsi" w:hAnsiTheme="minorHAnsi" w:cstheme="minorHAnsi"/>
+          <w:color w:val="000000"/>
+          <w:sz w:val="22"/>
+          <w:szCs w:val="22"/>
+        </w:rPr>
+        <w:t xml:space="preserve"> milioni </w:t>
+      </w:r>
+      <w:r>
+        <w:rPr>
+          <w:rFonts w:asciiTheme="minorHAnsi" w:hAnsiTheme="minorHAnsi" w:cstheme="minorHAnsi"/>
+          <w:color w:val="000000"/>
+          <w:sz w:val="22"/>
+          <w:szCs w:val="22"/>
+        </w:rPr>
+        <w:t xml:space="preserve">di nodi </w:t>
+      </w:r>
+      <w:r>
+        <w:rPr>
+          <w:rFonts w:asciiTheme="minorHAnsi" w:hAnsiTheme="minorHAnsi" w:cstheme="minorHAnsi"/>
+          <w:color w:val="000000"/>
+          <w:sz w:val="22"/>
+          <w:szCs w:val="22"/>
+        </w:rPr>
+        <w:t>con un overhead accettabile.</w:t>
+      </w:r>
+    </w:p>
+    <w:p>
+      <w:pPr>
+        <w:pStyle w:val="NormaleWeb"/>
+        <w:spacing w:before="0" w:beforeAutospacing="0"/>
+        <w:rPr>
+          <w:rFonts w:asciiTheme="minorHAnsi" w:hAnsiTheme="minorHAnsi" w:cstheme="minorHAnsi"/>
+          <w:color w:val="000000"/>
+          <w:sz w:val="22"/>
+          <w:szCs w:val="22"/>
+        </w:rPr>
+      </w:pPr>
+      <w:r>
+        <w:rPr>
+          <w:rFonts w:asciiTheme="minorHAnsi" w:hAnsiTheme="minorHAnsi" w:cstheme="minorHAnsi"/>
+          <w:color w:val="000000"/>
+          <w:sz w:val="22"/>
+          <w:szCs w:val="22"/>
+        </w:rPr>
+        <w:t xml:space="preserve">Per evitare ricerche inefficienti quando si seleziona una chiave non ancora presente nell'albero (da inserire) o una già esistente (da rimuovere), tutte le chiavi candidate sono state organizzate all'interno di un array di n+1 celle. Questo vettore è diviso in due zone logiche da un indice m: nell'intervallo [0, m-1] risiedono le chiavi correntemente inserite nell'albero, mentre nell'intervallo [m, n] si </w:t>
+      </w:r>
+      <w:r>
+        <w:rPr>
+          <w:rFonts w:asciiTheme="minorHAnsi" w:hAnsiTheme="minorHAnsi" w:cstheme="minorHAnsi"/>
+          <w:color w:val="000000"/>
+          <w:sz w:val="22"/>
+          <w:szCs w:val="22"/>
+        </w:rPr>
+        <w:t>trova</w:t>
+      </w:r>
+      <w:r>
+        <w:rPr>
+          <w:rFonts w:asciiTheme="minorHAnsi" w:hAnsiTheme="minorHAnsi" w:cstheme="minorHAnsi"/>
+          <w:color w:val="000000"/>
+          <w:sz w:val="22"/>
+          <w:szCs w:val="22"/>
+        </w:rPr>
+        <w:t>no</w:t>
+      </w:r>
+      <w:r>
+        <w:rPr>
+          <w:rFonts w:asciiTheme="minorHAnsi" w:hAnsiTheme="minorHAnsi" w:cstheme="minorHAnsi"/>
+          <w:color w:val="000000"/>
+          <w:sz w:val="22"/>
+          <w:szCs w:val="22"/>
+        </w:rPr>
+        <w:t xml:space="preserve"> </w:t>
+      </w:r>
+      <w:r>
+        <w:rPr>
+          <w:rFonts w:asciiTheme="minorHAnsi" w:hAnsiTheme="minorHAnsi" w:cstheme="minorHAnsi"/>
+          <w:color w:val="000000"/>
+          <w:sz w:val="22"/>
+          <w:szCs w:val="22"/>
+        </w:rPr>
+        <w:t>quelle ancora</w:t>
+      </w:r>
+      <w:r>
+        <w:rPr>
+          <w:rFonts w:asciiTheme="minorHAnsi" w:hAnsiTheme="minorHAnsi" w:cstheme="minorHAnsi"/>
+          <w:color w:val="000000"/>
+          <w:sz w:val="22"/>
+          <w:szCs w:val="22"/>
+        </w:rPr>
+        <w:t xml:space="preserve"> </w:t>
+      </w:r>
+      <w:r>
+        <w:rPr>
+          <w:rFonts w:asciiTheme="minorHAnsi" w:hAnsiTheme="minorHAnsi" w:cstheme="minorHAnsi"/>
+          <w:color w:val="000000"/>
+          <w:sz w:val="22"/>
+          <w:szCs w:val="22"/>
+        </w:rPr>
+        <w:t>libere</w:t>
+      </w:r>
+      <w:r>
+        <w:rPr>
+          <w:rFonts w:asciiTheme="minorHAnsi" w:hAnsiTheme="minorHAnsi" w:cstheme="minorHAnsi"/>
+          <w:color w:val="000000"/>
+          <w:sz w:val="22"/>
+          <w:szCs w:val="22"/>
+        </w:rPr>
+        <w:t>.</w:t>
+      </w:r>
+    </w:p>
+    <w:p>
+      <w:pPr>
+        <w:pStyle w:val="NormaleWeb"/>
+        <w:spacing w:before="0" w:beforeAutospacing="0"/>
+        <w:rPr>
+          <w:rFonts w:asciiTheme="minorHAnsi" w:hAnsiTheme="minorHAnsi" w:cstheme="minorHAnsi"/>
+          <w:color w:val="000000"/>
+          <w:sz w:val="22"/>
+          <w:szCs w:val="22"/>
+        </w:rPr>
+      </w:pPr>
+      <w:r>
+        <w:rPr>
+          <w:rFonts w:asciiTheme="minorHAnsi" w:hAnsiTheme="minorHAnsi" w:cstheme="minorHAnsi"/>
+          <w:color w:val="000000"/>
+          <w:sz w:val="22"/>
+          <w:szCs w:val="22"/>
+        </w:rPr>
+        <w:t xml:space="preserve">Quando il sistema richiede una nuova chiave da inserire, estrae </w:t>
+      </w:r>
+      <w:r>
+        <w:rPr>
+          <w:rFonts w:asciiTheme="minorHAnsi" w:hAnsiTheme="minorHAnsi" w:cstheme="minorHAnsi"/>
+          <w:color w:val="000000"/>
+          <w:sz w:val="22"/>
+          <w:szCs w:val="22"/>
+        </w:rPr>
+        <w:t>un indice casuale fra m e n</w:t>
+      </w:r>
+      <w:r>
+        <w:rPr>
+          <w:rFonts w:asciiTheme="minorHAnsi" w:hAnsiTheme="minorHAnsi" w:cstheme="minorHAnsi"/>
+          <w:color w:val="000000"/>
+          <w:sz w:val="22"/>
+          <w:szCs w:val="22"/>
+        </w:rPr>
+        <w:t xml:space="preserve">, scambia l'elemento corrispondente con quello in posizione m e incrementa l'indice m di una unità. Al momento della rimozione, viene eseguita l'operazione simmetrica sulla porzione [0, m-1]. Grazie a questa </w:t>
+      </w:r>
+      <w:r>
+        <w:rPr>
+          <w:rFonts w:asciiTheme="minorHAnsi" w:hAnsiTheme="minorHAnsi" w:cstheme="minorHAnsi"/>
+          <w:color w:val="000000"/>
+          <w:sz w:val="22"/>
+          <w:szCs w:val="22"/>
+        </w:rPr>
+        <w:t>soluzione, c</w:t>
+      </w:r>
+      <w:r>
+        <w:rPr>
+          <w:rFonts w:asciiTheme="minorHAnsi" w:hAnsiTheme="minorHAnsi" w:cstheme="minorHAnsi"/>
+          <w:color w:val="000000"/>
+          <w:sz w:val="22"/>
+          <w:szCs w:val="22"/>
+        </w:rPr>
+        <w:t>iascuna selezione viene risolta in tempo costante O(1), garantendo un'occupazione di memoria lineare O(n)</w:t>
       </w:r>
       <w:r>
         <w:rPr>
@@ -970,35 +2590,11 @@
         <w:jc w:val="both"/>
         <w:rPr>
           <w:rFonts w:asciiTheme="minorHAnsi" w:hAnsiTheme="minorHAnsi" w:cstheme="minorHAnsi"/>
-        </w:rPr>
-      </w:pPr>
-      <w:r>
-        <w:rPr>
-          <w:rFonts w:asciiTheme="minorHAnsi" w:hAnsiTheme="minorHAnsi" w:cstheme="minorHAnsi"/>
-          <w:color w:val="000000"/>
-          <w:sz w:val="22"/>
-          <w:szCs w:val="22"/>
-        </w:rPr>
-        <w:t>Se anche solo una di queste condizioni viene trascurata, il tempo misurato rischia di non rappresentare più il vero costo della singola operazione di inserimento.</w:t>
-      </w:r>
-    </w:p>
-    <w:p>
-      <w:pPr>
-        <w:pStyle w:val="Titolo2"/>
-      </w:pPr>
-      <w:r>
-        <w:lastRenderedPageBreak/>
-        <w:t xml:space="preserve">3.2 Perché la costruzione di un albero base con cicli di </w:t>
-      </w:r>
-      <w:proofErr w:type="spellStart"/>
-      <w:r>
-        <w:rPr>
-          <w:i/>
-          <w:iCs/>
-        </w:rPr>
-        <w:t>insert-remove</w:t>
-      </w:r>
-      <w:proofErr w:type="spellEnd"/>
+          <w:color w:val="000000"/>
+          <w:sz w:val="22"/>
+          <w:szCs w:val="22"/>
+        </w:rPr>
+      </w:pPr>
     </w:p>
     <w:p>
       <w:pPr>
@@ -1007,137 +2603,11 @@
         <w:jc w:val="both"/>
         <w:rPr>
           <w:rFonts w:asciiTheme="minorHAnsi" w:hAnsiTheme="minorHAnsi" w:cstheme="minorHAnsi"/>
-        </w:rPr>
-      </w:pPr>
-      <w:r>
-        <w:rPr>
-          <w:rFonts w:asciiTheme="minorHAnsi" w:hAnsiTheme="minorHAnsi" w:cstheme="minorHAnsi"/>
-          <w:color w:val="000000"/>
-          <w:sz w:val="22"/>
-          <w:szCs w:val="22"/>
-        </w:rPr>
-        <w:t xml:space="preserve">Una prima soluzione naturale, corrispondente all’Opzione A della consegna, (ricostruire da zero un albero di dimensione </w:t>
-      </w:r>
-      <w:r>
-        <w:rPr>
-          <w:rFonts w:asciiTheme="minorHAnsi" w:hAnsiTheme="minorHAnsi" w:cstheme="minorHAnsi"/>
-          <w:i/>
-          <w:iCs/>
-          <w:color w:val="000000"/>
-          <w:sz w:val="22"/>
-          <w:szCs w:val="22"/>
-        </w:rPr>
-        <w:t>n</w:t>
-      </w:r>
-      <w:r>
-        <w:rPr>
-          <w:rFonts w:asciiTheme="minorHAnsi" w:hAnsiTheme="minorHAnsi" w:cstheme="minorHAnsi"/>
-          <w:color w:val="000000"/>
-          <w:sz w:val="22"/>
-          <w:szCs w:val="22"/>
-        </w:rPr>
-        <w:t xml:space="preserve"> prima di ogni misura) soddisfa i primi tre requisiti ma è inefficiente: il costo di costruzione </w:t>
-      </w:r>
-      <w:r>
-        <w:rPr>
-          <w:rFonts w:asciiTheme="minorHAnsi" w:hAnsiTheme="minorHAnsi" w:cstheme="minorHAnsi"/>
-          <w:i/>
-          <w:iCs/>
-          <w:color w:val="000000"/>
-          <w:sz w:val="22"/>
-          <w:szCs w:val="22"/>
-        </w:rPr>
-        <w:t>O(n log n)</w:t>
-      </w:r>
-      <w:r>
-        <w:rPr>
-          <w:rFonts w:asciiTheme="minorHAnsi" w:hAnsiTheme="minorHAnsi" w:cstheme="minorHAnsi"/>
-          <w:color w:val="000000"/>
-          <w:sz w:val="22"/>
-          <w:szCs w:val="22"/>
-        </w:rPr>
-        <w:t xml:space="preserve"> domina completamente il costo </w:t>
-      </w:r>
-      <w:r>
-        <w:rPr>
-          <w:rFonts w:asciiTheme="minorHAnsi" w:hAnsiTheme="minorHAnsi" w:cstheme="minorHAnsi"/>
-          <w:i/>
-          <w:iCs/>
-          <w:color w:val="000000"/>
-          <w:sz w:val="22"/>
-          <w:szCs w:val="22"/>
-        </w:rPr>
-        <w:t>O(log n)</w:t>
-      </w:r>
-      <w:r>
-        <w:rPr>
-          <w:rFonts w:asciiTheme="minorHAnsi" w:hAnsiTheme="minorHAnsi" w:cstheme="minorHAnsi"/>
-          <w:color w:val="000000"/>
-          <w:sz w:val="22"/>
-          <w:szCs w:val="22"/>
-        </w:rPr>
-        <w:t xml:space="preserve"> dell'operazione misurata, rendendo l'esperimento proibitivo per valori di </w:t>
-      </w:r>
-      <w:r>
-        <w:rPr>
-          <w:rFonts w:asciiTheme="minorHAnsi" w:hAnsiTheme="minorHAnsi" w:cstheme="minorHAnsi"/>
-          <w:i/>
-          <w:iCs/>
-          <w:color w:val="000000"/>
-          <w:sz w:val="22"/>
-          <w:szCs w:val="22"/>
-        </w:rPr>
-        <w:t>n</w:t>
-      </w:r>
-      <w:r>
-        <w:rPr>
-          <w:rFonts w:asciiTheme="minorHAnsi" w:hAnsiTheme="minorHAnsi" w:cstheme="minorHAnsi"/>
-          <w:color w:val="000000"/>
-          <w:sz w:val="22"/>
-          <w:szCs w:val="22"/>
-        </w:rPr>
-        <w:t xml:space="preserve"> significativamente grandi come quelli presi in considerazione nelle iterazioni finali del caso di studio. Una seconda soluzione (Opzione B: costruire un solo albero base e ripetere le misure su copie di quell’albero) risolve solo parzialmente il problema di inizializzazione (la copia costa comunque </w:t>
-      </w:r>
-      <w:r>
-        <w:rPr>
-          <w:rFonts w:asciiTheme="minorHAnsi" w:hAnsiTheme="minorHAnsi" w:cstheme="minorHAnsi"/>
-          <w:i/>
-          <w:iCs/>
-          <w:color w:val="000000"/>
-          <w:sz w:val="22"/>
-          <w:szCs w:val="22"/>
-        </w:rPr>
-        <w:t>O(n)</w:t>
-      </w:r>
-      <w:r>
-        <w:rPr>
-          <w:rFonts w:asciiTheme="minorHAnsi" w:hAnsiTheme="minorHAnsi" w:cstheme="minorHAnsi"/>
-          <w:color w:val="000000"/>
-          <w:sz w:val="22"/>
-          <w:szCs w:val="22"/>
-        </w:rPr>
-        <w:t xml:space="preserve">) e introduce un problema di varietà: tutte le misure provengono dallo stesso identico albero, per cui la stima non è rappresentativa di una distribuzione di alberi di dimensione </w:t>
-      </w:r>
-      <w:r>
-        <w:rPr>
-          <w:rFonts w:asciiTheme="minorHAnsi" w:hAnsiTheme="minorHAnsi" w:cstheme="minorHAnsi"/>
-          <w:i/>
-          <w:iCs/>
-          <w:color w:val="000000"/>
-          <w:sz w:val="22"/>
-          <w:szCs w:val="22"/>
-        </w:rPr>
-        <w:t>n</w:t>
-      </w:r>
-      <w:r>
-        <w:rPr>
-          <w:rFonts w:asciiTheme="minorHAnsi" w:hAnsiTheme="minorHAnsi" w:cstheme="minorHAnsi"/>
-          <w:color w:val="000000"/>
-          <w:sz w:val="22"/>
-          <w:szCs w:val="22"/>
-        </w:rPr>
-        <w:t>.</w:t>
-      </w:r>
+          <w:color w:val="000000"/>
+          <w:sz w:val="22"/>
+          <w:szCs w:val="22"/>
+        </w:rPr>
+      </w:pPr>
     </w:p>
     <w:p>
       <w:pPr>
@@ -1146,470 +2616,18 @@
         <w:jc w:val="both"/>
         <w:rPr>
           <w:rFonts w:asciiTheme="minorHAnsi" w:hAnsiTheme="minorHAnsi" w:cstheme="minorHAnsi"/>
-        </w:rPr>
-      </w:pPr>
-      <w:r>
-        <w:rPr>
-          <w:rFonts w:asciiTheme="minorHAnsi" w:hAnsiTheme="minorHAnsi" w:cstheme="minorHAnsi"/>
-          <w:color w:val="000000"/>
-          <w:sz w:val="22"/>
-          <w:szCs w:val="22"/>
-        </w:rPr>
-        <w:t xml:space="preserve">L’approccio che abbiamo scelto (Opzione C) parte dalla costruzione di un singolo albero con </w:t>
-      </w:r>
-      <w:r>
-        <w:rPr>
-          <w:rFonts w:asciiTheme="minorHAnsi" w:hAnsiTheme="minorHAnsi" w:cstheme="minorHAnsi"/>
-          <w:i/>
-          <w:iCs/>
-          <w:color w:val="000000"/>
-          <w:sz w:val="22"/>
-          <w:szCs w:val="22"/>
-        </w:rPr>
-        <w:t>n</w:t>
-      </w:r>
-      <w:r>
-        <w:rPr>
-          <w:rFonts w:asciiTheme="minorHAnsi" w:hAnsiTheme="minorHAnsi" w:cstheme="minorHAnsi"/>
-          <w:color w:val="000000"/>
-          <w:sz w:val="22"/>
-          <w:szCs w:val="22"/>
-        </w:rPr>
-        <w:t xml:space="preserve"> chiavi, pagando il </w:t>
-      </w:r>
-      <w:r>
-        <w:rPr>
-          <w:rFonts w:asciiTheme="minorHAnsi" w:hAnsiTheme="minorHAnsi" w:cstheme="minorHAnsi"/>
-          <w:i/>
-          <w:iCs/>
-          <w:color w:val="000000"/>
-          <w:sz w:val="22"/>
-          <w:szCs w:val="22"/>
-        </w:rPr>
-        <w:t>costo O(n)</w:t>
-      </w:r>
-      <w:r>
-        <w:rPr>
-          <w:rFonts w:asciiTheme="minorHAnsi" w:hAnsiTheme="minorHAnsi" w:cstheme="minorHAnsi"/>
-          <w:color w:val="000000"/>
-          <w:sz w:val="22"/>
-          <w:szCs w:val="22"/>
-        </w:rPr>
-        <w:t xml:space="preserve"> una volta sola. Ad ogni misura si esegue poi un ciclo </w:t>
-      </w:r>
-      <w:r>
-        <w:rPr>
-          <w:rFonts w:asciiTheme="minorHAnsi" w:hAnsiTheme="minorHAnsi" w:cstheme="minorHAnsi"/>
-          <w:i/>
-          <w:iCs/>
-          <w:color w:val="000000"/>
-          <w:sz w:val="22"/>
-          <w:szCs w:val="22"/>
-        </w:rPr>
-        <w:t>insert-remove</w:t>
-      </w:r>
-      <w:r>
-        <w:rPr>
-          <w:rFonts w:asciiTheme="minorHAnsi" w:hAnsiTheme="minorHAnsi" w:cstheme="minorHAnsi"/>
-          <w:color w:val="000000"/>
-          <w:sz w:val="22"/>
-          <w:szCs w:val="22"/>
-        </w:rPr>
-        <w:t xml:space="preserve">: si cronometra l’inserimento di una chiave nuova (l’albero sale a </w:t>
-      </w:r>
-      <w:r>
-        <w:rPr>
-          <w:rFonts w:asciiTheme="minorHAnsi" w:hAnsiTheme="minorHAnsi" w:cstheme="minorHAnsi"/>
-          <w:i/>
-          <w:iCs/>
-          <w:color w:val="000000"/>
-          <w:sz w:val="22"/>
-          <w:szCs w:val="22"/>
-        </w:rPr>
-        <w:t>n</w:t>
-      </w:r>
-      <w:r>
-        <w:rPr>
-          <w:rFonts w:asciiTheme="minorHAnsi" w:hAnsiTheme="minorHAnsi" w:cstheme="minorHAnsi"/>
-          <w:color w:val="000000"/>
-          <w:sz w:val="22"/>
-          <w:szCs w:val="22"/>
-        </w:rPr>
-        <w:t xml:space="preserve">+1 chiavi) e subito dopo si toglie una chiave a caso tra quelle presenti, così da riportarlo a </w:t>
-      </w:r>
-      <w:r>
-        <w:rPr>
-          <w:rFonts w:asciiTheme="minorHAnsi" w:hAnsiTheme="minorHAnsi" w:cstheme="minorHAnsi"/>
-          <w:i/>
-          <w:iCs/>
-          <w:color w:val="000000"/>
-          <w:sz w:val="22"/>
-          <w:szCs w:val="22"/>
-        </w:rPr>
-        <w:t>n</w:t>
-      </w:r>
-      <w:r>
-        <w:rPr>
-          <w:rFonts w:asciiTheme="minorHAnsi" w:hAnsiTheme="minorHAnsi" w:cstheme="minorHAnsi"/>
-          <w:color w:val="000000"/>
-          <w:sz w:val="22"/>
-          <w:szCs w:val="22"/>
-        </w:rPr>
-        <w:t xml:space="preserve">. Dato che sia la chiave inserita sia quella rimossa vengono pescate a caso in modo uniforme, ogni misura lavora su un albero che ha sempre esattamente </w:t>
-      </w:r>
-      <w:r>
-        <w:rPr>
-          <w:rFonts w:asciiTheme="minorHAnsi" w:hAnsiTheme="minorHAnsi" w:cstheme="minorHAnsi"/>
-          <w:i/>
-          <w:iCs/>
-          <w:color w:val="000000"/>
-          <w:sz w:val="22"/>
-          <w:szCs w:val="22"/>
-        </w:rPr>
-        <w:t>n</w:t>
-      </w:r>
-      <w:r>
-        <w:rPr>
-          <w:rFonts w:asciiTheme="minorHAnsi" w:hAnsiTheme="minorHAnsi" w:cstheme="minorHAnsi"/>
-          <w:color w:val="000000"/>
-          <w:sz w:val="22"/>
-          <w:szCs w:val="22"/>
-        </w:rPr>
-        <w:t xml:space="preserve"> chiavi ma con una forma interna diversa dalla volta precedente. Il costo per riportare l’albero alla dimensione giusta (una singola </w:t>
-      </w:r>
-      <w:r>
-        <w:rPr>
-          <w:rFonts w:asciiTheme="minorHAnsi" w:hAnsiTheme="minorHAnsi" w:cstheme="minorHAnsi"/>
-          <w:i/>
-          <w:iCs/>
-          <w:color w:val="000000"/>
-          <w:sz w:val="22"/>
-          <w:szCs w:val="22"/>
-        </w:rPr>
-        <w:t>remove</w:t>
-      </w:r>
-      <w:r>
-        <w:rPr>
-          <w:rFonts w:asciiTheme="minorHAnsi" w:hAnsiTheme="minorHAnsi" w:cstheme="minorHAnsi"/>
-          <w:color w:val="000000"/>
-          <w:sz w:val="22"/>
-          <w:szCs w:val="22"/>
-        </w:rPr>
-        <w:t xml:space="preserve">) è </w:t>
-      </w:r>
-      <w:r>
-        <w:rPr>
-          <w:rFonts w:asciiTheme="minorHAnsi" w:hAnsiTheme="minorHAnsi" w:cstheme="minorHAnsi"/>
-          <w:i/>
-          <w:iCs/>
-          <w:color w:val="000000"/>
-          <w:sz w:val="22"/>
-          <w:szCs w:val="22"/>
-        </w:rPr>
-        <w:t>O(log n)</w:t>
-      </w:r>
-      <w:r>
-        <w:rPr>
-          <w:rFonts w:asciiTheme="minorHAnsi" w:hAnsiTheme="minorHAnsi" w:cstheme="minorHAnsi"/>
-          <w:color w:val="000000"/>
-          <w:sz w:val="22"/>
-          <w:szCs w:val="22"/>
-        </w:rPr>
-        <w:t xml:space="preserve"> se l’albero resta statisticamente bilanciato, quindi paragonabile al costo dell’operazione che stiamo misurando. L’overhead complessivo resta accettabile anche con tante ripetizioni e con </w:t>
-      </w:r>
-      <w:r>
-        <w:rPr>
-          <w:rFonts w:asciiTheme="minorHAnsi" w:hAnsiTheme="minorHAnsi" w:cstheme="minorHAnsi"/>
-          <w:i/>
-          <w:iCs/>
-          <w:color w:val="000000"/>
-          <w:sz w:val="22"/>
-          <w:szCs w:val="22"/>
-        </w:rPr>
-        <w:t>n</w:t>
-      </w:r>
-      <w:r>
-        <w:rPr>
-          <w:rFonts w:asciiTheme="minorHAnsi" w:hAnsiTheme="minorHAnsi" w:cstheme="minorHAnsi"/>
-          <w:color w:val="000000"/>
-          <w:sz w:val="22"/>
-          <w:szCs w:val="22"/>
-        </w:rPr>
-        <w:t xml:space="preserve"> molto grandi. In pratica è stato questo approccio a permetterci di scalare senza problemi fino a un milione di chiavi, con un buon compromesso fra accuratezza statistica e tempi di calcolo ragionevoli.</w:t>
-      </w:r>
-    </w:p>
-    <w:p>
-      <w:pPr>
-        <w:pStyle w:val="Titolo2"/>
-      </w:pPr>
-      <w:r>
-        <w:t>3.3 Selezione efficiente delle chiavi</w:t>
-      </w:r>
-    </w:p>
-    <w:p>
-      <w:pPr>
-        <w:pStyle w:val="NormaleWeb"/>
-        <w:spacing w:before="0" w:beforeAutospacing="0" w:after="160" w:afterAutospacing="0"/>
-        <w:jc w:val="both"/>
-        <w:rPr>
-          <w:rFonts w:asciiTheme="minorHAnsi" w:hAnsiTheme="minorHAnsi" w:cstheme="minorHAnsi"/>
-        </w:rPr>
-      </w:pPr>
-      <w:r>
-        <w:rPr>
-          <w:rFonts w:asciiTheme="minorHAnsi" w:hAnsiTheme="minorHAnsi" w:cstheme="minorHAnsi"/>
-          <w:color w:val="000000"/>
-          <w:sz w:val="22"/>
-          <w:szCs w:val="22"/>
-        </w:rPr>
-        <w:t xml:space="preserve">Per non dover andare per tentativi quando serve una chiave non ancora nell’albero (per inserirla) o una già presente (per rimuoverla), tutte le chiavi candidate sono organizzate in un array A di </w:t>
-      </w:r>
-      <w:r>
-        <w:rPr>
-          <w:rFonts w:asciiTheme="minorHAnsi" w:hAnsiTheme="minorHAnsi" w:cstheme="minorHAnsi"/>
-          <w:i/>
-          <w:iCs/>
-          <w:color w:val="000000"/>
-          <w:sz w:val="22"/>
-          <w:szCs w:val="22"/>
-        </w:rPr>
-        <w:t>n</w:t>
-      </w:r>
-      <w:r>
-        <w:rPr>
-          <w:rFonts w:asciiTheme="minorHAnsi" w:hAnsiTheme="minorHAnsi" w:cstheme="minorHAnsi"/>
-          <w:color w:val="000000"/>
-          <w:sz w:val="22"/>
-          <w:szCs w:val="22"/>
-        </w:rPr>
-        <w:t xml:space="preserve">+1 celle, diviso in due zone da un indice </w:t>
-      </w:r>
-      <w:r>
-        <w:rPr>
-          <w:rFonts w:asciiTheme="minorHAnsi" w:hAnsiTheme="minorHAnsi" w:cstheme="minorHAnsi"/>
-          <w:i/>
-          <w:iCs/>
-          <w:color w:val="000000"/>
-          <w:sz w:val="22"/>
-          <w:szCs w:val="22"/>
-        </w:rPr>
-        <w:t>m</w:t>
-      </w:r>
-      <w:r>
-        <w:rPr>
-          <w:rFonts w:asciiTheme="minorHAnsi" w:hAnsiTheme="minorHAnsi" w:cstheme="minorHAnsi"/>
-          <w:color w:val="000000"/>
-          <w:sz w:val="22"/>
-          <w:szCs w:val="22"/>
-        </w:rPr>
-        <w:t xml:space="preserve">: nelle posizioni [0, </w:t>
-      </w:r>
-      <w:r>
-        <w:rPr>
-          <w:rFonts w:asciiTheme="minorHAnsi" w:hAnsiTheme="minorHAnsi" w:cstheme="minorHAnsi"/>
-          <w:i/>
-          <w:iCs/>
-          <w:color w:val="000000"/>
-          <w:sz w:val="22"/>
-          <w:szCs w:val="22"/>
-        </w:rPr>
-        <w:t>m</w:t>
-      </w:r>
-      <w:r>
-        <w:rPr>
-          <w:rFonts w:asciiTheme="minorHAnsi" w:hAnsiTheme="minorHAnsi" w:cstheme="minorHAnsi"/>
-          <w:color w:val="000000"/>
-          <w:sz w:val="22"/>
-          <w:szCs w:val="22"/>
-        </w:rPr>
-        <w:t>-1] stanno le chiavi già nell’albero, nelle posizioni [</w:t>
-      </w:r>
-      <w:r>
-        <w:rPr>
-          <w:rFonts w:asciiTheme="minorHAnsi" w:hAnsiTheme="minorHAnsi" w:cstheme="minorHAnsi"/>
-          <w:i/>
-          <w:iCs/>
-          <w:color w:val="000000"/>
-          <w:sz w:val="22"/>
-          <w:szCs w:val="22"/>
-        </w:rPr>
-        <w:t>m</w:t>
-      </w:r>
-      <w:r>
-        <w:rPr>
-          <w:rFonts w:asciiTheme="minorHAnsi" w:hAnsiTheme="minorHAnsi" w:cstheme="minorHAnsi"/>
-          <w:color w:val="000000"/>
-          <w:sz w:val="22"/>
-          <w:szCs w:val="22"/>
-        </w:rPr>
-        <w:t xml:space="preserve">, </w:t>
-      </w:r>
-      <w:r>
-        <w:rPr>
-          <w:rFonts w:asciiTheme="minorHAnsi" w:hAnsiTheme="minorHAnsi" w:cstheme="minorHAnsi"/>
-          <w:i/>
-          <w:iCs/>
-          <w:color w:val="000000"/>
-          <w:sz w:val="22"/>
-          <w:szCs w:val="22"/>
-        </w:rPr>
-        <w:t>n</w:t>
-      </w:r>
-      <w:r>
-        <w:rPr>
-          <w:rFonts w:asciiTheme="minorHAnsi" w:hAnsiTheme="minorHAnsi" w:cstheme="minorHAnsi"/>
-          <w:color w:val="000000"/>
-          <w:sz w:val="22"/>
-          <w:szCs w:val="22"/>
-        </w:rPr>
-        <w:t xml:space="preserve">] quelle ancora libere. Quando serve una chiave da inserire si estrae un indice a caso tra </w:t>
-      </w:r>
-      <w:r>
-        <w:rPr>
-          <w:rFonts w:asciiTheme="minorHAnsi" w:hAnsiTheme="minorHAnsi" w:cstheme="minorHAnsi"/>
-          <w:i/>
-          <w:iCs/>
-          <w:color w:val="000000"/>
-          <w:sz w:val="22"/>
-          <w:szCs w:val="22"/>
-        </w:rPr>
-        <w:t>m</w:t>
-      </w:r>
-      <w:r>
-        <w:rPr>
-          <w:rFonts w:asciiTheme="minorHAnsi" w:hAnsiTheme="minorHAnsi" w:cstheme="minorHAnsi"/>
-          <w:color w:val="000000"/>
-          <w:sz w:val="22"/>
-          <w:szCs w:val="22"/>
-        </w:rPr>
-        <w:t xml:space="preserve"> e </w:t>
-      </w:r>
-      <w:r>
-        <w:rPr>
-          <w:rFonts w:asciiTheme="minorHAnsi" w:hAnsiTheme="minorHAnsi" w:cstheme="minorHAnsi"/>
-          <w:i/>
-          <w:iCs/>
-          <w:color w:val="000000"/>
-          <w:sz w:val="22"/>
-          <w:szCs w:val="22"/>
-        </w:rPr>
-        <w:t>n</w:t>
-      </w:r>
-      <w:r>
-        <w:rPr>
-          <w:rFonts w:asciiTheme="minorHAnsi" w:hAnsiTheme="minorHAnsi" w:cstheme="minorHAnsi"/>
-          <w:color w:val="000000"/>
-          <w:sz w:val="22"/>
-          <w:szCs w:val="22"/>
-        </w:rPr>
-        <w:t xml:space="preserve">, si scambia quell’elemento con quello in posizione </w:t>
-      </w:r>
-      <w:r>
-        <w:rPr>
-          <w:rFonts w:asciiTheme="minorHAnsi" w:hAnsiTheme="minorHAnsi" w:cstheme="minorHAnsi"/>
-          <w:i/>
-          <w:iCs/>
-          <w:color w:val="000000"/>
-          <w:sz w:val="22"/>
-          <w:szCs w:val="22"/>
-        </w:rPr>
-        <w:t>m</w:t>
-      </w:r>
-      <w:r>
-        <w:rPr>
-          <w:rFonts w:asciiTheme="minorHAnsi" w:hAnsiTheme="minorHAnsi" w:cstheme="minorHAnsi"/>
-          <w:color w:val="000000"/>
-          <w:sz w:val="22"/>
-          <w:szCs w:val="22"/>
-        </w:rPr>
-        <w:t xml:space="preserve"> e si avanza </w:t>
-      </w:r>
-      <w:r>
-        <w:rPr>
-          <w:rFonts w:asciiTheme="minorHAnsi" w:hAnsiTheme="minorHAnsi" w:cstheme="minorHAnsi"/>
-          <w:i/>
-          <w:iCs/>
-          <w:color w:val="000000"/>
-          <w:sz w:val="22"/>
-          <w:szCs w:val="22"/>
-        </w:rPr>
-        <w:t>m</w:t>
-      </w:r>
-      <w:r>
-        <w:rPr>
-          <w:rFonts w:asciiTheme="minorHAnsi" w:hAnsiTheme="minorHAnsi" w:cstheme="minorHAnsi"/>
-          <w:color w:val="000000"/>
-          <w:sz w:val="22"/>
-          <w:szCs w:val="22"/>
-        </w:rPr>
-        <w:t xml:space="preserve"> di uno; per la rimozione si fa l’operazione simmetrica sulla zona [0, </w:t>
-      </w:r>
-      <w:r>
-        <w:rPr>
-          <w:rFonts w:asciiTheme="minorHAnsi" w:hAnsiTheme="minorHAnsi" w:cstheme="minorHAnsi"/>
-          <w:i/>
-          <w:iCs/>
-          <w:color w:val="000000"/>
-          <w:sz w:val="22"/>
-          <w:szCs w:val="22"/>
-        </w:rPr>
-        <w:t>m</w:t>
-      </w:r>
-      <w:r>
-        <w:rPr>
-          <w:rFonts w:asciiTheme="minorHAnsi" w:hAnsiTheme="minorHAnsi" w:cstheme="minorHAnsi"/>
-          <w:color w:val="000000"/>
-          <w:sz w:val="22"/>
-          <w:szCs w:val="22"/>
-        </w:rPr>
-        <w:t xml:space="preserve">-1]. Il costo di ciascuna selezione è </w:t>
-      </w:r>
-      <w:r>
-        <w:rPr>
-          <w:rFonts w:asciiTheme="minorHAnsi" w:hAnsiTheme="minorHAnsi" w:cstheme="minorHAnsi"/>
-          <w:i/>
-          <w:iCs/>
-          <w:color w:val="000000"/>
-          <w:sz w:val="22"/>
-          <w:szCs w:val="22"/>
-        </w:rPr>
-        <w:t>O(1)</w:t>
-      </w:r>
-      <w:r>
-        <w:rPr>
-          <w:rFonts w:asciiTheme="minorHAnsi" w:hAnsiTheme="minorHAnsi" w:cstheme="minorHAnsi"/>
-          <w:color w:val="000000"/>
-          <w:sz w:val="22"/>
-          <w:szCs w:val="22"/>
-        </w:rPr>
-        <w:t xml:space="preserve"> e l’occupazione di memoria è </w:t>
-      </w:r>
-      <w:r>
-        <w:rPr>
-          <w:rFonts w:asciiTheme="minorHAnsi" w:hAnsiTheme="minorHAnsi" w:cstheme="minorHAnsi"/>
-          <w:i/>
-          <w:iCs/>
-          <w:color w:val="000000"/>
-          <w:sz w:val="22"/>
-          <w:szCs w:val="22"/>
-        </w:rPr>
-        <w:t>O(n)</w:t>
-      </w:r>
-      <w:r>
-        <w:rPr>
-          <w:rFonts w:asciiTheme="minorHAnsi" w:hAnsiTheme="minorHAnsi" w:cstheme="minorHAnsi"/>
-          <w:color w:val="000000"/>
-          <w:sz w:val="22"/>
-          <w:szCs w:val="22"/>
-        </w:rPr>
-        <w:t>.</w:t>
-      </w:r>
+          <w:color w:val="000000"/>
+          <w:sz w:val="22"/>
+          <w:szCs w:val="22"/>
+        </w:rPr>
+      </w:pPr>
     </w:p>
     <w:p>
       <w:pPr>
         <w:pStyle w:val="Titolo1"/>
       </w:pPr>
       <w:r>
+        <w:lastRenderedPageBreak/>
         <w:t>4. Setup sperimentale</w:t>
       </w:r>
     </w:p>
@@ -2091,7 +3109,7 @@
           <w:sz w:val="22"/>
           <w:szCs w:val="22"/>
         </w:rPr>
-        <w:t xml:space="preserve"> e per ciascuna struttura dati abbiamo raccolto ℓ = 100 misure tramite cicli </w:t>
+        <w:t xml:space="preserve"> e per ciascuna struttura dati abbiamo raccolto 100 misure tramite cicli </w:t>
       </w:r>
       <w:r>
         <w:rPr>
@@ -2131,7 +3149,25 @@
           <w:sz w:val="22"/>
           <w:szCs w:val="22"/>
         </w:rPr>
-        <w:t>. Come stimatore abbiamo usato la mediana t' = mediana{t₁, ..., t</w:t>
+        <w:t xml:space="preserve">. Come stimatore abbiamo usato la mediana t' = </w:t>
+      </w:r>
+      <w:r>
+        <w:rPr>
+          <w:rFonts w:asciiTheme="minorHAnsi" w:hAnsiTheme="minorHAnsi" w:cstheme="minorHAnsi"/>
+          <w:color w:val="000000"/>
+          <w:sz w:val="22"/>
+          <w:szCs w:val="22"/>
+        </w:rPr>
+        <w:t>mediana {</w:t>
+      </w:r>
+      <w:r>
+        <w:rPr>
+          <w:rFonts w:asciiTheme="minorHAnsi" w:hAnsiTheme="minorHAnsi" w:cstheme="minorHAnsi"/>
+          <w:color w:val="000000"/>
+          <w:sz w:val="22"/>
+          <w:szCs w:val="22"/>
+        </w:rPr>
+        <w:t>t₁, ..., t</w:t>
       </w:r>
       <w:r>
         <w:rPr>
@@ -2160,17 +3196,174 @@
         <w:jc w:val="both"/>
         <w:rPr>
           <w:rFonts w:asciiTheme="minorHAnsi" w:hAnsiTheme="minorHAnsi" w:cstheme="minorHAnsi"/>
-        </w:rPr>
-      </w:pPr>
-      <w:r>
-        <w:rPr>
-          <w:rFonts w:asciiTheme="minorHAnsi" w:hAnsiTheme="minorHAnsi" w:cstheme="minorHAnsi"/>
-          <w:color w:val="000000"/>
-          <w:sz w:val="22"/>
-          <w:szCs w:val="22"/>
-        </w:rPr>
-        <w:lastRenderedPageBreak/>
-        <w:t xml:space="preserve">Va detto che eseguire l’intera pipeline, da </w:t>
+          <w:color w:val="000000"/>
+          <w:sz w:val="22"/>
+          <w:szCs w:val="22"/>
+        </w:rPr>
+      </w:pPr>
+      <w:r>
+        <w:rPr>
+          <w:rFonts w:asciiTheme="minorHAnsi" w:hAnsiTheme="minorHAnsi" w:cstheme="minorHAnsi"/>
+          <w:color w:val="000000"/>
+          <w:sz w:val="22"/>
+          <w:szCs w:val="22"/>
+        </w:rPr>
+        <w:t xml:space="preserve">Classe </w:t>
+      </w:r>
+      <w:proofErr w:type="spellStart"/>
+      <w:r>
+        <w:rPr>
+          <w:rFonts w:asciiTheme="minorHAnsi" w:hAnsiTheme="minorHAnsi" w:cstheme="minorHAnsi"/>
+          <w:color w:val="000000"/>
+          <w:sz w:val="22"/>
+          <w:szCs w:val="22"/>
+        </w:rPr>
+        <w:t>RandomKeysHandler</w:t>
+      </w:r>
+      <w:proofErr w:type="spellEnd"/>
+      <w:r>
+        <w:rPr>
+          <w:rFonts w:asciiTheme="minorHAnsi" w:hAnsiTheme="minorHAnsi" w:cstheme="minorHAnsi"/>
+          <w:color w:val="000000"/>
+          <w:sz w:val="22"/>
+          <w:szCs w:val="22"/>
+        </w:rPr>
+        <w:t xml:space="preserve">: è la classe che si occupa di mantenere i set di chiavi coerenti con inserimenti e cancellazioni dell’albero, al suo interno contiene il working set di chiavi e i working </w:t>
+      </w:r>
+      <w:proofErr w:type="spellStart"/>
+      <w:r>
+        <w:rPr>
+          <w:rFonts w:asciiTheme="minorHAnsi" w:hAnsiTheme="minorHAnsi" w:cstheme="minorHAnsi"/>
+          <w:color w:val="000000"/>
+          <w:sz w:val="22"/>
+          <w:szCs w:val="22"/>
+        </w:rPr>
+        <w:t>nodes</w:t>
+      </w:r>
+      <w:proofErr w:type="spellEnd"/>
+      <w:r>
+        <w:rPr>
+          <w:rFonts w:asciiTheme="minorHAnsi" w:hAnsiTheme="minorHAnsi" w:cstheme="minorHAnsi"/>
+          <w:color w:val="000000"/>
+          <w:sz w:val="22"/>
+          <w:szCs w:val="22"/>
+        </w:rPr>
+        <w:t xml:space="preserve"> di istanze di TreeNode. Working set indica quali chiavi sono presenti dentro l’albero, questo grazie a un indice che separa nell’array chiavi presenti nell’albero e chiavi non presenti. Working </w:t>
+      </w:r>
+      <w:proofErr w:type="spellStart"/>
+      <w:r>
+        <w:rPr>
+          <w:rFonts w:asciiTheme="minorHAnsi" w:hAnsiTheme="minorHAnsi" w:cstheme="minorHAnsi"/>
+          <w:color w:val="000000"/>
+          <w:sz w:val="22"/>
+          <w:szCs w:val="22"/>
+        </w:rPr>
+        <w:t>nodes</w:t>
+      </w:r>
+      <w:proofErr w:type="spellEnd"/>
+      <w:r>
+        <w:rPr>
+          <w:rFonts w:asciiTheme="minorHAnsi" w:hAnsiTheme="minorHAnsi" w:cstheme="minorHAnsi"/>
+          <w:color w:val="000000"/>
+          <w:sz w:val="22"/>
+          <w:szCs w:val="22"/>
+        </w:rPr>
+        <w:t xml:space="preserve"> invece è tale che all’indice i si trova il nodo con chiave i, questo array viene modificato solo nel caso di cancellazione dei BST </w:t>
+      </w:r>
+      <w:proofErr w:type="spellStart"/>
+      <w:r>
+        <w:rPr>
+          <w:rFonts w:asciiTheme="minorHAnsi" w:hAnsiTheme="minorHAnsi" w:cstheme="minorHAnsi"/>
+          <w:color w:val="000000"/>
+          <w:sz w:val="22"/>
+          <w:szCs w:val="22"/>
+        </w:rPr>
+        <w:t>perchè</w:t>
+      </w:r>
+      <w:proofErr w:type="spellEnd"/>
+      <w:r>
+        <w:rPr>
+          <w:rFonts w:asciiTheme="minorHAnsi" w:hAnsiTheme="minorHAnsi" w:cstheme="minorHAnsi"/>
+          <w:color w:val="000000"/>
+          <w:sz w:val="22"/>
+          <w:szCs w:val="22"/>
+        </w:rPr>
+        <w:t xml:space="preserve"> le chiavi del nodo effettivamente rimosso e quella del nodo da rimuovere vengono scambiate. Il sistema quando questo accade ritorna alla fine della cancellazione una coppia con i valori delle chiavi scambiate e queste vengono usate come indici per </w:t>
+      </w:r>
+      <w:proofErr w:type="spellStart"/>
+      <w:r>
+        <w:rPr>
+          <w:rFonts w:asciiTheme="minorHAnsi" w:hAnsiTheme="minorHAnsi" w:cstheme="minorHAnsi"/>
+          <w:color w:val="000000"/>
+          <w:sz w:val="22"/>
+          <w:szCs w:val="22"/>
+        </w:rPr>
+        <w:t>scambiere</w:t>
+      </w:r>
+      <w:proofErr w:type="spellEnd"/>
+      <w:r>
+        <w:rPr>
+          <w:rFonts w:asciiTheme="minorHAnsi" w:hAnsiTheme="minorHAnsi" w:cstheme="minorHAnsi"/>
+          <w:color w:val="000000"/>
+          <w:sz w:val="22"/>
+          <w:szCs w:val="22"/>
+        </w:rPr>
+        <w:t xml:space="preserve"> i nodi nell’array working </w:t>
+      </w:r>
+      <w:proofErr w:type="spellStart"/>
+      <w:r>
+        <w:rPr>
+          <w:rFonts w:asciiTheme="minorHAnsi" w:hAnsiTheme="minorHAnsi" w:cstheme="minorHAnsi"/>
+          <w:color w:val="000000"/>
+          <w:sz w:val="22"/>
+          <w:szCs w:val="22"/>
+        </w:rPr>
+        <w:t>nodes</w:t>
+      </w:r>
+      <w:proofErr w:type="spellEnd"/>
+      <w:r>
+        <w:rPr>
+          <w:rFonts w:asciiTheme="minorHAnsi" w:hAnsiTheme="minorHAnsi" w:cstheme="minorHAnsi"/>
+          <w:color w:val="000000"/>
+          <w:sz w:val="22"/>
+          <w:szCs w:val="22"/>
+        </w:rPr>
+        <w:t xml:space="preserve"> e mantenere l’integrità dell’array come precedentemente definito</w:t>
+      </w:r>
+    </w:p>
+    <w:p>
+      <w:pPr>
+        <w:pStyle w:val="NormaleWeb"/>
+        <w:spacing w:before="0" w:beforeAutospacing="0" w:after="160" w:afterAutospacing="0"/>
+        <w:jc w:val="both"/>
+        <w:rPr>
+          <w:rFonts w:asciiTheme="minorHAnsi" w:hAnsiTheme="minorHAnsi" w:cstheme="minorHAnsi"/>
+          <w:color w:val="000000"/>
+          <w:sz w:val="22"/>
+          <w:szCs w:val="22"/>
+        </w:rPr>
+      </w:pPr>
+    </w:p>
+    <w:p>
+      <w:pPr>
+        <w:pStyle w:val="NormaleWeb"/>
+        <w:spacing w:before="0" w:beforeAutospacing="0" w:after="160" w:afterAutospacing="0"/>
+        <w:jc w:val="both"/>
+        <w:rPr>
+          <w:rFonts w:asciiTheme="minorHAnsi" w:hAnsiTheme="minorHAnsi" w:cstheme="minorHAnsi"/>
+          <w:color w:val="000000"/>
+          <w:sz w:val="22"/>
+          <w:szCs w:val="22"/>
+        </w:rPr>
+      </w:pPr>
+      <w:r>
+        <w:rPr>
+          <w:rFonts w:asciiTheme="minorHAnsi" w:hAnsiTheme="minorHAnsi" w:cstheme="minorHAnsi"/>
+          <w:color w:val="000000"/>
+          <w:sz w:val="22"/>
+          <w:szCs w:val="22"/>
+        </w:rPr>
+        <w:t xml:space="preserve">Le misure sono state eseguite in locale, lanciando </w:t>
       </w:r>
       <w:r>
         <w:rPr>
@@ -2181,56 +3374,16 @@
           <w:sz w:val="22"/>
           <w:szCs w:val="22"/>
         </w:rPr>
-        <w:t>n</w:t>
-      </w:r>
-      <w:r>
-        <w:rPr>
-          <w:rFonts w:asciiTheme="minorHAnsi" w:hAnsiTheme="minorHAnsi" w:cstheme="minorHAnsi"/>
-          <w:color w:val="000000"/>
-          <w:sz w:val="22"/>
-          <w:szCs w:val="22"/>
-        </w:rPr>
-        <w:t xml:space="preserve"> = 1 000 fino a </w:t>
-      </w:r>
-      <w:r>
-        <w:rPr>
-          <w:rFonts w:asciiTheme="minorHAnsi" w:hAnsiTheme="minorHAnsi" w:cstheme="minorHAnsi"/>
-          <w:i/>
-          <w:iCs/>
-          <w:color w:val="000000"/>
-          <w:sz w:val="22"/>
-          <w:szCs w:val="22"/>
-        </w:rPr>
-        <w:t>n</w:t>
-      </w:r>
-      <w:r>
-        <w:rPr>
-          <w:rFonts w:asciiTheme="minorHAnsi" w:hAnsiTheme="minorHAnsi" w:cstheme="minorHAnsi"/>
-          <w:color w:val="000000"/>
-          <w:sz w:val="22"/>
-          <w:szCs w:val="22"/>
-        </w:rPr>
-        <w:t xml:space="preserve"> = 1 000 000, richiede comunque diversi minuti di calcolo: i valori di </w:t>
-      </w:r>
-      <w:r>
-        <w:rPr>
-          <w:rFonts w:asciiTheme="minorHAnsi" w:hAnsiTheme="minorHAnsi" w:cstheme="minorHAnsi"/>
-          <w:i/>
-          <w:iCs/>
-          <w:color w:val="000000"/>
-          <w:sz w:val="22"/>
-          <w:szCs w:val="22"/>
-        </w:rPr>
-        <w:t>n</w:t>
-      </w:r>
-      <w:r>
-        <w:rPr>
-          <w:rFonts w:asciiTheme="minorHAnsi" w:hAnsiTheme="minorHAnsi" w:cstheme="minorHAnsi"/>
-          <w:color w:val="000000"/>
-          <w:sz w:val="22"/>
-          <w:szCs w:val="22"/>
-        </w:rPr>
-        <w:t xml:space="preserve"> più grandi sono quelli che pesano di più, perché ogni singola misura costa più tempo.</w:t>
+        <w:t>main.py</w:t>
+      </w:r>
+      <w:r>
+        <w:rPr>
+          <w:rFonts w:asciiTheme="minorHAnsi" w:hAnsiTheme="minorHAnsi" w:cstheme="minorHAnsi"/>
+          <w:color w:val="000000"/>
+          <w:sz w:val="22"/>
+          <w:szCs w:val="22"/>
+        </w:rPr>
+        <w:t xml:space="preserve"> così come presente nella repository.</w:t>
       </w:r>
     </w:p>
     <w:p>
@@ -2243,37 +3396,36 @@
           <w:color w:val="000000"/>
           <w:sz w:val="22"/>
           <w:szCs w:val="22"/>
-          <w:lang w:val="it-IT"/>
-        </w:rPr>
-      </w:pPr>
-      <w:r>
-        <w:rPr>
-          <w:rFonts w:asciiTheme="minorHAnsi" w:hAnsiTheme="minorHAnsi" w:cstheme="minorHAnsi"/>
-          <w:color w:val="000000"/>
-          <w:sz w:val="22"/>
-          <w:szCs w:val="22"/>
-        </w:rPr>
-        <w:t xml:space="preserve">Le misure sono state eseguite in locale, lanciando </w:t>
-      </w:r>
-      <w:r>
-        <w:rPr>
-          <w:rFonts w:asciiTheme="minorHAnsi" w:hAnsiTheme="minorHAnsi" w:cstheme="minorHAnsi"/>
-          <w:i/>
-          <w:iCs/>
-          <w:color w:val="000000"/>
-          <w:sz w:val="22"/>
-          <w:szCs w:val="22"/>
-        </w:rPr>
-        <w:t>main.py</w:t>
-      </w:r>
-      <w:r>
-        <w:rPr>
-          <w:rFonts w:asciiTheme="minorHAnsi" w:hAnsiTheme="minorHAnsi" w:cstheme="minorHAnsi"/>
-          <w:color w:val="000000"/>
-          <w:sz w:val="22"/>
-          <w:szCs w:val="22"/>
-        </w:rPr>
-        <w:t xml:space="preserve"> così come presente nella repository.</w:t>
+        </w:rPr>
+      </w:pPr>
+      <w:r>
+        <w:rPr>
+          <w:rFonts w:asciiTheme="minorHAnsi" w:hAnsiTheme="minorHAnsi" w:cstheme="minorHAnsi"/>
+          <w:color w:val="000000"/>
+          <w:sz w:val="22"/>
+          <w:szCs w:val="22"/>
+        </w:rPr>
+        <w:t xml:space="preserve">La prima macchina su cui è stato eseguito il codice ha un processore a 8 core, 16 </w:t>
+      </w:r>
+      <w:proofErr w:type="spellStart"/>
+      <w:r>
+        <w:rPr>
+          <w:rFonts w:asciiTheme="minorHAnsi" w:hAnsiTheme="minorHAnsi" w:cstheme="minorHAnsi"/>
+          <w:color w:val="000000"/>
+          <w:sz w:val="22"/>
+          <w:szCs w:val="22"/>
+        </w:rPr>
+        <w:t>threads</w:t>
+      </w:r>
+      <w:proofErr w:type="spellEnd"/>
+      <w:r>
+        <w:rPr>
+          <w:rFonts w:asciiTheme="minorHAnsi" w:hAnsiTheme="minorHAnsi" w:cstheme="minorHAnsi"/>
+          <w:color w:val="000000"/>
+          <w:sz w:val="22"/>
+          <w:szCs w:val="22"/>
+        </w:rPr>
+        <w:t xml:space="preserve">, una frequenza di clock di 3,6 GHz, una cache L2 da 4MB e una L3 da 32MB. Per quanto riguarda la memoria RAM da 16GB, con frequenza 3200MHz. Il sistema operativo è windows. </w:t>
       </w:r>
     </w:p>
     <w:p>
@@ -2286,62 +3438,61 @@
           <w:color w:val="000000"/>
           <w:sz w:val="22"/>
           <w:szCs w:val="22"/>
-          <w:lang w:val="it-IT"/>
-        </w:rPr>
-      </w:pPr>
-      <w:r>
-        <w:rPr>
-          <w:rFonts w:asciiTheme="minorHAnsi" w:hAnsiTheme="minorHAnsi" w:cstheme="minorHAnsi"/>
-          <w:color w:val="000000"/>
-          <w:sz w:val="22"/>
-          <w:szCs w:val="22"/>
-          <w:lang w:val="it-IT"/>
-        </w:rPr>
-        <w:t xml:space="preserve">La prima macchina su cui è stato eseguito il codice ha un processore a 8 core, 16 </w:t>
-      </w:r>
-      <w:proofErr w:type="spellStart"/>
-      <w:r>
-        <w:rPr>
-          <w:rFonts w:asciiTheme="minorHAnsi" w:hAnsiTheme="minorHAnsi" w:cstheme="minorHAnsi"/>
-          <w:color w:val="000000"/>
-          <w:sz w:val="22"/>
-          <w:szCs w:val="22"/>
-          <w:lang w:val="it-IT"/>
-        </w:rPr>
-        <w:t>threads</w:t>
-      </w:r>
-      <w:proofErr w:type="spellEnd"/>
-      <w:r>
-        <w:rPr>
-          <w:rFonts w:asciiTheme="minorHAnsi" w:hAnsiTheme="minorHAnsi" w:cstheme="minorHAnsi"/>
-          <w:color w:val="000000"/>
-          <w:sz w:val="22"/>
-          <w:szCs w:val="22"/>
-          <w:lang w:val="it-IT"/>
-        </w:rPr>
-        <w:t xml:space="preserve">, una frequenza di clock di 3,6 GHz, una cache L2 da 4MB e una L3 da 32MB. Per quanto riguarda la memoria RAM da 16GB, con frequenza 3200MHz. Il sistema operativo </w:t>
-      </w:r>
-      <w:proofErr w:type="gramStart"/>
-      <w:r>
-        <w:rPr>
-          <w:rFonts w:asciiTheme="minorHAnsi" w:hAnsiTheme="minorHAnsi" w:cstheme="minorHAnsi"/>
-          <w:color w:val="000000"/>
-          <w:sz w:val="22"/>
-          <w:szCs w:val="22"/>
-          <w:lang w:val="it-IT"/>
-        </w:rPr>
-        <w:t>è</w:t>
-      </w:r>
-      <w:proofErr w:type="gramEnd"/>
-      <w:r>
-        <w:rPr>
-          <w:rFonts w:asciiTheme="minorHAnsi" w:hAnsiTheme="minorHAnsi" w:cstheme="minorHAnsi"/>
-          <w:color w:val="000000"/>
-          <w:sz w:val="22"/>
-          <w:szCs w:val="22"/>
-          <w:lang w:val="it-IT"/>
-        </w:rPr>
-        <w:t xml:space="preserve"> windows. </w:t>
+        </w:rPr>
+      </w:pPr>
+      <w:r>
+        <w:rPr>
+          <w:rFonts w:asciiTheme="minorHAnsi" w:hAnsiTheme="minorHAnsi" w:cstheme="minorHAnsi"/>
+          <w:color w:val="000000"/>
+          <w:sz w:val="22"/>
+          <w:szCs w:val="22"/>
+        </w:rPr>
+        <w:t>In opposizione la seconda macchina è un Macbook pro M4, con Chip M4 pro: CPU</w:t>
+      </w:r>
+      <w:r>
+        <w:rPr>
+          <w:rFonts w:asciiTheme="minorHAnsi" w:hAnsiTheme="minorHAnsi" w:cstheme="minorHAnsi"/>
+          <w:color w:val="000000"/>
+          <w:sz w:val="22"/>
+          <w:szCs w:val="22"/>
+        </w:rPr>
+        <w:t xml:space="preserve"> </w:t>
+      </w:r>
+      <w:r>
+        <w:rPr>
+          <w:rFonts w:asciiTheme="minorHAnsi" w:hAnsiTheme="minorHAnsi" w:cstheme="minorHAnsi"/>
+          <w:color w:val="000000"/>
+          <w:sz w:val="22"/>
+          <w:szCs w:val="22"/>
+        </w:rPr>
+        <w:t xml:space="preserve">12 </w:t>
+      </w:r>
+      <w:r>
+        <w:rPr>
+          <w:rFonts w:asciiTheme="minorHAnsi" w:hAnsiTheme="minorHAnsi" w:cstheme="minorHAnsi"/>
+          <w:color w:val="000000"/>
+          <w:sz w:val="22"/>
+          <w:szCs w:val="22"/>
+        </w:rPr>
+        <w:t>core,</w:t>
+      </w:r>
+      <w:r>
+        <w:rPr>
+          <w:rFonts w:asciiTheme="minorHAnsi" w:hAnsiTheme="minorHAnsi" w:cstheme="minorHAnsi"/>
+          <w:color w:val="000000"/>
+          <w:sz w:val="22"/>
+          <w:szCs w:val="22"/>
+        </w:rPr>
+        <w:t xml:space="preserve"> memoria RAM unificata da 24G</w:t>
+      </w:r>
+      <w:r>
+        <w:rPr>
+          <w:rFonts w:asciiTheme="minorHAnsi" w:hAnsiTheme="minorHAnsi" w:cstheme="minorHAnsi"/>
+          <w:color w:val="000000"/>
+          <w:sz w:val="22"/>
+          <w:szCs w:val="22"/>
+        </w:rPr>
+        <w:t>B e come sistema operativo MacOS</w:t>
       </w:r>
     </w:p>
     <w:p>
@@ -2354,18 +3505,16 @@
           <w:color w:val="000000"/>
           <w:sz w:val="22"/>
           <w:szCs w:val="22"/>
-          <w:lang w:val="it-IT"/>
-        </w:rPr>
-      </w:pPr>
-      <w:r>
-        <w:rPr>
-          <w:rFonts w:asciiTheme="minorHAnsi" w:hAnsiTheme="minorHAnsi" w:cstheme="minorHAnsi"/>
-          <w:color w:val="000000"/>
-          <w:sz w:val="22"/>
-          <w:szCs w:val="22"/>
-          <w:lang w:val="it-IT"/>
-        </w:rPr>
-        <w:t xml:space="preserve">In opposizione la seconda macchina è un </w:t>
+        </w:rPr>
+      </w:pPr>
+      <w:r>
+        <w:rPr>
+          <w:rFonts w:asciiTheme="minorHAnsi" w:hAnsiTheme="minorHAnsi" w:cstheme="minorHAnsi"/>
+          <w:color w:val="000000"/>
+          <w:sz w:val="22"/>
+          <w:szCs w:val="22"/>
+        </w:rPr>
+        <w:t xml:space="preserve">Per entrambe le macchine è stata installata la versione 3.13 di </w:t>
       </w:r>
       <w:proofErr w:type="spellStart"/>
       <w:r>
@@ -2374,9 +3523,8 @@
           <w:color w:val="000000"/>
           <w:sz w:val="22"/>
           <w:szCs w:val="22"/>
-          <w:lang w:val="it-IT"/>
-        </w:rPr>
-        <w:t>Macbook</w:t>
+        </w:rPr>
+        <w:t>python</w:t>
       </w:r>
       <w:proofErr w:type="spellEnd"/>
       <w:r>
@@ -2385,59 +3533,8 @@
           <w:color w:val="000000"/>
           <w:sz w:val="22"/>
           <w:szCs w:val="22"/>
-          <w:lang w:val="it-IT"/>
-        </w:rPr>
-        <w:t xml:space="preserve"> pro M4, con Chip M4 pro: CPU</w:t>
-      </w:r>
-      <w:r>
-        <w:rPr>
-          <w:rFonts w:asciiTheme="minorHAnsi" w:hAnsiTheme="minorHAnsi" w:cstheme="minorHAnsi"/>
-          <w:color w:val="000000"/>
-          <w:sz w:val="22"/>
-          <w:szCs w:val="22"/>
-          <w:lang w:val="it-IT"/>
-        </w:rPr>
-        <w:t xml:space="preserve"> </w:t>
-      </w:r>
-      <w:r>
-        <w:rPr>
-          <w:rFonts w:asciiTheme="minorHAnsi" w:hAnsiTheme="minorHAnsi" w:cstheme="minorHAnsi"/>
-          <w:color w:val="000000"/>
-          <w:sz w:val="22"/>
-          <w:szCs w:val="22"/>
-          <w:lang w:val="it-IT"/>
-        </w:rPr>
-        <w:t xml:space="preserve">12 </w:t>
-      </w:r>
-      <w:r>
-        <w:rPr>
-          <w:rFonts w:asciiTheme="minorHAnsi" w:hAnsiTheme="minorHAnsi" w:cstheme="minorHAnsi"/>
-          <w:color w:val="000000"/>
-          <w:sz w:val="22"/>
-          <w:szCs w:val="22"/>
-          <w:lang w:val="it-IT"/>
-        </w:rPr>
-        <w:t>core,</w:t>
-      </w:r>
-      <w:r>
-        <w:rPr>
-          <w:rFonts w:asciiTheme="minorHAnsi" w:hAnsiTheme="minorHAnsi" w:cstheme="minorHAnsi"/>
-          <w:color w:val="000000"/>
-          <w:sz w:val="22"/>
-          <w:szCs w:val="22"/>
-          <w:lang w:val="it-IT"/>
-        </w:rPr>
-        <w:t xml:space="preserve"> memoria RAM unificata da 24G</w:t>
-      </w:r>
-      <w:r>
-        <w:rPr>
-          <w:rFonts w:asciiTheme="minorHAnsi" w:hAnsiTheme="minorHAnsi" w:cstheme="minorHAnsi"/>
-          <w:color w:val="000000"/>
-          <w:sz w:val="22"/>
-          <w:szCs w:val="22"/>
-          <w:lang w:val="it-IT"/>
-        </w:rPr>
-        <w:t>B e come sistema operativo MacOS</w:t>
+        </w:rPr>
+        <w:t>.</w:t>
       </w:r>
     </w:p>
     <w:p>
@@ -2450,40 +3547,25 @@
           <w:color w:val="000000"/>
           <w:sz w:val="22"/>
           <w:szCs w:val="22"/>
-          <w:lang w:val="it-IT"/>
-        </w:rPr>
-      </w:pPr>
-      <w:r>
-        <w:rPr>
-          <w:rFonts w:asciiTheme="minorHAnsi" w:hAnsiTheme="minorHAnsi" w:cstheme="minorHAnsi"/>
-          <w:color w:val="000000"/>
-          <w:sz w:val="22"/>
-          <w:szCs w:val="22"/>
-          <w:lang w:val="it-IT"/>
-        </w:rPr>
-        <w:t xml:space="preserve">Per entrambe le macchine è stata installata la versione 3.13 di </w:t>
-      </w:r>
-      <w:proofErr w:type="spellStart"/>
-      <w:r>
-        <w:rPr>
-          <w:rFonts w:asciiTheme="minorHAnsi" w:hAnsiTheme="minorHAnsi" w:cstheme="minorHAnsi"/>
-          <w:color w:val="000000"/>
-          <w:sz w:val="22"/>
-          <w:szCs w:val="22"/>
-          <w:lang w:val="it-IT"/>
-        </w:rPr>
-        <w:t>python</w:t>
-      </w:r>
-      <w:proofErr w:type="spellEnd"/>
-      <w:r>
-        <w:rPr>
-          <w:rFonts w:asciiTheme="minorHAnsi" w:hAnsiTheme="minorHAnsi" w:cstheme="minorHAnsi"/>
-          <w:color w:val="000000"/>
-          <w:sz w:val="22"/>
-          <w:szCs w:val="22"/>
-          <w:lang w:val="it-IT"/>
-        </w:rPr>
-        <w:t>.</w:t>
+        </w:rPr>
+      </w:pPr>
+      <w:r>
+        <w:rPr>
+          <w:rFonts w:asciiTheme="minorHAnsi" w:hAnsiTheme="minorHAnsi" w:cstheme="minorHAnsi"/>
+          <w:color w:val="000000"/>
+          <w:sz w:val="22"/>
+          <w:szCs w:val="22"/>
+        </w:rPr>
+        <w:t>L’obiettivo di svolgere l’esperimento su macchine diverse sia in prestazioni che in sistema operativo è quello di capire il gap di performance fra queste due tramite un esempio pratico, ci si aspetta ovviamente che la macchina Apple sia la più performante</w:t>
+      </w:r>
+      <w:r>
+        <w:rPr>
+          <w:rFonts w:asciiTheme="minorHAnsi" w:hAnsiTheme="minorHAnsi" w:cstheme="minorHAnsi"/>
+          <w:color w:val="000000"/>
+          <w:sz w:val="22"/>
+          <w:szCs w:val="22"/>
+        </w:rPr>
+        <w:t>, dato che CPU e RAM sono nettamente superiori in prestazioni alla prima, ma anche il sistema operativo è un fattore da tenere in considerazione.</w:t>
       </w:r>
     </w:p>
     <w:p>
@@ -2493,81 +3575,78 @@
         <w:jc w:val="both"/>
         <w:rPr>
           <w:rFonts w:asciiTheme="minorHAnsi" w:hAnsiTheme="minorHAnsi" w:cstheme="minorHAnsi"/>
-          <w:lang w:val="it-IT"/>
-        </w:rPr>
-      </w:pPr>
-      <w:r>
-        <w:rPr>
-          <w:rFonts w:asciiTheme="minorHAnsi" w:hAnsiTheme="minorHAnsi" w:cstheme="minorHAnsi"/>
-          <w:color w:val="000000"/>
-          <w:sz w:val="22"/>
-          <w:szCs w:val="22"/>
-          <w:lang w:val="it-IT"/>
-        </w:rPr>
-        <w:t xml:space="preserve">L’obiettivo di svolgere l’esperimento su macchine diverse sia in prestazioni che in sistema operativo è quello di capire il </w:t>
-      </w:r>
-      <w:proofErr w:type="gramStart"/>
-      <w:r>
-        <w:rPr>
-          <w:rFonts w:asciiTheme="minorHAnsi" w:hAnsiTheme="minorHAnsi" w:cstheme="minorHAnsi"/>
-          <w:color w:val="000000"/>
-          <w:sz w:val="22"/>
-          <w:szCs w:val="22"/>
-          <w:lang w:val="it-IT"/>
-        </w:rPr>
-        <w:t>gap</w:t>
-      </w:r>
-      <w:proofErr w:type="gramEnd"/>
-      <w:r>
-        <w:rPr>
-          <w:rFonts w:asciiTheme="minorHAnsi" w:hAnsiTheme="minorHAnsi" w:cstheme="minorHAnsi"/>
-          <w:color w:val="000000"/>
-          <w:sz w:val="22"/>
-          <w:szCs w:val="22"/>
-          <w:lang w:val="it-IT"/>
-        </w:rPr>
-        <w:t xml:space="preserve"> di performance fra queste due tramite un esempio pratico, ci si aspetta ovviamente che la macchina Apple sia la più performante</w:t>
-      </w:r>
-      <w:r>
-        <w:rPr>
-          <w:rFonts w:asciiTheme="minorHAnsi" w:hAnsiTheme="minorHAnsi" w:cstheme="minorHAnsi"/>
-          <w:color w:val="000000"/>
-          <w:sz w:val="22"/>
-          <w:szCs w:val="22"/>
-          <w:lang w:val="it-IT"/>
-        </w:rPr>
-        <w:t>, dato che CPU e RAM sono nettamente superiori in prestazioni alla prima, ma anche il sistema operativo è un fattore da tenere in considerazione.</w:t>
-      </w:r>
+          <w:color w:val="000000"/>
+          <w:sz w:val="22"/>
+          <w:szCs w:val="22"/>
+        </w:rPr>
+      </w:pPr>
+    </w:p>
+    <w:p>
+      <w:pPr>
+        <w:pStyle w:val="NormaleWeb"/>
+        <w:spacing w:before="0" w:beforeAutospacing="0" w:after="160" w:afterAutospacing="0"/>
+        <w:jc w:val="both"/>
+        <w:rPr>
+          <w:rFonts w:asciiTheme="minorHAnsi" w:hAnsiTheme="minorHAnsi" w:cstheme="minorHAnsi"/>
+          <w:color w:val="000000"/>
+          <w:sz w:val="22"/>
+          <w:szCs w:val="22"/>
+        </w:rPr>
+      </w:pPr>
+    </w:p>
+    <w:p>
+      <w:pPr>
+        <w:pStyle w:val="NormaleWeb"/>
+        <w:spacing w:before="0" w:beforeAutospacing="0" w:after="160" w:afterAutospacing="0"/>
+        <w:jc w:val="both"/>
+        <w:rPr>
+          <w:rFonts w:asciiTheme="minorHAnsi" w:hAnsiTheme="minorHAnsi" w:cstheme="minorHAnsi"/>
+          <w:color w:val="000000"/>
+          <w:sz w:val="22"/>
+          <w:szCs w:val="22"/>
+        </w:rPr>
+      </w:pPr>
+    </w:p>
+    <w:p>
+      <w:pPr>
+        <w:pStyle w:val="NormaleWeb"/>
+        <w:spacing w:before="0" w:beforeAutospacing="0" w:after="160" w:afterAutospacing="0"/>
+        <w:jc w:val="both"/>
+        <w:rPr>
+          <w:rFonts w:asciiTheme="minorHAnsi" w:hAnsiTheme="minorHAnsi" w:cstheme="minorHAnsi"/>
+        </w:rPr>
+      </w:pPr>
     </w:p>
     <w:p>
       <w:pPr>
         <w:pStyle w:val="Titolo1"/>
       </w:pPr>
       <w:r>
+        <w:lastRenderedPageBreak/>
         <w:t>5. Risultati</w:t>
       </w:r>
     </w:p>
     <w:p>
       <w:pPr>
         <w:rPr>
-          <w:lang w:val="it-IT" w:eastAsia="en-US"/>
-        </w:rPr>
-      </w:pPr>
-      <w:r>
-        <w:rPr>
-          <w:lang w:val="it-IT" w:eastAsia="en-US"/>
+          <w:lang w:eastAsia="en-US"/>
+        </w:rPr>
+      </w:pPr>
+      <w:r>
+        <w:rPr>
+          <w:lang w:eastAsia="en-US"/>
         </w:rPr>
         <w:t xml:space="preserve">I risultati dell’esperimento </w:t>
       </w:r>
       <w:r>
         <w:rPr>
-          <w:lang w:val="it-IT" w:eastAsia="en-US"/>
+          <w:lang w:eastAsia="en-US"/>
         </w:rPr>
         <w:t xml:space="preserve">eseguito sulla macchina windows </w:t>
       </w:r>
       <w:r>
         <w:rPr>
-          <w:lang w:val="it-IT" w:eastAsia="en-US"/>
+          <w:lang w:eastAsia="en-US"/>
         </w:rPr>
         <w:t xml:space="preserve">sono i seguenti: </w:t>
       </w:r>
@@ -2575,24 +3654,24 @@
     <w:p>
       <w:pPr>
         <w:rPr>
-          <w:lang w:val="it-IT" w:eastAsia="en-US"/>
-        </w:rPr>
-      </w:pPr>
-    </w:p>
-    <w:p>
-      <w:pPr>
-        <w:rPr>
-          <w:lang w:val="it-IT" w:eastAsia="en-US"/>
+          <w:lang w:eastAsia="en-US"/>
+        </w:rPr>
+      </w:pPr>
+    </w:p>
+    <w:p>
+      <w:pPr>
+        <w:rPr>
+          <w:lang w:eastAsia="en-US"/>
         </w:rPr>
       </w:pPr>
       <w:r>
         <w:rPr>
           <w:noProof/>
-          <w:lang w:val="it-IT" w:eastAsia="en-US"/>
+          <w:lang w:eastAsia="en-US"/>
           <w14:ligatures w14:val="standardContextual"/>
         </w:rPr>
         <w:drawing>
-          <wp:inline distT="0" distB="0" distL="0" distR="0" wp14:anchorId="637BCA95" wp14:editId="56AD8723">
+          <wp:inline distT="0" distB="0" distL="0" distR="0" wp14:anchorId="637BCA95" wp14:editId="2692AB97">
             <wp:extent cx="5731510" cy="3804285"/>
             <wp:effectExtent l="0" t="0" r="0" b="5715"/>
             <wp:docPr id="159065407" name="Immagine 1" descr="Immagine che contiene testo, Diagramma, linea, schermata&#10;&#10;Il contenuto generato dall'IA potrebbe non essere corretto."/>
@@ -2651,35 +3730,24 @@
       <w:r>
         <w:rPr>
           <w:rFonts w:asciiTheme="minorHAnsi" w:hAnsiTheme="minorHAnsi" w:cstheme="minorHAnsi"/>
-          <w:lang w:val="it-IT"/>
         </w:rPr>
         <w:t>1</w:t>
       </w:r>
       <w:r>
         <w:rPr>
           <w:rFonts w:asciiTheme="minorHAnsi" w:hAnsiTheme="minorHAnsi" w:cstheme="minorHAnsi"/>
-          <w:lang w:val="it-IT"/>
         </w:rPr>
         <w:t xml:space="preserve"> — Tempo mediano di inserimento al variare di n, per BST, AVL e RBT.</w:t>
       </w:r>
       <w:r>
         <w:rPr>
           <w:rFonts w:asciiTheme="minorHAnsi" w:hAnsiTheme="minorHAnsi" w:cstheme="minorHAnsi"/>
-          <w:lang w:val="it-IT"/>
-        </w:rPr>
-        <w:t xml:space="preserve"> In scala </w:t>
-      </w:r>
-      <w:r>
-        <w:rPr>
-          <w:rFonts w:asciiTheme="minorHAnsi" w:hAnsiTheme="minorHAnsi" w:cstheme="minorHAnsi"/>
-          <w:lang w:val="it-IT"/>
-        </w:rPr>
-        <w:t>lineare</w:t>
-      </w:r>
-      <w:r>
-        <w:rPr>
-          <w:rFonts w:asciiTheme="minorHAnsi" w:hAnsiTheme="minorHAnsi" w:cstheme="minorHAnsi"/>
-          <w:lang w:val="it-IT"/>
+        </w:rPr>
+        <w:t xml:space="preserve"> In scala lineare</w:t>
+      </w:r>
+      <w:r>
+        <w:rPr>
+          <w:rFonts w:asciiTheme="minorHAnsi" w:hAnsiTheme="minorHAnsi" w:cstheme="minorHAnsi"/>
         </w:rPr>
         <w:t>, Macchina 1</w:t>
       </w:r>
@@ -2687,14 +3755,14 @@
     <w:p>
       <w:pPr>
         <w:rPr>
-          <w:lang w:val="it-IT" w:eastAsia="en-US"/>
-        </w:rPr>
-      </w:pPr>
-    </w:p>
-    <w:p>
-      <w:pPr>
-        <w:rPr>
-          <w:lang w:val="it-IT" w:eastAsia="en-US"/>
+          <w:lang w:eastAsia="en-US"/>
+        </w:rPr>
+      </w:pPr>
+    </w:p>
+    <w:p>
+      <w:pPr>
+        <w:rPr>
+          <w:lang w:eastAsia="en-US"/>
         </w:rPr>
       </w:pPr>
     </w:p>
@@ -2708,7 +3776,6 @@
           <w:color w:val="000000"/>
           <w:sz w:val="22"/>
           <w:szCs w:val="22"/>
-          <w:lang w:val="it-IT"/>
         </w:rPr>
       </w:pPr>
       <w:r>
@@ -2746,7 +3813,6 @@
           <w:color w:val="000000"/>
           <w:sz w:val="22"/>
           <w:szCs w:val="22"/>
-          <w:lang w:val="it-IT"/>
         </w:rPr>
         <w:t>lineare</w:t>
       </w:r>
@@ -2757,17 +3823,7 @@
           <w:sz w:val="22"/>
           <w:szCs w:val="22"/>
         </w:rPr>
-        <w:t xml:space="preserve">, ottenuto eseguendo l'intera pipeline di misurazione descritta nelle sezioni </w:t>
-      </w:r>
-      <w:r>
-        <w:rPr>
-          <w:rFonts w:asciiTheme="minorHAnsi" w:hAnsiTheme="minorHAnsi" w:cstheme="minorHAnsi"/>
-          <w:color w:val="000000"/>
-          <w:sz w:val="22"/>
-          <w:szCs w:val="22"/>
-        </w:rPr>
-        <w:lastRenderedPageBreak/>
-        <w:t xml:space="preserve">precedenti (risultati raccolti in </w:t>
+        <w:t xml:space="preserve">, ottenuto eseguendo l'intera pipeline di misurazione descritta nelle sezioni precedenti (risultati raccolti in </w:t>
       </w:r>
       <w:r>
         <w:rPr>
@@ -2815,7 +3871,6 @@
           <w:color w:val="000000"/>
           <w:sz w:val="22"/>
           <w:szCs w:val="22"/>
-          <w:lang w:val="it-IT"/>
         </w:rPr>
         <w:t xml:space="preserve"> Tuttavia, si può notare che nelle misurazioni da 1000 a circa 100 000 nodi, il grafico risulta confusionario e difficilmente analizzabile, si è quindi operato un cambio di scala da lineare a logaritmica. In un grafico con scala logaritmica quello che ci si aspetta è che i risultati siano lineari, appunto per il cambio di </w:t>
       </w:r>
@@ -2825,7 +3880,6 @@
           <w:color w:val="000000"/>
           <w:sz w:val="22"/>
           <w:szCs w:val="22"/>
-          <w:lang w:val="it-IT"/>
         </w:rPr>
         <w:t>scala; infatti,</w:t>
       </w:r>
@@ -2835,7 +3889,6 @@
           <w:color w:val="000000"/>
           <w:sz w:val="22"/>
           <w:szCs w:val="22"/>
-          <w:lang w:val="it-IT"/>
         </w:rPr>
         <w:t xml:space="preserve"> supponiamo di</w:t>
       </w:r>
@@ -2845,7 +3898,6 @@
           <w:color w:val="000000"/>
           <w:sz w:val="22"/>
           <w:szCs w:val="22"/>
-          <w:lang w:val="it-IT"/>
         </w:rPr>
         <w:t xml:space="preserve"> avere una funzione logaritmica generica: </w:t>
       </w:r>
@@ -2860,7 +3912,6 @@
           <w:color w:val="000000"/>
           <w:sz w:val="22"/>
           <w:szCs w:val="22"/>
-          <w:lang w:val="it-IT"/>
         </w:rPr>
       </w:pPr>
       <m:oMathPara>
@@ -2871,7 +3922,6 @@
               <w:color w:val="000000"/>
               <w:sz w:val="22"/>
               <w:szCs w:val="22"/>
-              <w:lang w:val="it-IT"/>
             </w:rPr>
             <m:t>y = a ∙ log(x) + b</m:t>
           </m:r>
@@ -2888,16 +3938,14 @@
           <w:color w:val="000000"/>
           <w:sz w:val="22"/>
           <w:szCs w:val="22"/>
-          <w:lang w:val="it-IT"/>
-        </w:rPr>
-      </w:pPr>
-      <w:r>
-        <w:rPr>
-          <w:rFonts w:asciiTheme="minorHAnsi" w:hAnsiTheme="minorHAnsi" w:cstheme="minorHAnsi"/>
-          <w:color w:val="000000"/>
-          <w:sz w:val="22"/>
-          <w:szCs w:val="22"/>
-          <w:lang w:val="it-IT"/>
+        </w:rPr>
+      </w:pPr>
+      <w:r>
+        <w:rPr>
+          <w:rFonts w:asciiTheme="minorHAnsi" w:hAnsiTheme="minorHAnsi" w:cstheme="minorHAnsi"/>
+          <w:color w:val="000000"/>
+          <w:sz w:val="22"/>
+          <w:szCs w:val="22"/>
         </w:rPr>
         <w:t>Ponendo l’asse x logaritmica si ha:</w:t>
       </w:r>
@@ -2907,7 +3955,6 @@
           <w:color w:val="000000"/>
           <w:sz w:val="22"/>
           <w:szCs w:val="22"/>
-          <w:lang w:val="it-IT"/>
         </w:rPr>
         <w:t xml:space="preserve"> </w:t>
       </w:r>
@@ -2921,7 +3968,6 @@
                 <w:color w:val="000000"/>
                 <w:sz w:val="22"/>
                 <w:szCs w:val="22"/>
-                <w:lang w:val="it-IT"/>
               </w:rPr>
             </m:ctrlPr>
           </m:sSubPr>
@@ -2932,7 +3978,6 @@
                 <w:color w:val="000000"/>
                 <w:sz w:val="22"/>
                 <w:szCs w:val="22"/>
-                <w:lang w:val="it-IT"/>
               </w:rPr>
               <m:t>x</m:t>
             </m:r>
@@ -2944,7 +3989,6 @@
                 <w:color w:val="000000"/>
                 <w:sz w:val="22"/>
                 <w:szCs w:val="22"/>
-                <w:lang w:val="it-IT"/>
               </w:rPr>
               <m:t>new</m:t>
             </m:r>
@@ -2956,7 +4000,6 @@
             <w:color w:val="000000"/>
             <w:sz w:val="22"/>
             <w:szCs w:val="22"/>
-            <w:lang w:val="it-IT"/>
           </w:rPr>
           <m:t xml:space="preserve"> = log(x)</m:t>
         </m:r>
@@ -2967,7 +4010,6 @@
           <w:color w:val="000000"/>
           <w:sz w:val="22"/>
           <w:szCs w:val="22"/>
-          <w:lang w:val="it-IT"/>
         </w:rPr>
         <w:t xml:space="preserve"> e quindi risulta: </w:t>
       </w:r>
@@ -2982,7 +4024,6 @@
           <w:color w:val="000000"/>
           <w:sz w:val="22"/>
           <w:szCs w:val="22"/>
-          <w:lang w:val="it-IT"/>
         </w:rPr>
       </w:pPr>
       <m:oMathPara>
@@ -2993,7 +4034,6 @@
               <w:color w:val="000000"/>
               <w:sz w:val="22"/>
               <w:szCs w:val="22"/>
-              <w:lang w:val="it-IT"/>
             </w:rPr>
             <m:t xml:space="preserve">y = a ∙ </m:t>
           </m:r>
@@ -3006,7 +4046,6 @@
                   <w:color w:val="000000"/>
                   <w:sz w:val="22"/>
                   <w:szCs w:val="22"/>
-                  <w:lang w:val="it-IT"/>
                 </w:rPr>
               </m:ctrlPr>
             </m:sSubPr>
@@ -3017,7 +4056,6 @@
                   <w:color w:val="000000"/>
                   <w:sz w:val="22"/>
                   <w:szCs w:val="22"/>
-                  <w:lang w:val="it-IT"/>
                 </w:rPr>
                 <m:t>x</m:t>
               </m:r>
@@ -3029,7 +4067,6 @@
                   <w:color w:val="000000"/>
                   <w:sz w:val="22"/>
                   <w:szCs w:val="22"/>
-                  <w:lang w:val="it-IT"/>
                 </w:rPr>
                 <m:t>new</m:t>
               </m:r>
@@ -3041,7 +4078,6 @@
               <w:color w:val="000000"/>
               <w:sz w:val="22"/>
               <w:szCs w:val="22"/>
-              <w:lang w:val="it-IT"/>
             </w:rPr>
             <m:t xml:space="preserve"> + b</m:t>
           </m:r>
@@ -3058,16 +4094,14 @@
           <w:color w:val="000000"/>
           <w:sz w:val="22"/>
           <w:szCs w:val="22"/>
-          <w:lang w:val="it-IT"/>
-        </w:rPr>
-      </w:pPr>
-      <w:r>
-        <w:rPr>
-          <w:rFonts w:asciiTheme="minorHAnsi" w:hAnsiTheme="minorHAnsi" w:cstheme="minorHAnsi"/>
-          <w:color w:val="000000"/>
-          <w:sz w:val="22"/>
-          <w:szCs w:val="22"/>
-          <w:lang w:val="it-IT"/>
+        </w:rPr>
+      </w:pPr>
+      <w:r>
+        <w:rPr>
+          <w:rFonts w:asciiTheme="minorHAnsi" w:hAnsiTheme="minorHAnsi" w:cstheme="minorHAnsi"/>
+          <w:color w:val="000000"/>
+          <w:sz w:val="22"/>
+          <w:szCs w:val="22"/>
         </w:rPr>
         <w:t>Ovvero una retta.</w:t>
       </w:r>
@@ -3087,8 +4121,9 @@
           <w:rFonts w:asciiTheme="minorHAnsi" w:hAnsiTheme="minorHAnsi" w:cstheme="minorHAnsi"/>
           <w:noProof/>
         </w:rPr>
+        <w:lastRenderedPageBreak/>
         <w:drawing>
-          <wp:inline distT="0" distB="0" distL="0" distR="0" wp14:anchorId="4B0AE38D" wp14:editId="7032114A">
+          <wp:inline distT="0" distB="0" distL="0" distR="0" wp14:anchorId="4B0AE38D" wp14:editId="44A26F3F">
             <wp:extent cx="5731510" cy="3805555"/>
             <wp:effectExtent l="0" t="0" r="0" b="4445"/>
             <wp:docPr id="38920972" name="Picture 1"/>
@@ -3147,28 +4182,24 @@
       <w:r>
         <w:rPr>
           <w:rFonts w:asciiTheme="minorHAnsi" w:hAnsiTheme="minorHAnsi" w:cstheme="minorHAnsi"/>
-          <w:lang w:val="it-IT"/>
         </w:rPr>
         <w:t>2</w:t>
       </w:r>
       <w:r>
         <w:rPr>
           <w:rFonts w:asciiTheme="minorHAnsi" w:hAnsiTheme="minorHAnsi" w:cstheme="minorHAnsi"/>
-          <w:lang w:val="it-IT"/>
         </w:rPr>
         <w:t xml:space="preserve"> — Tempo mediano di inserimento al variare di n, per BST, AVL e RBT.</w:t>
       </w:r>
       <w:r>
         <w:rPr>
           <w:rFonts w:asciiTheme="minorHAnsi" w:hAnsiTheme="minorHAnsi" w:cstheme="minorHAnsi"/>
-          <w:lang w:val="it-IT"/>
         </w:rPr>
         <w:t xml:space="preserve"> In scala logaritmica</w:t>
       </w:r>
       <w:r>
         <w:rPr>
           <w:rFonts w:asciiTheme="minorHAnsi" w:hAnsiTheme="minorHAnsi" w:cstheme="minorHAnsi"/>
-          <w:lang w:val="it-IT"/>
         </w:rPr>
         <w:t>, Macchina 1</w:t>
       </w:r>
@@ -3183,7 +4214,6 @@
           <w:color w:val="000000"/>
           <w:sz w:val="22"/>
           <w:szCs w:val="22"/>
-          <w:lang w:val="it-IT"/>
         </w:rPr>
       </w:pPr>
     </w:p>
@@ -3197,16 +4227,14 @@
           <w:color w:val="000000"/>
           <w:sz w:val="22"/>
           <w:szCs w:val="22"/>
-          <w:lang w:val="it-IT"/>
-        </w:rPr>
-      </w:pPr>
-      <w:r>
-        <w:rPr>
-          <w:rFonts w:asciiTheme="minorHAnsi" w:hAnsiTheme="minorHAnsi" w:cstheme="minorHAnsi"/>
-          <w:color w:val="000000"/>
-          <w:sz w:val="22"/>
-          <w:szCs w:val="22"/>
-          <w:lang w:val="it-IT"/>
+        </w:rPr>
+      </w:pPr>
+      <w:r>
+        <w:rPr>
+          <w:rFonts w:asciiTheme="minorHAnsi" w:hAnsiTheme="minorHAnsi" w:cstheme="minorHAnsi"/>
+          <w:color w:val="000000"/>
+          <w:sz w:val="22"/>
+          <w:szCs w:val="22"/>
         </w:rPr>
         <w:t>Per quanto riguarda invece la macchina Apple sono stati ottenuti i seguenti risultati:</w:t>
       </w:r>
@@ -3221,7 +4249,6 @@
           <w:color w:val="000000"/>
           <w:sz w:val="22"/>
           <w:szCs w:val="22"/>
-          <w:lang w:val="it-IT"/>
         </w:rPr>
       </w:pPr>
       <w:r>
@@ -3231,12 +4258,10 @@
           <w:color w:val="000000"/>
           <w:sz w:val="22"/>
           <w:szCs w:val="22"/>
-          <w:lang w:val="it-IT"/>
           <w14:ligatures w14:val="standardContextual"/>
         </w:rPr>
-        <w:lastRenderedPageBreak/>
         <w:drawing>
-          <wp:inline distT="0" distB="0" distL="0" distR="0" wp14:anchorId="4DD6D85D" wp14:editId="2D670765">
+          <wp:inline distT="0" distB="0" distL="0" distR="0" wp14:anchorId="4DD6D85D" wp14:editId="58B576FB">
             <wp:extent cx="5731510" cy="3862070"/>
             <wp:effectExtent l="0" t="0" r="0" b="0"/>
             <wp:docPr id="831653286" name="Immagine 2" descr="Immagine che contiene testo, schermata, Diagramma, linea&#10;&#10;Il contenuto generato dall'IA potrebbe non essere corretto."/>
@@ -3295,44 +4320,20 @@
       <w:r>
         <w:rPr>
           <w:rFonts w:asciiTheme="minorHAnsi" w:hAnsiTheme="minorHAnsi" w:cstheme="minorHAnsi"/>
-          <w:lang w:val="it-IT"/>
         </w:rPr>
         <w:t>3</w:t>
       </w:r>
       <w:r>
         <w:rPr>
           <w:rFonts w:asciiTheme="minorHAnsi" w:hAnsiTheme="minorHAnsi" w:cstheme="minorHAnsi"/>
-          <w:lang w:val="it-IT"/>
         </w:rPr>
         <w:t xml:space="preserve"> — Tempo mediano di inserimento al variare di n, per BST, AVL e RBT.</w:t>
       </w:r>
       <w:r>
         <w:rPr>
           <w:rFonts w:asciiTheme="minorHAnsi" w:hAnsiTheme="minorHAnsi" w:cstheme="minorHAnsi"/>
-          <w:lang w:val="it-IT"/>
-        </w:rPr>
-        <w:t xml:space="preserve"> In scala l</w:t>
-      </w:r>
-      <w:r>
-        <w:rPr>
-          <w:rFonts w:asciiTheme="minorHAnsi" w:hAnsiTheme="minorHAnsi" w:cstheme="minorHAnsi"/>
-          <w:lang w:val="it-IT"/>
-        </w:rPr>
-        <w:t>ineare</w:t>
-      </w:r>
-      <w:r>
-        <w:rPr>
-          <w:rFonts w:asciiTheme="minorHAnsi" w:hAnsiTheme="minorHAnsi" w:cstheme="minorHAnsi"/>
-          <w:lang w:val="it-IT"/>
-        </w:rPr>
-        <w:t xml:space="preserve">, Macchina </w:t>
-      </w:r>
-      <w:r>
-        <w:rPr>
-          <w:rFonts w:asciiTheme="minorHAnsi" w:hAnsiTheme="minorHAnsi" w:cstheme="minorHAnsi"/>
-          <w:lang w:val="it-IT"/>
-        </w:rPr>
-        <w:t>2</w:t>
+        </w:rPr>
+        <w:t xml:space="preserve"> In scala lineare, Macchina 2</w:t>
       </w:r>
     </w:p>
     <w:p>
@@ -3345,7 +4346,6 @@
           <w:color w:val="000000"/>
           <w:sz w:val="22"/>
           <w:szCs w:val="22"/>
-          <w:lang w:val="it-IT"/>
         </w:rPr>
       </w:pPr>
     </w:p>
@@ -3359,16 +4359,14 @@
           <w:color w:val="000000"/>
           <w:sz w:val="22"/>
           <w:szCs w:val="22"/>
-          <w:lang w:val="it-IT"/>
-        </w:rPr>
-      </w:pPr>
-      <w:r>
-        <w:rPr>
-          <w:rFonts w:asciiTheme="minorHAnsi" w:hAnsiTheme="minorHAnsi" w:cstheme="minorHAnsi"/>
-          <w:color w:val="000000"/>
-          <w:sz w:val="22"/>
-          <w:szCs w:val="22"/>
-          <w:lang w:val="it-IT"/>
+        </w:rPr>
+      </w:pPr>
+      <w:r>
+        <w:rPr>
+          <w:rFonts w:asciiTheme="minorHAnsi" w:hAnsiTheme="minorHAnsi" w:cstheme="minorHAnsi"/>
+          <w:color w:val="000000"/>
+          <w:sz w:val="22"/>
+          <w:szCs w:val="22"/>
         </w:rPr>
         <w:t>Per lo stesso motivo del grafico riguardante la macchina 1 si riporta anche questo in scala logaritmica.</w:t>
       </w:r>
@@ -3383,7 +4381,6 @@
           <w:color w:val="000000"/>
           <w:sz w:val="22"/>
           <w:szCs w:val="22"/>
-          <w:lang w:val="it-IT"/>
         </w:rPr>
       </w:pPr>
     </w:p>
@@ -3397,7 +4394,6 @@
           <w:color w:val="000000"/>
           <w:sz w:val="22"/>
           <w:szCs w:val="22"/>
-          <w:lang w:val="it-IT"/>
         </w:rPr>
       </w:pPr>
       <w:r>
@@ -3407,12 +4403,10 @@
           <w:color w:val="000000"/>
           <w:sz w:val="22"/>
           <w:szCs w:val="22"/>
-          <w:lang w:val="it-IT"/>
           <w14:ligatures w14:val="standardContextual"/>
         </w:rPr>
-        <w:lastRenderedPageBreak/>
         <w:drawing>
-          <wp:inline distT="0" distB="0" distL="0" distR="0" wp14:anchorId="1A28BED1" wp14:editId="127F0171">
+          <wp:inline distT="0" distB="0" distL="0" distR="0" wp14:anchorId="1A28BED1" wp14:editId="62CC751B">
             <wp:extent cx="5731510" cy="3862070"/>
             <wp:effectExtent l="0" t="0" r="0" b="0"/>
             <wp:docPr id="1478246355" name="Immagine 4" descr="Immagine che contiene testo, schermata, Diagramma, linea&#10;&#10;Il contenuto generato dall'IA potrebbe non essere corretto."/>
@@ -3464,7 +4458,6 @@
           <w:color w:val="000000"/>
           <w:sz w:val="22"/>
           <w:szCs w:val="22"/>
-          <w:lang w:val="it-IT"/>
         </w:rPr>
       </w:pPr>
     </w:p>
@@ -3475,16 +4468,14 @@
         <w:jc w:val="both"/>
         <w:rPr>
           <w:rFonts w:asciiTheme="minorHAnsi" w:hAnsiTheme="minorHAnsi" w:cstheme="minorHAnsi"/>
-          <w:lang w:val="it-IT"/>
-        </w:rPr>
-      </w:pPr>
-      <w:r>
-        <w:rPr>
-          <w:rFonts w:asciiTheme="minorHAnsi" w:hAnsiTheme="minorHAnsi" w:cstheme="minorHAnsi"/>
-          <w:color w:val="000000"/>
-          <w:sz w:val="22"/>
-          <w:szCs w:val="22"/>
-          <w:lang w:val="it-IT"/>
+        </w:rPr>
+      </w:pPr>
+      <w:r>
+        <w:rPr>
+          <w:rFonts w:asciiTheme="minorHAnsi" w:hAnsiTheme="minorHAnsi" w:cstheme="minorHAnsi"/>
+          <w:color w:val="000000"/>
+          <w:sz w:val="22"/>
+          <w:szCs w:val="22"/>
         </w:rPr>
         <w:t>In generale d</w:t>
       </w:r>
@@ -3503,7 +4494,6 @@
           <w:color w:val="000000"/>
           <w:sz w:val="22"/>
           <w:szCs w:val="22"/>
-          <w:lang w:val="it-IT"/>
         </w:rPr>
         <w:t>i</w:t>
       </w:r>
@@ -3522,7 +4512,6 @@
           <w:color w:val="000000"/>
           <w:sz w:val="22"/>
           <w:szCs w:val="22"/>
-          <w:lang w:val="it-IT"/>
         </w:rPr>
         <w:t>i</w:t>
       </w:r>
@@ -3561,7 +4550,6 @@
           <w:color w:val="000000"/>
           <w:sz w:val="22"/>
           <w:szCs w:val="22"/>
-          <w:lang w:val="it-IT"/>
         </w:rPr>
         <w:t xml:space="preserve">e per entrambe le macchine, L’inserimento in AVL </w:t>
       </w:r>
@@ -3574,27 +4562,14 @@
         </w:rPr>
         <w:t>r</w:t>
       </w:r>
-      <w:proofErr w:type="spellStart"/>
-      <w:r>
-        <w:rPr>
-          <w:rFonts w:asciiTheme="minorHAnsi" w:hAnsiTheme="minorHAnsi" w:cstheme="minorHAnsi"/>
-          <w:color w:val="000000"/>
-          <w:sz w:val="22"/>
-          <w:szCs w:val="22"/>
-          <w:lang w:val="it-IT"/>
-        </w:rPr>
-        <w:t>ichiede</w:t>
-      </w:r>
-      <w:proofErr w:type="spellEnd"/>
-      <w:r>
-        <w:rPr>
-          <w:rFonts w:asciiTheme="minorHAnsi" w:hAnsiTheme="minorHAnsi" w:cstheme="minorHAnsi"/>
-          <w:color w:val="000000"/>
-          <w:sz w:val="22"/>
-          <w:szCs w:val="22"/>
-          <w:lang w:val="it-IT"/>
-        </w:rPr>
-        <w:t xml:space="preserve"> più tempo di</w:t>
+      <w:r>
+        <w:rPr>
+          <w:rFonts w:asciiTheme="minorHAnsi" w:hAnsiTheme="minorHAnsi" w:cstheme="minorHAnsi"/>
+          <w:color w:val="000000"/>
+          <w:sz w:val="22"/>
+          <w:szCs w:val="22"/>
+        </w:rPr>
+        <w:t>ichiede più tempo di</w:t>
       </w:r>
       <w:r>
         <w:rPr>
@@ -3611,7 +4586,6 @@
           <w:color w:val="000000"/>
           <w:sz w:val="22"/>
           <w:szCs w:val="22"/>
-          <w:lang w:val="it-IT"/>
         </w:rPr>
         <w:t xml:space="preserve">, i quali mantengono tempi simili, anche se si nota che tra le due macchine c’è una differenza per quanto riguarda n alti, dove nella macchina 2, RBT e BST si differenziano nettamente, al contrario della macchina 1 dove si sovrappongono. </w:t>
       </w:r>
@@ -3625,15 +4599,13 @@
           <w:rFonts w:asciiTheme="minorHAnsi" w:hAnsiTheme="minorHAnsi" w:cstheme="minorHAnsi"/>
           <w:sz w:val="22"/>
           <w:szCs w:val="22"/>
-          <w:lang w:val="it-IT"/>
-        </w:rPr>
-      </w:pPr>
-      <w:r>
-        <w:rPr>
-          <w:rFonts w:asciiTheme="minorHAnsi" w:hAnsiTheme="minorHAnsi" w:cstheme="minorHAnsi"/>
-          <w:sz w:val="22"/>
-          <w:szCs w:val="22"/>
-          <w:lang w:val="it-IT"/>
+        </w:rPr>
+      </w:pPr>
+      <w:r>
+        <w:rPr>
+          <w:rFonts w:asciiTheme="minorHAnsi" w:hAnsiTheme="minorHAnsi" w:cstheme="minorHAnsi"/>
+          <w:sz w:val="22"/>
+          <w:szCs w:val="22"/>
         </w:rPr>
         <w:t>Inoltre,</w:t>
       </w:r>
@@ -3642,7 +4614,6 @@
           <w:rFonts w:asciiTheme="minorHAnsi" w:hAnsiTheme="minorHAnsi" w:cstheme="minorHAnsi"/>
           <w:sz w:val="22"/>
           <w:szCs w:val="22"/>
-          <w:lang w:val="it-IT"/>
         </w:rPr>
         <w:t xml:space="preserve"> si nota un discostamento dalla teoria, si noti infatti che tutte e tre le funzioni dei tempi di inserimento risultano essere logaritmiche, nel caso di AVL e RBT questo è corretto anche secondo la teoria, la parte che si discosta riguarda proprio i BST; Secondo la teoria il costo di inserimento in un BST è O(n)</w:t>
       </w:r>
@@ -3651,7 +4622,6 @@
           <w:rFonts w:asciiTheme="minorHAnsi" w:hAnsiTheme="minorHAnsi" w:cstheme="minorHAnsi"/>
           <w:sz w:val="22"/>
           <w:szCs w:val="22"/>
-          <w:lang w:val="it-IT"/>
         </w:rPr>
         <w:t xml:space="preserve">, mentre nel grafico si osserva chiaramente una funzione logaritmica. Per spiegare questo fenomeno bisogna inizialmente distinguere tra caso peggiore e cado medio. Il caso peggiore è noto essere un inserimento di chiavi in ordine (crescente o decrescente) e il costo di questo è proprio </w:t>
       </w:r>
@@ -3660,25 +4630,14 @@
           <w:rFonts w:asciiTheme="minorHAnsi" w:hAnsiTheme="minorHAnsi" w:cstheme="minorHAnsi"/>
           <w:sz w:val="22"/>
           <w:szCs w:val="22"/>
-          <w:lang w:val="it-IT"/>
-        </w:rPr>
-        <w:t>Θ</w:t>
-      </w:r>
-      <w:r>
-        <w:rPr>
-          <w:rFonts w:asciiTheme="minorHAnsi" w:hAnsiTheme="minorHAnsi" w:cstheme="minorHAnsi"/>
-          <w:sz w:val="22"/>
-          <w:szCs w:val="22"/>
-          <w:lang w:val="it-IT"/>
-        </w:rPr>
-        <w:t>(n), ma inserendo</w:t>
-      </w:r>
-      <w:r>
-        <w:rPr>
-          <w:rFonts w:asciiTheme="minorHAnsi" w:hAnsiTheme="minorHAnsi" w:cstheme="minorHAnsi"/>
-          <w:sz w:val="22"/>
-          <w:szCs w:val="22"/>
-          <w:lang w:val="it-IT"/>
+        </w:rPr>
+        <w:t>Θ(n), ma inserendo</w:t>
+      </w:r>
+      <w:r>
+        <w:rPr>
+          <w:rFonts w:asciiTheme="minorHAnsi" w:hAnsiTheme="minorHAnsi" w:cstheme="minorHAnsi"/>
+          <w:sz w:val="22"/>
+          <w:szCs w:val="22"/>
         </w:rPr>
         <w:t xml:space="preserve"> randomicamente le chiavi, al crescere di n, diventa sempre meno probabile un albero che si avvicini al caso peggiore, si ricade perciò nel caso medio; quindi, la complessità risulta essere logaritmica</w:t>
       </w:r>
@@ -3687,7 +4646,6 @@
           <w:rFonts w:asciiTheme="minorHAnsi" w:hAnsiTheme="minorHAnsi" w:cstheme="minorHAnsi"/>
           <w:sz w:val="22"/>
           <w:szCs w:val="22"/>
-          <w:lang w:val="it-IT"/>
         </w:rPr>
         <w:t>.</w:t>
       </w:r>
@@ -3701,15 +4659,13 @@
           <w:rFonts w:asciiTheme="minorHAnsi" w:hAnsiTheme="minorHAnsi" w:cstheme="minorHAnsi"/>
           <w:sz w:val="22"/>
           <w:szCs w:val="22"/>
-          <w:lang w:val="it-IT"/>
-        </w:rPr>
-      </w:pPr>
-      <w:r>
-        <w:rPr>
-          <w:rFonts w:asciiTheme="minorHAnsi" w:hAnsiTheme="minorHAnsi" w:cstheme="minorHAnsi"/>
-          <w:sz w:val="22"/>
-          <w:szCs w:val="22"/>
-          <w:lang w:val="it-IT"/>
+        </w:rPr>
+      </w:pPr>
+      <w:r>
+        <w:rPr>
+          <w:rFonts w:asciiTheme="minorHAnsi" w:hAnsiTheme="minorHAnsi" w:cstheme="minorHAnsi"/>
+          <w:sz w:val="22"/>
+          <w:szCs w:val="22"/>
         </w:rPr>
         <w:t>Le due macchine, in generale, si differenziano nettamente, come ci si aspettava, per i tempi di inserimento, si nota che la macchina 2 ha delle performance migliori, si parla di circa un ordine di grandezza di differenza, la macchina 1 si mantiene quasi sempre nell’ordine dei 10</w:t>
       </w:r>
@@ -3718,7 +4674,6 @@
           <w:rFonts w:ascii="Aptos" w:hAnsi="Aptos" w:cstheme="minorHAnsi"/>
           <w:sz w:val="22"/>
           <w:szCs w:val="22"/>
-          <w:lang w:val="it-IT"/>
         </w:rPr>
         <w:t>µ</w:t>
       </w:r>
@@ -3727,7 +4682,6 @@
           <w:rFonts w:asciiTheme="minorHAnsi" w:hAnsiTheme="minorHAnsi" w:cstheme="minorHAnsi"/>
           <w:sz w:val="22"/>
           <w:szCs w:val="22"/>
-          <w:lang w:val="it-IT"/>
         </w:rPr>
         <w:t>s per quanto riguarda AVL e nell’ordine del microsecondo per BST ed RBT, mentre la macchina 2 nell’ordine del microsecondo</w:t>
       </w:r>
@@ -3736,7 +4690,6 @@
           <w:rFonts w:asciiTheme="minorHAnsi" w:hAnsiTheme="minorHAnsi" w:cstheme="minorHAnsi"/>
           <w:sz w:val="22"/>
           <w:szCs w:val="22"/>
-          <w:lang w:val="it-IT"/>
         </w:rPr>
         <w:t xml:space="preserve"> per AVL e nell’ordine dei decimi di microsecondo per quanto riguarda BST ed RBT.</w:t>
       </w:r>
@@ -3754,161 +4707,70 @@
       </w:r>
     </w:p>
     <w:p>
-      <w:pPr>
-        <w:rPr>
-          <w:lang w:val="it-IT"/>
-        </w:rPr>
-      </w:pPr>
-      <w:r>
-        <w:rPr>
-          <w:lang w:val="it-IT"/>
-        </w:rPr>
+      <w:r>
         <w:t>Nel complesso l’esperimento è stato svolto con successo, le classi sono corrette e rappresentano correttamente gli alberi, le classi “</w:t>
       </w:r>
       <w:proofErr w:type="spellStart"/>
       <w:r>
-        <w:rPr>
-          <w:lang w:val="it-IT"/>
-        </w:rPr>
         <w:t>helper</w:t>
       </w:r>
       <w:proofErr w:type="spellEnd"/>
       <w:r>
-        <w:rPr>
-          <w:lang w:val="it-IT"/>
-        </w:rPr>
         <w:t>” sono state progettate e realizzate con successo, la gestione delle chiavi è corretta e i dati sono stati raccolti e analizzati.</w:t>
       </w:r>
     </w:p>
     <w:p>
-      <w:pPr>
-        <w:rPr>
-          <w:lang w:val="it-IT"/>
-        </w:rPr>
-      </w:pPr>
-      <w:r>
-        <w:rPr>
-          <w:lang w:val="it-IT"/>
-        </w:rPr>
+      <w:r>
         <w:t>I risultati ottenuti hanno soddisfatto le aspettative, infatti gli andamenti delle funzioni che descrivono l’inserimento di chiavi in alberi sempre più grandi per BST, RBT e AVL sono in scala logaritmica come ci si aspettava, questo confermato dal fatto che una volta portata l’ascissa in scala logaritmica le funzioni sono risultate lineari</w:t>
       </w:r>
       <w:r>
-        <w:rPr>
-          <w:lang w:val="it-IT"/>
-        </w:rPr>
         <w:t xml:space="preserve">. Si può confermare che la complessità delle procedure viste nella teoria sono state verificate anche dal lato pratico, su questo punto è stato notato un andamento logaritmico sugli inserimenti nel BST che apparentemente non concordava con la teoria, ma valutando un albero randomico si ricade con alta probabilità nel caso medio e di conseguenza anche questo risultato è pienamente corretto. </w:t>
       </w:r>
     </w:p>
     <w:p>
-      <w:pPr>
-        <w:rPr>
-          <w:lang w:val="it-IT"/>
-        </w:rPr>
-      </w:pPr>
-      <w:r>
-        <w:rPr>
-          <w:lang w:val="it-IT"/>
-        </w:rPr>
+      <w:r>
         <w:t xml:space="preserve">Per quanto riguarda l’esecuzione su due macchine diverse, le caratteristiche tecniche della macchina 1 (Windows) erano inferiori e questo è stato confermato dall’esperimento, </w:t>
       </w:r>
       <w:r>
-        <w:rPr>
-          <w:lang w:val="it-IT"/>
-        </w:rPr>
         <w:t>come scritto sopra, su tutti e tre i tipi di albero binario c’è una differenza di circa un ordine di grandezza, probabilmente questo dovuto alle performance della CPU e alla dimensione della RAM.</w:t>
       </w:r>
     </w:p>
     <w:p>
-      <w:pPr>
-        <w:rPr>
-          <w:lang w:val="it-IT"/>
-        </w:rPr>
-      </w:pPr>
-      <w:r>
-        <w:rPr>
-          <w:lang w:val="it-IT"/>
-        </w:rPr>
+      <w:r>
         <w:t xml:space="preserve">Si è notato che gli AVL in generale hanno un tempo di inserimento maggiore, questo dovuto </w:t>
       </w:r>
       <w:r>
-        <w:rPr>
-          <w:lang w:val="it-IT"/>
-        </w:rPr>
         <w:t>all’implementazione; infatti,</w:t>
       </w:r>
       <w:r>
-        <w:rPr>
-          <w:lang w:val="it-IT"/>
-        </w:rPr>
         <w:t xml:space="preserve"> ad ogni inserimento il fatto di invalidare e ricalcolare l’altezza di un certo numero di nodi e il fatto che l’altezza non viene mantenuta come attributo del nodo</w:t>
       </w:r>
       <w:r>
-        <w:rPr>
-          <w:lang w:val="it-IT"/>
-        </w:rPr>
         <w:t>,</w:t>
       </w:r>
       <w:r>
-        <w:rPr>
-          <w:lang w:val="it-IT"/>
-        </w:rPr>
         <w:t xml:space="preserve"> ma </w:t>
       </w:r>
       <w:r>
-        <w:rPr>
-          <w:lang w:val="it-IT"/>
-        </w:rPr>
         <w:t xml:space="preserve">ottenuta </w:t>
       </w:r>
       <w:r>
-        <w:rPr>
-          <w:lang w:val="it-IT"/>
-        </w:rPr>
         <w:t xml:space="preserve">con la funzione </w:t>
       </w:r>
       <w:proofErr w:type="spellStart"/>
-      <w:proofErr w:type="gramStart"/>
-      <w:r>
-        <w:rPr>
-          <w:lang w:val="it-IT"/>
-        </w:rPr>
+      <w:r>
         <w:t>getAttr</w:t>
       </w:r>
       <w:proofErr w:type="spellEnd"/>
       <w:r>
-        <w:rPr>
-          <w:lang w:val="it-IT"/>
-        </w:rPr>
-        <w:t>(</w:t>
-      </w:r>
-      <w:proofErr w:type="gramEnd"/>
-      <w:r>
-        <w:rPr>
-          <w:lang w:val="it-IT"/>
-        </w:rPr>
-        <w:t>)</w:t>
-      </w:r>
-      <w:r>
-        <w:rPr>
-          <w:lang w:val="it-IT"/>
-        </w:rPr>
+        <w:t>()</w:t>
+      </w:r>
+      <w:r>
         <w:t xml:space="preserve"> rallenta molto il procedimento.</w:t>
       </w:r>
     </w:p>
-    <w:p>
-      <w:pPr>
-        <w:rPr>
-          <w:lang w:val="it-IT"/>
-        </w:rPr>
-      </w:pPr>
-    </w:p>
-    <w:p>
-      <w:pPr>
-        <w:rPr>
-          <w:lang w:val="it-IT"/>
-        </w:rPr>
-      </w:pPr>
-    </w:p>
+    <w:p/>
+    <w:p/>
     <w:sectPr>
       <w:footerReference w:type="even" r:id="rId10"/>
       <w:footerReference w:type="default" r:id="rId11"/>
@@ -4508,7 +5370,7 @@
       <w:kern w:val="2"/>
       <w:sz w:val="40"/>
       <w:szCs w:val="40"/>
-      <w:lang w:val="it-IT" w:eastAsia="en-US"/>
+      <w:lang w:eastAsia="en-US"/>
       <w14:ligatures w14:val="standardContextual"/>
     </w:rPr>
   </w:style>
@@ -4533,7 +5395,7 @@
       <w:kern w:val="2"/>
       <w:sz w:val="32"/>
       <w:szCs w:val="32"/>
-      <w:lang w:val="it-IT" w:eastAsia="en-US"/>
+      <w:lang w:eastAsia="en-US"/>
       <w14:ligatures w14:val="standardContextual"/>
     </w:rPr>
   </w:style>
@@ -4559,7 +5421,7 @@
       <w:kern w:val="2"/>
       <w:sz w:val="28"/>
       <w:szCs w:val="28"/>
-      <w:lang w:val="it-IT" w:eastAsia="en-US"/>
+      <w:lang w:eastAsia="en-US"/>
       <w14:ligatures w14:val="standardContextual"/>
     </w:rPr>
   </w:style>
@@ -4587,7 +5449,7 @@
       <w:kern w:val="2"/>
       <w:sz w:val="24"/>
       <w:szCs w:val="24"/>
-      <w:lang w:val="it-IT" w:eastAsia="en-US"/>
+      <w:lang w:eastAsia="en-US"/>
       <w14:ligatures w14:val="standardContextual"/>
     </w:rPr>
   </w:style>
@@ -4613,7 +5475,7 @@
       <w:kern w:val="2"/>
       <w:sz w:val="24"/>
       <w:szCs w:val="24"/>
-      <w:lang w:val="it-IT" w:eastAsia="en-US"/>
+      <w:lang w:eastAsia="en-US"/>
       <w14:ligatures w14:val="standardContextual"/>
     </w:rPr>
   </w:style>
@@ -4641,7 +5503,7 @@
       <w:kern w:val="2"/>
       <w:sz w:val="24"/>
       <w:szCs w:val="24"/>
-      <w:lang w:val="it-IT" w:eastAsia="en-US"/>
+      <w:lang w:eastAsia="en-US"/>
       <w14:ligatures w14:val="standardContextual"/>
     </w:rPr>
   </w:style>
@@ -4667,7 +5529,7 @@
       <w:kern w:val="2"/>
       <w:sz w:val="24"/>
       <w:szCs w:val="24"/>
-      <w:lang w:val="it-IT" w:eastAsia="en-US"/>
+      <w:lang w:eastAsia="en-US"/>
       <w14:ligatures w14:val="standardContextual"/>
     </w:rPr>
   </w:style>
@@ -4695,7 +5557,7 @@
       <w:kern w:val="2"/>
       <w:sz w:val="24"/>
       <w:szCs w:val="24"/>
-      <w:lang w:val="it-IT" w:eastAsia="en-US"/>
+      <w:lang w:eastAsia="en-US"/>
       <w14:ligatures w14:val="standardContextual"/>
     </w:rPr>
   </w:style>
@@ -4721,7 +5583,7 @@
       <w:kern w:val="2"/>
       <w:sz w:val="24"/>
       <w:szCs w:val="24"/>
-      <w:lang w:val="it-IT" w:eastAsia="en-US"/>
+      <w:lang w:eastAsia="en-US"/>
       <w14:ligatures w14:val="standardContextual"/>
     </w:rPr>
   </w:style>
@@ -4889,7 +5751,7 @@
       <w:kern w:val="28"/>
       <w:sz w:val="56"/>
       <w:szCs w:val="56"/>
-      <w:lang w:val="it-IT" w:eastAsia="en-US"/>
+      <w:lang w:eastAsia="en-US"/>
       <w14:ligatures w14:val="standardContextual"/>
     </w:rPr>
   </w:style>
@@ -4962,7 +5824,7 @@
       <w:kern w:val="2"/>
       <w:sz w:val="24"/>
       <w:szCs w:val="24"/>
-      <w:lang w:val="it-IT" w:eastAsia="en-US"/>
+      <w:lang w:eastAsia="en-US"/>
       <w14:ligatures w14:val="standardContextual"/>
     </w:rPr>
   </w:style>
@@ -4994,7 +5856,7 @@
       <w:kern w:val="2"/>
       <w:sz w:val="24"/>
       <w:szCs w:val="24"/>
-      <w:lang w:val="it-IT" w:eastAsia="en-US"/>
+      <w:lang w:eastAsia="en-US"/>
       <w14:ligatures w14:val="standardContextual"/>
     </w:rPr>
   </w:style>
@@ -5143,6 +6005,24 @@
     <w:rsid w:val="00370AE0"/>
     <w:rPr>
       <w:color w:val="666666"/>
+    </w:rPr>
+  </w:style>
+  <w:style w:type="character" w:customStyle="1" w:styleId="math-inline">
+    <w:name w:val="math-inline"/>
+    <w:basedOn w:val="Carpredefinitoparagrafo"/>
+    <w:rsid w:val="00DB02F3"/>
+  </w:style>
+  <w:style w:type="character" w:styleId="CodiceHTML">
+    <w:name w:val="HTML Code"/>
+    <w:basedOn w:val="Carpredefinitoparagrafo"/>
+    <w:uiPriority w:val="99"/>
+    <w:semiHidden/>
+    <w:unhideWhenUsed/>
+    <w:rsid w:val="00D84D03"/>
+    <w:rPr>
+      <w:rFonts w:ascii="Courier New" w:eastAsia="Times New Roman" w:hAnsi="Courier New" w:cs="Courier New"/>
+      <w:sz w:val="20"/>
+      <w:szCs w:val="20"/>
     </w:rPr>
   </w:style>
 </w:styles>

--- a/Relazione_Progetto_ASD.docx
+++ b/Relazione_Progetto_ASD.docx
@@ -761,7 +761,27 @@
           <w:sz w:val="22"/>
           <w:szCs w:val="22"/>
         </w:rPr>
-        <w:t xml:space="preserve"> 10 milioni di nodi, il costo computazionale del solo setup rischiava di rendere l'esperimento ineseguibile in tempi ragionevoli. Un approccio </w:t>
+        <w:t xml:space="preserve"> </w:t>
+      </w:r>
+      <w:proofErr w:type="gramStart"/>
+      <w:r>
+        <w:rPr>
+          <w:rFonts w:asciiTheme="minorHAnsi" w:hAnsiTheme="minorHAnsi" w:cstheme="minorHAnsi"/>
+          <w:color w:val="000000"/>
+          <w:sz w:val="22"/>
+          <w:szCs w:val="22"/>
+        </w:rPr>
+        <w:t>10</w:t>
+      </w:r>
+      <w:proofErr w:type="gramEnd"/>
+      <w:r>
+        <w:rPr>
+          <w:rFonts w:asciiTheme="minorHAnsi" w:hAnsiTheme="minorHAnsi" w:cstheme="minorHAnsi"/>
+          <w:color w:val="000000"/>
+          <w:sz w:val="22"/>
+          <w:szCs w:val="22"/>
+        </w:rPr>
+        <w:t xml:space="preserve"> milioni di nodi, il costo computazionale del solo setup rischiava di rendere l'esperimento ineseguibile in tempi ragionevoli. Un approccio </w:t>
       </w:r>
       <w:r>
         <w:rPr>
@@ -1567,7 +1587,27 @@
           <w:sz w:val="22"/>
           <w:szCs w:val="22"/>
         </w:rPr>
-        <w:t xml:space="preserve"> ogni istanza di TreeNode viene associato l'attributo height. La funzione di supporto height(node) interroga questo attributo: se esso contiene un valore numerico valido, questo viene restituito immediatamente in tempo costante O(1); se invece l'attributo è pari a None, la funzione calcola l'altezza in modo bottom-up sommandone una unità al massimo tra le altezze dei due figli, salvando poi il risultato nel nodo. </w:t>
+        <w:t xml:space="preserve"> ogni istanza di TreeNode viene associato l'attributo height. La funzione di supporto height(node) interroga questo attributo: se esso contiene un valore numerico valido, questo viene restituito immediatamente in tempo costante </w:t>
+      </w:r>
+      <w:proofErr w:type="gramStart"/>
+      <w:r>
+        <w:rPr>
+          <w:rFonts w:asciiTheme="minorHAnsi" w:hAnsiTheme="minorHAnsi" w:cstheme="minorHAnsi"/>
+          <w:color w:val="000000"/>
+          <w:sz w:val="22"/>
+          <w:szCs w:val="22"/>
+        </w:rPr>
+        <w:t>O(</w:t>
+      </w:r>
+      <w:proofErr w:type="gramEnd"/>
+      <w:r>
+        <w:rPr>
+          <w:rFonts w:asciiTheme="minorHAnsi" w:hAnsiTheme="minorHAnsi" w:cstheme="minorHAnsi"/>
+          <w:color w:val="000000"/>
+          <w:sz w:val="22"/>
+          <w:szCs w:val="22"/>
+        </w:rPr>
+        <w:t xml:space="preserve">1); se invece l'attributo è pari a None, la funzione calcola l'altezza in modo bottom-up sommandone una unità al massimo tra le altezze dei due figli, salvando poi il risultato nel nodo. </w:t>
       </w:r>
       <w:r>
         <w:rPr>
@@ -3109,7 +3149,27 @@
           <w:sz w:val="22"/>
           <w:szCs w:val="22"/>
         </w:rPr>
-        <w:t xml:space="preserve"> e per ciascuna struttura dati abbiamo raccolto 100 misure tramite cicli </w:t>
+        <w:t xml:space="preserve"> e per ciascuna struttura dati abbiamo raccolto </w:t>
+      </w:r>
+      <w:proofErr w:type="gramStart"/>
+      <w:r>
+        <w:rPr>
+          <w:rFonts w:asciiTheme="minorHAnsi" w:hAnsiTheme="minorHAnsi" w:cstheme="minorHAnsi"/>
+          <w:color w:val="000000"/>
+          <w:sz w:val="22"/>
+          <w:szCs w:val="22"/>
+        </w:rPr>
+        <w:t>100</w:t>
+      </w:r>
+      <w:proofErr w:type="gramEnd"/>
+      <w:r>
+        <w:rPr>
+          <w:rFonts w:asciiTheme="minorHAnsi" w:hAnsiTheme="minorHAnsi" w:cstheme="minorHAnsi"/>
+          <w:color w:val="000000"/>
+          <w:sz w:val="22"/>
+          <w:szCs w:val="22"/>
+        </w:rPr>
+        <w:t xml:space="preserve"> misure tramite cicli </w:t>
       </w:r>
       <w:r>
         <w:rPr>
@@ -3268,7 +3328,27 @@
           <w:sz w:val="22"/>
           <w:szCs w:val="22"/>
         </w:rPr>
-        <w:t xml:space="preserve"> invece è tale che all’indice i si trova il nodo con chiave i, questo array viene modificato solo nel caso di cancellazione dei BST </w:t>
+        <w:t xml:space="preserve"> invece è tale che all’indice </w:t>
+      </w:r>
+      <w:proofErr w:type="gramStart"/>
+      <w:r>
+        <w:rPr>
+          <w:rFonts w:asciiTheme="minorHAnsi" w:hAnsiTheme="minorHAnsi" w:cstheme="minorHAnsi"/>
+          <w:color w:val="000000"/>
+          <w:sz w:val="22"/>
+          <w:szCs w:val="22"/>
+        </w:rPr>
+        <w:t>i si</w:t>
+      </w:r>
+      <w:proofErr w:type="gramEnd"/>
+      <w:r>
+        <w:rPr>
+          <w:rFonts w:asciiTheme="minorHAnsi" w:hAnsiTheme="minorHAnsi" w:cstheme="minorHAnsi"/>
+          <w:color w:val="000000"/>
+          <w:sz w:val="22"/>
+          <w:szCs w:val="22"/>
+        </w:rPr>
+        <w:t xml:space="preserve"> trova il nodo con chiave i, questo array viene modificato solo nel caso di cancellazione dei BST </w:t>
       </w:r>
       <w:proofErr w:type="spellStart"/>
       <w:r>
@@ -3288,27 +3368,25 @@
           <w:sz w:val="22"/>
           <w:szCs w:val="22"/>
         </w:rPr>
-        <w:t xml:space="preserve"> le chiavi del nodo effettivamente rimosso e quella del nodo da rimuovere vengono scambiate. Il sistema quando questo accade ritorna alla fine della cancellazione una coppia con i valori delle chiavi scambiate e queste vengono usate come indici per </w:t>
-      </w:r>
-      <w:proofErr w:type="spellStart"/>
-      <w:r>
-        <w:rPr>
-          <w:rFonts w:asciiTheme="minorHAnsi" w:hAnsiTheme="minorHAnsi" w:cstheme="minorHAnsi"/>
-          <w:color w:val="000000"/>
-          <w:sz w:val="22"/>
-          <w:szCs w:val="22"/>
-        </w:rPr>
-        <w:t>scambiere</w:t>
-      </w:r>
-      <w:proofErr w:type="spellEnd"/>
-      <w:r>
-        <w:rPr>
-          <w:rFonts w:asciiTheme="minorHAnsi" w:hAnsiTheme="minorHAnsi" w:cstheme="minorHAnsi"/>
-          <w:color w:val="000000"/>
-          <w:sz w:val="22"/>
-          <w:szCs w:val="22"/>
-        </w:rPr>
-        <w:t xml:space="preserve"> i nodi nell’array working </w:t>
+        <w:t xml:space="preserve"> le chiavi del nodo effettivamente rimosso e quella del nodo da rimuovere vengono scambiate. Il sistema quando questo accade ritorna alla fine della cancellazione una coppia con i valori delle chiavi scambiate e queste vengono usate come indici per scambi</w:t>
+      </w:r>
+      <w:r>
+        <w:rPr>
+          <w:rFonts w:asciiTheme="minorHAnsi" w:hAnsiTheme="minorHAnsi" w:cstheme="minorHAnsi"/>
+          <w:color w:val="000000"/>
+          <w:sz w:val="22"/>
+          <w:szCs w:val="22"/>
+        </w:rPr>
+        <w:t>a</w:t>
+      </w:r>
+      <w:r>
+        <w:rPr>
+          <w:rFonts w:asciiTheme="minorHAnsi" w:hAnsiTheme="minorHAnsi" w:cstheme="minorHAnsi"/>
+          <w:color w:val="000000"/>
+          <w:sz w:val="22"/>
+          <w:szCs w:val="22"/>
+        </w:rPr>
+        <w:t xml:space="preserve">re i nodi nell’array working </w:t>
       </w:r>
       <w:proofErr w:type="spellStart"/>
       <w:r>
@@ -3425,7 +3503,27 @@
           <w:sz w:val="22"/>
           <w:szCs w:val="22"/>
         </w:rPr>
-        <w:t xml:space="preserve">, una frequenza di clock di 3,6 GHz, una cache L2 da 4MB e una L3 da 32MB. Per quanto riguarda la memoria RAM da 16GB, con frequenza 3200MHz. Il sistema operativo è windows. </w:t>
+        <w:t xml:space="preserve">, una frequenza di clock di 3,6 GHz, una cache L2 da 4MB e una L3 da 32MB. Per quanto riguarda la memoria RAM da 16GB, con frequenza 3200MHz. Il sistema operativo </w:t>
+      </w:r>
+      <w:proofErr w:type="gramStart"/>
+      <w:r>
+        <w:rPr>
+          <w:rFonts w:asciiTheme="minorHAnsi" w:hAnsiTheme="minorHAnsi" w:cstheme="minorHAnsi"/>
+          <w:color w:val="000000"/>
+          <w:sz w:val="22"/>
+          <w:szCs w:val="22"/>
+        </w:rPr>
+        <w:t>è</w:t>
+      </w:r>
+      <w:proofErr w:type="gramEnd"/>
+      <w:r>
+        <w:rPr>
+          <w:rFonts w:asciiTheme="minorHAnsi" w:hAnsiTheme="minorHAnsi" w:cstheme="minorHAnsi"/>
+          <w:color w:val="000000"/>
+          <w:sz w:val="22"/>
+          <w:szCs w:val="22"/>
+        </w:rPr>
+        <w:t xml:space="preserve"> windows. </w:t>
       </w:r>
     </w:p>
     <w:p>
@@ -3556,7 +3654,27 @@
           <w:sz w:val="22"/>
           <w:szCs w:val="22"/>
         </w:rPr>
-        <w:t>L’obiettivo di svolgere l’esperimento su macchine diverse sia in prestazioni che in sistema operativo è quello di capire il gap di performance fra queste due tramite un esempio pratico, ci si aspetta ovviamente che la macchina Apple sia la più performante</w:t>
+        <w:t xml:space="preserve">L’obiettivo di svolgere l’esperimento su macchine diverse sia in prestazioni che in sistema operativo è quello di capire il </w:t>
+      </w:r>
+      <w:proofErr w:type="gramStart"/>
+      <w:r>
+        <w:rPr>
+          <w:rFonts w:asciiTheme="minorHAnsi" w:hAnsiTheme="minorHAnsi" w:cstheme="minorHAnsi"/>
+          <w:color w:val="000000"/>
+          <w:sz w:val="22"/>
+          <w:szCs w:val="22"/>
+        </w:rPr>
+        <w:t>gap</w:t>
+      </w:r>
+      <w:proofErr w:type="gramEnd"/>
+      <w:r>
+        <w:rPr>
+          <w:rFonts w:asciiTheme="minorHAnsi" w:hAnsiTheme="minorHAnsi" w:cstheme="minorHAnsi"/>
+          <w:color w:val="000000"/>
+          <w:sz w:val="22"/>
+          <w:szCs w:val="22"/>
+        </w:rPr>
+        <w:t xml:space="preserve"> di performance fra queste due tramite un esempio pratico, ci si aspetta ovviamente che la macchina Apple sia la più performante</w:t>
       </w:r>
       <w:r>
         <w:rPr>
@@ -4758,12 +4876,17 @@
         <w:t xml:space="preserve">con la funzione </w:t>
       </w:r>
       <w:proofErr w:type="spellStart"/>
+      <w:proofErr w:type="gramStart"/>
       <w:r>
         <w:t>getAttr</w:t>
       </w:r>
       <w:proofErr w:type="spellEnd"/>
       <w:r>
-        <w:t>()</w:t>
+        <w:t>(</w:t>
+      </w:r>
+      <w:proofErr w:type="gramEnd"/>
+      <w:r>
+        <w:t>)</w:t>
       </w:r>
       <w:r>
         <w:t xml:space="preserve"> rallenta molto il procedimento.</w:t>

--- a/Relazione_Progetto_ASD.docx
+++ b/Relazione_Progetto_ASD.docx
@@ -979,28 +979,13 @@
         </w:rPr>
       </w:pPr>
       <w:r>
-        <w:t>Di conseguenza, l</w:t>
-      </w:r>
-      <w:r>
-        <w:t xml:space="preserve">a spiegazione </w:t>
-      </w:r>
-      <w:r>
-        <w:t xml:space="preserve">si concentrerà sulle scelte di design e sull'organizzazione strutturale delle classi, omettendo la spiegazione r del funzionamento interno di ciascun metodo. Molte delle logiche e dei sotto-casi necessari al corretto bilanciamento e alla manipolazione dei nodi, infatti, discendono dai procedimenti formali </w:t>
-      </w:r>
-      <w:r>
-        <w:t>descritti</w:t>
-      </w:r>
-      <w:r>
-        <w:t xml:space="preserve"> </w:t>
-      </w:r>
-      <w:r>
-        <w:t>n</w:t>
-      </w:r>
-      <w:r>
-        <w:t>ella consegna</w:t>
-      </w:r>
-      <w:r>
-        <w:t>.</w:t>
+        <w:t>Di conseguenza, la spiegazione si concentrerà sulle scelte di design e sull'organizzazione strutturale delle classi, omettendo la spiegazione</w:t>
+      </w:r>
+      <w:r>
+        <w:t xml:space="preserve"> e il</w:t>
+      </w:r>
+      <w:r>
+        <w:t xml:space="preserve"> funzionamento interno di ciascun metodo. Molte delle logiche e dei sotto-casi necessari al corretto bilanciamento e alla manipolazione dei nodi, infatti, discendono dai procedimenti formali descritti nella consegna.</w:t>
       </w:r>
     </w:p>
     <w:p>
@@ -3200,7 +3185,31 @@
           <w:sz w:val="22"/>
           <w:szCs w:val="22"/>
         </w:rPr>
-        <w:t>time.perf_counter()</w:t>
+        <w:t>time.perf_</w:t>
+      </w:r>
+      <w:proofErr w:type="gramStart"/>
+      <w:r>
+        <w:rPr>
+          <w:rFonts w:asciiTheme="minorHAnsi" w:hAnsiTheme="minorHAnsi" w:cstheme="minorHAnsi"/>
+          <w:i/>
+          <w:iCs/>
+          <w:color w:val="000000"/>
+          <w:sz w:val="22"/>
+          <w:szCs w:val="22"/>
+        </w:rPr>
+        <w:t>counter(</w:t>
+      </w:r>
+      <w:proofErr w:type="gramEnd"/>
+      <w:r>
+        <w:rPr>
+          <w:rFonts w:asciiTheme="minorHAnsi" w:hAnsiTheme="minorHAnsi" w:cstheme="minorHAnsi"/>
+          <w:i/>
+          <w:iCs/>
+          <w:color w:val="000000"/>
+          <w:sz w:val="22"/>
+          <w:szCs w:val="22"/>
+        </w:rPr>
+        <w:t>)</w:t>
       </w:r>
       <w:r>
         <w:rPr>
@@ -3288,7 +3297,25 @@
           <w:sz w:val="22"/>
           <w:szCs w:val="22"/>
         </w:rPr>
-        <w:t xml:space="preserve">: è la classe che si occupa di mantenere i set di chiavi coerenti con inserimenti e cancellazioni dell’albero, al suo interno contiene il working set di chiavi e i working </w:t>
+        <w:t xml:space="preserve">: è la classe che si occupa di mantenere i set di chiavi coerenti con inserimenti e cancellazioni dell’albero, al suo interno contiene il working set di chiavi e </w:t>
+      </w:r>
+      <w:r>
+        <w:rPr>
+          <w:rFonts w:asciiTheme="minorHAnsi" w:hAnsiTheme="minorHAnsi" w:cstheme="minorHAnsi"/>
+          <w:color w:val="000000"/>
+          <w:sz w:val="22"/>
+          <w:szCs w:val="22"/>
+        </w:rPr>
+        <w:t>l’array</w:t>
+      </w:r>
+      <w:r>
+        <w:rPr>
+          <w:rFonts w:asciiTheme="minorHAnsi" w:hAnsiTheme="minorHAnsi" w:cstheme="minorHAnsi"/>
+          <w:color w:val="000000"/>
+          <w:sz w:val="22"/>
+          <w:szCs w:val="22"/>
+        </w:rPr>
+        <w:t xml:space="preserve"> working </w:t>
       </w:r>
       <w:proofErr w:type="spellStart"/>
       <w:r>
@@ -3308,7 +3335,25 @@
           <w:sz w:val="22"/>
           <w:szCs w:val="22"/>
         </w:rPr>
-        <w:t xml:space="preserve"> di istanze di TreeNode. Working set indica quali chiavi sono presenti dentro l’albero, questo grazie a un indice che separa nell’array chiavi presenti nell’albero e chiavi non presenti. Working </w:t>
+        <w:t xml:space="preserve"> di istanze di TreeNode. Working set indica quali chiavi sono presenti dentro l’albero, questo grazie a un indice </w:t>
+      </w:r>
+      <w:r>
+        <w:rPr>
+          <w:rFonts w:asciiTheme="minorHAnsi" w:hAnsiTheme="minorHAnsi" w:cstheme="minorHAnsi"/>
+          <w:color w:val="000000"/>
+          <w:sz w:val="22"/>
+          <w:szCs w:val="22"/>
+        </w:rPr>
+        <w:t xml:space="preserve">(chiamato m nella spiegazione teorica sopra) </w:t>
+      </w:r>
+      <w:r>
+        <w:rPr>
+          <w:rFonts w:asciiTheme="minorHAnsi" w:hAnsiTheme="minorHAnsi" w:cstheme="minorHAnsi"/>
+          <w:color w:val="000000"/>
+          <w:sz w:val="22"/>
+          <w:szCs w:val="22"/>
+        </w:rPr>
+        <w:t xml:space="preserve">che separa nell’array chiavi presenti nell’albero e chiavi non presenti. Working </w:t>
       </w:r>
       <w:proofErr w:type="spellStart"/>
       <w:r>
@@ -3338,7 +3383,25 @@
           <w:sz w:val="22"/>
           <w:szCs w:val="22"/>
         </w:rPr>
-        <w:t>i si</w:t>
+        <w:t>i</w:t>
+      </w:r>
+      <w:r>
+        <w:rPr>
+          <w:rFonts w:asciiTheme="minorHAnsi" w:hAnsiTheme="minorHAnsi" w:cstheme="minorHAnsi"/>
+          <w:color w:val="000000"/>
+          <w:sz w:val="22"/>
+          <w:szCs w:val="22"/>
+        </w:rPr>
+        <w:t xml:space="preserve"> </w:t>
+      </w:r>
+      <w:r>
+        <w:rPr>
+          <w:rFonts w:asciiTheme="minorHAnsi" w:hAnsiTheme="minorHAnsi" w:cstheme="minorHAnsi"/>
+          <w:color w:val="000000"/>
+          <w:sz w:val="22"/>
+          <w:szCs w:val="22"/>
+        </w:rPr>
+        <w:t>si</w:t>
       </w:r>
       <w:proofErr w:type="gramEnd"/>
       <w:r>
@@ -3348,7 +3411,232 @@
           <w:sz w:val="22"/>
           <w:szCs w:val="22"/>
         </w:rPr>
-        <w:t xml:space="preserve"> trova il nodo con chiave i, questo array viene modificato solo nel caso di cancellazione dei BST </w:t>
+        <w:t xml:space="preserve"> trova il nodo con chiave i, questo array viene modificato solo</w:t>
+      </w:r>
+      <w:r>
+        <w:rPr>
+          <w:rFonts w:asciiTheme="minorHAnsi" w:hAnsiTheme="minorHAnsi" w:cstheme="minorHAnsi"/>
+          <w:color w:val="000000"/>
+          <w:sz w:val="22"/>
+          <w:szCs w:val="22"/>
+        </w:rPr>
+        <w:t xml:space="preserve"> in un caso specifico della rimozione della chiave in</w:t>
+      </w:r>
+      <w:r>
+        <w:rPr>
+          <w:rFonts w:asciiTheme="minorHAnsi" w:hAnsiTheme="minorHAnsi" w:cstheme="minorHAnsi"/>
+          <w:color w:val="000000"/>
+          <w:sz w:val="22"/>
+          <w:szCs w:val="22"/>
+        </w:rPr>
+        <w:t xml:space="preserve"> BST</w:t>
+      </w:r>
+      <w:r>
+        <w:rPr>
+          <w:rFonts w:asciiTheme="minorHAnsi" w:hAnsiTheme="minorHAnsi" w:cstheme="minorHAnsi"/>
+          <w:color w:val="000000"/>
+          <w:sz w:val="22"/>
+          <w:szCs w:val="22"/>
+        </w:rPr>
+        <w:t>.</w:t>
+      </w:r>
+      <w:r>
+        <w:rPr>
+          <w:rFonts w:asciiTheme="minorHAnsi" w:hAnsiTheme="minorHAnsi" w:cstheme="minorHAnsi"/>
+          <w:color w:val="000000"/>
+          <w:sz w:val="22"/>
+          <w:szCs w:val="22"/>
+        </w:rPr>
+        <w:t xml:space="preserve"> </w:t>
+      </w:r>
+      <w:r>
+        <w:rPr>
+          <w:rFonts w:asciiTheme="minorHAnsi" w:hAnsiTheme="minorHAnsi" w:cstheme="minorHAnsi"/>
+          <w:color w:val="000000"/>
+          <w:sz w:val="22"/>
+          <w:szCs w:val="22"/>
+        </w:rPr>
+        <w:t xml:space="preserve">Questo è necessario </w:t>
+      </w:r>
+      <w:r>
+        <w:rPr>
+          <w:rFonts w:asciiTheme="minorHAnsi" w:hAnsiTheme="minorHAnsi" w:cstheme="minorHAnsi"/>
+          <w:color w:val="000000"/>
+          <w:sz w:val="22"/>
+          <w:szCs w:val="22"/>
+        </w:rPr>
+        <w:t>perché</w:t>
+      </w:r>
+      <w:r>
+        <w:rPr>
+          <w:rFonts w:asciiTheme="minorHAnsi" w:hAnsiTheme="minorHAnsi" w:cstheme="minorHAnsi"/>
+          <w:color w:val="000000"/>
+          <w:sz w:val="22"/>
+          <w:szCs w:val="22"/>
+        </w:rPr>
+        <w:t xml:space="preserve"> l</w:t>
+      </w:r>
+      <w:r>
+        <w:rPr>
+          <w:rFonts w:asciiTheme="minorHAnsi" w:hAnsiTheme="minorHAnsi" w:cstheme="minorHAnsi"/>
+          <w:color w:val="000000"/>
+          <w:sz w:val="22"/>
+          <w:szCs w:val="22"/>
+        </w:rPr>
+        <w:t>a</w:t>
+      </w:r>
+      <w:r>
+        <w:rPr>
+          <w:rFonts w:asciiTheme="minorHAnsi" w:hAnsiTheme="minorHAnsi" w:cstheme="minorHAnsi"/>
+          <w:color w:val="000000"/>
+          <w:sz w:val="22"/>
+          <w:szCs w:val="22"/>
+        </w:rPr>
+        <w:t xml:space="preserve"> chiav</w:t>
+      </w:r>
+      <w:r>
+        <w:rPr>
+          <w:rFonts w:asciiTheme="minorHAnsi" w:hAnsiTheme="minorHAnsi" w:cstheme="minorHAnsi"/>
+          <w:color w:val="000000"/>
+          <w:sz w:val="22"/>
+          <w:szCs w:val="22"/>
+        </w:rPr>
+        <w:t>e</w:t>
+      </w:r>
+      <w:r>
+        <w:rPr>
+          <w:rFonts w:asciiTheme="minorHAnsi" w:hAnsiTheme="minorHAnsi" w:cstheme="minorHAnsi"/>
+          <w:color w:val="000000"/>
+          <w:sz w:val="22"/>
+          <w:szCs w:val="22"/>
+        </w:rPr>
+        <w:t xml:space="preserve"> del nodo</w:t>
+      </w:r>
+      <w:r>
+        <w:rPr>
+          <w:rFonts w:asciiTheme="minorHAnsi" w:hAnsiTheme="minorHAnsi" w:cstheme="minorHAnsi"/>
+          <w:color w:val="000000"/>
+          <w:sz w:val="22"/>
+          <w:szCs w:val="22"/>
+        </w:rPr>
+        <w:t xml:space="preserve"> da rimuovere e </w:t>
+      </w:r>
+      <w:r>
+        <w:rPr>
+          <w:rFonts w:asciiTheme="minorHAnsi" w:hAnsiTheme="minorHAnsi" w:cstheme="minorHAnsi"/>
+          <w:color w:val="000000"/>
+          <w:sz w:val="22"/>
+          <w:szCs w:val="22"/>
+        </w:rPr>
+        <w:t>quella</w:t>
+      </w:r>
+      <w:r>
+        <w:rPr>
+          <w:rFonts w:asciiTheme="minorHAnsi" w:hAnsiTheme="minorHAnsi" w:cstheme="minorHAnsi"/>
+          <w:color w:val="000000"/>
+          <w:sz w:val="22"/>
+          <w:szCs w:val="22"/>
+        </w:rPr>
+        <w:t xml:space="preserve"> del nodo </w:t>
+      </w:r>
+      <w:r>
+        <w:rPr>
+          <w:rFonts w:asciiTheme="minorHAnsi" w:hAnsiTheme="minorHAnsi" w:cstheme="minorHAnsi"/>
+          <w:color w:val="000000"/>
+          <w:sz w:val="22"/>
+          <w:szCs w:val="22"/>
+        </w:rPr>
+        <w:t>effettivamente rimosso vengono scambiate. Il sistema</w:t>
+      </w:r>
+      <w:r>
+        <w:rPr>
+          <w:rFonts w:asciiTheme="minorHAnsi" w:hAnsiTheme="minorHAnsi" w:cstheme="minorHAnsi"/>
+          <w:color w:val="000000"/>
+          <w:sz w:val="22"/>
+          <w:szCs w:val="22"/>
+        </w:rPr>
+        <w:t>,</w:t>
+      </w:r>
+      <w:r>
+        <w:rPr>
+          <w:rFonts w:asciiTheme="minorHAnsi" w:hAnsiTheme="minorHAnsi" w:cstheme="minorHAnsi"/>
+          <w:color w:val="000000"/>
+          <w:sz w:val="22"/>
+          <w:szCs w:val="22"/>
+        </w:rPr>
+        <w:t xml:space="preserve"> quando questo accade</w:t>
+      </w:r>
+      <w:r>
+        <w:rPr>
+          <w:rFonts w:asciiTheme="minorHAnsi" w:hAnsiTheme="minorHAnsi" w:cstheme="minorHAnsi"/>
+          <w:color w:val="000000"/>
+          <w:sz w:val="22"/>
+          <w:szCs w:val="22"/>
+        </w:rPr>
+        <w:t>,</w:t>
+      </w:r>
+      <w:r>
+        <w:rPr>
+          <w:rFonts w:asciiTheme="minorHAnsi" w:hAnsiTheme="minorHAnsi" w:cstheme="minorHAnsi"/>
+          <w:color w:val="000000"/>
+          <w:sz w:val="22"/>
+          <w:szCs w:val="22"/>
+        </w:rPr>
+        <w:t xml:space="preserve"> ritorna</w:t>
+      </w:r>
+      <w:r>
+        <w:rPr>
+          <w:rFonts w:asciiTheme="minorHAnsi" w:hAnsiTheme="minorHAnsi" w:cstheme="minorHAnsi"/>
+          <w:color w:val="000000"/>
+          <w:sz w:val="22"/>
+          <w:szCs w:val="22"/>
+        </w:rPr>
+        <w:t>,</w:t>
+      </w:r>
+      <w:r>
+        <w:rPr>
+          <w:rFonts w:asciiTheme="minorHAnsi" w:hAnsiTheme="minorHAnsi" w:cstheme="minorHAnsi"/>
+          <w:color w:val="000000"/>
+          <w:sz w:val="22"/>
+          <w:szCs w:val="22"/>
+        </w:rPr>
+        <w:t xml:space="preserve"> alla fine della cancellazione</w:t>
+      </w:r>
+      <w:r>
+        <w:rPr>
+          <w:rFonts w:asciiTheme="minorHAnsi" w:hAnsiTheme="minorHAnsi" w:cstheme="minorHAnsi"/>
+          <w:color w:val="000000"/>
+          <w:sz w:val="22"/>
+          <w:szCs w:val="22"/>
+        </w:rPr>
+        <w:t>,</w:t>
+      </w:r>
+      <w:r>
+        <w:rPr>
+          <w:rFonts w:asciiTheme="minorHAnsi" w:hAnsiTheme="minorHAnsi" w:cstheme="minorHAnsi"/>
+          <w:color w:val="000000"/>
+          <w:sz w:val="22"/>
+          <w:szCs w:val="22"/>
+        </w:rPr>
+        <w:t xml:space="preserve"> una coppia con i valori delle chiavi scambiate e queste vengono usate come indici per scambi</w:t>
+      </w:r>
+      <w:r>
+        <w:rPr>
+          <w:rFonts w:asciiTheme="minorHAnsi" w:hAnsiTheme="minorHAnsi" w:cstheme="minorHAnsi"/>
+          <w:color w:val="000000"/>
+          <w:sz w:val="22"/>
+          <w:szCs w:val="22"/>
+        </w:rPr>
+        <w:t>a</w:t>
+      </w:r>
+      <w:r>
+        <w:rPr>
+          <w:rFonts w:asciiTheme="minorHAnsi" w:hAnsiTheme="minorHAnsi" w:cstheme="minorHAnsi"/>
+          <w:color w:val="000000"/>
+          <w:sz w:val="22"/>
+          <w:szCs w:val="22"/>
+        </w:rPr>
+        <w:t xml:space="preserve">re i nodi nell’array working </w:t>
       </w:r>
       <w:proofErr w:type="spellStart"/>
       <w:r>
@@ -3358,7 +3646,7 @@
           <w:sz w:val="22"/>
           <w:szCs w:val="22"/>
         </w:rPr>
-        <w:t>perchè</w:t>
+        <w:t>nodes</w:t>
       </w:r>
       <w:proofErr w:type="spellEnd"/>
       <w:r>
@@ -3368,45 +3656,16 @@
           <w:sz w:val="22"/>
           <w:szCs w:val="22"/>
         </w:rPr>
-        <w:t xml:space="preserve"> le chiavi del nodo effettivamente rimosso e quella del nodo da rimuovere vengono scambiate. Il sistema quando questo accade ritorna alla fine della cancellazione una coppia con i valori delle chiavi scambiate e queste vengono usate come indici per scambi</w:t>
-      </w:r>
-      <w:r>
-        <w:rPr>
-          <w:rFonts w:asciiTheme="minorHAnsi" w:hAnsiTheme="minorHAnsi" w:cstheme="minorHAnsi"/>
-          <w:color w:val="000000"/>
-          <w:sz w:val="22"/>
-          <w:szCs w:val="22"/>
-        </w:rPr>
-        <w:t>a</w:t>
-      </w:r>
-      <w:r>
-        <w:rPr>
-          <w:rFonts w:asciiTheme="minorHAnsi" w:hAnsiTheme="minorHAnsi" w:cstheme="minorHAnsi"/>
-          <w:color w:val="000000"/>
-          <w:sz w:val="22"/>
-          <w:szCs w:val="22"/>
-        </w:rPr>
-        <w:t xml:space="preserve">re i nodi nell’array working </w:t>
-      </w:r>
-      <w:proofErr w:type="spellStart"/>
-      <w:r>
-        <w:rPr>
-          <w:rFonts w:asciiTheme="minorHAnsi" w:hAnsiTheme="minorHAnsi" w:cstheme="minorHAnsi"/>
-          <w:color w:val="000000"/>
-          <w:sz w:val="22"/>
-          <w:szCs w:val="22"/>
-        </w:rPr>
-        <w:t>nodes</w:t>
-      </w:r>
-      <w:proofErr w:type="spellEnd"/>
-      <w:r>
-        <w:rPr>
-          <w:rFonts w:asciiTheme="minorHAnsi" w:hAnsiTheme="minorHAnsi" w:cstheme="minorHAnsi"/>
-          <w:color w:val="000000"/>
-          <w:sz w:val="22"/>
-          <w:szCs w:val="22"/>
-        </w:rPr>
         <w:t xml:space="preserve"> e mantenere l’integrità dell’array come precedentemente definito</w:t>
+      </w:r>
+      <w:r>
+        <w:rPr>
+          <w:rFonts w:asciiTheme="minorHAnsi" w:hAnsiTheme="minorHAnsi" w:cstheme="minorHAnsi"/>
+          <w:color w:val="000000"/>
+          <w:sz w:val="22"/>
+          <w:szCs w:val="22"/>
+        </w:rPr>
+        <w:t>.</w:t>
       </w:r>
     </w:p>
     <w:p>
@@ -3421,6 +3680,55 @@
           <w:szCs w:val="22"/>
         </w:rPr>
       </w:pPr>
+      <w:r>
+        <w:rPr>
+          <w:rFonts w:asciiTheme="minorHAnsi" w:hAnsiTheme="minorHAnsi" w:cstheme="minorHAnsi"/>
+          <w:color w:val="000000"/>
+          <w:sz w:val="22"/>
+          <w:szCs w:val="22"/>
+        </w:rPr>
+        <w:t xml:space="preserve">Le misure sono state eseguite in locale, lanciando </w:t>
+      </w:r>
+      <w:r>
+        <w:rPr>
+          <w:rFonts w:asciiTheme="minorHAnsi" w:hAnsiTheme="minorHAnsi" w:cstheme="minorHAnsi"/>
+          <w:i/>
+          <w:iCs/>
+          <w:color w:val="000000"/>
+          <w:sz w:val="22"/>
+          <w:szCs w:val="22"/>
+        </w:rPr>
+        <w:t>main.py</w:t>
+      </w:r>
+      <w:r>
+        <w:rPr>
+          <w:rFonts w:asciiTheme="minorHAnsi" w:hAnsiTheme="minorHAnsi" w:cstheme="minorHAnsi"/>
+          <w:color w:val="000000"/>
+          <w:sz w:val="22"/>
+          <w:szCs w:val="22"/>
+        </w:rPr>
+        <w:t xml:space="preserve"> così come presente </w:t>
+      </w:r>
+      <w:proofErr w:type="gramStart"/>
+      <w:r>
+        <w:rPr>
+          <w:rFonts w:asciiTheme="minorHAnsi" w:hAnsiTheme="minorHAnsi" w:cstheme="minorHAnsi"/>
+          <w:color w:val="000000"/>
+          <w:sz w:val="22"/>
+          <w:szCs w:val="22"/>
+        </w:rPr>
+        <w:t>nella repository</w:t>
+      </w:r>
+      <w:proofErr w:type="gramEnd"/>
+      <w:r>
+        <w:rPr>
+          <w:rFonts w:asciiTheme="minorHAnsi" w:hAnsiTheme="minorHAnsi" w:cstheme="minorHAnsi"/>
+          <w:color w:val="000000"/>
+          <w:sz w:val="22"/>
+          <w:szCs w:val="22"/>
+        </w:rPr>
+        <w:t>.</w:t>
+      </w:r>
     </w:p>
     <w:p>
       <w:pPr>
@@ -3441,27 +3749,16 @@
           <w:sz w:val="22"/>
           <w:szCs w:val="22"/>
         </w:rPr>
-        <w:t xml:space="preserve">Le misure sono state eseguite in locale, lanciando </w:t>
-      </w:r>
-      <w:r>
-        <w:rPr>
-          <w:rFonts w:asciiTheme="minorHAnsi" w:hAnsiTheme="minorHAnsi" w:cstheme="minorHAnsi"/>
-          <w:i/>
-          <w:iCs/>
-          <w:color w:val="000000"/>
-          <w:sz w:val="22"/>
-          <w:szCs w:val="22"/>
-        </w:rPr>
-        <w:t>main.py</w:t>
-      </w:r>
-      <w:r>
-        <w:rPr>
-          <w:rFonts w:asciiTheme="minorHAnsi" w:hAnsiTheme="minorHAnsi" w:cstheme="minorHAnsi"/>
-          <w:color w:val="000000"/>
-          <w:sz w:val="22"/>
-          <w:szCs w:val="22"/>
-        </w:rPr>
-        <w:t xml:space="preserve"> così come presente nella repository.</w:t>
+        <w:t>La procedura sperimentale è stata eseguita in due macchine differenti</w:t>
+      </w:r>
+      <w:r>
+        <w:rPr>
+          <w:rFonts w:asciiTheme="minorHAnsi" w:hAnsiTheme="minorHAnsi" w:cstheme="minorHAnsi"/>
+          <w:color w:val="000000"/>
+          <w:sz w:val="22"/>
+          <w:szCs w:val="22"/>
+        </w:rPr>
+        <w:t>:</w:t>
       </w:r>
     </w:p>
     <w:p>
@@ -3722,6 +4019,16 @@
           <w:color w:val="000000"/>
           <w:sz w:val="22"/>
           <w:szCs w:val="22"/>
+        </w:rPr>
+      </w:pPr>
+    </w:p>
+    <w:p>
+      <w:pPr>
+        <w:pStyle w:val="NormaleWeb"/>
+        <w:spacing w:before="0" w:beforeAutospacing="0" w:after="160" w:afterAutospacing="0"/>
+        <w:jc w:val="both"/>
+        <w:rPr>
+          <w:rFonts w:asciiTheme="minorHAnsi" w:hAnsiTheme="minorHAnsi" w:cstheme="minorHAnsi"/>
         </w:rPr>
       </w:pPr>
     </w:p>
@@ -3789,7 +4096,7 @@
           <w14:ligatures w14:val="standardContextual"/>
         </w:rPr>
         <w:drawing>
-          <wp:inline distT="0" distB="0" distL="0" distR="0" wp14:anchorId="637BCA95" wp14:editId="2692AB97">
+          <wp:inline distT="0" distB="0" distL="0" distR="0" wp14:anchorId="637BCA95" wp14:editId="77365E1E">
             <wp:extent cx="5731510" cy="3804285"/>
             <wp:effectExtent l="0" t="0" r="0" b="5715"/>
             <wp:docPr id="159065407" name="Immagine 1" descr="Immagine che contiene testo, Diagramma, linea, schermata&#10;&#10;Il contenuto generato dall'IA potrebbe non essere corretto."/>
@@ -4241,7 +4548,7 @@
         </w:rPr>
         <w:lastRenderedPageBreak/>
         <w:drawing>
-          <wp:inline distT="0" distB="0" distL="0" distR="0" wp14:anchorId="4B0AE38D" wp14:editId="44A26F3F">
+          <wp:inline distT="0" distB="0" distL="0" distR="0" wp14:anchorId="4B0AE38D" wp14:editId="34212933">
             <wp:extent cx="5731510" cy="3805555"/>
             <wp:effectExtent l="0" t="0" r="0" b="4445"/>
             <wp:docPr id="38920972" name="Picture 1"/>
@@ -4379,7 +4686,7 @@
           <w14:ligatures w14:val="standardContextual"/>
         </w:rPr>
         <w:drawing>
-          <wp:inline distT="0" distB="0" distL="0" distR="0" wp14:anchorId="4DD6D85D" wp14:editId="58B576FB">
+          <wp:inline distT="0" distB="0" distL="0" distR="0" wp14:anchorId="4DD6D85D" wp14:editId="78321373">
             <wp:extent cx="5731510" cy="3862070"/>
             <wp:effectExtent l="0" t="0" r="0" b="0"/>
             <wp:docPr id="831653286" name="Immagine 2" descr="Immagine che contiene testo, schermata, Diagramma, linea&#10;&#10;Il contenuto generato dall'IA potrebbe non essere corretto."/>
@@ -4524,7 +4831,7 @@
           <w14:ligatures w14:val="standardContextual"/>
         </w:rPr>
         <w:drawing>
-          <wp:inline distT="0" distB="0" distL="0" distR="0" wp14:anchorId="1A28BED1" wp14:editId="62CC751B">
+          <wp:inline distT="0" distB="0" distL="0" distR="0" wp14:anchorId="1A28BED1" wp14:editId="30CE5F7D">
             <wp:extent cx="5731510" cy="3862070"/>
             <wp:effectExtent l="0" t="0" r="0" b="0"/>
             <wp:docPr id="1478246355" name="Immagine 4" descr="Immagine che contiene testo, schermata, Diagramma, linea&#10;&#10;Il contenuto generato dall'IA potrebbe non essere corretto."/>
@@ -4568,6 +4875,51 @@
     </w:p>
     <w:p>
       <w:pPr>
+        <w:pStyle w:val="Didascalia"/>
+        <w:jc w:val="center"/>
+        <w:rPr>
+          <w:rFonts w:asciiTheme="minorHAnsi" w:hAnsiTheme="minorHAnsi" w:cstheme="minorHAnsi"/>
+        </w:rPr>
+      </w:pPr>
+      <w:r>
+        <w:rPr>
+          <w:rFonts w:asciiTheme="minorHAnsi" w:hAnsiTheme="minorHAnsi" w:cstheme="minorHAnsi"/>
+        </w:rPr>
+        <w:t xml:space="preserve">Figura </w:t>
+      </w:r>
+      <w:r>
+        <w:rPr>
+          <w:rFonts w:asciiTheme="minorHAnsi" w:hAnsiTheme="minorHAnsi" w:cstheme="minorHAnsi"/>
+        </w:rPr>
+        <w:t>4</w:t>
+      </w:r>
+      <w:r>
+        <w:rPr>
+          <w:rFonts w:asciiTheme="minorHAnsi" w:hAnsiTheme="minorHAnsi" w:cstheme="minorHAnsi"/>
+        </w:rPr>
+        <w:t xml:space="preserve"> — Tempo mediano di inserimento al variare di n, per BST, AVL e RBT.</w:t>
+      </w:r>
+      <w:r>
+        <w:rPr>
+          <w:rFonts w:asciiTheme="minorHAnsi" w:hAnsiTheme="minorHAnsi" w:cstheme="minorHAnsi"/>
+        </w:rPr>
+        <w:t xml:space="preserve"> In scala l</w:t>
+      </w:r>
+      <w:r>
+        <w:rPr>
+          <w:rFonts w:asciiTheme="minorHAnsi" w:hAnsiTheme="minorHAnsi" w:cstheme="minorHAnsi"/>
+        </w:rPr>
+        <w:t>ogaritmica</w:t>
+      </w:r>
+      <w:r>
+        <w:rPr>
+          <w:rFonts w:asciiTheme="minorHAnsi" w:hAnsiTheme="minorHAnsi" w:cstheme="minorHAnsi"/>
+        </w:rPr>
+        <w:t>, Macchina 2</w:t>
+      </w:r>
+    </w:p>
+    <w:p>
+      <w:pPr>
         <w:pStyle w:val="NormaleWeb"/>
         <w:spacing w:before="0" w:beforeAutospacing="0" w:after="160" w:afterAutospacing="0"/>
         <w:jc w:val="both"/>
@@ -4741,7 +5093,23 @@
           <w:sz w:val="22"/>
           <w:szCs w:val="22"/>
         </w:rPr>
-        <w:t xml:space="preserve">, mentre nel grafico si osserva chiaramente una funzione logaritmica. Per spiegare questo fenomeno bisogna inizialmente distinguere tra caso peggiore e cado medio. Il caso peggiore è noto essere un inserimento di chiavi in ordine (crescente o decrescente) e il costo di questo è proprio </w:t>
+        <w:t>, mentre nel grafico si osserva chiaramente una funzione logaritmica. Per spiegare questo fenomeno bisogna inizialmente distinguere tra caso peggiore e ca</w:t>
+      </w:r>
+      <w:r>
+        <w:rPr>
+          <w:rFonts w:asciiTheme="minorHAnsi" w:hAnsiTheme="minorHAnsi" w:cstheme="minorHAnsi"/>
+          <w:sz w:val="22"/>
+          <w:szCs w:val="22"/>
+        </w:rPr>
+        <w:t>s</w:t>
+      </w:r>
+      <w:r>
+        <w:rPr>
+          <w:rFonts w:asciiTheme="minorHAnsi" w:hAnsiTheme="minorHAnsi" w:cstheme="minorHAnsi"/>
+          <w:sz w:val="22"/>
+          <w:szCs w:val="22"/>
+        </w:rPr>
+        <w:t xml:space="preserve">o medio. Il caso peggiore è noto essere un inserimento di chiavi in ordine (crescente o decrescente) e il costo di questo è proprio </w:t>
       </w:r>
       <w:r>
         <w:rPr>
@@ -4801,7 +5169,16 @@
           <w:sz w:val="22"/>
           <w:szCs w:val="22"/>
         </w:rPr>
-        <w:t>s per quanto riguarda AVL e nell’ordine del microsecondo per BST ed RBT, mentre la macchina 2 nell’ordine del microsecondo</w:t>
+        <w:t xml:space="preserve">s per quanto riguarda AVL e nell’ordine del microsecondo per BST ed RBT, mentre la macchina 2 </w:t>
+      </w:r>
+      <w:r>
+        <w:rPr>
+          <w:rFonts w:asciiTheme="minorHAnsi" w:hAnsiTheme="minorHAnsi" w:cstheme="minorHAnsi"/>
+          <w:sz w:val="22"/>
+          <w:szCs w:val="22"/>
+        </w:rPr>
+        <w:lastRenderedPageBreak/>
+        <w:t>nell’ordine del microsecondo</w:t>
       </w:r>
       <w:r>
         <w:rPr>
@@ -4817,7 +5194,6 @@
         <w:pStyle w:val="Titolo1"/>
       </w:pPr>
       <w:r>
-        <w:lastRenderedPageBreak/>
         <w:t>6</w:t>
       </w:r>
       <w:r>
@@ -4825,6 +5201,88 @@
       </w:r>
     </w:p>
     <w:p>
+      <w:pPr>
+        <w:rPr>
+          <w:lang w:eastAsia="en-US"/>
+        </w:rPr>
+      </w:pPr>
+      <w:r>
+        <w:rPr>
+          <w:lang w:eastAsia="en-US"/>
+        </w:rPr>
+        <w:t xml:space="preserve">In conclusione, l’esperimento ha permesso di analizzare il comportamento prestazionale di tre differenti alberi binari di ricerca: BST, RBT e AVL. Valutandone il costo medio di inserimento di una chiave in alberi sempre </w:t>
+      </w:r>
+      <w:proofErr w:type="spellStart"/>
+      <w:r>
+        <w:rPr>
+          <w:lang w:eastAsia="en-US"/>
+        </w:rPr>
+        <w:t>piú</w:t>
+      </w:r>
+      <w:proofErr w:type="spellEnd"/>
+      <w:r>
+        <w:rPr>
+          <w:lang w:eastAsia="en-US"/>
+        </w:rPr>
+        <w:t xml:space="preserve"> grandi.</w:t>
+      </w:r>
+    </w:p>
+    <w:p>
+      <w:pPr>
+        <w:rPr>
+          <w:lang w:eastAsia="en-US"/>
+        </w:rPr>
+      </w:pPr>
+    </w:p>
+    <w:p>
+      <w:pPr>
+        <w:rPr>
+          <w:lang w:eastAsia="en-US"/>
+        </w:rPr>
+      </w:pPr>
+      <w:r>
+        <w:rPr>
+          <w:lang w:eastAsia="en-US"/>
+        </w:rPr>
+        <w:t xml:space="preserve">La strategia adottata per l’analisi è risultata vincente, il fatto di ottimizzare </w:t>
+      </w:r>
+      <w:proofErr w:type="gramStart"/>
+      <w:r>
+        <w:rPr>
+          <w:lang w:eastAsia="en-US"/>
+        </w:rPr>
+        <w:t>anche il background</w:t>
+      </w:r>
+      <w:proofErr w:type="gramEnd"/>
+      <w:r>
+        <w:rPr>
+          <w:lang w:eastAsia="en-US"/>
+        </w:rPr>
+        <w:t xml:space="preserve"> dell’esperimento ovvero le cancellazioni e la gestione delle chiavi, oltre al calcolo della serie geometrica utilizzata per prendere esempi di grandezza equilibrata </w:t>
+      </w:r>
+      <w:proofErr w:type="gramStart"/>
+      <w:r>
+        <w:rPr>
+          <w:lang w:eastAsia="en-US"/>
+        </w:rPr>
+        <w:t>e</w:t>
+      </w:r>
+      <w:proofErr w:type="gramEnd"/>
+      <w:r>
+        <w:rPr>
+          <w:lang w:eastAsia="en-US"/>
+        </w:rPr>
+        <w:t xml:space="preserve"> evitando di calcolare troppi inserimenti per alberi molto grandi.</w:t>
+      </w:r>
+    </w:p>
+    <w:p>
+      <w:pPr>
+        <w:rPr>
+          <w:lang w:eastAsia="en-US"/>
+        </w:rPr>
+      </w:pPr>
+    </w:p>
+    <w:p>
       <w:r>
         <w:t>Nel complesso l’esperimento è stato svolto con successo, le classi sono corrette e rappresentano correttamente gli alberi, le classi “</w:t>
       </w:r>
@@ -4842,7 +5300,19 @@
         <w:t>I risultati ottenuti hanno soddisfatto le aspettative, infatti gli andamenti delle funzioni che descrivono l’inserimento di chiavi in alberi sempre più grandi per BST, RBT e AVL sono in scala logaritmica come ci si aspettava, questo confermato dal fatto che una volta portata l’ascissa in scala logaritmica le funzioni sono risultate lineari</w:t>
       </w:r>
       <w:r>
-        <w:t xml:space="preserve">. Si può confermare che la complessità delle procedure viste nella teoria sono state verificate anche dal lato pratico, su questo punto è stato notato un andamento logaritmico sugli inserimenti nel BST che apparentemente non concordava con la teoria, ma valutando un albero randomico si ricade con alta probabilità nel caso medio e di conseguenza anche questo risultato è pienamente corretto. </w:t>
+        <w:t xml:space="preserve">. Si può confermare che la complessità delle procedure viste nella teoria sono state verificate anche dal lato pratico, su questo punto è stato notato un andamento logaritmico sugli inserimenti nel BST che </w:t>
+      </w:r>
+      <w:r>
+        <w:t xml:space="preserve">solo </w:t>
+      </w:r>
+      <w:r>
+        <w:t xml:space="preserve">apparentemente non concordava con la teoria, ma valutando un albero randomico si ricade con alta probabilità nel caso medio e di conseguenza </w:t>
+      </w:r>
+      <w:r>
+        <w:t xml:space="preserve">il costo risulta logaritmico, </w:t>
+      </w:r>
+      <w:r>
+        <w:t xml:space="preserve">anche questo risultato è pienamente corretto. </w:t>
       </w:r>
     </w:p>
     <w:p>

--- a/Relazione_Progetto_ASD.docx
+++ b/Relazione_Progetto_ASD.docx
@@ -2623,36 +2623,9 @@
     </w:p>
     <w:p>
       <w:pPr>
-        <w:pStyle w:val="NormaleWeb"/>
-        <w:spacing w:before="0" w:beforeAutospacing="0" w:after="160" w:afterAutospacing="0"/>
-        <w:jc w:val="both"/>
-        <w:rPr>
-          <w:rFonts w:asciiTheme="minorHAnsi" w:hAnsiTheme="minorHAnsi" w:cstheme="minorHAnsi"/>
-          <w:color w:val="000000"/>
-          <w:sz w:val="22"/>
-          <w:szCs w:val="22"/>
-        </w:rPr>
-      </w:pPr>
-    </w:p>
-    <w:p>
-      <w:pPr>
-        <w:pStyle w:val="NormaleWeb"/>
-        <w:spacing w:before="0" w:beforeAutospacing="0" w:after="160" w:afterAutospacing="0"/>
-        <w:jc w:val="both"/>
-        <w:rPr>
-          <w:rFonts w:asciiTheme="minorHAnsi" w:hAnsiTheme="minorHAnsi" w:cstheme="minorHAnsi"/>
-          <w:color w:val="000000"/>
-          <w:sz w:val="22"/>
-          <w:szCs w:val="22"/>
-        </w:rPr>
-      </w:pPr>
-    </w:p>
-    <w:p>
-      <w:pPr>
         <w:pStyle w:val="Titolo1"/>
       </w:pPr>
       <w:r>
-        <w:lastRenderedPageBreak/>
         <w:t>4. Setup sperimentale</w:t>
       </w:r>
     </w:p>
@@ -3114,6 +3087,7 @@
           <w:sz w:val="22"/>
           <w:szCs w:val="22"/>
         </w:rPr>
+        <w:lastRenderedPageBreak/>
         <w:t xml:space="preserve">Per ogni valore di </w:t>
       </w:r>
       <w:r>
@@ -4029,6 +4003,48 @@
         <w:jc w:val="both"/>
         <w:rPr>
           <w:rFonts w:asciiTheme="minorHAnsi" w:hAnsiTheme="minorHAnsi" w:cstheme="minorHAnsi"/>
+          <w:color w:val="000000"/>
+          <w:sz w:val="22"/>
+          <w:szCs w:val="22"/>
+        </w:rPr>
+      </w:pPr>
+    </w:p>
+    <w:p>
+      <w:pPr>
+        <w:pStyle w:val="NormaleWeb"/>
+        <w:spacing w:before="0" w:beforeAutospacing="0" w:after="160" w:afterAutospacing="0"/>
+        <w:jc w:val="both"/>
+        <w:rPr>
+          <w:rFonts w:asciiTheme="minorHAnsi" w:hAnsiTheme="minorHAnsi" w:cstheme="minorHAnsi"/>
+          <w:color w:val="000000"/>
+          <w:sz w:val="22"/>
+          <w:szCs w:val="22"/>
+        </w:rPr>
+      </w:pPr>
+    </w:p>
+    <w:p>
+      <w:pPr>
+        <w:pStyle w:val="NormaleWeb"/>
+        <w:spacing w:before="0" w:beforeAutospacing="0" w:after="160" w:afterAutospacing="0"/>
+        <w:jc w:val="both"/>
+        <w:rPr>
+          <w:rFonts w:asciiTheme="minorHAnsi" w:hAnsiTheme="minorHAnsi" w:cstheme="minorHAnsi"/>
+          <w:color w:val="000000"/>
+          <w:sz w:val="22"/>
+          <w:szCs w:val="22"/>
+        </w:rPr>
+      </w:pPr>
+    </w:p>
+    <w:p>
+      <w:pPr>
+        <w:pStyle w:val="NormaleWeb"/>
+        <w:spacing w:before="0" w:beforeAutospacing="0" w:after="160" w:afterAutospacing="0"/>
+        <w:jc w:val="both"/>
+        <w:rPr>
+          <w:rFonts w:asciiTheme="minorHAnsi" w:hAnsiTheme="minorHAnsi" w:cstheme="minorHAnsi"/>
+          <w:color w:val="000000"/>
+          <w:sz w:val="22"/>
+          <w:szCs w:val="22"/>
         </w:rPr>
       </w:pPr>
     </w:p>
@@ -4096,7 +4112,7 @@
           <w14:ligatures w14:val="standardContextual"/>
         </w:rPr>
         <w:drawing>
-          <wp:inline distT="0" distB="0" distL="0" distR="0" wp14:anchorId="637BCA95" wp14:editId="77365E1E">
+          <wp:inline distT="0" distB="0" distL="0" distR="0" wp14:anchorId="637BCA95" wp14:editId="3CE23F1C">
             <wp:extent cx="5731510" cy="3804285"/>
             <wp:effectExtent l="0" t="0" r="0" b="5715"/>
             <wp:docPr id="159065407" name="Immagine 1" descr="Immagine che contiene testo, Diagramma, linea, schermata&#10;&#10;Il contenuto generato dall'IA potrebbe non essere corretto."/>
@@ -4548,7 +4564,7 @@
         </w:rPr>
         <w:lastRenderedPageBreak/>
         <w:drawing>
-          <wp:inline distT="0" distB="0" distL="0" distR="0" wp14:anchorId="4B0AE38D" wp14:editId="34212933">
+          <wp:inline distT="0" distB="0" distL="0" distR="0" wp14:anchorId="4B0AE38D" wp14:editId="65244E71">
             <wp:extent cx="5731510" cy="3805555"/>
             <wp:effectExtent l="0" t="0" r="0" b="4445"/>
             <wp:docPr id="38920972" name="Picture 1"/>
@@ -4686,10 +4702,10 @@
           <w14:ligatures w14:val="standardContextual"/>
         </w:rPr>
         <w:drawing>
-          <wp:inline distT="0" distB="0" distL="0" distR="0" wp14:anchorId="4DD6D85D" wp14:editId="78321373">
+          <wp:inline distT="0" distB="0" distL="0" distR="0" wp14:anchorId="3AA59FBD" wp14:editId="7799DF9C">
             <wp:extent cx="5731510" cy="3862070"/>
             <wp:effectExtent l="0" t="0" r="0" b="0"/>
-            <wp:docPr id="831653286" name="Immagine 2" descr="Immagine che contiene testo, schermata, Diagramma, linea&#10;&#10;Il contenuto generato dall'IA potrebbe non essere corretto."/>
+            <wp:docPr id="1354574285" name="Immagine 1" descr="Immagine che contiene testo, schermata, Diagramma, linea&#10;&#10;Il contenuto generato dall'IA potrebbe non essere corretto."/>
             <wp:cNvGraphicFramePr>
               <a:graphicFrameLocks xmlns:a="http://schemas.openxmlformats.org/drawingml/2006/main" noChangeAspect="1"/>
             </wp:cNvGraphicFramePr>
@@ -4697,7 +4713,7 @@
               <a:graphicData uri="http://schemas.openxmlformats.org/drawingml/2006/picture">
                 <pic:pic xmlns:pic="http://schemas.openxmlformats.org/drawingml/2006/picture">
                   <pic:nvPicPr>
-                    <pic:cNvPr id="831653286" name="Immagine 2" descr="Immagine che contiene testo, schermata, Diagramma, linea&#10;&#10;Il contenuto generato dall'IA potrebbe non essere corretto."/>
+                    <pic:cNvPr id="1354574285" name="Immagine 1" descr="Immagine che contiene testo, schermata, Diagramma, linea&#10;&#10;Il contenuto generato dall'IA potrebbe non essere corretto."/>
                     <pic:cNvPicPr/>
                   </pic:nvPicPr>
                   <pic:blipFill>
@@ -4831,7 +4847,7 @@
           <w14:ligatures w14:val="standardContextual"/>
         </w:rPr>
         <w:drawing>
-          <wp:inline distT="0" distB="0" distL="0" distR="0" wp14:anchorId="1A28BED1" wp14:editId="30CE5F7D">
+          <wp:inline distT="0" distB="0" distL="0" distR="0" wp14:anchorId="1A28BED1" wp14:editId="45F8DF43">
             <wp:extent cx="5731510" cy="3862070"/>
             <wp:effectExtent l="0" t="0" r="0" b="0"/>
             <wp:docPr id="1478246355" name="Immagine 4" descr="Immagine che contiene testo, schermata, Diagramma, linea&#10;&#10;Il contenuto generato dall'IA potrebbe non essere corretto."/>
@@ -4903,19 +4919,7 @@
         <w:rPr>
           <w:rFonts w:asciiTheme="minorHAnsi" w:hAnsiTheme="minorHAnsi" w:cstheme="minorHAnsi"/>
         </w:rPr>
-        <w:t xml:space="preserve"> In scala l</w:t>
-      </w:r>
-      <w:r>
-        <w:rPr>
-          <w:rFonts w:asciiTheme="minorHAnsi" w:hAnsiTheme="minorHAnsi" w:cstheme="minorHAnsi"/>
-        </w:rPr>
-        <w:t>ogaritmica</w:t>
-      </w:r>
-      <w:r>
-        <w:rPr>
-          <w:rFonts w:asciiTheme="minorHAnsi" w:hAnsiTheme="minorHAnsi" w:cstheme="minorHAnsi"/>
-        </w:rPr>
-        <w:t>, Macchina 2</w:t>
+        <w:t xml:space="preserve"> In scala logaritmica, Macchina 2</w:t>
       </w:r>
     </w:p>
     <w:p>
@@ -5191,6 +5195,282 @@
     </w:p>
     <w:p>
       <w:pPr>
+        <w:pStyle w:val="NormaleWeb"/>
+        <w:spacing w:before="0" w:beforeAutospacing="0" w:after="160" w:afterAutospacing="0"/>
+        <w:jc w:val="both"/>
+        <w:rPr>
+          <w:rFonts w:asciiTheme="minorHAnsi" w:hAnsiTheme="minorHAnsi" w:cstheme="minorHAnsi"/>
+          <w:sz w:val="22"/>
+          <w:szCs w:val="22"/>
+        </w:rPr>
+      </w:pPr>
+      <w:r>
+        <w:rPr>
+          <w:rFonts w:asciiTheme="minorHAnsi" w:hAnsiTheme="minorHAnsi" w:cstheme="minorHAnsi"/>
+          <w:sz w:val="22"/>
+          <w:szCs w:val="22"/>
+        </w:rPr>
+        <w:t>Invece possiamo trarre delle conclusioni riguardo alle differenze di sistema operativo utilizzato:</w:t>
+      </w:r>
+    </w:p>
+    <w:p>
+      <w:pPr>
+        <w:pStyle w:val="NormaleWeb"/>
+        <w:spacing w:before="0" w:beforeAutospacing="0" w:after="160" w:afterAutospacing="0"/>
+        <w:jc w:val="both"/>
+        <w:rPr>
+          <w:rFonts w:asciiTheme="minorHAnsi" w:hAnsiTheme="minorHAnsi" w:cstheme="minorHAnsi"/>
+          <w:sz w:val="22"/>
+          <w:szCs w:val="22"/>
+        </w:rPr>
+      </w:pPr>
+      <w:r>
+        <w:rPr>
+          <w:rFonts w:asciiTheme="minorHAnsi" w:hAnsiTheme="minorHAnsi" w:cstheme="minorHAnsi"/>
+          <w:sz w:val="22"/>
+          <w:szCs w:val="22"/>
+        </w:rPr>
+        <w:t>Si può notare dai grafici dei “picchi” in tutti e 4 i grafici</w:t>
+      </w:r>
+      <w:r>
+        <w:rPr>
+          <w:rFonts w:asciiTheme="minorHAnsi" w:hAnsiTheme="minorHAnsi" w:cstheme="minorHAnsi"/>
+          <w:sz w:val="22"/>
+          <w:szCs w:val="22"/>
+        </w:rPr>
+        <w:t xml:space="preserve"> e per tutte le strutture dati implementate</w:t>
+      </w:r>
+      <w:r>
+        <w:rPr>
+          <w:rFonts w:asciiTheme="minorHAnsi" w:hAnsiTheme="minorHAnsi" w:cstheme="minorHAnsi"/>
+          <w:sz w:val="22"/>
+          <w:szCs w:val="22"/>
+        </w:rPr>
+        <w:t>,</w:t>
+      </w:r>
+      <w:r>
+        <w:rPr>
+          <w:rFonts w:asciiTheme="minorHAnsi" w:hAnsiTheme="minorHAnsi" w:cstheme="minorHAnsi"/>
+          <w:sz w:val="22"/>
+          <w:szCs w:val="22"/>
+        </w:rPr>
+        <w:t xml:space="preserve"> per esempio alcuni “picchi” si trovano in figura 2: per </w:t>
+      </w:r>
+      <m:oMath>
+        <m:r>
+          <w:rPr>
+            <w:rFonts w:ascii="Cambria Math" w:hAnsi="Cambria Math" w:cstheme="minorHAnsi"/>
+            <w:sz w:val="22"/>
+            <w:szCs w:val="22"/>
+          </w:rPr>
+          <m:t>n = 4∙</m:t>
+        </m:r>
+        <m:sSup>
+          <m:sSupPr>
+            <m:ctrlPr>
+              <w:rPr>
+                <w:rFonts w:ascii="Cambria Math" w:hAnsi="Cambria Math" w:cstheme="minorHAnsi"/>
+                <w:i/>
+                <w:sz w:val="22"/>
+                <w:szCs w:val="22"/>
+              </w:rPr>
+            </m:ctrlPr>
+          </m:sSupPr>
+          <m:e>
+            <m:r>
+              <w:rPr>
+                <w:rFonts w:ascii="Cambria Math" w:hAnsi="Cambria Math" w:cstheme="minorHAnsi"/>
+                <w:sz w:val="22"/>
+                <w:szCs w:val="22"/>
+              </w:rPr>
+              <m:t>10</m:t>
+            </m:r>
+          </m:e>
+          <m:sup>
+            <m:r>
+              <w:rPr>
+                <w:rFonts w:ascii="Cambria Math" w:hAnsi="Cambria Math" w:cstheme="minorHAnsi"/>
+                <w:sz w:val="22"/>
+                <w:szCs w:val="22"/>
+              </w:rPr>
+              <m:t>4</m:t>
+            </m:r>
+          </m:sup>
+        </m:sSup>
+      </m:oMath>
+      <w:r>
+        <w:rPr>
+          <w:rFonts w:asciiTheme="minorHAnsi" w:hAnsiTheme="minorHAnsi" w:cstheme="minorHAnsi"/>
+          <w:sz w:val="22"/>
+          <w:szCs w:val="22"/>
+        </w:rPr>
+        <w:t xml:space="preserve"> in poi e in figura 4, molto meno presenti, un raro caso per </w:t>
+      </w:r>
+      <m:oMath>
+        <m:r>
+          <w:rPr>
+            <w:rFonts w:ascii="Cambria Math" w:hAnsi="Cambria Math" w:cstheme="minorHAnsi"/>
+            <w:sz w:val="22"/>
+            <w:szCs w:val="22"/>
+          </w:rPr>
+          <m:t xml:space="preserve">n = </m:t>
+        </m:r>
+        <m:sSup>
+          <m:sSupPr>
+            <m:ctrlPr>
+              <w:rPr>
+                <w:rFonts w:ascii="Cambria Math" w:hAnsi="Cambria Math" w:cstheme="minorHAnsi"/>
+                <w:i/>
+                <w:sz w:val="22"/>
+                <w:szCs w:val="22"/>
+              </w:rPr>
+            </m:ctrlPr>
+          </m:sSupPr>
+          <m:e>
+            <m:r>
+              <w:rPr>
+                <w:rFonts w:ascii="Cambria Math" w:hAnsi="Cambria Math" w:cstheme="minorHAnsi"/>
+                <w:sz w:val="22"/>
+                <w:szCs w:val="22"/>
+              </w:rPr>
+              <m:t>10</m:t>
+            </m:r>
+          </m:e>
+          <m:sup>
+            <m:r>
+              <w:rPr>
+                <w:rFonts w:ascii="Cambria Math" w:hAnsi="Cambria Math" w:cstheme="minorHAnsi"/>
+                <w:sz w:val="22"/>
+                <w:szCs w:val="22"/>
+              </w:rPr>
+              <m:t>5</m:t>
+            </m:r>
+          </m:sup>
+        </m:sSup>
+      </m:oMath>
+      <w:r>
+        <w:rPr>
+          <w:rFonts w:asciiTheme="minorHAnsi" w:hAnsiTheme="minorHAnsi" w:cstheme="minorHAnsi"/>
+          <w:sz w:val="22"/>
+          <w:szCs w:val="22"/>
+        </w:rPr>
+        <w:t xml:space="preserve"> (Ho considerato solo le scale logaritmiche, il cambio scala non influenza la natura dei dati).</w:t>
+      </w:r>
+    </w:p>
+    <w:p>
+      <w:pPr>
+        <w:pStyle w:val="NormaleWeb"/>
+        <w:spacing w:before="0" w:beforeAutospacing="0" w:after="160" w:afterAutospacing="0"/>
+        <w:jc w:val="both"/>
+        <w:rPr>
+          <w:rFonts w:asciiTheme="minorHAnsi" w:hAnsiTheme="minorHAnsi" w:cstheme="minorHAnsi"/>
+          <w:sz w:val="22"/>
+          <w:szCs w:val="22"/>
+        </w:rPr>
+      </w:pPr>
+      <w:r>
+        <w:rPr>
+          <w:rFonts w:asciiTheme="minorHAnsi" w:hAnsiTheme="minorHAnsi" w:cstheme="minorHAnsi"/>
+          <w:sz w:val="22"/>
+          <w:szCs w:val="22"/>
+        </w:rPr>
+        <w:t xml:space="preserve"> </w:t>
+      </w:r>
+      <w:r>
+        <w:rPr>
+          <w:rFonts w:asciiTheme="minorHAnsi" w:hAnsiTheme="minorHAnsi" w:cstheme="minorHAnsi"/>
+          <w:sz w:val="22"/>
+          <w:szCs w:val="22"/>
+        </w:rPr>
+        <w:t>I picchi</w:t>
+      </w:r>
+      <w:r>
+        <w:rPr>
+          <w:rFonts w:asciiTheme="minorHAnsi" w:hAnsiTheme="minorHAnsi" w:cstheme="minorHAnsi"/>
+          <w:sz w:val="22"/>
+          <w:szCs w:val="22"/>
+        </w:rPr>
+        <w:t xml:space="preserve"> sono probabilmente generati in generale per lo store di mancanze in memoria, oppure legate invece all’uso del Garbage </w:t>
+      </w:r>
+      <w:proofErr w:type="spellStart"/>
+      <w:r>
+        <w:rPr>
+          <w:rFonts w:asciiTheme="minorHAnsi" w:hAnsiTheme="minorHAnsi" w:cstheme="minorHAnsi"/>
+          <w:sz w:val="22"/>
+          <w:szCs w:val="22"/>
+        </w:rPr>
+        <w:t>Collector</w:t>
+      </w:r>
+      <w:proofErr w:type="spellEnd"/>
+      <w:r>
+        <w:rPr>
+          <w:rFonts w:asciiTheme="minorHAnsi" w:hAnsiTheme="minorHAnsi" w:cstheme="minorHAnsi"/>
+          <w:sz w:val="22"/>
+          <w:szCs w:val="22"/>
+        </w:rPr>
+        <w:t>. Si nota infatti che questi sono presenti tendenzialmente per alberi grandi, questo fa pensare ad un sovraccarico della cache e/o della memoria principale, questo porta delle perdite in prestazioni e di conseguenza il tempo di inserimento aumenta nettamente.</w:t>
+      </w:r>
+    </w:p>
+    <w:p>
+      <w:pPr>
+        <w:pStyle w:val="NormaleWeb"/>
+        <w:spacing w:before="0" w:beforeAutospacing="0" w:after="160" w:afterAutospacing="0"/>
+        <w:jc w:val="both"/>
+        <w:rPr>
+          <w:rFonts w:asciiTheme="minorHAnsi" w:hAnsiTheme="minorHAnsi" w:cstheme="minorHAnsi"/>
+          <w:sz w:val="22"/>
+          <w:szCs w:val="22"/>
+        </w:rPr>
+      </w:pPr>
+      <w:r>
+        <w:rPr>
+          <w:rFonts w:asciiTheme="minorHAnsi" w:hAnsiTheme="minorHAnsi" w:cstheme="minorHAnsi"/>
+          <w:sz w:val="22"/>
+          <w:szCs w:val="22"/>
+        </w:rPr>
+        <w:t xml:space="preserve">Come citato prima il fatto che questi </w:t>
+      </w:r>
+      <w:proofErr w:type="gramStart"/>
+      <w:r>
+        <w:rPr>
+          <w:rFonts w:asciiTheme="minorHAnsi" w:hAnsiTheme="minorHAnsi" w:cstheme="minorHAnsi"/>
+          <w:sz w:val="22"/>
+          <w:szCs w:val="22"/>
+        </w:rPr>
+        <w:t>siano</w:t>
+      </w:r>
+      <w:proofErr w:type="gramEnd"/>
+      <w:r>
+        <w:rPr>
+          <w:rFonts w:asciiTheme="minorHAnsi" w:hAnsiTheme="minorHAnsi" w:cstheme="minorHAnsi"/>
+          <w:sz w:val="22"/>
+          <w:szCs w:val="22"/>
+        </w:rPr>
+        <w:t xml:space="preserve"> molto meno presenti in </w:t>
+      </w:r>
+      <w:r>
+        <w:rPr>
+          <w:rFonts w:asciiTheme="minorHAnsi" w:hAnsiTheme="minorHAnsi" w:cstheme="minorHAnsi"/>
+          <w:sz w:val="22"/>
+          <w:szCs w:val="22"/>
+        </w:rPr>
+        <w:t>Figura 4 rispetto alla Figura 2, ci dice che probabilmente, se l’intuizione soprastante è corretta, la macchina 2 gestisce meglio la memoria, oppure il fatto di avere 8GB di memoria disponibile in più fa si che i “picchi” in questo caso non si verifichino.</w:t>
+      </w:r>
+    </w:p>
+    <w:p>
+      <w:pPr>
+        <w:pStyle w:val="NormaleWeb"/>
+        <w:spacing w:before="0" w:beforeAutospacing="0" w:after="160" w:afterAutospacing="0"/>
+        <w:jc w:val="both"/>
+        <w:rPr>
+          <w:rFonts w:asciiTheme="minorHAnsi" w:hAnsiTheme="minorHAnsi" w:cstheme="minorHAnsi"/>
+          <w:sz w:val="22"/>
+          <w:szCs w:val="22"/>
+        </w:rPr>
+      </w:pPr>
+    </w:p>
+    <w:p>
+      <w:pPr>
         <w:pStyle w:val="Titolo1"/>
       </w:pPr>
       <w:r>
@@ -5361,7 +5641,33 @@
       <w:r>
         <w:t xml:space="preserve"> rallenta molto il procedimento.</w:t>
       </w:r>
-    </w:p>
+      <w:r>
+        <w:t xml:space="preserve"> Inoltre, un’altra osservazione è </w:t>
+      </w:r>
+      <w:r>
+        <w:lastRenderedPageBreak/>
+        <w:t>quella dei ‘picchi’ nei grafici ai quali è stata attribuita una spiegazione plausibile e che può essere analizzata più a fondo tenendo traccia delle istanze in memoria e confermata.</w:t>
+      </w:r>
+      <w:r>
+        <w:t xml:space="preserve"> Evinciamo quindi nuovamente la superiorità della macchina </w:t>
+      </w:r>
+      <w:proofErr w:type="gramStart"/>
+      <w:r>
+        <w:t>2</w:t>
+      </w:r>
+      <w:proofErr w:type="gramEnd"/>
+      <w:r>
+        <w:t xml:space="preserve"> in prestazioni.</w:t>
+      </w:r>
+    </w:p>
+    <w:p/>
+    <w:p>
+      <w:r>
+        <w:t>In generale questo progetto ha evidenziato il confronto di 3 strutture dati e in particolare di una delle operazioni che le caratterizza e in background anche un confronto tra le prestazioni delle due macchine proprio su queste operazioni.</w:t>
+      </w:r>
+    </w:p>
+    <w:p/>
+    <w:p/>
     <w:p/>
     <w:p/>
     <w:sectPr>

--- a/Relazione_Progetto_ASD.docx
+++ b/Relazione_Progetto_ASD.docx
@@ -1563,16 +1563,52 @@
           <w:sz w:val="22"/>
           <w:szCs w:val="22"/>
         </w:rPr>
-        <w:t>Ad</w:t>
-      </w:r>
-      <w:r>
-        <w:rPr>
-          <w:rFonts w:asciiTheme="minorHAnsi" w:hAnsiTheme="minorHAnsi" w:cstheme="minorHAnsi"/>
-          <w:color w:val="000000"/>
-          <w:sz w:val="22"/>
-          <w:szCs w:val="22"/>
-        </w:rPr>
-        <w:t xml:space="preserve"> ogni istanza di TreeNode viene associato l'attributo height. La funzione di supporto height(node) interroga questo attributo: se esso contiene un valore numerico valido, questo viene restituito immediatamente in tempo costante </w:t>
+        <w:t xml:space="preserve">La funzione di supporto height(node) interroga </w:t>
+      </w:r>
+      <w:r>
+        <w:rPr>
+          <w:rFonts w:asciiTheme="minorHAnsi" w:hAnsiTheme="minorHAnsi" w:cstheme="minorHAnsi"/>
+          <w:color w:val="000000"/>
+          <w:sz w:val="22"/>
+          <w:szCs w:val="22"/>
+        </w:rPr>
+        <w:t>l’</w:t>
+      </w:r>
+      <w:r>
+        <w:rPr>
+          <w:rFonts w:asciiTheme="minorHAnsi" w:hAnsiTheme="minorHAnsi" w:cstheme="minorHAnsi"/>
+          <w:color w:val="000000"/>
+          <w:sz w:val="22"/>
+          <w:szCs w:val="22"/>
+        </w:rPr>
+        <w:t>attributo</w:t>
+      </w:r>
+      <w:r>
+        <w:rPr>
+          <w:rFonts w:asciiTheme="minorHAnsi" w:hAnsiTheme="minorHAnsi" w:cstheme="minorHAnsi"/>
+          <w:color w:val="000000"/>
+          <w:sz w:val="22"/>
+          <w:szCs w:val="22"/>
+        </w:rPr>
+        <w:t xml:space="preserve"> </w:t>
+      </w:r>
+      <w:r>
+        <w:rPr>
+          <w:rFonts w:asciiTheme="minorHAnsi" w:hAnsiTheme="minorHAnsi" w:cstheme="minorHAnsi"/>
+          <w:color w:val="000000"/>
+          <w:sz w:val="22"/>
+          <w:szCs w:val="22"/>
+        </w:rPr>
+        <w:t>height</w:t>
+      </w:r>
+      <w:r>
+        <w:rPr>
+          <w:rFonts w:asciiTheme="minorHAnsi" w:hAnsiTheme="minorHAnsi" w:cstheme="minorHAnsi"/>
+          <w:color w:val="000000"/>
+          <w:sz w:val="22"/>
+          <w:szCs w:val="22"/>
+        </w:rPr>
+        <w:t xml:space="preserve">: se esso contiene un valore numerico valido, questo viene restituito immediatamente in tempo costante </w:t>
       </w:r>
       <w:proofErr w:type="gramStart"/>
       <w:r>
@@ -1880,7 +1916,7 @@
           <w:sz w:val="22"/>
           <w:szCs w:val="22"/>
         </w:rPr>
-        <w:t xml:space="preserve">Attraverso la funzione di supporto color(node) e il costrutto Python getattr(node, "color", "black"), i puntatori None vengono </w:t>
+        <w:t xml:space="preserve">Attraverso la funzione di supporto color(node) e il costrutto getattr(node, "color", "black"), i puntatori None vengono </w:t>
       </w:r>
       <w:r>
         <w:rPr>
@@ -2623,9 +2659,36 @@
     </w:p>
     <w:p>
       <w:pPr>
+        <w:pStyle w:val="NormaleWeb"/>
+        <w:spacing w:before="0" w:beforeAutospacing="0" w:after="160" w:afterAutospacing="0"/>
+        <w:jc w:val="both"/>
+        <w:rPr>
+          <w:rFonts w:asciiTheme="minorHAnsi" w:hAnsiTheme="minorHAnsi" w:cstheme="minorHAnsi"/>
+          <w:color w:val="000000"/>
+          <w:sz w:val="22"/>
+          <w:szCs w:val="22"/>
+        </w:rPr>
+      </w:pPr>
+    </w:p>
+    <w:p>
+      <w:pPr>
+        <w:pStyle w:val="NormaleWeb"/>
+        <w:spacing w:before="0" w:beforeAutospacing="0" w:after="160" w:afterAutospacing="0"/>
+        <w:jc w:val="both"/>
+        <w:rPr>
+          <w:rFonts w:asciiTheme="minorHAnsi" w:hAnsiTheme="minorHAnsi" w:cstheme="minorHAnsi"/>
+          <w:color w:val="000000"/>
+          <w:sz w:val="22"/>
+          <w:szCs w:val="22"/>
+        </w:rPr>
+      </w:pPr>
+    </w:p>
+    <w:p>
+      <w:pPr>
         <w:pStyle w:val="Titolo1"/>
       </w:pPr>
       <w:r>
+        <w:lastRenderedPageBreak/>
         <w:t>4. Setup sperimentale</w:t>
       </w:r>
     </w:p>
@@ -3087,7 +3150,6 @@
           <w:sz w:val="22"/>
           <w:szCs w:val="22"/>
         </w:rPr>
-        <w:lastRenderedPageBreak/>
         <w:t xml:space="preserve">Per ogni valore di </w:t>
       </w:r>
       <w:r>
@@ -3754,27 +3816,7 @@
           <w:sz w:val="22"/>
           <w:szCs w:val="22"/>
         </w:rPr>
-        <w:t xml:space="preserve">La prima macchina su cui è stato eseguito il codice ha un processore a 8 core, 16 </w:t>
-      </w:r>
-      <w:proofErr w:type="spellStart"/>
-      <w:r>
-        <w:rPr>
-          <w:rFonts w:asciiTheme="minorHAnsi" w:hAnsiTheme="minorHAnsi" w:cstheme="minorHAnsi"/>
-          <w:color w:val="000000"/>
-          <w:sz w:val="22"/>
-          <w:szCs w:val="22"/>
-        </w:rPr>
-        <w:t>threads</w:t>
-      </w:r>
-      <w:proofErr w:type="spellEnd"/>
-      <w:r>
-        <w:rPr>
-          <w:rFonts w:asciiTheme="minorHAnsi" w:hAnsiTheme="minorHAnsi" w:cstheme="minorHAnsi"/>
-          <w:color w:val="000000"/>
-          <w:sz w:val="22"/>
-          <w:szCs w:val="22"/>
-        </w:rPr>
-        <w:t xml:space="preserve">, una frequenza di clock di 3,6 GHz, una cache L2 da 4MB e una L3 da 32MB. Per quanto riguarda la memoria RAM da 16GB, con frequenza 3200MHz. Il sistema operativo </w:t>
+        <w:t xml:space="preserve">La prima macchina su cui è stato eseguito il codice ha un processore a 8 core, 16 threads, una frequenza di clock di 3,6 GHz, una cache L2 da 4MB e una L3 da 32MB. Per quanto riguarda la memoria RAM da 16GB, con frequenza 3200MHz. Il sistema operativo </w:t>
       </w:r>
       <w:proofErr w:type="gramStart"/>
       <w:r>
@@ -3883,27 +3925,7 @@
           <w:sz w:val="22"/>
           <w:szCs w:val="22"/>
         </w:rPr>
-        <w:t xml:space="preserve">Per entrambe le macchine è stata installata la versione 3.13 di </w:t>
-      </w:r>
-      <w:proofErr w:type="spellStart"/>
-      <w:r>
-        <w:rPr>
-          <w:rFonts w:asciiTheme="minorHAnsi" w:hAnsiTheme="minorHAnsi" w:cstheme="minorHAnsi"/>
-          <w:color w:val="000000"/>
-          <w:sz w:val="22"/>
-          <w:szCs w:val="22"/>
-        </w:rPr>
-        <w:t>python</w:t>
-      </w:r>
-      <w:proofErr w:type="spellEnd"/>
-      <w:r>
-        <w:rPr>
-          <w:rFonts w:asciiTheme="minorHAnsi" w:hAnsiTheme="minorHAnsi" w:cstheme="minorHAnsi"/>
-          <w:color w:val="000000"/>
-          <w:sz w:val="22"/>
-          <w:szCs w:val="22"/>
-        </w:rPr>
-        <w:t>.</w:t>
+        <w:t>Per entrambe le macchine è stata installata la versione 3.13 di python.</w:t>
       </w:r>
     </w:p>
     <w:p>
@@ -3956,45 +3978,6 @@
         </w:rPr>
         <w:t>, dato che CPU e RAM sono nettamente superiori in prestazioni alla prima, ma anche il sistema operativo è un fattore da tenere in considerazione.</w:t>
       </w:r>
-    </w:p>
-    <w:p>
-      <w:pPr>
-        <w:pStyle w:val="NormaleWeb"/>
-        <w:spacing w:before="0" w:beforeAutospacing="0" w:after="160" w:afterAutospacing="0"/>
-        <w:jc w:val="both"/>
-        <w:rPr>
-          <w:rFonts w:asciiTheme="minorHAnsi" w:hAnsiTheme="minorHAnsi" w:cstheme="minorHAnsi"/>
-          <w:color w:val="000000"/>
-          <w:sz w:val="22"/>
-          <w:szCs w:val="22"/>
-        </w:rPr>
-      </w:pPr>
-    </w:p>
-    <w:p>
-      <w:pPr>
-        <w:pStyle w:val="NormaleWeb"/>
-        <w:spacing w:before="0" w:beforeAutospacing="0" w:after="160" w:afterAutospacing="0"/>
-        <w:jc w:val="both"/>
-        <w:rPr>
-          <w:rFonts w:asciiTheme="minorHAnsi" w:hAnsiTheme="minorHAnsi" w:cstheme="minorHAnsi"/>
-          <w:color w:val="000000"/>
-          <w:sz w:val="22"/>
-          <w:szCs w:val="22"/>
-        </w:rPr>
-      </w:pPr>
-    </w:p>
-    <w:p>
-      <w:pPr>
-        <w:pStyle w:val="NormaleWeb"/>
-        <w:spacing w:before="0" w:beforeAutospacing="0" w:after="160" w:afterAutospacing="0"/>
-        <w:jc w:val="both"/>
-        <w:rPr>
-          <w:rFonts w:asciiTheme="minorHAnsi" w:hAnsiTheme="minorHAnsi" w:cstheme="minorHAnsi"/>
-          <w:color w:val="000000"/>
-          <w:sz w:val="22"/>
-          <w:szCs w:val="22"/>
-        </w:rPr>
-      </w:pPr>
     </w:p>
     <w:p>
       <w:pPr>
@@ -4112,7 +4095,7 @@
           <w14:ligatures w14:val="standardContextual"/>
         </w:rPr>
         <w:drawing>
-          <wp:inline distT="0" distB="0" distL="0" distR="0" wp14:anchorId="637BCA95" wp14:editId="3CE23F1C">
+          <wp:inline distT="0" distB="0" distL="0" distR="0" wp14:anchorId="637BCA95" wp14:editId="426D5915">
             <wp:extent cx="5731510" cy="3804285"/>
             <wp:effectExtent l="0" t="0" r="0" b="5715"/>
             <wp:docPr id="159065407" name="Immagine 1" descr="Immagine che contiene testo, Diagramma, linea, schermata&#10;&#10;Il contenuto generato dall'IA potrebbe non essere corretto."/>
@@ -4564,7 +4547,7 @@
         </w:rPr>
         <w:lastRenderedPageBreak/>
         <w:drawing>
-          <wp:inline distT="0" distB="0" distL="0" distR="0" wp14:anchorId="4B0AE38D" wp14:editId="65244E71">
+          <wp:inline distT="0" distB="0" distL="0" distR="0" wp14:anchorId="4B0AE38D" wp14:editId="7F217AB4">
             <wp:extent cx="5731510" cy="3805555"/>
             <wp:effectExtent l="0" t="0" r="0" b="4445"/>
             <wp:docPr id="38920972" name="Picture 1"/>
@@ -4702,7 +4685,7 @@
           <w14:ligatures w14:val="standardContextual"/>
         </w:rPr>
         <w:drawing>
-          <wp:inline distT="0" distB="0" distL="0" distR="0" wp14:anchorId="3AA59FBD" wp14:editId="7799DF9C">
+          <wp:inline distT="0" distB="0" distL="0" distR="0" wp14:anchorId="3AA59FBD" wp14:editId="2614983F">
             <wp:extent cx="5731510" cy="3862070"/>
             <wp:effectExtent l="0" t="0" r="0" b="0"/>
             <wp:docPr id="1354574285" name="Immagine 1" descr="Immagine che contiene testo, schermata, Diagramma, linea&#10;&#10;Il contenuto generato dall'IA potrebbe non essere corretto."/>
@@ -4847,7 +4830,7 @@
           <w14:ligatures w14:val="standardContextual"/>
         </w:rPr>
         <w:drawing>
-          <wp:inline distT="0" distB="0" distL="0" distR="0" wp14:anchorId="1A28BED1" wp14:editId="45F8DF43">
+          <wp:inline distT="0" distB="0" distL="0" distR="0" wp14:anchorId="1A28BED1" wp14:editId="1584E367">
             <wp:extent cx="5731510" cy="3862070"/>
             <wp:effectExtent l="0" t="0" r="0" b="0"/>
             <wp:docPr id="1478246355" name="Immagine 4" descr="Immagine che contiene testo, schermata, Diagramma, linea&#10;&#10;Il contenuto generato dall'IA potrebbe non essere corretto."/>
@@ -5428,25 +5411,7 @@
           <w:sz w:val="22"/>
           <w:szCs w:val="22"/>
         </w:rPr>
-        <w:t xml:space="preserve">Come citato prima il fatto che questi </w:t>
-      </w:r>
-      <w:proofErr w:type="gramStart"/>
-      <w:r>
-        <w:rPr>
-          <w:rFonts w:asciiTheme="minorHAnsi" w:hAnsiTheme="minorHAnsi" w:cstheme="minorHAnsi"/>
-          <w:sz w:val="22"/>
-          <w:szCs w:val="22"/>
-        </w:rPr>
-        <w:t>siano</w:t>
-      </w:r>
-      <w:proofErr w:type="gramEnd"/>
-      <w:r>
-        <w:rPr>
-          <w:rFonts w:asciiTheme="minorHAnsi" w:hAnsiTheme="minorHAnsi" w:cstheme="minorHAnsi"/>
-          <w:sz w:val="22"/>
-          <w:szCs w:val="22"/>
-        </w:rPr>
-        <w:t xml:space="preserve"> molto meno presenti in </w:t>
+        <w:t xml:space="preserve">Come citato prima il fatto che questi siano molto meno presenti in </w:t>
       </w:r>
       <w:r>
         <w:rPr>
@@ -5490,149 +5455,86 @@
         <w:rPr>
           <w:lang w:eastAsia="en-US"/>
         </w:rPr>
-        <w:t xml:space="preserve">In conclusione, l’esperimento ha permesso di analizzare il comportamento prestazionale di tre differenti alberi binari di ricerca: BST, RBT e AVL. Valutandone il costo medio di inserimento di una chiave in alberi sempre </w:t>
-      </w:r>
-      <w:proofErr w:type="spellStart"/>
-      <w:r>
+        <w:t>In conclusione, l’esperimento ha permesso di analizzare il comportamento prestazionale di tre differenti alberi binari di ricerca: BST, RBT e AVL. Valutandone il costo medio di inserimento di una chiave in alberi sempre piú grandi.</w:t>
+      </w:r>
+    </w:p>
+    <w:p>
+      <w:pPr>
         <w:rPr>
           <w:lang w:eastAsia="en-US"/>
         </w:rPr>
-        <w:t>piú</w:t>
-      </w:r>
-      <w:proofErr w:type="spellEnd"/>
-      <w:r>
+      </w:pPr>
+    </w:p>
+    <w:p>
+      <w:r>
+        <w:t>La strategia adottata per l'analisi è risultata vincente: l'aver ottimizzato l'infrastruttura dell'esperimento, ovvero le cancellazioni e la gestione delle chiavi, si è unito all'uso di una progressione geometrica per campionare dimensioni equilibrate, evitando così di calcolare un numero eccessivo di inserimenti sugli alberi più grandi.</w:t>
+      </w:r>
+    </w:p>
+    <w:p>
+      <w:pPr>
         <w:rPr>
           <w:lang w:eastAsia="en-US"/>
         </w:rPr>
-        <w:t xml:space="preserve"> grandi.</w:t>
-      </w:r>
-    </w:p>
-    <w:p>
-      <w:pPr>
-        <w:rPr>
-          <w:lang w:eastAsia="en-US"/>
-        </w:rPr>
-      </w:pPr>
-    </w:p>
-    <w:p>
-      <w:pPr>
-        <w:rPr>
-          <w:lang w:eastAsia="en-US"/>
-        </w:rPr>
-      </w:pPr>
-      <w:r>
-        <w:rPr>
-          <w:lang w:eastAsia="en-US"/>
-        </w:rPr>
-        <w:t xml:space="preserve">La strategia adottata per l’analisi è risultata vincente, il fatto di ottimizzare </w:t>
+      </w:pPr>
+    </w:p>
+    <w:p>
+      <w:r>
+        <w:t>Nel complesso l’esperimento è stato svolto con successo, le classi sono corrette e rappresentano correttamente gli alberi, le classi “helper” sono state progettate e realizzate con successo, la gestione delle chiavi è corretta e i dati sono stati raccolti e analizzati.</w:t>
+      </w:r>
+    </w:p>
+    <w:p>
+      <w:r>
+        <w:t>I risultati ottenuti hanno soddisfatto le aspettative, infatti gli andamenti delle funzioni che descrivono l’inserimento di chiavi in alberi sempre più grandi per BST, RBT e AVL sono in scala logaritmica come ci si aspettava, questo confermato dal fatto che una volta portata l’ascissa in scala logaritmica le funzioni sono risultate lineari</w:t>
+      </w:r>
+      <w:r>
+        <w:t xml:space="preserve">. Si può confermare che la complessità delle procedure viste nella teoria sono state verificate anche dal lato pratico, su questo punto è stato notato un andamento logaritmico sugli inserimenti nel BST che </w:t>
+      </w:r>
+      <w:r>
+        <w:t xml:space="preserve">solo </w:t>
+      </w:r>
+      <w:r>
+        <w:t xml:space="preserve">apparentemente non concordava con la teoria, ma valutando un albero randomico si ricade con alta probabilità nel caso medio e di conseguenza </w:t>
+      </w:r>
+      <w:r>
+        <w:t xml:space="preserve">il costo risulta logaritmico, </w:t>
+      </w:r>
+      <w:r>
+        <w:t xml:space="preserve">anche questo risultato è pienamente corretto. </w:t>
+      </w:r>
+    </w:p>
+    <w:p>
+      <w:r>
+        <w:t xml:space="preserve">Per quanto riguarda l’esecuzione su due macchine diverse, le caratteristiche tecniche della macchina 1 (Windows) erano inferiori e questo è stato confermato dall’esperimento, </w:t>
+      </w:r>
+      <w:r>
+        <w:t>come scritto sopra, su tutti e tre i tipi di albero binario c’è una differenza di circa un ordine di grandezza, probabilmente questo dovuto alle performance della CPU e alla dimensione della RAM.</w:t>
+      </w:r>
+    </w:p>
+    <w:p>
+      <w:r>
+        <w:t xml:space="preserve">Si è notato che gli AVL in generale hanno un tempo di inserimento maggiore, questo dovuto </w:t>
+      </w:r>
+      <w:r>
+        <w:t>all’implementazione; infatti,</w:t>
+      </w:r>
+      <w:r>
+        <w:t xml:space="preserve"> ad ogni inserimento il fatto di invalidare e ricalcolare l’altezza di un certo numero di nodi e il fatto che l’altezza non viene mantenuta come attributo del nodo</w:t>
+      </w:r>
+      <w:r>
+        <w:t>,</w:t>
+      </w:r>
+      <w:r>
+        <w:t xml:space="preserve"> ma </w:t>
+      </w:r>
+      <w:r>
+        <w:t xml:space="preserve">ottenuta </w:t>
+      </w:r>
+      <w:r>
+        <w:t xml:space="preserve">con la funzione </w:t>
       </w:r>
       <w:proofErr w:type="gramStart"/>
       <w:r>
-        <w:rPr>
-          <w:lang w:eastAsia="en-US"/>
-        </w:rPr>
-        <w:t>anche il background</w:t>
-      </w:r>
-      <w:proofErr w:type="gramEnd"/>
-      <w:r>
-        <w:rPr>
-          <w:lang w:eastAsia="en-US"/>
-        </w:rPr>
-        <w:t xml:space="preserve"> dell’esperimento ovvero le cancellazioni e la gestione delle chiavi, oltre al calcolo della serie geometrica utilizzata per prendere esempi di grandezza equilibrata </w:t>
-      </w:r>
-      <w:proofErr w:type="gramStart"/>
-      <w:r>
-        <w:rPr>
-          <w:lang w:eastAsia="en-US"/>
-        </w:rPr>
-        <w:t>e</w:t>
-      </w:r>
-      <w:proofErr w:type="gramEnd"/>
-      <w:r>
-        <w:rPr>
-          <w:lang w:eastAsia="en-US"/>
-        </w:rPr>
-        <w:t xml:space="preserve"> evitando di calcolare troppi inserimenti per alberi molto grandi.</w:t>
-      </w:r>
-    </w:p>
-    <w:p>
-      <w:pPr>
-        <w:rPr>
-          <w:lang w:eastAsia="en-US"/>
-        </w:rPr>
-      </w:pPr>
-    </w:p>
-    <w:p>
-      <w:r>
-        <w:t>Nel complesso l’esperimento è stato svolto con successo, le classi sono corrette e rappresentano correttamente gli alberi, le classi “</w:t>
-      </w:r>
-      <w:proofErr w:type="spellStart"/>
-      <w:r>
-        <w:t>helper</w:t>
-      </w:r>
-      <w:proofErr w:type="spellEnd"/>
-      <w:r>
-        <w:t>” sono state progettate e realizzate con successo, la gestione delle chiavi è corretta e i dati sono stati raccolti e analizzati.</w:t>
-      </w:r>
-    </w:p>
-    <w:p>
-      <w:r>
-        <w:t>I risultati ottenuti hanno soddisfatto le aspettative, infatti gli andamenti delle funzioni che descrivono l’inserimento di chiavi in alberi sempre più grandi per BST, RBT e AVL sono in scala logaritmica come ci si aspettava, questo confermato dal fatto che una volta portata l’ascissa in scala logaritmica le funzioni sono risultate lineari</w:t>
-      </w:r>
-      <w:r>
-        <w:t xml:space="preserve">. Si può confermare che la complessità delle procedure viste nella teoria sono state verificate anche dal lato pratico, su questo punto è stato notato un andamento logaritmico sugli inserimenti nel BST che </w:t>
-      </w:r>
-      <w:r>
-        <w:t xml:space="preserve">solo </w:t>
-      </w:r>
-      <w:r>
-        <w:t xml:space="preserve">apparentemente non concordava con la teoria, ma valutando un albero randomico si ricade con alta probabilità nel caso medio e di conseguenza </w:t>
-      </w:r>
-      <w:r>
-        <w:t xml:space="preserve">il costo risulta logaritmico, </w:t>
-      </w:r>
-      <w:r>
-        <w:t xml:space="preserve">anche questo risultato è pienamente corretto. </w:t>
-      </w:r>
-    </w:p>
-    <w:p>
-      <w:r>
-        <w:t xml:space="preserve">Per quanto riguarda l’esecuzione su due macchine diverse, le caratteristiche tecniche della macchina 1 (Windows) erano inferiori e questo è stato confermato dall’esperimento, </w:t>
-      </w:r>
-      <w:r>
-        <w:t>come scritto sopra, su tutti e tre i tipi di albero binario c’è una differenza di circa un ordine di grandezza, probabilmente questo dovuto alle performance della CPU e alla dimensione della RAM.</w:t>
-      </w:r>
-    </w:p>
-    <w:p>
-      <w:r>
-        <w:t xml:space="preserve">Si è notato che gli AVL in generale hanno un tempo di inserimento maggiore, questo dovuto </w:t>
-      </w:r>
-      <w:r>
-        <w:t>all’implementazione; infatti,</w:t>
-      </w:r>
-      <w:r>
-        <w:t xml:space="preserve"> ad ogni inserimento il fatto di invalidare e ricalcolare l’altezza di un certo numero di nodi e il fatto che l’altezza non viene mantenuta come attributo del nodo</w:t>
-      </w:r>
-      <w:r>
-        <w:t>,</w:t>
-      </w:r>
-      <w:r>
-        <w:t xml:space="preserve"> ma </w:t>
-      </w:r>
-      <w:r>
-        <w:t xml:space="preserve">ottenuta </w:t>
-      </w:r>
-      <w:r>
-        <w:t xml:space="preserve">con la funzione </w:t>
-      </w:r>
-      <w:proofErr w:type="spellStart"/>
-      <w:proofErr w:type="gramStart"/>
-      <w:r>
-        <w:t>getAttr</w:t>
-      </w:r>
-      <w:proofErr w:type="spellEnd"/>
-      <w:r>
-        <w:t>(</w:t>
+        <w:t>getAttr(</w:t>
       </w:r>
       <w:proofErr w:type="gramEnd"/>
       <w:r>
@@ -5663,10 +5565,17 @@
     <w:p/>
     <w:p>
       <w:r>
-        <w:t>In generale questo progetto ha evidenziato il confronto di 3 strutture dati e in particolare di una delle operazioni che le caratterizza e in background anche un confronto tra le prestazioni delle due macchine proprio su queste operazioni.</w:t>
-      </w:r>
-    </w:p>
-    <w:p/>
+        <w:t xml:space="preserve">In generale questo progetto ha evidenziato il confronto di </w:t>
+      </w:r>
+      <w:proofErr w:type="gramStart"/>
+      <w:r>
+        <w:t>3</w:t>
+      </w:r>
+      <w:proofErr w:type="gramEnd"/>
+      <w:r>
+        <w:t xml:space="preserve"> strutture dati e in particolare di una delle operazioni che le caratterizza e in background anche un confronto tra le prestazioni delle due macchine proprio su queste operazioni.</w:t>
+      </w:r>
+    </w:p>
     <w:p/>
     <w:p/>
     <w:p/>
